--- a/VEM/Phan_tich_VEM_Coolmate_theo_mau_MoMo3.docx
+++ b/VEM/Phan_tich_VEM_Coolmate_theo_mau_MoMo3.docx
@@ -1113,7 +1113,7 @@
         <w:rPr>
           <w:i/>
         </w:rPr>
-        <w:t>Vào thời điểm Coolmate ra đời (2019), nam giới Việt Nam gặp vấn đề gì khi mua trang phục cơ bản? Nhu cầu đó có đủ lớn và cấp thiết để một doanh nghiệp khởi nghiệp theo đuổi không?</w:t>
+        <w:t>Vào thời điểm Coolmate ra đời (2019), người tiêu dùng – đặc biệt là nam giới – có nhu cầu gì khi mua trang phục? Có dữ liệu khảo sát và thị trường nào chứng minh nhu cầu đó lớn và cấp thiết?</w:t>
       </w:r>
     </w:p>
     <w:p>
@@ -1124,7 +1124,7 @@
         <w:rPr>
           <w:i/>
         </w:rPr>
-        <w:t>Lưu ý về phạm vi: phần này phân tích nhu cầu thị trường ở giai đoạn khởi nghiệp của Coolmate (khoảng 2017–2019). Số liệu các năm sau chỉ được dùng để kiểm chứng nhu cầu đó có thực sự tồn tại hay không.</w:t>
+        <w:t>Lưu ý về phạm vi: phần này phân tích nhu cầu ở giai đoạn khởi nghiệp của Coolmate (khoảng 2017–2019), dựa trên các khảo sát người tiêu dùng và số liệu thị trường được công bố. Dữ liệu các năm sau chỉ dùng để kiểm chứng.</w:t>
       </w:r>
     </w:p>
     <w:p>
@@ -1135,7 +1135,7 @@
         <w:rPr>
           <w:i w:val="0"/>
         </w:rPr>
-        <w:t>a) Bối cảnh: mua sắm trực tuyến bùng nổ</w:t>
+        <w:t>a) Dữ liệu khảo sát: thời trang là nhu cầu mua sắm trực tuyến hàng đầu</w:t>
       </w:r>
     </w:p>
     <w:p>
@@ -1146,7 +1146,428 @@
         <w:rPr>
           <w:i w:val="0"/>
         </w:rPr>
-        <w:t>Năm 2019 – năm Coolmate ra đời – là thời điểm thương mại điện tử Việt Nam tăng tốc mạnh. Theo Sách trắng thương mại điện tử của Bộ Công Thương, doanh số bán lẻ thương mại điện tử từ doanh nghiệp tới người tiêu dùng năm 2019 đạt khoảng 10,08 tỷ đô la Mỹ, chiếm 4,9% tổng mức bán lẻ hàng hóa và dịch vụ tiêu dùng (Tạp chí Công Thương, 2020). Ước tính có khoảng 44,8 triệu người mua sắm trực tuyến, mỗi người chi trung bình khoảng 225 đô la Mỹ trong năm (VnBusiness, 2020).</w:t>
+        <w:t>Khảo sát của Q&amp;Me năm 2017 với 512 người từ 18–39 tuổi cho thấy gần một nửa người được hỏi chi dưới 300.000 đồng mỗi tháng cho thời trang (Q&amp;Me, 2017a). Một khảo sát khác của Q&amp;Me cùng năm với 323 người ghi nhận 58% chi dưới 500.000 đồng mỗi tháng cho thời trang (Q&amp;Me, 2017b). Hai kết quả cho thấy người tiêu dùng Việt có nhu cầu mua thời trang thường xuyên nhưng ngân sách hạn chế – tức là cần sản phẩm giá phổ thông.</w:t>
+      </w:r>
+    </w:p>
+    <w:p>
+      <w:r>
+        <w:rPr>
+          <w:i/>
+          <w:color w:val="555555"/>
+          <w:sz w:val="21"/>
+        </w:rPr>
+        <w:t>Nguồn: Q&amp;Me. (2017a). Thói quen mua sắm thời trang của người Việt [Báo cáo nghiên cứu thị trường]. https://qandme.net/vi/baibaocao/thoi-quen-mua-sam-thoi-trang-cua-nguoi-viet.html</w:t>
+      </w:r>
+    </w:p>
+    <w:p>
+      <w:r>
+        <w:rPr>
+          <w:i/>
+          <w:color w:val="555555"/>
+          <w:sz w:val="21"/>
+        </w:rPr>
+        <w:t>Nguồn: Q&amp;Me. (2017b). Các thương hiệu thời trang Việt phổ biến [Báo cáo nghiên cứu thị trường]. https://qandme.net/vi/baibaocao/cac-thuong-hieu-thoi-trang-viet-pho-bien.html</w:t>
+      </w:r>
+    </w:p>
+    <w:p>
+      <w:pPr>
+        <w:jc w:val="both"/>
+      </w:pPr>
+      <w:r>
+        <w:rPr>
+          <w:i w:val="0"/>
+        </w:rPr>
+        <w:t>Về hành vi mua sắm trực tuyến, khảo sát của Bộ Công Thương năm 2019 cho thấy 77% người dùng Internet tại Việt Nam đã từng mua hàng trực tuyến, đa số ở độ tuổi 18–25 (Tuổi Trẻ, 2020). Nghiên cứu của Nielsen cho biết khoảng 60% người mua sắm trực tuyến là nữ và 40% là nam; rào cản lớn nhất là lo ngại hàng giả, sản phẩm không giống mô tả và muốn được chạm, thử trước khi mua (Brands Vietnam, 2018).</w:t>
+      </w:r>
+    </w:p>
+    <w:p>
+      <w:r>
+        <w:rPr>
+          <w:i/>
+          <w:color w:val="555555"/>
+          <w:sz w:val="21"/>
+        </w:rPr>
+        <w:t>Nguồn: Tuổi Trẻ. (2020, 18 tháng 8). 77% người xài Internet ở Việt Nam từng mua hàng online. https://tuoitre.vn/77-nguoi-xai-internet-o-viet-nam-tung-mua-hang-online-2020081817282187.htm</w:t>
+      </w:r>
+    </w:p>
+    <w:p>
+      <w:r>
+        <w:rPr>
+          <w:i/>
+          <w:color w:val="555555"/>
+          <w:sz w:val="21"/>
+        </w:rPr>
+        <w:t>Nguồn: Brands Vietnam. (2018). Nielsen: Thương mại điện tử Việt Nam có thể đạt 10 tỷ USD. https://www.brandsvietnam.com/17321-Nielsen-Thuong-mai-dien-tu-Viet-Nam-co-the-dat-10-ty-USD</w:t>
+      </w:r>
+    </w:p>
+    <w:p>
+      <w:pPr>
+        <w:jc w:val="center"/>
+      </w:pPr>
+      <w:r>
+        <w:rPr>
+          <w:b/>
+          <w:i/>
+        </w:rPr>
+        <w:t>Bảng 4. Dữ liệu khảo sát người tiêu dùng giai đoạn Coolmate khởi nghiệp</w:t>
+      </w:r>
+    </w:p>
+    <w:tbl>
+      <w:tblPr>
+        <w:tblStyle w:val="TableGrid"/>
+        <w:tblW w:type="auto" w:w="0"/>
+        <w:tblLook w:firstColumn="1" w:firstRow="1" w:lastColumn="0" w:lastRow="0" w:noHBand="0" w:noVBand="1" w:val="04A0"/>
+      </w:tblPr>
+      <w:tblGrid>
+        <w:gridCol w:w="2160"/>
+        <w:gridCol w:w="2160"/>
+        <w:gridCol w:w="2160"/>
+        <w:gridCol w:w="2160"/>
+      </w:tblGrid>
+      <w:tr>
+        <w:tc>
+          <w:tcPr>
+            <w:tcW w:type="dxa" w:w="2160"/>
+            <w:shd w:val="clear" w:fill="1F3A60"/>
+          </w:tcPr>
+          <w:p>
+            <w:r>
+              <w:rPr>
+                <w:b/>
+                <w:color w:val="FFFFFF"/>
+                <w:sz w:val="23"/>
+              </w:rPr>
+              <w:t>Khảo sát / nguồn</w:t>
+            </w:r>
+          </w:p>
+        </w:tc>
+        <w:tc>
+          <w:tcPr>
+            <w:tcW w:type="dxa" w:w="2160"/>
+            <w:shd w:val="clear" w:fill="1F3A60"/>
+          </w:tcPr>
+          <w:p>
+            <w:r>
+              <w:rPr>
+                <w:b/>
+                <w:color w:val="FFFFFF"/>
+                <w:sz w:val="23"/>
+              </w:rPr>
+              <w:t>Mẫu</w:t>
+            </w:r>
+          </w:p>
+        </w:tc>
+        <w:tc>
+          <w:tcPr>
+            <w:tcW w:type="dxa" w:w="2160"/>
+            <w:shd w:val="clear" w:fill="1F3A60"/>
+          </w:tcPr>
+          <w:p>
+            <w:r>
+              <w:rPr>
+                <w:b/>
+                <w:color w:val="FFFFFF"/>
+                <w:sz w:val="23"/>
+              </w:rPr>
+              <w:t>Kết quả chính</w:t>
+            </w:r>
+          </w:p>
+        </w:tc>
+        <w:tc>
+          <w:tcPr>
+            <w:tcW w:type="dxa" w:w="2160"/>
+            <w:shd w:val="clear" w:fill="1F3A60"/>
+          </w:tcPr>
+          <w:p>
+            <w:r>
+              <w:rPr>
+                <w:b/>
+                <w:color w:val="FFFFFF"/>
+                <w:sz w:val="23"/>
+              </w:rPr>
+              <w:t>Hàm ý với Coolmate</w:t>
+            </w:r>
+          </w:p>
+        </w:tc>
+      </w:tr>
+      <w:tr>
+        <w:tc>
+          <w:tcPr>
+            <w:tcW w:type="dxa" w:w="2160"/>
+          </w:tcPr>
+          <w:p>
+            <w:r>
+              <w:rPr>
+                <w:sz w:val="23"/>
+              </w:rPr>
+              <w:t>Q&amp;Me (2017a)</w:t>
+            </w:r>
+          </w:p>
+        </w:tc>
+        <w:tc>
+          <w:tcPr>
+            <w:tcW w:type="dxa" w:w="2160"/>
+          </w:tcPr>
+          <w:p>
+            <w:r>
+              <w:rPr>
+                <w:sz w:val="23"/>
+              </w:rPr>
+              <w:t>512 người, 18–39 tuổi</w:t>
+            </w:r>
+          </w:p>
+        </w:tc>
+        <w:tc>
+          <w:tcPr>
+            <w:tcW w:type="dxa" w:w="2160"/>
+          </w:tcPr>
+          <w:p>
+            <w:r>
+              <w:rPr>
+                <w:sz w:val="23"/>
+              </w:rPr>
+              <w:t>Gần 50% chi dưới 300.000 đồng/tháng cho thời trang</w:t>
+            </w:r>
+          </w:p>
+        </w:tc>
+        <w:tc>
+          <w:tcPr>
+            <w:tcW w:type="dxa" w:w="2160"/>
+          </w:tcPr>
+          <w:p>
+            <w:r>
+              <w:rPr>
+                <w:sz w:val="23"/>
+              </w:rPr>
+              <w:t>Cần sản phẩm giá phổ thông</w:t>
+            </w:r>
+          </w:p>
+        </w:tc>
+      </w:tr>
+      <w:tr>
+        <w:tc>
+          <w:tcPr>
+            <w:tcW w:type="dxa" w:w="2160"/>
+          </w:tcPr>
+          <w:p>
+            <w:r>
+              <w:rPr>
+                <w:sz w:val="23"/>
+              </w:rPr>
+              <w:t>Q&amp;Me (2017b)</w:t>
+            </w:r>
+          </w:p>
+        </w:tc>
+        <w:tc>
+          <w:tcPr>
+            <w:tcW w:type="dxa" w:w="2160"/>
+          </w:tcPr>
+          <w:p>
+            <w:r>
+              <w:rPr>
+                <w:sz w:val="23"/>
+              </w:rPr>
+              <w:t>323 người</w:t>
+            </w:r>
+          </w:p>
+        </w:tc>
+        <w:tc>
+          <w:tcPr>
+            <w:tcW w:type="dxa" w:w="2160"/>
+          </w:tcPr>
+          <w:p>
+            <w:r>
+              <w:rPr>
+                <w:sz w:val="23"/>
+              </w:rPr>
+              <w:t>58% chi dưới 500.000 đồng/tháng cho thời trang</w:t>
+            </w:r>
+          </w:p>
+        </w:tc>
+        <w:tc>
+          <w:tcPr>
+            <w:tcW w:type="dxa" w:w="2160"/>
+          </w:tcPr>
+          <w:p>
+            <w:r>
+              <w:rPr>
+                <w:sz w:val="23"/>
+              </w:rPr>
+              <w:t>Ngân sách thời trang thấp, nhạy cảm giá</w:t>
+            </w:r>
+          </w:p>
+        </w:tc>
+      </w:tr>
+      <w:tr>
+        <w:tc>
+          <w:tcPr>
+            <w:tcW w:type="dxa" w:w="2160"/>
+          </w:tcPr>
+          <w:p>
+            <w:r>
+              <w:rPr>
+                <w:sz w:val="23"/>
+              </w:rPr>
+              <w:t>Bộ Công Thương (2019), qua Tuổi Trẻ (2020)</w:t>
+            </w:r>
+          </w:p>
+        </w:tc>
+        <w:tc>
+          <w:tcPr>
+            <w:tcW w:type="dxa" w:w="2160"/>
+          </w:tcPr>
+          <w:p>
+            <w:r>
+              <w:rPr>
+                <w:sz w:val="23"/>
+              </w:rPr>
+              <w:t>Người dùng Internet</w:t>
+            </w:r>
+          </w:p>
+        </w:tc>
+        <w:tc>
+          <w:tcPr>
+            <w:tcW w:type="dxa" w:w="2160"/>
+          </w:tcPr>
+          <w:p>
+            <w:r>
+              <w:rPr>
+                <w:sz w:val="23"/>
+              </w:rPr>
+              <w:t>77% từng mua hàng trực tuyến; đa số 18–25 tuổi</w:t>
+            </w:r>
+          </w:p>
+        </w:tc>
+        <w:tc>
+          <w:tcPr>
+            <w:tcW w:type="dxa" w:w="2160"/>
+          </w:tcPr>
+          <w:p>
+            <w:r>
+              <w:rPr>
+                <w:sz w:val="23"/>
+              </w:rPr>
+              <w:t>Kênh trực tuyến đã sẵn sàng</w:t>
+            </w:r>
+          </w:p>
+        </w:tc>
+      </w:tr>
+      <w:tr>
+        <w:tc>
+          <w:tcPr>
+            <w:tcW w:type="dxa" w:w="2160"/>
+          </w:tcPr>
+          <w:p>
+            <w:r>
+              <w:rPr>
+                <w:sz w:val="23"/>
+              </w:rPr>
+              <w:t>Nielsen, qua Brands Vietnam (2018)</w:t>
+            </w:r>
+          </w:p>
+        </w:tc>
+        <w:tc>
+          <w:tcPr>
+            <w:tcW w:type="dxa" w:w="2160"/>
+          </w:tcPr>
+          <w:p>
+            <w:r>
+              <w:rPr>
+                <w:sz w:val="23"/>
+              </w:rPr>
+              <w:t>Người mua sắm trực tuyến</w:t>
+            </w:r>
+          </w:p>
+        </w:tc>
+        <w:tc>
+          <w:tcPr>
+            <w:tcW w:type="dxa" w:w="2160"/>
+          </w:tcPr>
+          <w:p>
+            <w:r>
+              <w:rPr>
+                <w:sz w:val="23"/>
+              </w:rPr>
+              <w:t>60% nữ, 40% nam; lo ngại hàng giả, không được thử</w:t>
+            </w:r>
+          </w:p>
+        </w:tc>
+        <w:tc>
+          <w:tcPr>
+            <w:tcW w:type="dxa" w:w="2160"/>
+          </w:tcPr>
+          <w:p>
+            <w:r>
+              <w:rPr>
+                <w:sz w:val="23"/>
+              </w:rPr>
+              <w:t>Khách nam ít được chú ý; cần giải pháp xóa nỗi sợ mua sai</w:t>
+            </w:r>
+          </w:p>
+        </w:tc>
+      </w:tr>
+    </w:tbl>
+    <w:p/>
+    <w:p>
+      <w:r>
+        <w:rPr>
+          <w:i/>
+          <w:color w:val="555555"/>
+          <w:sz w:val="21"/>
+        </w:rPr>
+        <w:t>Nguồn: Q&amp;Me. (2017a). Thói quen mua sắm thời trang của người Việt [Báo cáo nghiên cứu thị trường]. https://qandme.net/vi/baibaocao/thoi-quen-mua-sam-thoi-trang-cua-nguoi-viet.html</w:t>
+      </w:r>
+    </w:p>
+    <w:p>
+      <w:r>
+        <w:rPr>
+          <w:i/>
+          <w:color w:val="555555"/>
+          <w:sz w:val="21"/>
+        </w:rPr>
+        <w:t>Nguồn: Q&amp;Me. (2017b). Các thương hiệu thời trang Việt phổ biến [Báo cáo nghiên cứu thị trường]. https://qandme.net/vi/baibaocao/cac-thuong-hieu-thoi-trang-viet-pho-bien.html</w:t>
+      </w:r>
+    </w:p>
+    <w:p>
+      <w:r>
+        <w:rPr>
+          <w:i/>
+          <w:color w:val="555555"/>
+          <w:sz w:val="21"/>
+        </w:rPr>
+        <w:t>Nguồn: Tuổi Trẻ. (2020, 18 tháng 8). 77% người xài Internet ở Việt Nam từng mua hàng online. https://tuoitre.vn/77-nguoi-xai-internet-o-viet-nam-tung-mua-hang-online-2020081817282187.htm</w:t>
+      </w:r>
+    </w:p>
+    <w:p>
+      <w:r>
+        <w:rPr>
+          <w:i/>
+          <w:color w:val="555555"/>
+          <w:sz w:val="21"/>
+        </w:rPr>
+        <w:t>Nguồn: Brands Vietnam. (2018). Nielsen: Thương mại điện tử Việt Nam có thể đạt 10 tỷ USD. https://www.brandsvietnam.com/17321-Nielsen-Thuong-mai-dien-tu-Viet-Nam-co-the-dat-10-ty-USD</w:t>
+      </w:r>
+    </w:p>
+    <w:p>
+      <w:pPr>
+        <w:jc w:val="both"/>
+      </w:pPr>
+      <w:r>
+        <w:rPr>
+          <w:i w:val="0"/>
+        </w:rPr>
+        <w:t>b) Dữ liệu thị trường: mua sắm trực tuyến bùng nổ năm 2019</w:t>
+      </w:r>
+    </w:p>
+    <w:p>
+      <w:pPr>
+        <w:jc w:val="both"/>
+      </w:pPr>
+      <w:r>
+        <w:rPr>
+          <w:i w:val="0"/>
+        </w:rPr>
+        <w:t>Theo Sách trắng thương mại điện tử của Bộ Công Thương, doanh số bán lẻ thương mại điện tử từ doanh nghiệp tới người tiêu dùng năm 2019 đạt khoảng 10,08 tỷ đô la Mỹ, chiếm 4,9% tổng mức bán lẻ hàng hóa và dịch vụ tiêu dùng (Tạp chí Công Thương, 2020). Có khoảng 44,8 triệu người mua sắm trực tuyến, chi trung bình khoảng 225 đô la Mỹ mỗi người trong năm (VnBusiness, 2020). Báo cáo e-Conomy SEA 2019 ước tính kinh tế Internet Việt Nam đạt khoảng 12 tỷ đô la Mỹ, tăng khoảng 38–39% mỗi năm giai đoạn 2015–2019 (Tuổi Trẻ News, 2019).</w:t>
       </w:r>
     </w:p>
     <w:p>
@@ -1170,17 +1591,6 @@
       </w:r>
     </w:p>
     <w:p>
-      <w:pPr>
-        <w:jc w:val="both"/>
-      </w:pPr>
-      <w:r>
-        <w:rPr>
-          <w:i w:val="0"/>
-        </w:rPr>
-        <w:t>Báo cáo e-Conomy SEA 2019 của Google, Temasek và Bain &amp; Company ước tính nền kinh tế Internet Việt Nam đạt khoảng 12 tỷ đô la Mỹ năm 2019, tăng trưởng khoảng 38–39% mỗi năm kể từ 2015 – thuộc nhóm nhanh nhất Đông Nam Á, với thương mại điện tử là động lực chính (Tuổi Trẻ News, 2019).</w:t>
-      </w:r>
-    </w:p>
-    <w:p>
       <w:r>
         <w:rPr>
           <w:i/>
@@ -1199,7 +1609,7 @@
           <w:b/>
           <w:i/>
         </w:rPr>
-        <w:t>Bảng 4. Bức tranh mua sắm trực tuyến khi Coolmate khởi nghiệp</w:t>
+        <w:t>Bảng 5. Dữ liệu thị trường trực tuyến năm 2019</w:t>
       </w:r>
     </w:p>
     <w:tbl>
@@ -1226,7 +1636,7 @@
                 <w:color w:val="FFFFFF"/>
                 <w:sz w:val="23"/>
               </w:rPr>
-              <w:t>Chỉ báo (2019)</w:t>
+              <w:t>Chỉ báo thị trường (2019)</w:t>
             </w:r>
           </w:p>
         </w:tc>
@@ -1258,7 +1668,7 @@
                 <w:color w:val="FFFFFF"/>
                 <w:sz w:val="23"/>
               </w:rPr>
-              <w:t>Ý nghĩa với nhu cầu</w:t>
+              <w:t>Nguồn</w:t>
             </w:r>
           </w:p>
         </w:tc>
@@ -1299,7 +1709,7 @@
               <w:rPr>
                 <w:sz w:val="23"/>
               </w:rPr>
-              <w:t>Kênh bán trực tuyến đã đủ lớn để xây thương hiệu</w:t>
+              <w:t>Tạp chí Công Thương (2020)</w:t>
             </w:r>
           </w:p>
         </w:tc>
@@ -1340,7 +1750,7 @@
               <w:rPr>
                 <w:sz w:val="23"/>
               </w:rPr>
-              <w:t>Còn nhiều dư địa tăng trưởng</w:t>
+              <w:t>Tạp chí Công Thương (2020)</w:t>
             </w:r>
           </w:p>
         </w:tc>
@@ -1381,7 +1791,7 @@
               <w:rPr>
                 <w:sz w:val="23"/>
               </w:rPr>
-              <w:t>Lượng khách tiềm năng rất lớn</w:t>
+              <w:t>VnBusiness (2020)</w:t>
             </w:r>
           </w:p>
         </w:tc>
@@ -1396,7 +1806,7 @@
               <w:rPr>
                 <w:sz w:val="23"/>
               </w:rPr>
-              <w:t>Người dùng Internet từng mua hàng trực tuyến</w:t>
+              <w:t>Chi tiêu bình quân mỗi người</w:t>
             </w:r>
           </w:p>
         </w:tc>
@@ -1409,7 +1819,7 @@
               <w:rPr>
                 <w:sz w:val="23"/>
               </w:rPr>
-              <w:t>77%</w:t>
+              <w:t>Khoảng 225 đô la Mỹ/năm</w:t>
             </w:r>
           </w:p>
         </w:tc>
@@ -1422,7 +1832,7 @@
               <w:rPr>
                 <w:sz w:val="23"/>
               </w:rPr>
-              <w:t>Thói quen mua qua mạng đã hình thành</w:t>
+              <w:t>VnBusiness (2020)</w:t>
             </w:r>
           </w:p>
         </w:tc>
@@ -1437,7 +1847,7 @@
               <w:rPr>
                 <w:sz w:val="23"/>
               </w:rPr>
-              <w:t>Tăng trưởng kinh tế Internet (2015–2019)</w:t>
+              <w:t>Tăng trưởng kinh tế Internet 2015–2019</w:t>
             </w:r>
           </w:p>
         </w:tc>
@@ -1463,13 +1873,35 @@
               <w:rPr>
                 <w:sz w:val="23"/>
               </w:rPr>
-              <w:t>Thời điểm thuận lợi để gia nhập</w:t>
+              <w:t>Tuổi Trẻ News (2019)</w:t>
             </w:r>
           </w:p>
         </w:tc>
       </w:tr>
     </w:tbl>
     <w:p/>
+    <w:p>
+      <w:pPr>
+        <w:jc w:val="both"/>
+      </w:pPr>
+      <w:r>
+        <w:rPr>
+          <w:i w:val="0"/>
+        </w:rPr>
+        <w:t>c) Nhu cầu được nhà sáng lập phát hiện như thế nào</w:t>
+      </w:r>
+    </w:p>
+    <w:p>
+      <w:pPr>
+        <w:jc w:val="both"/>
+      </w:pPr>
+      <w:r>
+        <w:rPr>
+          <w:i w:val="0"/>
+        </w:rPr>
+        <w:t>Ông Phạm Chí Nhu từng làm trong ngành kiểm toán và quản lý trang thương mại điện tử của một thương hiệu thời trang; trải nghiệm này khiến ông băn khoăn vì sao quần áo cùng chất lượng ở Việt Nam lại có giá chênh lệch nhiều so với Singapore (Vietcetera, 2020). Ông cũng từng bán quần áo trên Shopee và nhận ra phí sàn ăn mòn lợi nhuận, nên chuyển sang mô hình bán trực tiếp (Vertex Ventures, 2024).</w:t>
+      </w:r>
+    </w:p>
     <w:p>
       <w:r>
         <w:rPr>
@@ -1477,7 +1909,7 @@
           <w:color w:val="555555"/>
           <w:sz w:val="21"/>
         </w:rPr>
-        <w:t>Nguồn: Tạp chí Công Thương. (2020). Năm 2019, doanh số bán lẻ thương mại điện tử B2C đạt trên 10 tỷ USD. https://tapchicongthuong.vn/nam-2019--doanh-so-ban-le-thuong-mai-dien-tu-b2c-dat-tren-10-ty-usd-74423.htm</w:t>
+        <w:t>Nguồn: Vietcetera. (2020). A brand’s story: Coolmate – A smart solution for the male wardrobe. https://vietcetera.com/en/a-brands-story-coolmate--a-smart-solution-for-the-male-wardrobe</w:t>
       </w:r>
     </w:p>
     <w:p>
@@ -1487,27 +1919,7 @@
           <w:color w:val="555555"/>
           <w:sz w:val="21"/>
         </w:rPr>
-        <w:t>Nguồn: VnBusiness. (2020). Hơn 44 triệu người dân Việt Nam tham gia mua sắm trực tuyến. https://vnbusiness.vn/hon-44-trieu-nguoi-dan-viet-nam-tham-gia-mua-sam-truc-tuyen.html</w:t>
-      </w:r>
-    </w:p>
-    <w:p>
-      <w:r>
-        <w:rPr>
-          <w:i/>
-          <w:color w:val="555555"/>
-          <w:sz w:val="21"/>
-        </w:rPr>
-        <w:t>Nguồn: Tuổi Trẻ. (2020, 18 tháng 8). 77% người xài Internet ở Việt Nam từng mua hàng online. https://tuoitre.vn/77-nguoi-xai-internet-o-viet-nam-tung-mua-hang-online-2020081817282187.htm</w:t>
-      </w:r>
-    </w:p>
-    <w:p>
-      <w:r>
-        <w:rPr>
-          <w:i/>
-          <w:color w:val="555555"/>
-          <w:sz w:val="21"/>
-        </w:rPr>
-        <w:t>Nguồn: Tuổi Trẻ News. (2019, 4 tháng 10). Vietnam, Indonesia lead ASEAN in internet economy growth: Google report. https://tuoitrenews.vn/news/business/20191004/vietnam-indonesia-lead-asean-in-internet-economy-growth-google-report/51454.html</w:t>
+        <w:t>Nguồn: Vertex Ventures. (2024). Coolmate wants to be Vietnam’s next unicorn. https://www.vertexventures.sg/news/coolmate-wants-to-be-vietnams-next-unicorn/</w:t>
       </w:r>
     </w:p>
     <w:p>
@@ -1518,119 +1930,7 @@
         <w:rPr>
           <w:i w:val="0"/>
         </w:rPr>
-        <w:t>b) Khoảng trống: nam giới bị “bỏ quên” trên thị trường trực tuyến</w:t>
-      </w:r>
-    </w:p>
-    <w:p>
-      <w:pPr>
-        <w:jc w:val="both"/>
-      </w:pPr>
-      <w:r>
-        <w:rPr>
-          <w:i w:val="0"/>
-        </w:rPr>
-        <w:t>Thị trường mua sắm trực tuyến lúc đó nghiêng về phía nữ giới: theo Nielsen, khoảng 60% người mua sắm trực tuyến là nữ và 40% là nam (Brands Vietnam, 2018). Phần lớn thương hiệu thời trang tập trung vào khách nữ, trong khi nhu cầu của nam giới – nhất là với đồ mặc hằng ngày như áo thun, tất, đồ lót – ít được chăm chút. Ông Phạm Chí Nhu nhận ra đây là thị trường tiềm năng từ chính trải nghiệm bán hàng trên sàn thương mại điện tử (Brands Vietnam, 2023).</w:t>
-      </w:r>
-    </w:p>
-    <w:p>
-      <w:r>
-        <w:rPr>
-          <w:i/>
-          <w:color w:val="555555"/>
-          <w:sz w:val="21"/>
-        </w:rPr>
-        <w:t>Nguồn: Brands Vietnam. (2018). Nielsen: Thương mại điện tử Việt Nam có thể đạt 10 tỷ USD. https://www.brandsvietnam.com/17321-Nielsen-Thuong-mai-dien-tu-Viet-Nam-co-the-dat-10-ty-USD</w:t>
-      </w:r>
-    </w:p>
-    <w:p>
-      <w:r>
-        <w:rPr>
-          <w:i/>
-          <w:color w:val="555555"/>
-          <w:sz w:val="21"/>
-        </w:rPr>
-        <w:t>Nguồn: Brands Vietnam. (2023). Case study startup thành công – Cách Coolmate tăng trưởng 4 lần/năm. https://www.brandsvietnam.com/congdong/topic/332810-case-study-startup-thanh-cong-cach-coolmate-tang-truong-4-lan-nam</w:t>
-      </w:r>
-    </w:p>
-    <w:p>
-      <w:pPr>
-        <w:jc w:val="both"/>
-      </w:pPr>
-      <w:r>
-        <w:rPr>
-          <w:i w:val="0"/>
-        </w:rPr>
-        <w:t>c) Các “điểm đau” của khách hàng nam năm 2019</w:t>
-      </w:r>
-    </w:p>
-    <w:p>
-      <w:pPr>
-        <w:pStyle w:val="ListBullet"/>
-        <w:jc w:val="both"/>
-      </w:pPr>
-      <w:r>
-        <w:rPr>
-          <w:b/>
-        </w:rPr>
-        <w:t xml:space="preserve">Khó tìm sản phẩm chất lượng ổn định: </w:t>
-      </w:r>
-      <w:r>
-        <w:t>trên sàn có rất nhiều nhà bán không thương hiệu, chất lượng không đồng đều; người tiêu dùng lo ngại hàng giả, sản phẩm không giống mô tả (Brands Vietnam, 2018).</w:t>
-      </w:r>
-    </w:p>
-    <w:p>
-      <w:pPr>
-        <w:pStyle w:val="ListBullet"/>
-        <w:jc w:val="both"/>
-      </w:pPr>
-      <w:r>
-        <w:rPr>
-          <w:b/>
-        </w:rPr>
-        <w:t xml:space="preserve">Sợ mua sai: </w:t>
-      </w:r>
-      <w:r>
-        <w:t>người mua muốn chạm, thử sản phẩm trước khi mua; mua sai kích cỡ qua mạng thì đổi trả phiền phức.</w:t>
-      </w:r>
-    </w:p>
-    <w:p>
-      <w:pPr>
-        <w:pStyle w:val="ListBullet"/>
-        <w:jc w:val="both"/>
-      </w:pPr>
-      <w:r>
-        <w:rPr>
-          <w:b/>
-        </w:rPr>
-        <w:t xml:space="preserve">Thiếu lựa chọn “vừa túi tiền mà tốt”: </w:t>
-      </w:r>
-      <w:r>
-        <w:t>hàng ngoại nhập có thương hiệu thì đắt; hàng giá rẻ thì nhanh hỏng.</w:t>
-      </w:r>
-    </w:p>
-    <w:p>
-      <w:pPr>
-        <w:pStyle w:val="ListBullet"/>
-        <w:jc w:val="both"/>
-      </w:pPr>
-      <w:r>
-        <w:rPr>
-          <w:b/>
-        </w:rPr>
-        <w:t xml:space="preserve">Tốn thời gian: </w:t>
-      </w:r>
-      <w:r>
-        <w:t>đồ cơ bản phải thay thường xuyên, nhưng đi nhiều cửa hàng để chọn mất thời gian.</w:t>
-      </w:r>
-    </w:p>
-    <w:p>
-      <w:r>
-        <w:rPr>
-          <w:i/>
-          <w:color w:val="555555"/>
-          <w:sz w:val="21"/>
-        </w:rPr>
-        <w:t>Nguồn: Brands Vietnam. (2018). Nielsen: Thương mại điện tử Việt Nam có thể đạt 10 tỷ USD. https://www.brandsvietnam.com/17321-Nielsen-Thuong-mai-dien-tu-Viet-Nam-co-the-dat-10-ty-USD</w:t>
+        <w:t>d) Các điểm đau của khách hàng nam năm 2019</w:t>
       </w:r>
     </w:p>
     <w:p>
@@ -1642,7 +1942,7 @@
           <w:b/>
           <w:i/>
         </w:rPr>
-        <w:t>Bảng 5. Điểm đau của khách hàng nam khi Coolmate khởi nghiệp</w:t>
+        <w:t>Bảng 6. Điểm đau của khách hàng khi Coolmate khởi nghiệp</w:t>
       </w:r>
     </w:p>
     <w:tbl>
@@ -1669,7 +1969,7 @@
                 <w:color w:val="FFFFFF"/>
                 <w:sz w:val="23"/>
               </w:rPr>
-              <w:t>Điểm đau (2019)</w:t>
+              <w:t>Điểm đau</w:t>
             </w:r>
           </w:p>
         </w:tc>
@@ -1685,7 +1985,7 @@
                 <w:color w:val="FFFFFF"/>
                 <w:sz w:val="23"/>
               </w:rPr>
-              <w:t>Mức độ</w:t>
+              <w:t>Bằng chứng</w:t>
             </w:r>
           </w:p>
         </w:tc>
@@ -1701,7 +2001,7 @@
                 <w:color w:val="FFFFFF"/>
                 <w:sz w:val="23"/>
               </w:rPr>
-              <w:t>Cách giải quyết phổ biến lúc đó</w:t>
+              <w:t>Mức độ</w:t>
             </w:r>
           </w:p>
         </w:tc>
@@ -1716,7 +2016,7 @@
               <w:rPr>
                 <w:sz w:val="23"/>
               </w:rPr>
-              <w:t>Chất lượng hàng trên sàn không đồng đều</w:t>
+              <w:t>Ngân sách thời trang thấp, cần giá phổ thông</w:t>
             </w:r>
           </w:p>
         </w:tc>
@@ -1729,20 +2029,20 @@
               <w:rPr>
                 <w:sz w:val="23"/>
               </w:rPr>
+              <w:t>Khoảng 50–58% chi dưới 300.000–500.000 đồng/tháng (Q&amp;Me, 2017a, 2017b)</w:t>
+            </w:r>
+          </w:p>
+        </w:tc>
+        <w:tc>
+          <w:tcPr>
+            <w:tcW w:type="dxa" w:w="2880"/>
+          </w:tcPr>
+          <w:p>
+            <w:r>
+              <w:rPr>
+                <w:sz w:val="23"/>
+              </w:rPr>
               <w:t>Cao</w:t>
-            </w:r>
-          </w:p>
-        </w:tc>
-        <w:tc>
-          <w:tcPr>
-            <w:tcW w:type="dxa" w:w="2880"/>
-          </w:tcPr>
-          <w:p>
-            <w:r>
-              <w:rPr>
-                <w:sz w:val="23"/>
-              </w:rPr>
-              <w:t>Đọc đánh giá, mua thử nhiều nơi</w:t>
             </w:r>
           </w:p>
         </w:tc>
@@ -1757,7 +2057,7 @@
               <w:rPr>
                 <w:sz w:val="23"/>
               </w:rPr>
-              <w:t>Sợ mua sai kích cỡ, chất liệu</w:t>
+              <w:t>Sợ hàng giả, hàng không giống mô tả</w:t>
             </w:r>
           </w:p>
         </w:tc>
@@ -1770,20 +2070,20 @@
               <w:rPr>
                 <w:sz w:val="23"/>
               </w:rPr>
+              <w:t>Rào cản lớn nhất khi mua trực tuyến (Brands Vietnam, 2018)</w:t>
+            </w:r>
+          </w:p>
+        </w:tc>
+        <w:tc>
+          <w:tcPr>
+            <w:tcW w:type="dxa" w:w="2880"/>
+          </w:tcPr>
+          <w:p>
+            <w:r>
+              <w:rPr>
+                <w:sz w:val="23"/>
+              </w:rPr>
               <w:t>Cao</w:t>
-            </w:r>
-          </w:p>
-        </w:tc>
-        <w:tc>
-          <w:tcPr>
-            <w:tcW w:type="dxa" w:w="2880"/>
-          </w:tcPr>
-          <w:p>
-            <w:r>
-              <w:rPr>
-                <w:sz w:val="23"/>
-              </w:rPr>
-              <w:t>Ra cửa hàng thử trực tiếp</w:t>
             </w:r>
           </w:p>
         </w:tc>
@@ -1798,7 +2098,7 @@
               <w:rPr>
                 <w:sz w:val="23"/>
               </w:rPr>
-              <w:t>Hàng tốt thì đắt, hàng rẻ thì kém</w:t>
+              <w:t>Không được thử, sợ mua sai kích cỡ</w:t>
             </w:r>
           </w:p>
         </w:tc>
@@ -1811,20 +2111,20 @@
               <w:rPr>
                 <w:sz w:val="23"/>
               </w:rPr>
+              <w:t>Người mua muốn chạm, thử trước khi mua (Brands Vietnam, 2018)</w:t>
+            </w:r>
+          </w:p>
+        </w:tc>
+        <w:tc>
+          <w:tcPr>
+            <w:tcW w:type="dxa" w:w="2880"/>
+          </w:tcPr>
+          <w:p>
+            <w:r>
+              <w:rPr>
+                <w:sz w:val="23"/>
+              </w:rPr>
               <w:t>Cao</w:t>
-            </w:r>
-          </w:p>
-        </w:tc>
-        <w:tc>
-          <w:tcPr>
-            <w:tcW w:type="dxa" w:w="2880"/>
-          </w:tcPr>
-          <w:p>
-            <w:r>
-              <w:rPr>
-                <w:sz w:val="23"/>
-              </w:rPr>
-              <w:t>Chấp nhận hàng ngoại đắt hoặc hàng chợ rẻ</w:t>
             </w:r>
           </w:p>
         </w:tc>
@@ -1839,7 +2139,7 @@
               <w:rPr>
                 <w:sz w:val="23"/>
               </w:rPr>
-              <w:t>Mất thời gian đi mua đồ cơ bản</w:t>
+              <w:t>Khách nam ít được các thương hiệu chú ý</w:t>
             </w:r>
           </w:p>
         </w:tc>
@@ -1852,48 +2152,26 @@
               <w:rPr>
                 <w:sz w:val="23"/>
               </w:rPr>
+              <w:t>Nam chỉ chiếm 40% người mua trực tuyến (Brands Vietnam, 2018)</w:t>
+            </w:r>
+          </w:p>
+        </w:tc>
+        <w:tc>
+          <w:tcPr>
+            <w:tcW w:type="dxa" w:w="2880"/>
+          </w:tcPr>
+          <w:p>
+            <w:r>
+              <w:rPr>
+                <w:sz w:val="23"/>
+              </w:rPr>
               <w:t>Trung bình</w:t>
-            </w:r>
-          </w:p>
-        </w:tc>
-        <w:tc>
-          <w:tcPr>
-            <w:tcW w:type="dxa" w:w="2880"/>
-          </w:tcPr>
-          <w:p>
-            <w:r>
-              <w:rPr>
-                <w:sz w:val="23"/>
-              </w:rPr>
-              <w:t>Mua dồn một lần, ít khi thay mới</w:t>
             </w:r>
           </w:p>
         </w:tc>
       </w:tr>
     </w:tbl>
     <w:p/>
-    <w:p>
-      <w:pPr>
-        <w:jc w:val="both"/>
-      </w:pPr>
-      <w:r>
-        <w:rPr>
-          <w:i w:val="0"/>
-        </w:rPr>
-        <w:t>d) Thời điểm chín muồi cho hàng Việt</w:t>
-      </w:r>
-    </w:p>
-    <w:p>
-      <w:pPr>
-        <w:jc w:val="both"/>
-      </w:pPr>
-      <w:r>
-        <w:rPr>
-          <w:i w:val="0"/>
-        </w:rPr>
-        <w:t>Giai đoạn 2017–2019, người tiêu dùng trẻ bắt đầu sẵn sàng chấp nhận thương hiệu nội địa, miễn là chất lượng tốt, giá hợp lý và mua sắm tiện lợi (Brands Vietnam, 2023). Đa số người mua trực tuyến ở độ tuổi 18–25 (Tuổi Trẻ, 2020) – đúng nhóm khách hàng mà một thương hiệu thời trang trực tuyến cho nam giới hướng tới.</w:t>
-      </w:r>
-    </w:p>
     <w:p>
       <w:r>
         <w:rPr>
@@ -1901,7 +2179,7 @@
           <w:color w:val="555555"/>
           <w:sz w:val="21"/>
         </w:rPr>
-        <w:t>Nguồn: Brands Vietnam. (2023). Case study startup thành công – Cách Coolmate tăng trưởng 4 lần/năm. https://www.brandsvietnam.com/congdong/topic/332810-case-study-startup-thanh-cong-cach-coolmate-tang-truong-4-lan-nam</w:t>
+        <w:t>Nguồn: Q&amp;Me. (2017a). Thói quen mua sắm thời trang của người Việt [Báo cáo nghiên cứu thị trường]. https://qandme.net/vi/baibaocao/thoi-quen-mua-sam-thoi-trang-cua-nguoi-viet.html</w:t>
       </w:r>
     </w:p>
     <w:p>
@@ -1911,29 +2189,7 @@
           <w:color w:val="555555"/>
           <w:sz w:val="21"/>
         </w:rPr>
-        <w:t>Nguồn: Tuổi Trẻ. (2020, 18 tháng 8). 77% người xài Internet ở Việt Nam từng mua hàng online. https://tuoitre.vn/77-nguoi-xai-internet-o-viet-nam-tung-mua-hang-online-2020081817282187.htm</w:t>
-      </w:r>
-    </w:p>
-    <w:p>
-      <w:pPr>
-        <w:jc w:val="both"/>
-      </w:pPr>
-      <w:r>
-        <w:rPr>
-          <w:i w:val="0"/>
-        </w:rPr>
-        <w:t>e) Kiểm chứng: nhu cầu đó có thật không?</w:t>
-      </w:r>
-    </w:p>
-    <w:p>
-      <w:pPr>
-        <w:jc w:val="both"/>
-      </w:pPr>
-      <w:r>
-        <w:rPr>
-          <w:i w:val="0"/>
-        </w:rPr>
-        <w:t>Diễn biến sau đó cho thấy nhận định là đúng. Doanh thu công bố của Coolmate tăng từ 39 tỷ đồng (2020) lên 363 tỷ đồng (2023) (Coolmate, không ghi ngày-a); doanh nghiệp từng tăng trưởng 3–4 lần mỗi năm trong ba năm đầu (Brands Vietnam, 2023). Năm 2025, Coolmate bán hơn 5,7 triệu sản phẩm cho khoảng 1,2 triệu khách hàng (Bùi, 2026). Đồ cơ bản là nhóm hàng phải thay thế nhiều lần trong năm, nên có khả năng tạo doanh thu từ khách quay lại.</w:t>
+        <w:t>Nguồn: Q&amp;Me. (2017b). Các thương hiệu thời trang Việt phổ biến [Báo cáo nghiên cứu thị trường]. https://qandme.net/vi/baibaocao/cac-thuong-hieu-thoi-trang-viet-pho-bien.html</w:t>
       </w:r>
     </w:p>
     <w:p>
@@ -1943,7 +2199,29 @@
           <w:color w:val="555555"/>
           <w:sz w:val="21"/>
         </w:rPr>
-        <w:t>Nguồn: Coolmate. (không ghi ngày-a). Coolmate 101: Hành trình và các cột mốc phát triển. Truy cập ngày 10 tháng 10 năm 2026, tại https://www.coolmate.me/lp/coolmate-101</w:t>
+        <w:t>Nguồn: Brands Vietnam. (2018). Nielsen: Thương mại điện tử Việt Nam có thể đạt 10 tỷ USD. https://www.brandsvietnam.com/17321-Nielsen-Thuong-mai-dien-tu-Viet-Nam-co-the-dat-10-ty-USD</w:t>
+      </w:r>
+    </w:p>
+    <w:p>
+      <w:pPr>
+        <w:jc w:val="both"/>
+      </w:pPr>
+      <w:r>
+        <w:rPr>
+          <w:i w:val="0"/>
+        </w:rPr>
+        <w:t>e) Kiểm chứng bằng dữ liệu các năm sau</w:t>
+      </w:r>
+    </w:p>
+    <w:p>
+      <w:pPr>
+        <w:jc w:val="both"/>
+      </w:pPr>
+      <w:r>
+        <w:rPr>
+          <w:i w:val="0"/>
+        </w:rPr>
+        <w:t>Khảo sát của Q&amp;Me năm 2025 cho thấy 49% nam giới mua quần áo, phụ kiện trực tuyến (so với 62% ở nữ) (CASK Vietnam, 2025); khảo sát 1.305 người trên nền tảng Cốc Cốc ghi nhận nam giới tập trung vào đồ thiết yếu như quần áo, giày dép (Brands Vietnam, 2024). Riêng Coolmate bán gần 2 triệu chiếc quần lót trong năm 2024 (Tuổi Trẻ, 2025) và hơn 5,7 triệu sản phẩm cho khoảng 1,2 triệu khách năm 2025 (Bùi, 2026) – bằng chứng rằng nhu cầu đồ thiết yếu của nam giới là có thật và lặp lại thường xuyên.</w:t>
       </w:r>
     </w:p>
     <w:p>
@@ -1953,7 +2231,27 @@
           <w:color w:val="555555"/>
           <w:sz w:val="21"/>
         </w:rPr>
-        <w:t>Nguồn: Brands Vietnam. (2023). Case study startup thành công – Cách Coolmate tăng trưởng 4 lần/năm. https://www.brandsvietnam.com/congdong/topic/332810-case-study-startup-thanh-cong-cach-coolmate-tang-truong-4-lan-nam</w:t>
+        <w:t>Nguồn: CASK Vietnam. (2025). Người Việt đang đổ tiền mua gì nhiều nhất trên online? https://www.cask.vn/ecommerce/nguoi-viet-mua-gi-nhieu-nhat-online-2025/</w:t>
+      </w:r>
+    </w:p>
+    <w:p>
+      <w:r>
+        <w:rPr>
+          <w:i/>
+          <w:color w:val="555555"/>
+          <w:sz w:val="21"/>
+        </w:rPr>
+        <w:t>Nguồn: Brands Vietnam. (2024). Chuyện mua sắm thời trang của người Việt. https://www.brandsvietnam.com/congdong/topic/chuyen-mua-sam-thoi-trang-cua-nguoi-viet</w:t>
+      </w:r>
+    </w:p>
+    <w:p>
+      <w:r>
+        <w:rPr>
+          <w:i/>
+          <w:color w:val="555555"/>
+          <w:sz w:val="21"/>
+        </w:rPr>
+        <w:t>Nguồn: Tuổi Trẻ. (2025, 7 tháng 1). Start-up bán gần 2 triệu chiếc quần lót năm 2024 tham vọng thành “kỳ lân”. https://tuoitre.vn/startup-ban-gan-2-trieu-chiec-quan-lot-nam-2024-tham-vong-thanh-ky-lan-20250107183310267.htm</w:t>
       </w:r>
     </w:p>
     <w:p>
@@ -1974,7 +2272,7 @@
         <w:rPr>
           <w:i w:val="0"/>
         </w:rPr>
-        <w:t>f) Hạn chế của nhu cầu</w:t>
+        <w:t>f) Hạn chế</w:t>
       </w:r>
     </w:p>
     <w:p>
@@ -1985,7 +2283,7 @@
         <w:rPr>
           <w:i w:val="0"/>
         </w:rPr>
-        <w:t>Nhu cầu lớn nhưng người mua rất nhạy cảm về giá và dễ chuyển sang nhà bán khác. Chưa có dữ liệu công khai về tỷ lệ khách tái mua hay mức độ trung thành thực sự. Khi mở rộng sang trang phục thể thao nữ từ năm 2025, Coolmate gặp nhu cầu khác hẳn – đòi hỏi cao hơn về kiểu dáng và độ vừa vặn – nên không thể mặc định thành công với khách nam sẽ lặp lại.</w:t>
+        <w:t>Các khảo sát năm 2017–2019 không tách riêng số liệu nam giới mua đồ cơ bản; người viết phải suy luận từ dữ liệu thời trang chung và tỷ lệ nam trong người mua trực tuyến. Ngoài ra, ngân sách thời trang thấp cho thấy khách hàng rất nhạy cảm giá – dễ chuyển sang nhà bán rẻ hơn.</w:t>
       </w:r>
     </w:p>
     <w:p>
@@ -2002,7 +2300,7 @@
         <w:rPr>
           <w:i w:val="0"/>
         </w:rPr>
-        <w:t>Tại thời điểm khởi nghiệp, nhu cầu mua đồ cơ bản chất lượng, giá hợp lý, tiện lợi của nam giới là có thật, lặp lại thường xuyên và gặp đúng lúc thương mại điện tử bùng nổ. Chấm 4/5 vì nhu cầu này không mới (đã có nhiều người bán đáp ứng), Coolmate thắng nhờ cách đáp ứng tốt hơn chứ không phải phát hiện ra một khoảng trống hoàn toàn.</w:t>
+        <w:t>Dữ liệu khảo sát và thị trường đều cho thấy nhu cầu mua thời trang giá phổ thông, tiện lợi, đáng tin cậy là có thật và lớn tại thời điểm năm 2019, trong khi khách nam còn ít được chú ý. Chấm 4/5 vì chưa có khảo sát riêng về nam giới mua đồ cơ bản ở giai đoạn này và khách hàng rất nhạy cảm giá.</w:t>
       </w:r>
     </w:p>
     <w:p>
@@ -2054,7 +2352,7 @@
           <w:b/>
           <w:i/>
         </w:rPr>
-        <w:t>Bảng 6. Giải pháp của Coolmate</w:t>
+        <w:t>Bảng 7. Giải pháp của Coolmate</w:t>
       </w:r>
     </w:p>
     <w:tbl>
@@ -2505,7 +2803,7 @@
         <w:rPr>
           <w:i/>
         </w:rPr>
-        <w:t>Nhóm sáng lập có chuyên môn bổ trợ, kinh nghiệm và năng lực biến ý tưởng thành kinh doanh thực tế không?</w:t>
+        <w:t>Nhóm sáng lập là ai, có học vấn và kinh nghiệm gì, có bổ trợ nhau và đủ năng lực biến ý tưởng thành kinh doanh thực tế không?</w:t>
       </w:r>
     </w:p>
     <w:p>
@@ -2516,7 +2814,7 @@
         <w:rPr>
           <w:i w:val="0"/>
         </w:rPr>
-        <w:t>a) Bộ ba sáng lập</w:t>
+        <w:t>a) Chân dung từng nhà sáng lập</w:t>
       </w:r>
     </w:p>
     <w:p>
@@ -2528,7 +2826,455 @@
           <w:b/>
           <w:i/>
         </w:rPr>
-        <w:t>Bảng 7. Nhóm sáng lập Coolmate</w:t>
+        <w:t>Bảng 8. Hồ sơ đội ngũ sáng lập Coolmate</w:t>
+      </w:r>
+    </w:p>
+    <w:tbl>
+      <w:tblPr>
+        <w:tblStyle w:val="TableGrid"/>
+        <w:tblW w:type="auto" w:w="0"/>
+        <w:tblLook w:firstColumn="1" w:firstRow="1" w:lastColumn="0" w:lastRow="0" w:noHBand="0" w:noVBand="1" w:val="04A0"/>
+      </w:tblPr>
+      <w:tblGrid>
+        <w:gridCol w:w="2160"/>
+        <w:gridCol w:w="2160"/>
+        <w:gridCol w:w="2160"/>
+        <w:gridCol w:w="2160"/>
+      </w:tblGrid>
+      <w:tr>
+        <w:tc>
+          <w:tcPr>
+            <w:tcW w:type="dxa" w:w="2160"/>
+            <w:shd w:val="clear" w:fill="1F3A60"/>
+          </w:tcPr>
+          <w:p>
+            <w:r>
+              <w:rPr>
+                <w:b/>
+                <w:color w:val="FFFFFF"/>
+                <w:sz w:val="23"/>
+              </w:rPr>
+              <w:t>Nhà sáng lập</w:t>
+            </w:r>
+          </w:p>
+        </w:tc>
+        <w:tc>
+          <w:tcPr>
+            <w:tcW w:type="dxa" w:w="2160"/>
+            <w:shd w:val="clear" w:fill="1F3A60"/>
+          </w:tcPr>
+          <w:p>
+            <w:r>
+              <w:rPr>
+                <w:b/>
+                <w:color w:val="FFFFFF"/>
+                <w:sz w:val="23"/>
+              </w:rPr>
+              <w:t>Vai trò tại Coolmate</w:t>
+            </w:r>
+          </w:p>
+        </w:tc>
+        <w:tc>
+          <w:tcPr>
+            <w:tcW w:type="dxa" w:w="2160"/>
+            <w:shd w:val="clear" w:fill="1F3A60"/>
+          </w:tcPr>
+          <w:p>
+            <w:r>
+              <w:rPr>
+                <w:b/>
+                <w:color w:val="FFFFFF"/>
+                <w:sz w:val="23"/>
+              </w:rPr>
+              <w:t>Học vấn</w:t>
+            </w:r>
+          </w:p>
+        </w:tc>
+        <w:tc>
+          <w:tcPr>
+            <w:tcW w:type="dxa" w:w="2160"/>
+            <w:shd w:val="clear" w:fill="1F3A60"/>
+          </w:tcPr>
+          <w:p>
+            <w:r>
+              <w:rPr>
+                <w:b/>
+                <w:color w:val="FFFFFF"/>
+                <w:sz w:val="23"/>
+              </w:rPr>
+              <w:t>Kinh nghiệm trước Coolmate</w:t>
+            </w:r>
+          </w:p>
+        </w:tc>
+      </w:tr>
+      <w:tr>
+        <w:tc>
+          <w:tcPr>
+            <w:tcW w:type="dxa" w:w="2160"/>
+          </w:tcPr>
+          <w:p>
+            <w:r>
+              <w:rPr>
+                <w:sz w:val="23"/>
+              </w:rPr>
+              <w:t>Phạm Chí Nhu</w:t>
+            </w:r>
+          </w:p>
+        </w:tc>
+        <w:tc>
+          <w:tcPr>
+            <w:tcW w:type="dxa" w:w="2160"/>
+          </w:tcPr>
+          <w:p>
+            <w:r>
+              <w:rPr>
+                <w:sz w:val="23"/>
+              </w:rPr>
+              <w:t>Đồng sáng lập, Tổng Giám đốc (từ 2019)</w:t>
+            </w:r>
+          </w:p>
+        </w:tc>
+        <w:tc>
+          <w:tcPr>
+            <w:tcW w:type="dxa" w:w="2160"/>
+          </w:tcPr>
+          <w:p>
+            <w:r>
+              <w:rPr>
+                <w:sz w:val="23"/>
+              </w:rPr>
+              <w:t>Đại học Ngoại thương</w:t>
+            </w:r>
+          </w:p>
+        </w:tc>
+        <w:tc>
+          <w:tcPr>
+            <w:tcW w:type="dxa" w:w="2160"/>
+          </w:tcPr>
+          <w:p>
+            <w:r>
+              <w:rPr>
+                <w:sz w:val="23"/>
+              </w:rPr>
+              <w:t>Làm trong ngành kiểm toán; quản lý trang thương mại điện tử của một thương hiệu thời trang; từng làm việc tại Deloitte và adidas (theo hồ sơ CB Insights); tự bán quần áo trên Shopee</w:t>
+            </w:r>
+          </w:p>
+        </w:tc>
+      </w:tr>
+      <w:tr>
+        <w:tc>
+          <w:tcPr>
+            <w:tcW w:type="dxa" w:w="2160"/>
+          </w:tcPr>
+          <w:p>
+            <w:r>
+              <w:rPr>
+                <w:sz w:val="23"/>
+              </w:rPr>
+              <w:t>Nguyễn Hoài Xuân Lan</w:t>
+            </w:r>
+          </w:p>
+        </w:tc>
+        <w:tc>
+          <w:tcPr>
+            <w:tcW w:type="dxa" w:w="2160"/>
+          </w:tcPr>
+          <w:p>
+            <w:r>
+              <w:rPr>
+                <w:sz w:val="23"/>
+              </w:rPr>
+              <w:t>Đồng sáng lập, Giám đốc tiếp thị</w:t>
+            </w:r>
+          </w:p>
+        </w:tc>
+        <w:tc>
+          <w:tcPr>
+            <w:tcW w:type="dxa" w:w="2160"/>
+          </w:tcPr>
+          <w:p>
+            <w:r>
+              <w:rPr>
+                <w:sz w:val="23"/>
+              </w:rPr>
+              <w:t>Chưa có thông tin công khai</w:t>
+            </w:r>
+          </w:p>
+        </w:tc>
+        <w:tc>
+          <w:tcPr>
+            <w:tcW w:type="dxa" w:w="2160"/>
+          </w:tcPr>
+          <w:p>
+            <w:r>
+              <w:rPr>
+                <w:sz w:val="23"/>
+              </w:rPr>
+              <w:t>Từng làm Giám đốc điều hành một công ty dịch vụ tiếp thị trong 2 năm; kinh nghiệm tiếp thị trực tuyến</w:t>
+            </w:r>
+          </w:p>
+        </w:tc>
+      </w:tr>
+      <w:tr>
+        <w:tc>
+          <w:tcPr>
+            <w:tcW w:type="dxa" w:w="2160"/>
+          </w:tcPr>
+          <w:p>
+            <w:r>
+              <w:rPr>
+                <w:sz w:val="23"/>
+              </w:rPr>
+              <w:t>Nguyễn Văn Hiệp</w:t>
+            </w:r>
+          </w:p>
+        </w:tc>
+        <w:tc>
+          <w:tcPr>
+            <w:tcW w:type="dxa" w:w="2160"/>
+          </w:tcPr>
+          <w:p>
+            <w:r>
+              <w:rPr>
+                <w:sz w:val="23"/>
+              </w:rPr>
+              <w:t>Đồng sáng lập, Giám đốc công nghệ</w:t>
+            </w:r>
+          </w:p>
+        </w:tc>
+        <w:tc>
+          <w:tcPr>
+            <w:tcW w:type="dxa" w:w="2160"/>
+          </w:tcPr>
+          <w:p>
+            <w:r>
+              <w:rPr>
+                <w:sz w:val="23"/>
+              </w:rPr>
+              <w:t>Chưa có thông tin công khai</w:t>
+            </w:r>
+          </w:p>
+        </w:tc>
+        <w:tc>
+          <w:tcPr>
+            <w:tcW w:type="dxa" w:w="2160"/>
+          </w:tcPr>
+          <w:p>
+            <w:r>
+              <w:rPr>
+                <w:sz w:val="23"/>
+              </w:rPr>
+              <w:t>Từng là trưởng nhóm kỹ thuật (có nguồn ghi là Giám đốc công nghệ) tại Ecomobi; kinh nghiệm lập trình, xây dựng hệ thống</w:t>
+            </w:r>
+          </w:p>
+        </w:tc>
+      </w:tr>
+    </w:tbl>
+    <w:p/>
+    <w:p>
+      <w:r>
+        <w:rPr>
+          <w:i/>
+          <w:color w:val="555555"/>
+          <w:sz w:val="21"/>
+        </w:rPr>
+        <w:t>Nguồn: Crunchbase. (không ghi ngày). Nhu Pham – CEO &amp; Founder @ COOLMATE. Truy cập ngày 10 tháng 10 năm 2026, tại https://www.crunchbase.com/person/nhu-pham-b90c</w:t>
+      </w:r>
+    </w:p>
+    <w:p>
+      <w:r>
+        <w:rPr>
+          <w:i/>
+          <w:color w:val="555555"/>
+          <w:sz w:val="21"/>
+        </w:rPr>
+        <w:t>Nguồn: CB Insights. (không ghi ngày). CoolMate – CEO, founder, key executive team. Truy cập ngày 10 tháng 10 năm 2026, tại https://www.cbinsights.com/company/coolmate/people</w:t>
+      </w:r>
+    </w:p>
+    <w:p>
+      <w:r>
+        <w:rPr>
+          <w:i/>
+          <w:color w:val="555555"/>
+          <w:sz w:val="21"/>
+        </w:rPr>
+        <w:t>Nguồn: Vietcetera. (2020). A brand’s story: Coolmate – A smart solution for the male wardrobe. https://vietcetera.com/en/a-brands-story-coolmate--a-smart-solution-for-the-male-wardrobe</w:t>
+      </w:r>
+    </w:p>
+    <w:p>
+      <w:r>
+        <w:rPr>
+          <w:i/>
+          <w:color w:val="555555"/>
+          <w:sz w:val="21"/>
+        </w:rPr>
+        <w:t>Nguồn: Vertex Ventures. (2024). Coolmate wants to be Vietnam’s next unicorn. https://www.vertexventures.sg/news/coolmate-wants-to-be-vietnams-next-unicorn/</w:t>
+      </w:r>
+    </w:p>
+    <w:p>
+      <w:r>
+        <w:rPr>
+          <w:i/>
+          <w:color w:val="555555"/>
+          <w:sz w:val="21"/>
+        </w:rPr>
+        <w:t>Nguồn: The Org. (không ghi ngày). Xuan Lan Nguyen Hoai – Co-Founder and Marketing Director at Coolmate. Truy cập ngày 10 tháng 10 năm 2026, tại https://theorg.com/org/coolmate/org-chart/xuan-lan-nguyen-hoai</w:t>
+      </w:r>
+    </w:p>
+    <w:p>
+      <w:r>
+        <w:rPr>
+          <w:i/>
+          <w:color w:val="555555"/>
+          <w:sz w:val="21"/>
+        </w:rPr>
+        <w:t>Nguồn: CafeBiz. (2021, 4 tháng 5). Chân dung startup Coolmate vừa gọi vốn thành công 500.000 USD trên Shark Tank. https://cafebiz.vn/chan-dung-startup-coolmate-vua-goi-von-thanh-cong-500000-usd-tren-shark-tank-tung-di-thi-khoi-nghiep-chi-lot-top-10-nay-da-la-ong-trum-ban-chuc-nghin-don-tren-shopee-20210504091320202.chn</w:t>
+      </w:r>
+    </w:p>
+    <w:p>
+      <w:r>
+        <w:rPr>
+          <w:i/>
+          <w:color w:val="555555"/>
+          <w:sz w:val="21"/>
+        </w:rPr>
+        <w:t>Nguồn: Forbes Việt Nam. (2022). Startup thời trang không có cửa hàng, không có nhà máy, chỉ bán online. https://forbes.vn/startup-thoi-trang-noi-khong-voi-mo-cua-hang/</w:t>
+      </w:r>
+    </w:p>
+    <w:p>
+      <w:pPr>
+        <w:jc w:val="both"/>
+      </w:pPr>
+      <w:r>
+        <w:rPr>
+          <w:i w:val="0"/>
+        </w:rPr>
+        <w:t>Ông Phạm Chí Nhu: kinh nghiệm kiểm toán giúp ông có tư duy tài chính, còn thời gian quản lý trang thương mại điện tử thời trang và tự bán hàng trên Shopee giúp ông hiểu cả chuỗi giá trị lẫn hạn chế của mô hình bán qua sàn – từ đó hình thành ý tưởng bán trực tiếp (Vietcetera, 2020; Vertex Ventures, 2024). Ông theo học Đại học Ngoại thương (Crunchbase, không ghi ngày); hồ sơ CB Insights liệt kê Deloitte và adidas trong quá trình làm việc trước đây (CB Insights, không ghi ngày).</w:t>
+      </w:r>
+    </w:p>
+    <w:p>
+      <w:r>
+        <w:rPr>
+          <w:i/>
+          <w:color w:val="555555"/>
+          <w:sz w:val="21"/>
+        </w:rPr>
+        <w:t>Nguồn: Vietcetera. (2020). A brand’s story: Coolmate – A smart solution for the male wardrobe. https://vietcetera.com/en/a-brands-story-coolmate--a-smart-solution-for-the-male-wardrobe</w:t>
+      </w:r>
+    </w:p>
+    <w:p>
+      <w:r>
+        <w:rPr>
+          <w:i/>
+          <w:color w:val="555555"/>
+          <w:sz w:val="21"/>
+        </w:rPr>
+        <w:t>Nguồn: Vertex Ventures. (2024). Coolmate wants to be Vietnam’s next unicorn. https://www.vertexventures.sg/news/coolmate-wants-to-be-vietnams-next-unicorn/</w:t>
+      </w:r>
+    </w:p>
+    <w:p>
+      <w:r>
+        <w:rPr>
+          <w:i/>
+          <w:color w:val="555555"/>
+          <w:sz w:val="21"/>
+        </w:rPr>
+        <w:t>Nguồn: Crunchbase. (không ghi ngày). Nhu Pham – CEO &amp; Founder @ COOLMATE. Truy cập ngày 10 tháng 10 năm 2026, tại https://www.crunchbase.com/person/nhu-pham-b90c</w:t>
+      </w:r>
+    </w:p>
+    <w:p>
+      <w:r>
+        <w:rPr>
+          <w:i/>
+          <w:color w:val="555555"/>
+          <w:sz w:val="21"/>
+        </w:rPr>
+        <w:t>Nguồn: CB Insights. (không ghi ngày). CoolMate – CEO, founder, key executive team. Truy cập ngày 10 tháng 10 năm 2026, tại https://www.cbinsights.com/company/coolmate/people</w:t>
+      </w:r>
+    </w:p>
+    <w:p>
+      <w:pPr>
+        <w:jc w:val="both"/>
+      </w:pPr>
+      <w:r>
+        <w:rPr>
+          <w:i w:val="0"/>
+        </w:rPr>
+        <w:t>Bà Nguyễn Hoài Xuân Lan: từng làm Giám đốc điều hành một công ty dịch vụ tiếp thị trong khoảng 2 năm, có kinh nghiệm tiếp thị trực tuyến (CafeBiz, 2021). Đây là năng lực quan trọng với một thương hiệu chỉ bán qua mạng ở giai đoạn đầu.</w:t>
+      </w:r>
+    </w:p>
+    <w:p>
+      <w:r>
+        <w:rPr>
+          <w:i/>
+          <w:color w:val="555555"/>
+          <w:sz w:val="21"/>
+        </w:rPr>
+        <w:t>Nguồn: CafeBiz. (2021, 4 tháng 5). Chân dung startup Coolmate vừa gọi vốn thành công 500.000 USD trên Shark Tank. https://cafebiz.vn/chan-dung-startup-coolmate-vua-goi-von-thanh-cong-500000-usd-tren-shark-tank-tung-di-thi-khoi-nghiep-chi-lot-top-10-nay-da-la-ong-trum-ban-chuc-nghin-don-tren-shopee-20210504091320202.chn</w:t>
+      </w:r>
+    </w:p>
+    <w:p>
+      <w:r>
+        <w:rPr>
+          <w:i/>
+          <w:color w:val="555555"/>
+          <w:sz w:val="21"/>
+        </w:rPr>
+        <w:t>Nguồn: The Org. (không ghi ngày). Xuan Lan Nguyen Hoai – Co-Founder and Marketing Director at Coolmate. Truy cập ngày 10 tháng 10 năm 2026, tại https://theorg.com/org/coolmate/org-chart/xuan-lan-nguyen-hoai</w:t>
+      </w:r>
+    </w:p>
+    <w:p>
+      <w:pPr>
+        <w:jc w:val="both"/>
+      </w:pPr>
+      <w:r>
+        <w:rPr>
+          <w:i w:val="0"/>
+        </w:rPr>
+        <w:t>Ông Nguyễn Văn Hiệp: từng là trưởng nhóm kỹ thuật tại Ecomobi (CafeBiz, 2021; Forbes Việt Nam, 2022). Ông chủ trương tự xây dựng hệ thống quản trị doanh nghiệp nội bộ thay vì dùng phần mềm bên thứ ba, vì cho rằng như vậy Coolmate mới kiểm soát được hệ thống (Forbes Việt Nam, 2022).</w:t>
+      </w:r>
+    </w:p>
+    <w:p>
+      <w:r>
+        <w:rPr>
+          <w:i/>
+          <w:color w:val="555555"/>
+          <w:sz w:val="21"/>
+        </w:rPr>
+        <w:t>Nguồn: CafeBiz. (2021, 4 tháng 5). Chân dung startup Coolmate vừa gọi vốn thành công 500.000 USD trên Shark Tank. https://cafebiz.vn/chan-dung-startup-coolmate-vua-goi-von-thanh-cong-500000-usd-tren-shark-tank-tung-di-thi-khoi-nghiep-chi-lot-top-10-nay-da-la-ong-trum-ban-chuc-nghin-don-tren-shopee-20210504091320202.chn</w:t>
+      </w:r>
+    </w:p>
+    <w:p>
+      <w:r>
+        <w:rPr>
+          <w:i/>
+          <w:color w:val="555555"/>
+          <w:sz w:val="21"/>
+        </w:rPr>
+        <w:t>Nguồn: Forbes Việt Nam. (2022). Startup thời trang không có cửa hàng, không có nhà máy, chỉ bán online. https://forbes.vn/startup-thoi-trang-noi-khong-voi-mo-cua-hang/</w:t>
+      </w:r>
+    </w:p>
+    <w:p>
+      <w:pPr>
+        <w:jc w:val="both"/>
+      </w:pPr>
+      <w:r>
+        <w:rPr>
+          <w:i w:val="0"/>
+        </w:rPr>
+        <w:t>b) Sự bổ trợ của đội ngũ</w:t>
+      </w:r>
+    </w:p>
+    <w:p>
+      <w:pPr>
+        <w:jc w:val="center"/>
+      </w:pPr>
+      <w:r>
+        <w:rPr>
+          <w:b/>
+          <w:i/>
+        </w:rPr>
+        <w:t>Bảng 9. Mức độ bổ trợ của nhóm sáng lập</w:t>
       </w:r>
     </w:p>
     <w:tbl>
@@ -2555,7 +3301,7 @@
                 <w:color w:val="FFFFFF"/>
                 <w:sz w:val="23"/>
               </w:rPr>
-              <w:t>Đồng sáng lập</w:t>
+              <w:t>Năng lực cần có của thương hiệu bán trực tiếp</w:t>
             </w:r>
           </w:p>
         </w:tc>
@@ -2571,7 +3317,7 @@
                 <w:color w:val="FFFFFF"/>
                 <w:sz w:val="23"/>
               </w:rPr>
-              <w:t>Vai trò</w:t>
+              <w:t>Người đảm nhận</w:t>
             </w:r>
           </w:p>
         </w:tc>
@@ -2587,7 +3333,7 @@
                 <w:color w:val="FFFFFF"/>
                 <w:sz w:val="23"/>
               </w:rPr>
-              <w:t>Năng lực đóng góp</w:t>
+              <w:t>Bằng chứng</w:t>
             </w:r>
           </w:p>
         </w:tc>
@@ -2602,6 +3348,19 @@
               <w:rPr>
                 <w:sz w:val="23"/>
               </w:rPr>
+              <w:t>Sản phẩm, tài chính, chiến lược, gọi vốn</w:t>
+            </w:r>
+          </w:p>
+        </w:tc>
+        <w:tc>
+          <w:tcPr>
+            <w:tcW w:type="dxa" w:w="2880"/>
+          </w:tcPr>
+          <w:p>
+            <w:r>
+              <w:rPr>
+                <w:sz w:val="23"/>
+              </w:rPr>
               <w:t>Phạm Chí Nhu</w:t>
             </w:r>
           </w:p>
@@ -2615,20 +3374,7 @@
               <w:rPr>
                 <w:sz w:val="23"/>
               </w:rPr>
-              <w:t>Tổng Giám đốc</w:t>
-            </w:r>
-          </w:p>
-        </w:tc>
-        <w:tc>
-          <w:tcPr>
-            <w:tcW w:type="dxa" w:w="2880"/>
-          </w:tcPr>
-          <w:p>
-            <w:r>
-              <w:rPr>
-                <w:sz w:val="23"/>
-              </w:rPr>
-              <w:t>Chiến lược, sản phẩm, gọi vốn; kinh nghiệm bán lẻ và bán hàng trên sàn</w:t>
+              <w:t>Kinh nghiệm kiểm toán, thương mại điện tử thời trang; dẫn dắt nhiều vòng gọi vốn</w:t>
             </w:r>
           </w:p>
         </w:tc>
@@ -2643,6 +3389,19 @@
               <w:rPr>
                 <w:sz w:val="23"/>
               </w:rPr>
+              <w:t>Thu hút khách hàng</w:t>
+            </w:r>
+          </w:p>
+        </w:tc>
+        <w:tc>
+          <w:tcPr>
+            <w:tcW w:type="dxa" w:w="2880"/>
+          </w:tcPr>
+          <w:p>
+            <w:r>
+              <w:rPr>
+                <w:sz w:val="23"/>
+              </w:rPr>
               <w:t>Nguyễn Hoài Xuân Lan</w:t>
             </w:r>
           </w:p>
@@ -2656,20 +3415,7 @@
               <w:rPr>
                 <w:sz w:val="23"/>
               </w:rPr>
-              <w:t>Giám đốc tiếp thị</w:t>
-            </w:r>
-          </w:p>
-        </w:tc>
-        <w:tc>
-          <w:tcPr>
-            <w:tcW w:type="dxa" w:w="2880"/>
-          </w:tcPr>
-          <w:p>
-            <w:r>
-              <w:rPr>
-                <w:sz w:val="23"/>
-              </w:rPr>
-              <w:t>Xây dựng thương hiệu, thu hút khách hàng</w:t>
+              <w:t>Kinh nghiệm điều hành công ty tiếp thị</w:t>
             </w:r>
           </w:p>
         </w:tc>
@@ -2684,6 +3430,19 @@
               <w:rPr>
                 <w:sz w:val="23"/>
               </w:rPr>
+              <w:t>Nền tảng công nghệ, dữ liệu</w:t>
+            </w:r>
+          </w:p>
+        </w:tc>
+        <w:tc>
+          <w:tcPr>
+            <w:tcW w:type="dxa" w:w="2880"/>
+          </w:tcPr>
+          <w:p>
+            <w:r>
+              <w:rPr>
+                <w:sz w:val="23"/>
+              </w:rPr>
               <w:t>Nguyễn Văn Hiệp</w:t>
             </w:r>
           </w:p>
@@ -2697,26 +3456,62 @@
               <w:rPr>
                 <w:sz w:val="23"/>
               </w:rPr>
-              <w:t>Giám đốc công nghệ</w:t>
-            </w:r>
-          </w:p>
-        </w:tc>
-        <w:tc>
-          <w:tcPr>
-            <w:tcW w:type="dxa" w:w="2880"/>
-          </w:tcPr>
-          <w:p>
-            <w:r>
-              <w:rPr>
-                <w:sz w:val="23"/>
-              </w:rPr>
-              <w:t>Nền tảng bán hàng, dữ liệu, vận hành</w:t>
+              <w:t>Kinh nghiệm kỹ thuật tại Ecomobi; xây hệ thống nội bộ</w:t>
             </w:r>
           </w:p>
         </w:tc>
       </w:tr>
     </w:tbl>
     <w:p/>
+    <w:p>
+      <w:pPr>
+        <w:jc w:val="both"/>
+      </w:pPr>
+      <w:r>
+        <w:rPr>
+          <w:i w:val="0"/>
+        </w:rPr>
+        <w:t>c) Bằng chứng về năng lực thực thi</w:t>
+      </w:r>
+    </w:p>
+    <w:p>
+      <w:pPr>
+        <w:jc w:val="both"/>
+      </w:pPr>
+      <w:r>
+        <w:rPr>
+          <w:i w:val="0"/>
+        </w:rPr>
+        <w:t>Khởi đầu từ một nhà kho khoảng 20 mét vuông năm 2019, đội ngũ đã:</w:t>
+      </w:r>
+    </w:p>
+    <w:p>
+      <w:pPr>
+        <w:pStyle w:val="ListBullet"/>
+        <w:jc w:val="both"/>
+      </w:pPr>
+      <w:r>
+        <w:t>Gọi vốn thành công 500.000 đô la Mỹ trên chương trình Shark Tank Việt Nam năm 2021, đổi lấy 10% cổ phần cùng 2,5% cổ phần cố vấn; sau chương trình, trang mạng đạt kỷ lục khoảng 1 triệu lượt truy cập mỗi tháng (CafeBiz, 2021; Brands Vietnam, 2021).</w:t>
+      </w:r>
+    </w:p>
+    <w:p>
+      <w:pPr>
+        <w:pStyle w:val="ListBullet"/>
+        <w:jc w:val="both"/>
+      </w:pPr>
+      <w:r>
+        <w:t>Tăng doanh thu từ 39 tỷ đồng (2020) lên 363 tỷ đồng (2023) theo số liệu doanh nghiệp công bố (Coolmate, không ghi ngày-a).</w:t>
+      </w:r>
+    </w:p>
+    <w:p>
+      <w:pPr>
+        <w:pStyle w:val="ListBullet"/>
+        <w:jc w:val="both"/>
+      </w:pPr>
+      <w:r>
+        <w:t>Thuyết phục nhiều quỹ đầu tư qua các vòng: GSR Ventures (2022), Vertex Ventures và Kairous Capital (2024), Vertex Growth, Cool Japan Fund, YoungOne CVC (2025).</w:t>
+      </w:r>
+    </w:p>
     <w:p>
       <w:r>
         <w:rPr>
@@ -2724,7 +3519,7 @@
           <w:color w:val="555555"/>
           <w:sz w:val="21"/>
         </w:rPr>
-        <w:t>Nguồn: Đại biểu Nhân dân. (2022). Coolmate – Hành trình từ con số 0 đến doanh thu trăm tỷ. https://daibieunhandan.vn/coolmate-hanh-trinh-tu-con-so-0-den-doanh-thu-tram-ty-10308212.html</w:t>
+        <w:t>Nguồn: CafeBiz. (2021, 4 tháng 5). Chân dung startup Coolmate vừa gọi vốn thành công 500.000 USD trên Shark Tank. https://cafebiz.vn/chan-dung-startup-coolmate-vua-goi-von-thanh-cong-500000-usd-tren-shark-tank-tung-di-thi-khoi-nghiep-chi-lot-top-10-nay-da-la-ong-trum-ban-chuc-nghin-don-tren-shopee-20210504091320202.chn</w:t>
       </w:r>
     </w:p>
     <w:p>
@@ -2734,29 +3529,47 @@
           <w:color w:val="555555"/>
           <w:sz w:val="21"/>
         </w:rPr>
-        <w:t>Nguồn: Brands Vietnam. (2023). Case study startup thành công – Cách Coolmate tăng trưởng 4 lần/năm. https://www.brandsvietnam.com/congdong/topic/332810-case-study-startup-thanh-cong-cach-coolmate-tang-truong-4-lan-nam</w:t>
+        <w:t>Nguồn: Brands Vietnam. (2021). Sau Shark Tank, Coolmate đạt kỷ lục 1 triệu traffic/tháng. https://www.brandsvietnam.com/22165-Sau-Shark-Tank-Coolmate-dat-ky-luc-1-trieu-traffic-thang</w:t>
       </w:r>
     </w:p>
     <w:p>
-      <w:pPr>
-        <w:jc w:val="both"/>
-      </w:pPr>
       <w:r>
         <w:rPr>
-          <w:i w:val="0"/>
+          <w:i/>
+          <w:color w:val="555555"/>
+          <w:sz w:val="21"/>
         </w:rPr>
-        <w:t>Ba người nắm ba mắt xích sống còn của mô hình bán trực tiếp qua mạng: sản phẩm, khách hàng và công nghệ. Sự phân vai bổ trợ là lợi thế so với các nhóm chỉ mạnh kỹ thuật hoặc chỉ giỏi bán hàng.</w:t>
+        <w:t>Nguồn: Coolmate. (không ghi ngày-a). Coolmate 101: Hành trình và các cột mốc phát triển. Truy cập ngày 10 tháng 10 năm 2026, tại https://www.coolmate.me/lp/coolmate-101</w:t>
       </w:r>
     </w:p>
     <w:p>
-      <w:pPr>
-        <w:jc w:val="both"/>
-      </w:pPr>
       <w:r>
         <w:rPr>
-          <w:i w:val="0"/>
+          <w:i/>
+          <w:color w:val="555555"/>
+          <w:sz w:val="21"/>
         </w:rPr>
-        <w:t>b) Bằng chứng về năng lực thực thi</w:t>
+        <w:t>Nguồn: Brands Vietnam. (2022). Coolmate vừa nhận thêm 2,3 triệu USD cho vòng Series A từ GSR Ventures. https://www.brandsvietnam.com/23086-Coolmate-vua-nhan-them-2-3-trieu-USD-cho-vong-Series-A-tu-GSR-Ventures</w:t>
+      </w:r>
+    </w:p>
+    <w:p>
+      <w:r>
+        <w:rPr>
+          <w:i/>
+          <w:color w:val="555555"/>
+          <w:sz w:val="21"/>
+        </w:rPr>
+        <w:t>Nguồn: The Leader. (2024). Coolmate gọi vốn 6 triệu USD, tham vọng xuất hàng sang Mỹ. https://theleader.vn/coolmate-goi-von-6-trieu-usd-tham-vong-xuat-hang-sang-my-d37758.html</w:t>
+      </w:r>
+    </w:p>
+    <w:p>
+      <w:r>
+        <w:rPr>
+          <w:i/>
+          <w:color w:val="555555"/>
+          <w:sz w:val="21"/>
+        </w:rPr>
+        <w:t>Nguồn: Coolmate. (2025, ngày 3 tháng 11). Coolmate gọi vốn thành công vòng đầu tư tăng trưởng, mở ra chương mới cho thương hiệu Việt. https://www.coolmate.me/blog/coolmate-goi-von-thanh-cong-series-c-mo-ra-chuong-moi-cho-thuong-hieu-viet</w:t>
       </w:r>
     </w:p>
     <w:p>
@@ -2768,7 +3581,7 @@
           <w:b/>
           <w:i/>
         </w:rPr>
-        <w:t>Bảng 8. Doanh thu Coolmate giai đoạn 2020–2023</w:t>
+        <w:t>Bảng 10. Doanh thu Coolmate giai đoạn 2020–2023</w:t>
       </w:r>
     </w:p>
     <w:tbl>
@@ -3016,7 +3829,7 @@
         <w:rPr>
           <w:i w:val="0"/>
         </w:rPr>
-        <w:t>Đội ngũ đưa doanh nghiệp từ con số 0 lên hàng trăm tỷ đồng doanh thu chỉ trong bốn năm, đồng thời thuyết phục được nhiều quỹ đầu tư qua các vòng vốn liên tiếp. Tuy nhiên, tốc độ tăng trưởng giảm rõ từ năm 2022 sang 2023. Đây là số liệu doanh nghiệp tự công bố, chưa phải báo cáo tài chính kiểm toán.</w:t>
+        <w:t>d) Điểm cần lưu ý</w:t>
       </w:r>
     </w:p>
     <w:p>
@@ -3027,18 +3840,87 @@
         <w:rPr>
           <w:i w:val="0"/>
         </w:rPr>
-        <w:t>c) Khả năng thích ứng</w:t>
+        <w:t>Thông tin công khai về học vấn và kinh nghiệm của hai đồng sáng lập Nguyễn Hoài Xuân Lan và Nguyễn Văn Hiệp còn hạn chế; các nguồn mô tả chức danh cũ của ông Hiệp chưa thống nhất. Chưa có thông tin về tỷ lệ sở hữu giữa các đồng sáng lập và mức độ phụ thuộc vào ông Phạm Chí Nhu trong các quyết định chiến lược. Tốc độ tăng trưởng doanh thu chậm lại rõ rệt từ năm 2022 sang 2023.</w:t>
       </w:r>
     </w:p>
     <w:p>
       <w:pPr>
         <w:jc w:val="both"/>
       </w:pPr>
+      <w:r>
+        <w:rPr>
+          <w:b/>
+        </w:rPr>
+        <w:t xml:space="preserve">Đánh giá: </w:t>
+      </w:r>
       <w:r>
         <w:rPr>
           <w:i w:val="0"/>
         </w:rPr>
-        <w:t>Nhóm điều hành liên tục mở hướng mới: trang phục chạy bộ, tập luyện, sản phẩm cho nữ, bán tại Hoa Kỳ qua Amazon và mở cửa hàng vật lý (Coolmate, không ghi ngày-a).</w:t>
+        <w:t>Nhóm sáng lập có nền tảng kinh nghiệm phù hợp và bổ trợ tốt cho mô hình bán trực tiếp qua mạng, đã chứng minh năng lực thương mại hóa và gọi vốn. Chấm 4/5 vì hồ sơ của hai đồng sáng lập chưa đầy đủ và năng lực điều hành nhiều thị trường cùng lúc chưa được kiểm chứng.</w:t>
+      </w:r>
+    </w:p>
+    <w:p>
+      <w:pPr>
+        <w:pStyle w:val="Heading1"/>
+      </w:pPr>
+      <w:r>
+        <w:rPr>
+          <w:rFonts w:ascii="Times New Roman" w:hAnsi="Times New Roman"/>
+          <w:color w:val="1F3A60"/>
+        </w:rPr>
+        <w:t>IV. PHÂN TÍCH HÀNG THỨ HAI – NGÀNH</w:t>
+      </w:r>
+    </w:p>
+    <w:p>
+      <w:pPr>
+        <w:pStyle w:val="Heading2"/>
+      </w:pPr>
+      <w:r>
+        <w:rPr>
+          <w:rFonts w:ascii="Times New Roman" w:hAnsi="Times New Roman"/>
+          <w:color w:val="1F3A60"/>
+        </w:rPr>
+        <w:t>4. Thị trường – 4/5</w:t>
+      </w:r>
+    </w:p>
+    <w:p>
+      <w:pPr>
+        <w:jc w:val="both"/>
+      </w:pPr>
+      <w:r>
+        <w:rPr>
+          <w:b/>
+        </w:rPr>
+        <w:t xml:space="preserve">Câu hỏi đặt ra: </w:t>
+      </w:r>
+      <w:r>
+        <w:rPr>
+          <w:i/>
+        </w:rPr>
+        <w:t>Thị trường mà Coolmate tham gia lớn đến đâu, tăng trưởng bao nhiêu phần trăm mỗi năm?</w:t>
+      </w:r>
+    </w:p>
+    <w:p>
+      <w:pPr>
+        <w:jc w:val="both"/>
+      </w:pPr>
+      <w:r>
+        <w:rPr>
+          <w:i w:val="0"/>
+        </w:rPr>
+        <w:t>a) Thị trường thời trang nam và trang phục thể thao</w:t>
+      </w:r>
+    </w:p>
+    <w:p>
+      <w:pPr>
+        <w:jc w:val="both"/>
+      </w:pPr>
+      <w:r>
+        <w:rPr>
+          <w:i w:val="0"/>
+        </w:rPr>
+        <w:t>Theo IMARC Group, quy mô thị trường thời trang nam Việt Nam đạt khoảng 3,1 tỷ đô la Mỹ năm 2024, dự báo tăng trưởng kép khoảng 4,2% mỗi năm giai đoạn 2025–2033 (IMARC Group, 2025a). Thị trường trang phục thể thao kết hợp mặc thường ngày – nhóm hàng Coolmate mở rộng từ năm 2025 – đạt khoảng 1,61 tỷ đô la Mỹ năm 2024, dự báo tăng khoảng 7,2% mỗi năm (IMARC Group, 2025b). Đây là số liệu ước tính của một công ty nghiên cứu thương mại.</w:t>
       </w:r>
     </w:p>
     <w:p>
@@ -3048,7 +3930,17 @@
           <w:color w:val="555555"/>
           <w:sz w:val="21"/>
         </w:rPr>
-        <w:t>Nguồn: Coolmate. (không ghi ngày-a). Coolmate 101: Hành trình và các cột mốc phát triển. Truy cập ngày 10 tháng 10 năm 2026, tại https://www.coolmate.me/lp/coolmate-101</w:t>
+        <w:t>Nguồn: IMARC Group. (2025a). Vietnam menswear market report. https://www.imarcgroup.com/report/vi/vietnam-menswear-market</w:t>
+      </w:r>
+    </w:p>
+    <w:p>
+      <w:r>
+        <w:rPr>
+          <w:i/>
+          <w:color w:val="555555"/>
+          <w:sz w:val="21"/>
+        </w:rPr>
+        <w:t>Nguồn: IMARC Group. (2025b). Vietnam athleisure market report. https://www.imarcgroup.com/report/vi/vietnam-athleisure-market</w:t>
       </w:r>
     </w:p>
     <w:p>
@@ -3059,98 +3951,501 @@
         <w:rPr>
           <w:i w:val="0"/>
         </w:rPr>
-        <w:t>d) Điểm cần lưu ý</w:t>
+        <w:t>b) Kênh thương mại điện tử: tăng trưởng hai chữ số</w:t>
       </w:r>
     </w:p>
     <w:p>
       <w:pPr>
-        <w:jc w:val="both"/>
+        <w:jc w:val="center"/>
       </w:pPr>
       <w:r>
         <w:rPr>
-          <w:i w:val="0"/>
+          <w:b/>
+          <w:i/>
         </w:rPr>
-        <w:t>Mở nhiều hướng cùng lúc có thể làm loãng sự tập trung. Thông tin công khai chưa cho biết tỷ lệ sở hữu giữa các đồng sáng lập, cơ chế phê duyệt khoản chi lớn hay mức độ phụ thuộc vào ông Phạm Chí Nhu trong các quyết định chiến lược.</w:t>
+        <w:t>Bảng 11. Tăng trưởng của kênh thương mại điện tử</w:t>
+      </w:r>
+    </w:p>
+    <w:tbl>
+      <w:tblPr>
+        <w:tblStyle w:val="TableGrid"/>
+        <w:tblW w:type="auto" w:w="0"/>
+        <w:tblLook w:firstColumn="1" w:firstRow="1" w:lastColumn="0" w:lastRow="0" w:noHBand="0" w:noVBand="1" w:val="04A0"/>
+      </w:tblPr>
+      <w:tblGrid>
+        <w:gridCol w:w="1728"/>
+        <w:gridCol w:w="1728"/>
+        <w:gridCol w:w="1728"/>
+        <w:gridCol w:w="1728"/>
+        <w:gridCol w:w="1728"/>
+      </w:tblGrid>
+      <w:tr>
+        <w:tc>
+          <w:tcPr>
+            <w:tcW w:type="dxa" w:w="1728"/>
+            <w:shd w:val="clear" w:fill="1F3A60"/>
+          </w:tcPr>
+          <w:p>
+            <w:r>
+              <w:rPr>
+                <w:b/>
+                <w:color w:val="FFFFFF"/>
+                <w:sz w:val="23"/>
+              </w:rPr>
+              <w:t>Thời điểm</w:t>
+            </w:r>
+          </w:p>
+        </w:tc>
+        <w:tc>
+          <w:tcPr>
+            <w:tcW w:type="dxa" w:w="1728"/>
+            <w:shd w:val="clear" w:fill="1F3A60"/>
+          </w:tcPr>
+          <w:p>
+            <w:r>
+              <w:rPr>
+                <w:b/>
+                <w:color w:val="FFFFFF"/>
+                <w:sz w:val="23"/>
+              </w:rPr>
+              <w:t>Chỉ báo</w:t>
+            </w:r>
+          </w:p>
+        </w:tc>
+        <w:tc>
+          <w:tcPr>
+            <w:tcW w:type="dxa" w:w="1728"/>
+            <w:shd w:val="clear" w:fill="1F3A60"/>
+          </w:tcPr>
+          <w:p>
+            <w:r>
+              <w:rPr>
+                <w:b/>
+                <w:color w:val="FFFFFF"/>
+                <w:sz w:val="23"/>
+              </w:rPr>
+              <w:t>Giá trị</w:t>
+            </w:r>
+          </w:p>
+        </w:tc>
+        <w:tc>
+          <w:tcPr>
+            <w:tcW w:type="dxa" w:w="1728"/>
+            <w:shd w:val="clear" w:fill="1F3A60"/>
+          </w:tcPr>
+          <w:p>
+            <w:r>
+              <w:rPr>
+                <w:b/>
+                <w:color w:val="FFFFFF"/>
+                <w:sz w:val="23"/>
+              </w:rPr>
+              <w:t>Tăng trưởng</w:t>
+            </w:r>
+          </w:p>
+        </w:tc>
+        <w:tc>
+          <w:tcPr>
+            <w:tcW w:type="dxa" w:w="1728"/>
+            <w:shd w:val="clear" w:fill="1F3A60"/>
+          </w:tcPr>
+          <w:p>
+            <w:r>
+              <w:rPr>
+                <w:b/>
+                <w:color w:val="FFFFFF"/>
+                <w:sz w:val="23"/>
+              </w:rPr>
+              <w:t>Nguồn</w:t>
+            </w:r>
+          </w:p>
+        </w:tc>
+      </w:tr>
+      <w:tr>
+        <w:tc>
+          <w:tcPr>
+            <w:tcW w:type="dxa" w:w="1728"/>
+          </w:tcPr>
+          <w:p>
+            <w:r>
+              <w:rPr>
+                <w:sz w:val="23"/>
+              </w:rPr>
+              <w:t>2019</w:t>
+            </w:r>
+          </w:p>
+        </w:tc>
+        <w:tc>
+          <w:tcPr>
+            <w:tcW w:type="dxa" w:w="1728"/>
+          </w:tcPr>
+          <w:p>
+            <w:r>
+              <w:rPr>
+                <w:sz w:val="23"/>
+              </w:rPr>
+              <w:t>Bán lẻ thương mại điện tử B2C</w:t>
+            </w:r>
+          </w:p>
+        </w:tc>
+        <w:tc>
+          <w:tcPr>
+            <w:tcW w:type="dxa" w:w="1728"/>
+          </w:tcPr>
+          <w:p>
+            <w:r>
+              <w:rPr>
+                <w:sz w:val="23"/>
+              </w:rPr>
+              <w:t>Khoảng 10,08 tỷ đô la Mỹ</w:t>
+            </w:r>
+          </w:p>
+        </w:tc>
+        <w:tc>
+          <w:tcPr>
+            <w:tcW w:type="dxa" w:w="1728"/>
+          </w:tcPr>
+          <w:p>
+            <w:r>
+              <w:rPr>
+                <w:sz w:val="23"/>
+              </w:rPr>
+              <w:t>Kinh tế Internet tăng khoảng 38–39%/năm (2015–2019)</w:t>
+            </w:r>
+          </w:p>
+        </w:tc>
+        <w:tc>
+          <w:tcPr>
+            <w:tcW w:type="dxa" w:w="1728"/>
+          </w:tcPr>
+          <w:p>
+            <w:r>
+              <w:rPr>
+                <w:sz w:val="23"/>
+              </w:rPr>
+              <w:t>Tạp chí Công Thương (2020); Tuổi Trẻ News (2019)</w:t>
+            </w:r>
+          </w:p>
+        </w:tc>
+      </w:tr>
+      <w:tr>
+        <w:tc>
+          <w:tcPr>
+            <w:tcW w:type="dxa" w:w="1728"/>
+          </w:tcPr>
+          <w:p>
+            <w:r>
+              <w:rPr>
+                <w:sz w:val="23"/>
+              </w:rPr>
+              <w:t>2024</w:t>
+            </w:r>
+          </w:p>
+        </w:tc>
+        <w:tc>
+          <w:tcPr>
+            <w:tcW w:type="dxa" w:w="1728"/>
+          </w:tcPr>
+          <w:p>
+            <w:r>
+              <w:rPr>
+                <w:sz w:val="23"/>
+              </w:rPr>
+              <w:t>Doanh số 5 sàn lớn (Metric)</w:t>
+            </w:r>
+          </w:p>
+        </w:tc>
+        <w:tc>
+          <w:tcPr>
+            <w:tcW w:type="dxa" w:w="1728"/>
+          </w:tcPr>
+          <w:p>
+            <w:r>
+              <w:rPr>
+                <w:sz w:val="23"/>
+              </w:rPr>
+              <w:t>Khoảng 318,9 nghìn tỷ đồng</w:t>
+            </w:r>
+          </w:p>
+        </w:tc>
+        <w:tc>
+          <w:tcPr>
+            <w:tcW w:type="dxa" w:w="1728"/>
+          </w:tcPr>
+          <w:p>
+            <w:r>
+              <w:rPr>
+                <w:sz w:val="23"/>
+              </w:rPr>
+              <w:t>Tăng 37,36% so với 2023</w:t>
+            </w:r>
+          </w:p>
+        </w:tc>
+        <w:tc>
+          <w:tcPr>
+            <w:tcW w:type="dxa" w:w="1728"/>
+          </w:tcPr>
+          <w:p>
+            <w:r>
+              <w:rPr>
+                <w:sz w:val="23"/>
+              </w:rPr>
+              <w:t>VnEconomy (2025a)</w:t>
+            </w:r>
+          </w:p>
+        </w:tc>
+      </w:tr>
+      <w:tr>
+        <w:tc>
+          <w:tcPr>
+            <w:tcW w:type="dxa" w:w="1728"/>
+          </w:tcPr>
+          <w:p>
+            <w:r>
+              <w:rPr>
+                <w:sz w:val="23"/>
+              </w:rPr>
+              <w:t>Nửa đầu 2025</w:t>
+            </w:r>
+          </w:p>
+        </w:tc>
+        <w:tc>
+          <w:tcPr>
+            <w:tcW w:type="dxa" w:w="1728"/>
+          </w:tcPr>
+          <w:p>
+            <w:r>
+              <w:rPr>
+                <w:sz w:val="23"/>
+              </w:rPr>
+              <w:t>Doanh số 4 sàn lớn (YouNet ECI)</w:t>
+            </w:r>
+          </w:p>
+        </w:tc>
+        <w:tc>
+          <w:tcPr>
+            <w:tcW w:type="dxa" w:w="1728"/>
+          </w:tcPr>
+          <w:p>
+            <w:r>
+              <w:rPr>
+                <w:sz w:val="23"/>
+              </w:rPr>
+              <w:t>Khoảng 222,1 nghìn tỷ đồng</w:t>
+            </w:r>
+          </w:p>
+        </w:tc>
+        <w:tc>
+          <w:tcPr>
+            <w:tcW w:type="dxa" w:w="1728"/>
+          </w:tcPr>
+          <w:p>
+            <w:r>
+              <w:rPr>
+                <w:sz w:val="23"/>
+              </w:rPr>
+              <w:t>Tăng khoảng 23% so với cùng kỳ</w:t>
+            </w:r>
+          </w:p>
+        </w:tc>
+        <w:tc>
+          <w:tcPr>
+            <w:tcW w:type="dxa" w:w="1728"/>
+          </w:tcPr>
+          <w:p>
+            <w:r>
+              <w:rPr>
+                <w:sz w:val="23"/>
+              </w:rPr>
+              <w:t>VnEconomy (2025b)</w:t>
+            </w:r>
+          </w:p>
+        </w:tc>
+      </w:tr>
+      <w:tr>
+        <w:tc>
+          <w:tcPr>
+            <w:tcW w:type="dxa" w:w="1728"/>
+          </w:tcPr>
+          <w:p>
+            <w:r>
+              <w:rPr>
+                <w:sz w:val="23"/>
+              </w:rPr>
+              <w:t>Nửa đầu 2025</w:t>
+            </w:r>
+          </w:p>
+        </w:tc>
+        <w:tc>
+          <w:tcPr>
+            <w:tcW w:type="dxa" w:w="1728"/>
+          </w:tcPr>
+          <w:p>
+            <w:r>
+              <w:rPr>
+                <w:sz w:val="23"/>
+              </w:rPr>
+              <w:t>Thời trang chính hãng trên Shopee, Lazada, Tiki</w:t>
+            </w:r>
+          </w:p>
+        </w:tc>
+        <w:tc>
+          <w:tcPr>
+            <w:tcW w:type="dxa" w:w="1728"/>
+          </w:tcPr>
+          <w:p>
+            <w:r>
+              <w:rPr>
+                <w:sz w:val="23"/>
+              </w:rPr>
+              <w:t>Khoảng 9.069 tỷ đồng</w:t>
+            </w:r>
+          </w:p>
+        </w:tc>
+        <w:tc>
+          <w:tcPr>
+            <w:tcW w:type="dxa" w:w="1728"/>
+          </w:tcPr>
+          <w:p>
+            <w:r>
+              <w:rPr>
+                <w:sz w:val="23"/>
+              </w:rPr>
+              <w:t>Tăng 21% so với cùng kỳ</w:t>
+            </w:r>
+          </w:p>
+        </w:tc>
+        <w:tc>
+          <w:tcPr>
+            <w:tcW w:type="dxa" w:w="1728"/>
+          </w:tcPr>
+          <w:p>
+            <w:r>
+              <w:rPr>
+                <w:sz w:val="23"/>
+              </w:rPr>
+              <w:t>Tạp chí Kinh tế Tài chính (2025)</w:t>
+            </w:r>
+          </w:p>
+        </w:tc>
+      </w:tr>
+      <w:tr>
+        <w:tc>
+          <w:tcPr>
+            <w:tcW w:type="dxa" w:w="1728"/>
+          </w:tcPr>
+          <w:p>
+            <w:r>
+              <w:rPr>
+                <w:sz w:val="23"/>
+              </w:rPr>
+              <w:t>2025</w:t>
+            </w:r>
+          </w:p>
+        </w:tc>
+        <w:tc>
+          <w:tcPr>
+            <w:tcW w:type="dxa" w:w="1728"/>
+          </w:tcPr>
+          <w:p>
+            <w:r>
+              <w:rPr>
+                <w:sz w:val="23"/>
+              </w:rPr>
+              <w:t>Thương mại điện tử Việt Nam</w:t>
+            </w:r>
+          </w:p>
+        </w:tc>
+        <w:tc>
+          <w:tcPr>
+            <w:tcW w:type="dxa" w:w="1728"/>
+          </w:tcPr>
+          <w:p>
+            <w:r>
+              <w:rPr>
+                <w:sz w:val="23"/>
+              </w:rPr>
+              <w:t>Khoảng 32 tỷ đô la Mỹ</w:t>
+            </w:r>
+          </w:p>
+        </w:tc>
+        <w:tc>
+          <w:tcPr>
+            <w:tcW w:type="dxa" w:w="1728"/>
+          </w:tcPr>
+          <w:p>
+            <w:r>
+              <w:rPr>
+                <w:sz w:val="23"/>
+              </w:rPr>
+              <w:t>–</w:t>
+            </w:r>
+          </w:p>
+        </w:tc>
+        <w:tc>
+          <w:tcPr>
+            <w:tcW w:type="dxa" w:w="1728"/>
+          </w:tcPr>
+          <w:p>
+            <w:r>
+              <w:rPr>
+                <w:sz w:val="23"/>
+              </w:rPr>
+              <w:t>Cục Quản lý và Phát triển thị trường trong nước (2025)</w:t>
+            </w:r>
+          </w:p>
+        </w:tc>
+      </w:tr>
+    </w:tbl>
+    <w:p/>
+    <w:p>
+      <w:r>
+        <w:rPr>
+          <w:i/>
+          <w:color w:val="555555"/>
+          <w:sz w:val="21"/>
+        </w:rPr>
+        <w:t>Nguồn: Tạp chí Công Thương. (2020). Năm 2019, doanh số bán lẻ thương mại điện tử B2C đạt trên 10 tỷ USD. https://tapchicongthuong.vn/nam-2019--doanh-so-ban-le-thuong-mai-dien-tu-b2c-dat-tren-10-ty-usd-74423.htm</w:t>
       </w:r>
     </w:p>
     <w:p>
-      <w:pPr>
-        <w:jc w:val="both"/>
-      </w:pPr>
       <w:r>
         <w:rPr>
-          <w:b/>
+          <w:i/>
+          <w:color w:val="555555"/>
+          <w:sz w:val="21"/>
         </w:rPr>
-        <w:t xml:space="preserve">Đánh giá: </w:t>
-      </w:r>
-      <w:r>
-        <w:rPr>
-          <w:i w:val="0"/>
-        </w:rPr>
-        <w:t>Nhóm sáng lập bổ trợ tốt và có bằng chứng thương mại hóa rõ ràng. Chấm 4/5 vì năng lực điều hành nhiều thị trường cùng lúc chưa được kiểm chứng.</w:t>
+        <w:t>Nguồn: Tuổi Trẻ News. (2019, 4 tháng 10). Vietnam, Indonesia lead ASEAN in internet economy growth: Google report. https://tuoitrenews.vn/news/business/20191004/vietnam-indonesia-lead-asean-in-internet-economy-growth-google-report/51454.html</w:t>
       </w:r>
     </w:p>
     <w:p>
-      <w:pPr>
-        <w:pStyle w:val="Heading1"/>
-      </w:pPr>
       <w:r>
         <w:rPr>
-          <w:rFonts w:ascii="Times New Roman" w:hAnsi="Times New Roman"/>
-          <w:color w:val="1F3A60"/>
+          <w:i/>
+          <w:color w:val="555555"/>
+          <w:sz w:val="21"/>
         </w:rPr>
-        <w:t>IV. PHÂN TÍCH HÀNG THỨ HAI – NGÀNH</w:t>
+        <w:t>Nguồn: VnEconomy. (2025a). Doanh thu thương mại điện tử Việt Nam đạt hơn 318 nghìn tỷ trong năm 2024. https://vneconomy.vn/doanh-thu-thuong-mai-dien-tu-viet-nam-dat-hon-318-nghin-ty-trong-nam-2024</w:t>
       </w:r>
     </w:p>
     <w:p>
-      <w:pPr>
-        <w:pStyle w:val="Heading2"/>
-      </w:pPr>
       <w:r>
         <w:rPr>
-          <w:rFonts w:ascii="Times New Roman" w:hAnsi="Times New Roman"/>
-          <w:color w:val="1F3A60"/>
+          <w:i/>
+          <w:color w:val="555555"/>
+          <w:sz w:val="21"/>
         </w:rPr>
-        <w:t>4. Thị trường – 4/5</w:t>
+        <w:t>Nguồn: VnEconomy. (2025b). Thương mại điện tử tăng trưởng hơn 23%, GMV của 4 nền tảng lớn nhất đạt 222,1 nghìn tỷ đồng. https://vneconomy.vn/thuong-mai-dien-tu-tang-truong-hon-23-gmv-cua-4-nen-tang-lon-nhat-dat-222-1-nghin-ty-dong.htm</w:t>
       </w:r>
     </w:p>
     <w:p>
-      <w:pPr>
-        <w:jc w:val="both"/>
-      </w:pPr>
-      <w:r>
-        <w:rPr>
-          <w:b/>
-        </w:rPr>
-        <w:t xml:space="preserve">Câu hỏi đặt ra: </w:t>
-      </w:r>
       <w:r>
         <w:rPr>
           <w:i/>
+          <w:color w:val="555555"/>
+          <w:sz w:val="21"/>
         </w:rPr>
-        <w:t>Thị trường mà Coolmate tham gia lớn đến đâu, tăng trưởng thế nào?</w:t>
-      </w:r>
-    </w:p>
-    <w:p>
-      <w:pPr>
-        <w:jc w:val="both"/>
-      </w:pPr>
-      <w:r>
-        <w:rPr>
-          <w:i w:val="0"/>
-        </w:rPr>
-        <w:t>a) Quy mô kênh phân phối</w:t>
-      </w:r>
-    </w:p>
-    <w:p>
-      <w:pPr>
-        <w:jc w:val="both"/>
-      </w:pPr>
-      <w:r>
-        <w:rPr>
-          <w:i w:val="0"/>
-        </w:rPr>
-        <w:t>Báo cáo thị trường nội địa năm 2025 ước tính quy mô thương mại điện tử Việt Nam khoảng 32 tỷ đô la Mỹ, trong đó bán lẻ hàng hóa qua mạng khoảng 22,5 tỷ đô la Mỹ (Cục Quản lý và Phát triển thị trường trong nước, 2025); tổng quy mô bán lẻ Việt Nam khoảng 269 tỷ đô la Mỹ (Báo Điện tử Chính phủ, 2025). So với khoảng 10 tỷ đô la Mỹ năm 2019, kênh bán của Coolmate đã lớn gấp đôi sau sáu năm.</w:t>
+        <w:t>Nguồn: Tạp chí Kinh tế Tài chính. (2025). Thời trang chính hãng làm chủ cuộc chơi trên sàn thương mại điện tử. https://thuehaiquan.tapchikinhtetaichinh.vn/thoi-trang-chinh-hang-lam-chu-cuoc-choi-tren-san-thuong-mai-dien-tu-126247.html</w:t>
       </w:r>
     </w:p>
     <w:p>
@@ -3164,23 +4459,24 @@
       </w:r>
     </w:p>
     <w:p>
+      <w:pPr>
+        <w:jc w:val="both"/>
+      </w:pPr>
+      <w:r>
+        <w:rPr>
+          <w:i w:val="0"/>
+        </w:rPr>
+        <w:t>Trên các sàn, cửa hàng chính hãng tăng mạnh: năm 2024, doanh số gian hàng chính hãng trên Shopee tăng khoảng 69,79% và trên TikTok Shop tăng khoảng 181,31% (VnEconomy, 2025a). Đây là tín hiệu tích cực cho các thương hiệu có tên tuổi như Coolmate so với nhà bán không thương hiệu.</w:t>
+      </w:r>
+    </w:p>
+    <w:p>
       <w:r>
         <w:rPr>
           <w:i/>
           <w:color w:val="555555"/>
           <w:sz w:val="21"/>
         </w:rPr>
-        <w:t>Nguồn: Báo Điện tử Chính phủ. (2025, ngày 30 tháng 12). Quy mô thị trường bán lẻ Việt Nam đạt khoảng 269 tỷ USD. https://baochinhphu.vn/quy-mo-thi-truong-ban-le-viet-nam-dat-khoang-269-ty-usd-102251230111145424.htm</w:t>
-      </w:r>
-    </w:p>
-    <w:p>
-      <w:r>
-        <w:rPr>
-          <w:i/>
-          <w:color w:val="555555"/>
-          <w:sz w:val="21"/>
-        </w:rPr>
-        <w:t>Nguồn: Tạp chí Công Thương. (2020). Năm 2019, doanh số bán lẻ thương mại điện tử B2C đạt trên 10 tỷ USD. https://tapchicongthuong.vn/nam-2019--doanh-so-ban-le-thuong-mai-dien-tu-b2c-dat-tren-10-ty-usd-74423.htm</w:t>
+        <w:t>Nguồn: VnEconomy. (2025a). Doanh thu thương mại điện tử Việt Nam đạt hơn 318 nghìn tỷ trong năm 2024. https://vneconomy.vn/doanh-thu-thuong-mai-dien-tu-viet-nam-dat-hon-318-nghin-ty-trong-nam-2024</w:t>
       </w:r>
     </w:p>
     <w:p>
@@ -3191,39 +4487,7 @@
         <w:rPr>
           <w:i w:val="0"/>
         </w:rPr>
-        <w:t>b) Quy mô giao dịch của thương hiệu Coolmate trên sàn</w:t>
-      </w:r>
-    </w:p>
-    <w:p>
-      <w:pPr>
-        <w:jc w:val="both"/>
-      </w:pPr>
-      <w:r>
-        <w:rPr>
-          <w:i w:val="0"/>
-        </w:rPr>
-        <w:t>Theo Metric, sản phẩm mang thương hiệu Coolmate trên các sàn được theo dõi đạt khoảng 664 tỷ đồng doanh số và 3 triệu sản phẩm năm 2025 (Metric, không ghi ngày). Đây là doanh số ước tính, có thể gồm nhiều nhà bán, không phải doanh thu thuần của Coolmate.</w:t>
-      </w:r>
-    </w:p>
-    <w:p>
-      <w:r>
-        <w:rPr>
-          <w:i/>
-          <w:color w:val="555555"/>
-          <w:sz w:val="21"/>
-        </w:rPr>
-        <w:t>Nguồn: Metric. (không ghi ngày). Báo cáo thị trường nhóm hàng mang thương hiệu Coolmate trên các sàn thương mại điện tử: Năm 2025. Truy cập ngày 10 tháng 10 năm 2026, tại https://metric.vn/ereport/thuong-hieu-coolmate</w:t>
-      </w:r>
-    </w:p>
-    <w:p>
-      <w:pPr>
-        <w:jc w:val="both"/>
-      </w:pPr>
-      <w:r>
-        <w:rPr>
-          <w:i w:val="0"/>
-        </w:rPr>
-        <w:t>c) Phân khúc thị trường</w:t>
+        <w:t>c) So sánh tốc độ tăng trưởng</w:t>
       </w:r>
     </w:p>
     <w:p>
@@ -3235,7 +4499,7 @@
           <w:b/>
           <w:i/>
         </w:rPr>
-        <w:t>Bảng 9. Phân khúc thị trường của Coolmate</w:t>
+        <w:t>Bảng 12. So sánh tốc độ tăng trưởng các thị trường liên quan</w:t>
       </w:r>
     </w:p>
     <w:tbl>
@@ -3262,7 +4526,7 @@
                 <w:color w:val="FFFFFF"/>
                 <w:sz w:val="23"/>
               </w:rPr>
-              <w:t>Phân khúc</w:t>
+              <w:t>Thị trường</w:t>
             </w:r>
           </w:p>
         </w:tc>
@@ -3278,7 +4542,7 @@
                 <w:color w:val="FFFFFF"/>
                 <w:sz w:val="23"/>
               </w:rPr>
-              <w:t>Đặc điểm</w:t>
+              <w:t>Tốc độ tăng trưởng</w:t>
             </w:r>
           </w:p>
         </w:tc>
@@ -3294,7 +4558,7 @@
                 <w:color w:val="FFFFFF"/>
                 <w:sz w:val="23"/>
               </w:rPr>
-              <w:t>Vai trò với Coolmate</w:t>
+              <w:t>Nhận xét</w:t>
             </w:r>
           </w:p>
         </w:tc>
@@ -3309,7 +4573,7 @@
               <w:rPr>
                 <w:sz w:val="23"/>
               </w:rPr>
-              <w:t>Nam giới trẻ thành thị</w:t>
+              <w:t>Thời trang nam (dự báo 2025–2033)</w:t>
             </w:r>
           </w:p>
         </w:tc>
@@ -3322,7 +4586,7 @@
               <w:rPr>
                 <w:sz w:val="23"/>
               </w:rPr>
-              <w:t>Mua đồ cơ bản thường xuyên, quen mua qua mạng</w:t>
+              <w:t>Khoảng 4,2%/năm</w:t>
             </w:r>
           </w:p>
         </w:tc>
@@ -3335,7 +4599,7 @@
               <w:rPr>
                 <w:sz w:val="23"/>
               </w:rPr>
-              <w:t>Phân khúc cốt lõi từ 2019</w:t>
+              <w:t>Tăng chậm, ổn định</w:t>
             </w:r>
           </w:p>
         </w:tc>
@@ -3350,7 +4614,7 @@
               <w:rPr>
                 <w:sz w:val="23"/>
               </w:rPr>
-              <w:t>Người tập thể thao, chạy bộ</w:t>
+              <w:t>Trang phục thể thao kết hợp thường ngày (dự báo 2025–2033)</w:t>
             </w:r>
           </w:p>
         </w:tc>
@@ -3363,7 +4627,7 @@
               <w:rPr>
                 <w:sz w:val="23"/>
               </w:rPr>
-              <w:t>Cần đồ chuyên dụng: thấm hút, co giãn</w:t>
+              <w:t>Khoảng 7,2%/năm</w:t>
             </w:r>
           </w:p>
         </w:tc>
@@ -3376,7 +4640,7 @@
               <w:rPr>
                 <w:sz w:val="23"/>
               </w:rPr>
-              <w:t>Mở rộng danh mục</w:t>
+              <w:t>Nhanh hơn thời trang nam nói chung</w:t>
             </w:r>
           </w:p>
         </w:tc>
@@ -3391,7 +4655,7 @@
               <w:rPr>
                 <w:sz w:val="23"/>
               </w:rPr>
-              <w:t>Nữ giới (từ 2025)</w:t>
+              <w:t>Thời trang chính hãng trên 3 sàn (nửa đầu 2025)</w:t>
             </w:r>
           </w:p>
         </w:tc>
@@ -3404,7 +4668,7 @@
               <w:rPr>
                 <w:sz w:val="23"/>
               </w:rPr>
-              <w:t>Đòi hỏi cao về kiểu dáng, độ vừa vặn</w:t>
+              <w:t>21%</w:t>
             </w:r>
           </w:p>
         </w:tc>
@@ -3417,7 +4681,7 @@
               <w:rPr>
                 <w:sz w:val="23"/>
               </w:rPr>
-              <w:t>Dư địa mới, cạnh tranh gay gắt hơn</w:t>
+              <w:t>Kênh trực tuyến tăng nhanh gấp nhiều lần thị trường chung</w:t>
             </w:r>
           </w:p>
         </w:tc>
@@ -3432,7 +4696,7 @@
               <w:rPr>
                 <w:sz w:val="23"/>
               </w:rPr>
-              <w:t>Thị trường nước ngoài (Hoa Kỳ)</w:t>
+              <w:t>Doanh số 5 sàn lớn (2024)</w:t>
             </w:r>
           </w:p>
         </w:tc>
@@ -3445,7 +4709,7 @@
               <w:rPr>
                 <w:sz w:val="23"/>
               </w:rPr>
-              <w:t>Tiêu chuẩn kích cỡ, nhãn mác khác</w:t>
+              <w:t>37,36%</w:t>
             </w:r>
           </w:p>
         </w:tc>
@@ -3458,7 +4722,7 @@
               <w:rPr>
                 <w:sz w:val="23"/>
               </w:rPr>
-              <w:t>Mục tiêu 30% doanh thu năm 2030</w:t>
+              <w:t>Kênh phân phối của Coolmate bùng nổ</w:t>
             </w:r>
           </w:p>
         </w:tc>
@@ -3472,7 +4736,7 @@
           <w:color w:val="555555"/>
           <w:sz w:val="21"/>
         </w:rPr>
-        <w:t>Nguồn: Coolmate. (không ghi ngày-a). Coolmate 101: Hành trình và các cột mốc phát triển. Truy cập ngày 10 tháng 10 năm 2026, tại https://www.coolmate.me/lp/coolmate-101</w:t>
+        <w:t>Nguồn: IMARC Group. (2025a). Vietnam menswear market report. https://www.imarcgroup.com/report/vi/vietnam-menswear-market</w:t>
       </w:r>
     </w:p>
     <w:p>
@@ -3482,48 +4746,7 @@
           <w:color w:val="555555"/>
           <w:sz w:val="21"/>
         </w:rPr>
-        <w:t>Nguồn: Bùi, N. (2026, ngày 25 tháng 2). Phạm Chí Nhu, nhà sáng lập Coolmate: Thế giới đã chọn Việt Nam, không lẽ doanh nghiệp lại thiếu tự tin. Liên đoàn Thương mại và Công nghiệp Việt Nam. https://vcci.com.vn/news/pham-chi-nhu-ceo-nha-sang-lap-coolmate-the-gioi-da-chon-viet-nam-khong-le-doanh-nghiep-lai-thieu-tu-tin</w:t>
-      </w:r>
-    </w:p>
-    <w:p>
-      <w:pPr>
-        <w:jc w:val="both"/>
-      </w:pPr>
-      <w:r>
-        <w:rPr>
-          <w:i w:val="0"/>
-        </w:rPr>
-        <w:t>d) Động lực và rủi ro</w:t>
-      </w:r>
-    </w:p>
-    <w:p>
-      <w:pPr>
-        <w:pStyle w:val="ListBullet"/>
-        <w:jc w:val="both"/>
-      </w:pPr>
-      <w:r>
-        <w:rPr>
-          <w:b/>
-        </w:rPr>
-        <w:t xml:space="preserve">Động lực: </w:t>
-      </w:r>
-      <w:r>
-        <w:t>Kế hoạch tổng thể phát triển thương mại điện tử quốc gia 2026–2030 đặt mục tiêu doanh số thương mại điện tử tăng 20–30% mỗi năm (Bộ Công Thương, 2025a) – đây là mục tiêu chính sách, không phải dự báo cho Coolmate.</w:t>
-      </w:r>
-    </w:p>
-    <w:p>
-      <w:pPr>
-        <w:pStyle w:val="ListBullet"/>
-        <w:jc w:val="both"/>
-      </w:pPr>
-      <w:r>
-        <w:rPr>
-          <w:b/>
-        </w:rPr>
-        <w:t xml:space="preserve">Rủi ro: </w:t>
-      </w:r>
-      <w:r>
-        <w:t>người mua chuyển thương hiệu nhanh; phí sàn, chiết khấu và quảng cáo có thể bào mòn lợi nhuận; ra nước ngoài phải đáp ứng quy định khác.</w:t>
+        <w:t>Nguồn: IMARC Group. (2025b). Vietnam athleisure market report. https://www.imarcgroup.com/report/vi/vietnam-athleisure-market</w:t>
       </w:r>
     </w:p>
     <w:p>
@@ -3533,7 +4756,7 @@
           <w:color w:val="555555"/>
           <w:sz w:val="21"/>
         </w:rPr>
-        <w:t>Nguồn: Bộ Công Thương. (2025a, ngày 9 tháng 6). Phê duyệt kế hoạch tổng thể phát triển thương mại điện tử quốc gia giai đoạn 2026–2030. https://moit.gov.vn/tin-tuc/phe-duyet-ke-hoach-tong-the-phat-trien-thuong-mai-dien-tu-quoc-gia-giai-doan-2026-2030.html</w:t>
+        <w:t>Nguồn: Tạp chí Kinh tế Tài chính. (2025). Thời trang chính hãng làm chủ cuộc chơi trên sàn thương mại điện tử. https://thuehaiquan.tapchikinhtetaichinh.vn/thoi-trang-chinh-hang-lam-chu-cuoc-choi-tren-san-thuong-mai-dien-tu-126247.html</w:t>
       </w:r>
     </w:p>
     <w:p>
@@ -3543,53 +4766,18 @@
           <w:color w:val="555555"/>
           <w:sz w:val="21"/>
         </w:rPr>
-        <w:t>Nguồn: Bộ Công Thương. (2025b, ngày 4 tháng 12). Thương mại điện tử trong kỷ nguyên số: Định hướng phát triển bền vững giai đoạn 2025–2030. https://moit.gov.vn/tin-tuc/thuong-mai-dien-tu-trong-ky-nguyen-so-dinh-huong-phat-trien-ben-vung-giai-doan-2025-2030.html</w:t>
+        <w:t>Nguồn: VnEconomy. (2025a). Doanh thu thương mại điện tử Việt Nam đạt hơn 318 nghìn tỷ trong năm 2024. https://vneconomy.vn/doanh-thu-thuong-mai-dien-tu-viet-nam-dat-hon-318-nghin-ty-trong-nam-2024</w:t>
       </w:r>
     </w:p>
     <w:p>
       <w:pPr>
         <w:jc w:val="both"/>
       </w:pPr>
-      <w:r>
-        <w:rPr>
-          <w:b/>
-        </w:rPr>
-        <w:t xml:space="preserve">Đánh giá: </w:t>
-      </w:r>
       <w:r>
         <w:rPr>
           <w:i w:val="0"/>
         </w:rPr>
-        <w:t>Thị trường phân phối lớn, tăng trưởng nhanh. Chấm 4/5 vì chưa có số liệu kiểm chứng về quy mô thị trường đồ cơ bản mà Coolmate thực sự có thể phục vụ.</w:t>
-      </w:r>
-    </w:p>
-    <w:p>
-      <w:pPr>
-        <w:pStyle w:val="Heading2"/>
-      </w:pPr>
-      <w:r>
-        <w:rPr>
-          <w:rFonts w:ascii="Times New Roman" w:hAnsi="Times New Roman"/>
-          <w:color w:val="1F3A60"/>
-        </w:rPr>
-        <w:t>5. Cạnh tranh – 3/5</w:t>
-      </w:r>
-    </w:p>
-    <w:p>
-      <w:pPr>
-        <w:jc w:val="both"/>
-      </w:pPr>
-      <w:r>
-        <w:rPr>
-          <w:b/>
-        </w:rPr>
-        <w:t xml:space="preserve">Câu hỏi đặt ra: </w:t>
-      </w:r>
-      <w:r>
-        <w:rPr>
-          <w:i/>
-        </w:rPr>
-        <w:t>Ai đang cạnh tranh với Coolmate? Họ mạnh ở đâu? Coolmate giữ vị thế bằng cách nào?</w:t>
+        <w:t>Bảng trên cho thấy điểm quan trọng: thị trường thời trang nam tổng thể chỉ tăng khoảng 4% mỗi năm, nhưng phần bán qua kênh trực tuyến tăng trên 20% – tức là người mua đang chuyển từ cửa hàng truyền thống sang trực tuyến. Coolmate hưởng lợi từ sự dịch chuyển kênh này nhiều hơn là từ tăng trưởng của cả ngành.</w:t>
       </w:r>
     </w:p>
     <w:p>
@@ -3600,7 +4788,7 @@
         <w:rPr>
           <w:i w:val="0"/>
         </w:rPr>
-        <w:t>a) Các nhóm đối thủ</w:t>
+        <w:t>d) Phân khúc và động lực</w:t>
       </w:r>
     </w:p>
     <w:p>
@@ -3612,7 +4800,7 @@
           <w:b/>
           <w:i/>
         </w:rPr>
-        <w:t>Bảng 10. Các đối thủ cạnh tranh chính</w:t>
+        <w:t>Bảng 13. Phân khúc thị trường của Coolmate</w:t>
       </w:r>
     </w:p>
     <w:tbl>
@@ -3639,7 +4827,7 @@
                 <w:color w:val="FFFFFF"/>
                 <w:sz w:val="23"/>
               </w:rPr>
-              <w:t>Nhóm đối thủ</w:t>
+              <w:t>Phân khúc</w:t>
             </w:r>
           </w:p>
         </w:tc>
@@ -3655,7 +4843,7 @@
                 <w:color w:val="FFFFFF"/>
                 <w:sz w:val="23"/>
               </w:rPr>
-              <w:t>Điểm mạnh</w:t>
+              <w:t>Đặc điểm</w:t>
             </w:r>
           </w:p>
         </w:tc>
@@ -3671,7 +4859,7 @@
                 <w:color w:val="FFFFFF"/>
                 <w:sz w:val="23"/>
               </w:rPr>
-              <w:t>Áp lực với Coolmate</w:t>
+              <w:t>Vai trò với Coolmate</w:t>
             </w:r>
           </w:p>
         </w:tc>
@@ -3686,7 +4874,7 @@
               <w:rPr>
                 <w:sz w:val="23"/>
               </w:rPr>
-              <w:t>YODY – thời trang gia đình, đồ cơ bản</w:t>
+              <w:t>Nam giới trẻ thành thị</w:t>
             </w:r>
           </w:p>
         </w:tc>
@@ -3699,7 +4887,7 @@
               <w:rPr>
                 <w:sz w:val="23"/>
               </w:rPr>
-              <w:t>277 cửa hàng (tại thời điểm tra cứu), khách thử trực tiếp</w:t>
+              <w:t>Mua đồ cơ bản thường xuyên, quen mua qua mạng</w:t>
             </w:r>
           </w:p>
         </w:tc>
@@ -3712,7 +4900,7 @@
               <w:rPr>
                 <w:sz w:val="23"/>
               </w:rPr>
-              <w:t>Độ phủ địa lý</w:t>
+              <w:t>Phân khúc cốt lõi từ 2019</w:t>
             </w:r>
           </w:p>
         </w:tc>
@@ -3727,7 +4915,7 @@
               <w:rPr>
                 <w:sz w:val="23"/>
               </w:rPr>
-              <w:t>ONOFF – đồ lót, trang phục cơ bản</w:t>
+              <w:t>Người tập thể thao, chạy bộ</w:t>
             </w:r>
           </w:p>
         </w:tc>
@@ -3740,7 +4928,7 @@
               <w:rPr>
                 <w:sz w:val="23"/>
               </w:rPr>
-              <w:t>Tập trung chất liệu, nhận diện ở nhóm đồ lót</w:t>
+              <w:t>Thị trường tăng khoảng 7,2%/năm</w:t>
             </w:r>
           </w:p>
         </w:tc>
@@ -3753,7 +4941,7 @@
               <w:rPr>
                 <w:sz w:val="23"/>
               </w:rPr>
-              <w:t>Cạnh tranh trực tiếp sản phẩm cốt lõi</w:t>
+              <w:t>Mở rộng danh mục</w:t>
             </w:r>
           </w:p>
         </w:tc>
@@ -3768,7 +4956,7 @@
               <w:rPr>
                 <w:sz w:val="23"/>
               </w:rPr>
-              <w:t>Thương hiệu quốc tế và thương hiệu trẻ nội địa</w:t>
+              <w:t>Nữ giới (từ 2025)</w:t>
             </w:r>
           </w:p>
         </w:tc>
@@ -3781,7 +4969,7 @@
               <w:rPr>
                 <w:sz w:val="23"/>
               </w:rPr>
-              <w:t>Vốn lớn, mẫu mã đa dạng</w:t>
+              <w:t>62% mua quần áo trực tuyến (CASK Vietnam, 2025)</w:t>
             </w:r>
           </w:p>
         </w:tc>
@@ -3794,7 +4982,7 @@
               <w:rPr>
                 <w:sz w:val="23"/>
               </w:rPr>
-              <w:t>Giá, mẫu mã, tốc độ ra sản phẩm</w:t>
+              <w:t>Dư địa mới, cạnh tranh gay gắt hơn</w:t>
             </w:r>
           </w:p>
         </w:tc>
@@ -3809,7 +4997,7 @@
               <w:rPr>
                 <w:sz w:val="23"/>
               </w:rPr>
-              <w:t>Nhà bán không thương hiệu trên sàn</w:t>
+              <w:t>Thị trường nước ngoài</w:t>
             </w:r>
           </w:p>
         </w:tc>
@@ -3822,7 +5010,7 @@
               <w:rPr>
                 <w:sz w:val="23"/>
               </w:rPr>
-              <w:t>Giá thấp, quảng cáo linh hoạt</w:t>
+              <w:t>Bán qua Amazon tại Hoa Kỳ</w:t>
             </w:r>
           </w:p>
         </w:tc>
@@ -3835,7 +5023,7 @@
               <w:rPr>
                 <w:sz w:val="23"/>
               </w:rPr>
-              <w:t>Ép giá</w:t>
+              <w:t>Mục tiêu 30% doanh thu năm 2030</w:t>
             </w:r>
           </w:p>
         </w:tc>
@@ -3849,7 +5037,7 @@
           <w:color w:val="555555"/>
           <w:sz w:val="21"/>
         </w:rPr>
-        <w:t>Nguồn: YODY. (không ghi ngày). Hệ thống cửa hàng YODY. Truy cập ngày 10 tháng 10 năm 2026, tại https://yody.vn/he-thong-cua-hang/</w:t>
+        <w:t>Nguồn: IMARC Group. (2025b). Vietnam athleisure market report. https://www.imarcgroup.com/report/vi/vietnam-athleisure-market</w:t>
       </w:r>
     </w:p>
     <w:p>
@@ -3859,100 +5047,7 @@
           <w:color w:val="555555"/>
           <w:sz w:val="21"/>
         </w:rPr>
-        <w:t>Nguồn: ONOFF. (2025, ngày 24 tháng 10). Các thương hiệu đồ lót nam trên thị trường Việt Nam và thế giới. https://onoff.vn/blog/thuong-hieu-do-lot-nam/</w:t>
-      </w:r>
-    </w:p>
-    <w:p>
-      <w:pPr>
-        <w:jc w:val="both"/>
-      </w:pPr>
-      <w:r>
-        <w:rPr>
-          <w:i w:val="0"/>
-        </w:rPr>
-        <w:t>b) Bản chất cạnh tranh</w:t>
-      </w:r>
-    </w:p>
-    <w:p>
-      <w:pPr>
-        <w:pStyle w:val="ListBullet"/>
-        <w:jc w:val="both"/>
-      </w:pPr>
-      <w:r>
-        <w:rPr>
-          <w:b/>
-        </w:rPr>
-        <w:t xml:space="preserve">Giá và khuyến mại: </w:t>
-      </w:r>
-      <w:r>
-        <w:t>khách dễ so giá trên sàn.</w:t>
-      </w:r>
-    </w:p>
-    <w:p>
-      <w:pPr>
-        <w:pStyle w:val="ListBullet"/>
-        <w:jc w:val="both"/>
-      </w:pPr>
-      <w:r>
-        <w:rPr>
-          <w:b/>
-        </w:rPr>
-        <w:t xml:space="preserve">Chất lượng: </w:t>
-      </w:r>
-      <w:r>
-        <w:t>độ bền sau giặt, giữ phom, đúng kích cỡ.</w:t>
-      </w:r>
-    </w:p>
-    <w:p>
-      <w:pPr>
-        <w:pStyle w:val="ListBullet"/>
-        <w:jc w:val="both"/>
-      </w:pPr>
-      <w:r>
-        <w:rPr>
-          <w:b/>
-        </w:rPr>
-        <w:t xml:space="preserve">Trải nghiệm: </w:t>
-      </w:r>
-      <w:r>
-        <w:t>giao đúng hẹn, đổi trả đơn giản.</w:t>
-      </w:r>
-    </w:p>
-    <w:p>
-      <w:pPr>
-        <w:pStyle w:val="ListBullet"/>
-        <w:jc w:val="both"/>
-      </w:pPr>
-      <w:r>
-        <w:rPr>
-          <w:b/>
-        </w:rPr>
-        <w:t xml:space="preserve">Chi phí thu hút khách: </w:t>
-      </w:r>
-      <w:r>
-        <w:t>nếu chi phí quảng cáo tăng nhanh hơn lợi nhuận trên đơn, tăng doanh số không đồng nghĩa hiệu quả.</w:t>
-      </w:r>
-    </w:p>
-    <w:p>
-      <w:pPr>
-        <w:jc w:val="both"/>
-      </w:pPr>
-      <w:r>
-        <w:rPr>
-          <w:i w:val="0"/>
-        </w:rPr>
-        <w:t>c) Lợi thế và hạn chế của Coolmate</w:t>
-      </w:r>
-    </w:p>
-    <w:p>
-      <w:pPr>
-        <w:jc w:val="both"/>
-      </w:pPr>
-      <w:r>
-        <w:rPr>
-          <w:i w:val="0"/>
-        </w:rPr>
-        <w:t>Coolmate có nhận diện riêng từ đồ cơ bản, dịch vụ đổi trả và hệ thống công nghệ tự phát triển (Ng, 2026). Hạn chế lớn là phụ thuộc vào sàn: trong phạm vi Metric theo dõi năm 2025, doanh số thương hiệu Coolmate có khoảng 70,8% từ Shopee, 26,1% từ TikTok Shop và 3,0% từ Lazada (Metric, không ghi ngày). Khi bước sang thời trang nữ và cửa hàng, Coolmate gặp đối thủ đã mạnh sẵn trên sân chơi đó.</w:t>
+        <w:t>Nguồn: CASK Vietnam. (2025). Người Việt đang đổ tiền mua gì nhiều nhất trên online? https://www.cask.vn/ecommerce/nguoi-viet-mua-gi-nhieu-nhat-online-2025/</w:t>
       </w:r>
     </w:p>
     <w:p>
@@ -3962,7 +5057,18 @@
           <w:color w:val="555555"/>
           <w:sz w:val="21"/>
         </w:rPr>
-        <w:t>Nguồn: Ng, V. (2026, ngày 15 tháng 5). How a Vietnamese D2C retailer built its own secure digital infrastructure. DigiconAsia. https://digiconasia.net/features/how-a-vietnamese-d2c-retailer-built-its-own-secure-digital-infrastructure</w:t>
+        <w:t>Nguồn: Bùi, N. (2026, ngày 25 tháng 2). Phạm Chí Nhu, nhà sáng lập Coolmate: Thế giới đã chọn Việt Nam, không lẽ doanh nghiệp lại thiếu tự tin. Liên đoàn Thương mại và Công nghiệp Việt Nam. https://vcci.com.vn/news/pham-chi-nhu-ceo-nha-sang-lap-coolmate-the-gioi-da-chon-viet-nam-khong-le-doanh-nghiep-lai-thieu-tu-tin</w:t>
+      </w:r>
+    </w:p>
+    <w:p>
+      <w:pPr>
+        <w:jc w:val="both"/>
+      </w:pPr>
+      <w:r>
+        <w:rPr>
+          <w:i w:val="0"/>
+        </w:rPr>
+        <w:t>Kế hoạch tổng thể phát triển thương mại điện tử quốc gia 2026–2030 đặt mục tiêu doanh số thương mại điện tử tăng 20–30% mỗi năm (Bộ Công Thương, 2025a) – đây là mục tiêu chính sách, không phải dự báo cho Coolmate.</w:t>
       </w:r>
     </w:p>
     <w:p>
@@ -3972,7 +5078,97 @@
           <w:color w:val="555555"/>
           <w:sz w:val="21"/>
         </w:rPr>
-        <w:t>Nguồn: Metric. (không ghi ngày). Báo cáo thị trường nhóm hàng mang thương hiệu Coolmate trên các sàn thương mại điện tử: Năm 2025. Truy cập ngày 10 tháng 10 năm 2026, tại https://metric.vn/ereport/thuong-hieu-coolmate</w:t>
+        <w:t>Nguồn: Bộ Công Thương. (2025a, ngày 9 tháng 6). Phê duyệt kế hoạch tổng thể phát triển thương mại điện tử quốc gia giai đoạn 2026–2030. https://moit.gov.vn/tin-tuc/phe-duyet-ke-hoach-tong-the-phat-trien-thuong-mai-dien-tu-quoc-gia-giai-doan-2026-2030.html</w:t>
+      </w:r>
+    </w:p>
+    <w:p>
+      <w:pPr>
+        <w:jc w:val="both"/>
+      </w:pPr>
+      <w:r>
+        <w:rPr>
+          <w:i w:val="0"/>
+        </w:rPr>
+        <w:t>e) Rủi ro thị trường</w:t>
+      </w:r>
+    </w:p>
+    <w:p>
+      <w:pPr>
+        <w:jc w:val="both"/>
+      </w:pPr>
+      <w:r>
+        <w:rPr>
+          <w:i w:val="0"/>
+        </w:rPr>
+        <w:t>Người tiêu dùng ngày càng nhạy cảm về giá; phí sàn, chiết khấu và quảng cáo có thể bào mòn lợi nhuận. Số liệu của IMARC, Metric và YouNet ECI dùng phạm vi và phương pháp khác nhau nên không cộng hay so sánh trực tiếp được.</w:t>
+      </w:r>
+    </w:p>
+    <w:p>
+      <w:pPr>
+        <w:jc w:val="both"/>
+      </w:pPr>
+      <w:r>
+        <w:rPr>
+          <w:b/>
+        </w:rPr>
+        <w:t xml:space="preserve">Đánh giá: </w:t>
+      </w:r>
+      <w:r>
+        <w:rPr>
+          <w:i w:val="0"/>
+        </w:rPr>
+        <w:t>Thị trường thời trang nam tăng chậm (khoảng 4%/năm), nhưng kênh trực tuyến mà Coolmate dựa vào tăng trên 20%/năm và nhóm hàng thể thao tăng khoảng 7%/năm. Chấm 4/5 vì quy mô thị trường thời trang nam mới chỉ có ước tính của công ty nghiên cứu thương mại, chưa có số liệu chính thức.</w:t>
+      </w:r>
+    </w:p>
+    <w:p>
+      <w:pPr>
+        <w:pStyle w:val="Heading2"/>
+      </w:pPr>
+      <w:r>
+        <w:rPr>
+          <w:rFonts w:ascii="Times New Roman" w:hAnsi="Times New Roman"/>
+          <w:color w:val="1F3A60"/>
+        </w:rPr>
+        <w:t>5. Cạnh tranh – 3/5</w:t>
+      </w:r>
+    </w:p>
+    <w:p>
+      <w:pPr>
+        <w:jc w:val="both"/>
+      </w:pPr>
+      <w:r>
+        <w:rPr>
+          <w:b/>
+        </w:rPr>
+        <w:t xml:space="preserve">Câu hỏi đặt ra: </w:t>
+      </w:r>
+      <w:r>
+        <w:rPr>
+          <w:i/>
+        </w:rPr>
+        <w:t>Ai đang cạnh tranh với Coolmate? Coolmate chiếm bao nhiêu thị phần? Doanh nghiệp giữ vị thế bằng cách nào?</w:t>
+      </w:r>
+    </w:p>
+    <w:p>
+      <w:pPr>
+        <w:jc w:val="both"/>
+      </w:pPr>
+      <w:r>
+        <w:rPr>
+          <w:i w:val="0"/>
+        </w:rPr>
+        <w:t>a) Ước tính thị phần của Coolmate</w:t>
+      </w:r>
+    </w:p>
+    <w:p>
+      <w:pPr>
+        <w:jc w:val="both"/>
+      </w:pPr>
+      <w:r>
+        <w:rPr>
+          <w:i w:val="0"/>
+        </w:rPr>
+        <w:t>Hiện chưa có báo cáo thị phần chính thức theo thương hiệu cho toàn ngành thời trang. Người viết ước tính dựa trên các số liệu công khai:</w:t>
       </w:r>
     </w:p>
     <w:p>
@@ -3984,7 +5180,7 @@
           <w:b/>
           <w:i/>
         </w:rPr>
-        <w:t>Bảng 11. Cơ cấu doanh số thương hiệu Coolmate trên các sàn</w:t>
+        <w:t>Bảng 14. Ước tính thị phần của Coolmate</w:t>
       </w:r>
     </w:p>
     <w:tbl>
@@ -3994,13 +5190,15 @@
         <w:tblLook w:firstColumn="1" w:firstRow="1" w:lastColumn="0" w:lastRow="0" w:noHBand="0" w:noVBand="1" w:val="04A0"/>
       </w:tblPr>
       <w:tblGrid>
-        <w:gridCol w:w="4320"/>
-        <w:gridCol w:w="4320"/>
+        <w:gridCol w:w="2160"/>
+        <w:gridCol w:w="2160"/>
+        <w:gridCol w:w="2160"/>
+        <w:gridCol w:w="2160"/>
       </w:tblGrid>
       <w:tr>
         <w:tc>
           <w:tcPr>
-            <w:tcW w:type="dxa" w:w="4320"/>
+            <w:tcW w:type="dxa" w:w="2160"/>
             <w:shd w:val="clear" w:fill="1F3A60"/>
           </w:tcPr>
           <w:p>
@@ -4010,13 +5208,13 @@
                 <w:color w:val="FFFFFF"/>
                 <w:sz w:val="23"/>
               </w:rPr>
-              <w:t>Sàn</w:t>
-            </w:r>
-          </w:p>
-        </w:tc>
-        <w:tc>
-          <w:tcPr>
-            <w:tcW w:type="dxa" w:w="4320"/>
+              <w:t>Cách ước tính</w:t>
+            </w:r>
+          </w:p>
+        </w:tc>
+        <w:tc>
+          <w:tcPr>
+            <w:tcW w:type="dxa" w:w="2160"/>
             <w:shd w:val="clear" w:fill="1F3A60"/>
           </w:tcPr>
           <w:p>
@@ -4026,7 +5224,39 @@
                 <w:color w:val="FFFFFF"/>
                 <w:sz w:val="23"/>
               </w:rPr>
-              <w:t>Tỷ trọng doanh số (phạm vi Metric, 2025)</w:t>
+              <w:t>Số liệu của Coolmate</w:t>
+            </w:r>
+          </w:p>
+        </w:tc>
+        <w:tc>
+          <w:tcPr>
+            <w:tcW w:type="dxa" w:w="2160"/>
+            <w:shd w:val="clear" w:fill="1F3A60"/>
+          </w:tcPr>
+          <w:p>
+            <w:r>
+              <w:rPr>
+                <w:b/>
+                <w:color w:val="FFFFFF"/>
+                <w:sz w:val="23"/>
+              </w:rPr>
+              <w:t>Quy mô thị trường</w:t>
+            </w:r>
+          </w:p>
+        </w:tc>
+        <w:tc>
+          <w:tcPr>
+            <w:tcW w:type="dxa" w:w="2160"/>
+            <w:shd w:val="clear" w:fill="1F3A60"/>
+          </w:tcPr>
+          <w:p>
+            <w:r>
+              <w:rPr>
+                <w:b/>
+                <w:color w:val="FFFFFF"/>
+                <w:sz w:val="23"/>
+              </w:rPr>
+              <w:t>Thị phần ước tính (người viết tính)</w:t>
             </w:r>
           </w:p>
         </w:tc>
@@ -4034,27 +5264,53 @@
       <w:tr>
         <w:tc>
           <w:tcPr>
-            <w:tcW w:type="dxa" w:w="4320"/>
-          </w:tcPr>
-          <w:p>
-            <w:r>
-              <w:rPr>
-                <w:sz w:val="23"/>
-              </w:rPr>
-              <w:t>Shopee</w:t>
-            </w:r>
-          </w:p>
-        </w:tc>
-        <w:tc>
-          <w:tcPr>
-            <w:tcW w:type="dxa" w:w="4320"/>
-          </w:tcPr>
-          <w:p>
-            <w:r>
-              <w:rPr>
-                <w:sz w:val="23"/>
-              </w:rPr>
-              <w:t>70,8%</w:t>
+            <w:tcW w:type="dxa" w:w="2160"/>
+          </w:tcPr>
+          <w:p>
+            <w:r>
+              <w:rPr>
+                <w:sz w:val="23"/>
+              </w:rPr>
+              <w:t>Thời trang chính hãng trên Shopee, Lazada, Tiki (nửa đầu 2025)</w:t>
+            </w:r>
+          </w:p>
+        </w:tc>
+        <w:tc>
+          <w:tcPr>
+            <w:tcW w:type="dxa" w:w="2160"/>
+          </w:tcPr>
+          <w:p>
+            <w:r>
+              <w:rPr>
+                <w:sz w:val="23"/>
+              </w:rPr>
+              <w:t>Hơn 64 tỷ đồng, tăng 37%</w:t>
+            </w:r>
+          </w:p>
+        </w:tc>
+        <w:tc>
+          <w:tcPr>
+            <w:tcW w:type="dxa" w:w="2160"/>
+          </w:tcPr>
+          <w:p>
+            <w:r>
+              <w:rPr>
+                <w:sz w:val="23"/>
+              </w:rPr>
+              <w:t>Khoảng 9.069 tỷ đồng</w:t>
+            </w:r>
+          </w:p>
+        </w:tc>
+        <w:tc>
+          <w:tcPr>
+            <w:tcW w:type="dxa" w:w="2160"/>
+          </w:tcPr>
+          <w:p>
+            <w:r>
+              <w:rPr>
+                <w:sz w:val="23"/>
+              </w:rPr>
+              <w:t>Khoảng 0,7%</w:t>
             </w:r>
           </w:p>
         </w:tc>
@@ -4062,55 +5318,53 @@
       <w:tr>
         <w:tc>
           <w:tcPr>
-            <w:tcW w:type="dxa" w:w="4320"/>
-          </w:tcPr>
-          <w:p>
-            <w:r>
-              <w:rPr>
-                <w:sz w:val="23"/>
-              </w:rPr>
-              <w:t>TikTok Shop</w:t>
-            </w:r>
-          </w:p>
-        </w:tc>
-        <w:tc>
-          <w:tcPr>
-            <w:tcW w:type="dxa" w:w="4320"/>
-          </w:tcPr>
-          <w:p>
-            <w:r>
-              <w:rPr>
-                <w:sz w:val="23"/>
-              </w:rPr>
-              <w:t>26,1%</w:t>
-            </w:r>
-          </w:p>
-        </w:tc>
-      </w:tr>
-      <w:tr>
-        <w:tc>
-          <w:tcPr>
-            <w:tcW w:type="dxa" w:w="4320"/>
-          </w:tcPr>
-          <w:p>
-            <w:r>
-              <w:rPr>
-                <w:sz w:val="23"/>
-              </w:rPr>
-              <w:t>Lazada</w:t>
-            </w:r>
-          </w:p>
-        </w:tc>
-        <w:tc>
-          <w:tcPr>
-            <w:tcW w:type="dxa" w:w="4320"/>
-          </w:tcPr>
-          <w:p>
-            <w:r>
-              <w:rPr>
-                <w:sz w:val="23"/>
-              </w:rPr>
-              <w:t>3,0%</w:t>
+            <w:tcW w:type="dxa" w:w="2160"/>
+          </w:tcPr>
+          <w:p>
+            <w:r>
+              <w:rPr>
+                <w:sz w:val="23"/>
+              </w:rPr>
+              <w:t>Thời trang nam toàn quốc (2023–2024)</w:t>
+            </w:r>
+          </w:p>
+        </w:tc>
+        <w:tc>
+          <w:tcPr>
+            <w:tcW w:type="dxa" w:w="2160"/>
+          </w:tcPr>
+          <w:p>
+            <w:r>
+              <w:rPr>
+                <w:sz w:val="23"/>
+              </w:rPr>
+              <w:t>Doanh thu công bố 363 tỷ đồng (2023), khoảng 14–15 triệu đô la Mỹ</w:t>
+            </w:r>
+          </w:p>
+        </w:tc>
+        <w:tc>
+          <w:tcPr>
+            <w:tcW w:type="dxa" w:w="2160"/>
+          </w:tcPr>
+          <w:p>
+            <w:r>
+              <w:rPr>
+                <w:sz w:val="23"/>
+              </w:rPr>
+              <w:t>Khoảng 3,1 tỷ đô la Mỹ (2024)</w:t>
+            </w:r>
+          </w:p>
+        </w:tc>
+        <w:tc>
+          <w:tcPr>
+            <w:tcW w:type="dxa" w:w="2160"/>
+          </w:tcPr>
+          <w:p>
+            <w:r>
+              <w:rPr>
+                <w:sz w:val="23"/>
+              </w:rPr>
+              <w:t>Khoảng 0,5%</w:t>
             </w:r>
           </w:p>
         </w:tc>
@@ -4124,64 +5378,48 @@
           <w:color w:val="555555"/>
           <w:sz w:val="21"/>
         </w:rPr>
-        <w:t>Nguồn: Metric. (không ghi ngày). Báo cáo thị trường nhóm hàng mang thương hiệu Coolmate trên các sàn thương mại điện tử: Năm 2025. Truy cập ngày 10 tháng 10 năm 2026, tại https://metric.vn/ereport/thuong-hieu-coolmate</w:t>
+        <w:t>Nguồn: Tạp chí Kinh tế Tài chính. (2025). Thời trang chính hãng làm chủ cuộc chơi trên sàn thương mại điện tử. https://thuehaiquan.tapchikinhtetaichinh.vn/thoi-trang-chinh-hang-lam-chu-cuoc-choi-tren-san-thuong-mai-dien-tu-126247.html</w:t>
       </w:r>
     </w:p>
     <w:p>
+      <w:r>
+        <w:rPr>
+          <w:i/>
+          <w:color w:val="555555"/>
+          <w:sz w:val="21"/>
+        </w:rPr>
+        <w:t>Nguồn: Coolmate. (không ghi ngày-a). Coolmate 101: Hành trình và các cột mốc phát triển. Truy cập ngày 10 tháng 10 năm 2026, tại https://www.coolmate.me/lp/coolmate-101</w:t>
+      </w:r>
+    </w:p>
+    <w:p>
+      <w:r>
+        <w:rPr>
+          <w:i/>
+          <w:color w:val="555555"/>
+          <w:sz w:val="21"/>
+        </w:rPr>
+        <w:t>Nguồn: IMARC Group. (2025a). Vietnam menswear market report. https://www.imarcgroup.com/report/vi/vietnam-menswear-market</w:t>
+      </w:r>
+    </w:p>
+    <w:p>
       <w:pPr>
         <w:jc w:val="both"/>
       </w:pPr>
-      <w:r>
-        <w:rPr>
-          <w:b/>
-        </w:rPr>
-        <w:t xml:space="preserve">Đánh giá: </w:t>
-      </w:r>
       <w:r>
         <w:rPr>
           <w:i w:val="0"/>
         </w:rPr>
-        <w:t>Coolmate có bản sắc rõ, nhưng rào cản cạnh tranh chưa cao, đối thủ mạnh về mạng lưới cửa hàng và giá, và chưa có dữ liệu thị phần độc lập.</w:t>
+        <w:t>Hai cách tính đều cho thấy Coolmate chiếm thị phần dưới 1% – thị trường rất phân mảnh, chưa có thương hiệu nào áp đảo. Cách tính thứ hai chỉ mang tính tham khảo vì doanh thu và quy mô thị trường thuộc hai năm khác nhau. Tuy vậy, tốc độ tăng 37% của Coolmate trên sàn chính hãng nửa đầu 2025 cao hơn mức tăng chung 21% của toàn nhóm hàng (Tạp chí Kinh tế Tài chính, 2025), nghĩa là Coolmate đang giành thêm thị phần.</w:t>
       </w:r>
     </w:p>
     <w:p>
-      <w:pPr>
-        <w:pStyle w:val="Heading2"/>
-      </w:pPr>
-      <w:r>
-        <w:rPr>
-          <w:rFonts w:ascii="Times New Roman" w:hAnsi="Times New Roman"/>
-          <w:color w:val="1F3A60"/>
-        </w:rPr>
-        <w:t>6. Mạng lưới quan hệ – 4/5</w:t>
-      </w:r>
-    </w:p>
-    <w:p>
-      <w:pPr>
-        <w:jc w:val="both"/>
-      </w:pPr>
-      <w:r>
-        <w:rPr>
-          <w:b/>
-        </w:rPr>
-        <w:t xml:space="preserve">Câu hỏi đặt ra: </w:t>
-      </w:r>
       <w:r>
         <w:rPr>
           <w:i/>
+          <w:color w:val="555555"/>
+          <w:sz w:val="21"/>
         </w:rPr>
-        <w:t>Coolmate kết nối được những nhà đầu tư, đối tác sản xuất và kênh phân phối nào?</w:t>
-      </w:r>
-    </w:p>
-    <w:p>
-      <w:pPr>
-        <w:jc w:val="both"/>
-      </w:pPr>
-      <w:r>
-        <w:rPr>
-          <w:i w:val="0"/>
-        </w:rPr>
-        <w:t>a) Mạng lưới nhà đầu tư</w:t>
+        <w:t>Nguồn: Tạp chí Kinh tế Tài chính. (2025). Thời trang chính hãng làm chủ cuộc chơi trên sàn thương mại điện tử. https://thuehaiquan.tapchikinhtetaichinh.vn/thoi-trang-chinh-hang-lam-chu-cuoc-choi-tren-san-thuong-mai-dien-tu-126247.html</w:t>
       </w:r>
     </w:p>
     <w:p>
@@ -4193,7 +5431,7 @@
           <w:b/>
           <w:i/>
         </w:rPr>
-        <w:t>Bảng 12. Các vòng gọi vốn của Coolmate</w:t>
+        <w:t>Bảng 15. Coolmate so với thị trường thời trang chính hãng trên sàn</w:t>
       </w:r>
     </w:p>
     <w:tbl>
@@ -4220,7 +5458,7 @@
                 <w:color w:val="FFFFFF"/>
                 <w:sz w:val="23"/>
               </w:rPr>
-              <w:t>Năm</w:t>
+              <w:t>Chỉ báo (nửa đầu 2025, 3 sàn)</w:t>
             </w:r>
           </w:p>
         </w:tc>
@@ -4236,7 +5474,7 @@
                 <w:color w:val="FFFFFF"/>
                 <w:sz w:val="23"/>
               </w:rPr>
-              <w:t>Nhà đầu tư</w:t>
+              <w:t>Coolmate</w:t>
             </w:r>
           </w:p>
         </w:tc>
@@ -4252,7 +5490,7 @@
                 <w:color w:val="FFFFFF"/>
                 <w:sz w:val="23"/>
               </w:rPr>
-              <w:t>Giá trị</w:t>
+              <w:t>Toàn nhóm thời trang chính hãng</w:t>
             </w:r>
           </w:p>
         </w:tc>
@@ -4267,7 +5505,7 @@
               <w:rPr>
                 <w:sz w:val="23"/>
               </w:rPr>
-              <w:t>2022</w:t>
+              <w:t>Doanh số</w:t>
             </w:r>
           </w:p>
         </w:tc>
@@ -4280,7 +5518,7 @@
               <w:rPr>
                 <w:sz w:val="23"/>
               </w:rPr>
-              <w:t>GSR Ventures (vòng Series A)</w:t>
+              <w:t>Hơn 64 tỷ đồng</w:t>
             </w:r>
           </w:p>
         </w:tc>
@@ -4293,7 +5531,7 @@
               <w:rPr>
                 <w:sz w:val="23"/>
               </w:rPr>
-              <w:t>2,3 triệu đô la Mỹ</w:t>
+              <w:t>Khoảng 9.069 tỷ đồng</w:t>
             </w:r>
           </w:p>
         </w:tc>
@@ -4308,7 +5546,7 @@
               <w:rPr>
                 <w:sz w:val="23"/>
               </w:rPr>
-              <w:t>2024</w:t>
+              <w:t>Tăng trưởng so với cùng kỳ</w:t>
             </w:r>
           </w:p>
         </w:tc>
@@ -4321,7 +5559,7 @@
               <w:rPr>
                 <w:sz w:val="23"/>
               </w:rPr>
-              <w:t>Vertex Ventures, Kairous Capital</w:t>
+              <w:t>37%</w:t>
             </w:r>
           </w:p>
         </w:tc>
@@ -4334,48 +5572,7 @@
               <w:rPr>
                 <w:sz w:val="23"/>
               </w:rPr>
-              <w:t>6 triệu đô la Mỹ</w:t>
-            </w:r>
-          </w:p>
-        </w:tc>
-      </w:tr>
-      <w:tr>
-        <w:tc>
-          <w:tcPr>
-            <w:tcW w:type="dxa" w:w="2880"/>
-          </w:tcPr>
-          <w:p>
-            <w:r>
-              <w:rPr>
-                <w:sz w:val="23"/>
-              </w:rPr>
-              <w:t>11/2025</w:t>
-            </w:r>
-          </w:p>
-        </w:tc>
-        <w:tc>
-          <w:tcPr>
-            <w:tcW w:type="dxa" w:w="2880"/>
-          </w:tcPr>
-          <w:p>
-            <w:r>
-              <w:rPr>
-                <w:sz w:val="23"/>
-              </w:rPr>
-              <w:t>Vertex Growth, Cool Japan Fund, YoungOne CVC và các quỹ hiện hữu</w:t>
-            </w:r>
-          </w:p>
-        </w:tc>
-        <w:tc>
-          <w:tcPr>
-            <w:tcW w:type="dxa" w:w="2880"/>
-          </w:tcPr>
-          <w:p>
-            <w:r>
-              <w:rPr>
-                <w:sz w:val="23"/>
-              </w:rPr>
-              <w:t>Hơn 20 triệu đô la Mỹ (doanh nghiệp tự công bố)</w:t>
+              <w:t>21%</w:t>
             </w:r>
           </w:p>
         </w:tc>
@@ -4389,9 +5586,162 @@
           <w:color w:val="555555"/>
           <w:sz w:val="21"/>
         </w:rPr>
-        <w:t>Nguồn: Brands Vietnam. (2022). Coolmate vừa nhận thêm 2,3 triệu USD cho vòng Series A từ GSR Ventures. https://www.brandsvietnam.com/23086-Coolmate-vua-nhan-them-2-3-trieu-USD-cho-vong-Series-A-tu-GSR-Ventures</w:t>
+        <w:t>Nguồn: Tạp chí Kinh tế Tài chính. (2025). Thời trang chính hãng làm chủ cuộc chơi trên sàn thương mại điện tử. https://thuehaiquan.tapchikinhtetaichinh.vn/thoi-trang-chinh-hang-lam-chu-cuoc-choi-tren-san-thuong-mai-dien-tu-126247.html</w:t>
       </w:r>
     </w:p>
+    <w:p>
+      <w:pPr>
+        <w:jc w:val="both"/>
+      </w:pPr>
+      <w:r>
+        <w:rPr>
+          <w:i w:val="0"/>
+        </w:rPr>
+        <w:t>b) Cơ cấu doanh số theo sàn</w:t>
+      </w:r>
+    </w:p>
+    <w:p>
+      <w:pPr>
+        <w:jc w:val="center"/>
+      </w:pPr>
+      <w:r>
+        <w:rPr>
+          <w:b/>
+          <w:i/>
+        </w:rPr>
+        <w:t>Bảng 16. Cơ cấu doanh số thương hiệu Coolmate trên các sàn</w:t>
+      </w:r>
+    </w:p>
+    <w:tbl>
+      <w:tblPr>
+        <w:tblStyle w:val="TableGrid"/>
+        <w:tblW w:type="auto" w:w="0"/>
+        <w:tblLook w:firstColumn="1" w:firstRow="1" w:lastColumn="0" w:lastRow="0" w:noHBand="0" w:noVBand="1" w:val="04A0"/>
+      </w:tblPr>
+      <w:tblGrid>
+        <w:gridCol w:w="4320"/>
+        <w:gridCol w:w="4320"/>
+      </w:tblGrid>
+      <w:tr>
+        <w:tc>
+          <w:tcPr>
+            <w:tcW w:type="dxa" w:w="4320"/>
+            <w:shd w:val="clear" w:fill="1F3A60"/>
+          </w:tcPr>
+          <w:p>
+            <w:r>
+              <w:rPr>
+                <w:b/>
+                <w:color w:val="FFFFFF"/>
+                <w:sz w:val="23"/>
+              </w:rPr>
+              <w:t>Sàn</w:t>
+            </w:r>
+          </w:p>
+        </w:tc>
+        <w:tc>
+          <w:tcPr>
+            <w:tcW w:type="dxa" w:w="4320"/>
+            <w:shd w:val="clear" w:fill="1F3A60"/>
+          </w:tcPr>
+          <w:p>
+            <w:r>
+              <w:rPr>
+                <w:b/>
+                <w:color w:val="FFFFFF"/>
+                <w:sz w:val="23"/>
+              </w:rPr>
+              <w:t>Tỷ trọng doanh số thương hiệu Coolmate (phạm vi Metric, 2025)</w:t>
+            </w:r>
+          </w:p>
+        </w:tc>
+      </w:tr>
+      <w:tr>
+        <w:tc>
+          <w:tcPr>
+            <w:tcW w:type="dxa" w:w="4320"/>
+          </w:tcPr>
+          <w:p>
+            <w:r>
+              <w:rPr>
+                <w:sz w:val="23"/>
+              </w:rPr>
+              <w:t>Shopee</w:t>
+            </w:r>
+          </w:p>
+        </w:tc>
+        <w:tc>
+          <w:tcPr>
+            <w:tcW w:type="dxa" w:w="4320"/>
+          </w:tcPr>
+          <w:p>
+            <w:r>
+              <w:rPr>
+                <w:sz w:val="23"/>
+              </w:rPr>
+              <w:t>70,8%</w:t>
+            </w:r>
+          </w:p>
+        </w:tc>
+      </w:tr>
+      <w:tr>
+        <w:tc>
+          <w:tcPr>
+            <w:tcW w:type="dxa" w:w="4320"/>
+          </w:tcPr>
+          <w:p>
+            <w:r>
+              <w:rPr>
+                <w:sz w:val="23"/>
+              </w:rPr>
+              <w:t>TikTok Shop</w:t>
+            </w:r>
+          </w:p>
+        </w:tc>
+        <w:tc>
+          <w:tcPr>
+            <w:tcW w:type="dxa" w:w="4320"/>
+          </w:tcPr>
+          <w:p>
+            <w:r>
+              <w:rPr>
+                <w:sz w:val="23"/>
+              </w:rPr>
+              <w:t>26,1%</w:t>
+            </w:r>
+          </w:p>
+        </w:tc>
+      </w:tr>
+      <w:tr>
+        <w:tc>
+          <w:tcPr>
+            <w:tcW w:type="dxa" w:w="4320"/>
+          </w:tcPr>
+          <w:p>
+            <w:r>
+              <w:rPr>
+                <w:sz w:val="23"/>
+              </w:rPr>
+              <w:t>Lazada</w:t>
+            </w:r>
+          </w:p>
+        </w:tc>
+        <w:tc>
+          <w:tcPr>
+            <w:tcW w:type="dxa" w:w="4320"/>
+          </w:tcPr>
+          <w:p>
+            <w:r>
+              <w:rPr>
+                <w:sz w:val="23"/>
+              </w:rPr>
+              <w:t>3,0%</w:t>
+            </w:r>
+          </w:p>
+        </w:tc>
+      </w:tr>
+    </w:tbl>
+    <w:p/>
     <w:p>
       <w:r>
         <w:rPr>
@@ -4399,27 +5749,7 @@
           <w:color w:val="555555"/>
           <w:sz w:val="21"/>
         </w:rPr>
-        <w:t>Nguồn: The Leader. (2024). Coolmate gọi vốn 6 triệu USD, tham vọng xuất hàng sang Mỹ. https://theleader.vn/coolmate-goi-von-6-trieu-usd-tham-vong-xuat-hang-sang-my-d37758.html</w:t>
-      </w:r>
-    </w:p>
-    <w:p>
-      <w:r>
-        <w:rPr>
-          <w:i/>
-          <w:color w:val="555555"/>
-          <w:sz w:val="21"/>
-        </w:rPr>
-        <w:t>Nguồn: Coolmate. (2025, ngày 3 tháng 11). Coolmate gọi vốn thành công vòng đầu tư tăng trưởng, mở ra chương mới cho thương hiệu Việt. https://www.coolmate.me/blog/coolmate-goi-von-thanh-cong-series-c-mo-ra-chuong-moi-cho-thuong-hieu-viet</w:t>
-      </w:r>
-    </w:p>
-    <w:p>
-      <w:r>
-        <w:rPr>
-          <w:i/>
-          <w:color w:val="555555"/>
-          <w:sz w:val="21"/>
-        </w:rPr>
-        <w:t>Nguồn: VnExpress. (2025, ngày 4 tháng 11). Coolmate mở ba chiến lược tăng tốc sau vòng gọi vốn mới. https://vnexpress.net/coolmate-mo-ba-chien-luoc-tang-toc-sau-vong-goi-von-series-c-4959664.html</w:t>
+        <w:t>Nguồn: Metric. (không ghi ngày). Báo cáo thị trường nhóm hàng mang thương hiệu Coolmate trên các sàn thương mại điện tử: Năm 2025. Truy cập ngày 10 tháng 10 năm 2026, tại https://metric.vn/ereport/thuong-hieu-coolmate</w:t>
       </w:r>
     </w:p>
     <w:p>
@@ -4430,17 +5760,7 @@
         <w:rPr>
           <w:i w:val="0"/>
         </w:rPr>
-        <w:t>Một số báo không nêu giá trị vòng năm 2025 (VnExpress, 2025), nên con số hơn 20 triệu đô la Mỹ là thông tin doanh nghiệp tự công bố. Ngoài vốn, nhà đầu tư có thể hỗ trợ quản trị, kết nối đối tác và mở rộng quốc tế.</w:t>
-      </w:r>
-    </w:p>
-    <w:p>
-      <w:r>
-        <w:rPr>
-          <w:i/>
-          <w:color w:val="555555"/>
-          <w:sz w:val="21"/>
-        </w:rPr>
-        <w:t>Nguồn: VnExpress. (2025, ngày 4 tháng 11). Coolmate mở ba chiến lược tăng tốc sau vòng gọi vốn mới. https://vnexpress.net/coolmate-mo-ba-chien-luoc-tang-toc-sau-vong-goi-von-series-c-4959664.html</w:t>
+        <w:t>Theo Metric, các gian hàng có sản phẩm thương hiệu Coolmate đạt khoảng 664 tỷ đồng doanh số năm 2025 trên các sàn được theo dõi, trong đó Shopee chiếm phần lớn (Metric, không ghi ngày). Sự phụ thuộc vào Shopee là rủi ro lớn khi sàn thay đổi phí hoặc thuật toán.</w:t>
       </w:r>
     </w:p>
     <w:p>
@@ -4451,129 +5771,7 @@
         <w:rPr>
           <w:i w:val="0"/>
         </w:rPr>
-        <w:t>b) Mạng lưới chuỗi cung ứng</w:t>
-      </w:r>
-    </w:p>
-    <w:p>
-      <w:pPr>
-        <w:jc w:val="both"/>
-      </w:pPr>
-      <w:r>
-        <w:rPr>
-          <w:i w:val="0"/>
-        </w:rPr>
-        <w:t>Coolmate làm việc với 8 đối tác dệt vải, 18 đối tác may và 26 đối tác phụ liệu; một số loại vải vẫn phải nhập khẩu khi nguồn trong nước chưa đáp ứng (Bùi, 2026).</w:t>
-      </w:r>
-    </w:p>
-    <w:p>
-      <w:r>
-        <w:rPr>
-          <w:i/>
-          <w:color w:val="555555"/>
-          <w:sz w:val="21"/>
-        </w:rPr>
-        <w:t>Nguồn: Bùi, N. (2026, ngày 25 tháng 2). Phạm Chí Nhu, nhà sáng lập Coolmate: Thế giới đã chọn Việt Nam, không lẽ doanh nghiệp lại thiếu tự tin. Liên đoàn Thương mại và Công nghiệp Việt Nam. https://vcci.com.vn/news/pham-chi-nhu-ceo-nha-sang-lap-coolmate-the-gioi-da-chon-viet-nam-khong-le-doanh-nghiep-lai-thieu-tu-tin</w:t>
-      </w:r>
-    </w:p>
-    <w:p>
-      <w:pPr>
-        <w:jc w:val="both"/>
-      </w:pPr>
-      <w:r>
-        <w:rPr>
-          <w:i w:val="0"/>
-        </w:rPr>
-        <w:t>c) Mạng lưới kênh bán và thương hiệu</w:t>
-      </w:r>
-    </w:p>
-    <w:p>
-      <w:pPr>
-        <w:jc w:val="both"/>
-      </w:pPr>
-      <w:r>
-        <w:rPr>
-          <w:i w:val="0"/>
-        </w:rPr>
-        <w:t>Coolmate có trang mạng riêng, gian hàng trên nhiều sàn, bán tại Hoa Kỳ qua Amazon, cửa hàng tại Hà Nội và hợp tác sử dụng hình ảnh nhân vật Disney, Marvel từ năm 2022 (Coolmate, không ghi ngày-a).</w:t>
-      </w:r>
-    </w:p>
-    <w:p>
-      <w:r>
-        <w:rPr>
-          <w:i/>
-          <w:color w:val="555555"/>
-          <w:sz w:val="21"/>
-        </w:rPr>
-        <w:t>Nguồn: Coolmate. (không ghi ngày-a). Coolmate 101: Hành trình và các cột mốc phát triển. Truy cập ngày 10 tháng 10 năm 2026, tại https://www.coolmate.me/lp/coolmate-101</w:t>
-      </w:r>
-    </w:p>
-    <w:p>
-      <w:pPr>
-        <w:jc w:val="both"/>
-      </w:pPr>
-      <w:r>
-        <w:rPr>
-          <w:b/>
-        </w:rPr>
-        <w:t xml:space="preserve">Đánh giá: </w:t>
-      </w:r>
-      <w:r>
-        <w:rPr>
-          <w:i w:val="0"/>
-        </w:rPr>
-        <w:t>Mạng lưới vốn, sản xuất và phân phối đã hình thành rộng. Chấm 4/5 vì mức độ phụ thuộc vào sàn lớn và nhà cung cấp chủ chốt chưa được công bố.</w:t>
-      </w:r>
-    </w:p>
-    <w:p>
-      <w:pPr>
-        <w:pStyle w:val="Heading1"/>
-      </w:pPr>
-      <w:r>
-        <w:rPr>
-          <w:rFonts w:ascii="Times New Roman" w:hAnsi="Times New Roman"/>
-          <w:color w:val="1F3A60"/>
-        </w:rPr>
-        <w:t>V. PHÂN TÍCH HÀNG THỨ BA – CHIẾN LƯỢC</w:t>
-      </w:r>
-    </w:p>
-    <w:p>
-      <w:pPr>
-        <w:pStyle w:val="Heading2"/>
-      </w:pPr>
-      <w:r>
-        <w:rPr>
-          <w:rFonts w:ascii="Times New Roman" w:hAnsi="Times New Roman"/>
-          <w:color w:val="1F3A60"/>
-        </w:rPr>
-        <w:t>7. Bán hàng – 4/5</w:t>
-      </w:r>
-    </w:p>
-    <w:p>
-      <w:pPr>
-        <w:jc w:val="both"/>
-      </w:pPr>
-      <w:r>
-        <w:rPr>
-          <w:b/>
-        </w:rPr>
-        <w:t xml:space="preserve">Câu hỏi đặt ra: </w:t>
-      </w:r>
-      <w:r>
-        <w:rPr>
-          <w:i/>
-        </w:rPr>
-        <w:t>Coolmate tiếp cận khách hàng bằng kênh nào? Hiệu quả bán hàng ra sao?</w:t>
-      </w:r>
-    </w:p>
-    <w:p>
-      <w:pPr>
-        <w:jc w:val="both"/>
-      </w:pPr>
-      <w:r>
-        <w:rPr>
-          <w:i w:val="0"/>
-        </w:rPr>
-        <w:t>a) Chiến lược tiếp cận khách hàng</w:t>
+        <w:t>c) Các đối thủ chính</w:t>
       </w:r>
     </w:p>
     <w:p>
@@ -4585,7 +5783,7 @@
           <w:b/>
           <w:i/>
         </w:rPr>
-        <w:t>Bảng 13. Sự chuyển dịch kênh bán hàng</w:t>
+        <w:t>Bảng 17. Các đối thủ cạnh tranh chính</w:t>
       </w:r>
     </w:p>
     <w:tbl>
@@ -4612,7 +5810,7 @@
                 <w:color w:val="FFFFFF"/>
                 <w:sz w:val="23"/>
               </w:rPr>
-              <w:t>Giai đoạn</w:t>
+              <w:t>Đối thủ</w:t>
             </w:r>
           </w:p>
         </w:tc>
@@ -4628,7 +5826,7 @@
                 <w:color w:val="FFFFFF"/>
                 <w:sz w:val="23"/>
               </w:rPr>
-              <w:t>Kênh chủ lực</w:t>
+              <w:t>Điểm mạnh</w:t>
             </w:r>
           </w:p>
         </w:tc>
@@ -4644,7 +5842,7 @@
                 <w:color w:val="FFFFFF"/>
                 <w:sz w:val="23"/>
               </w:rPr>
-              <w:t>Mục tiêu</w:t>
+              <w:t>Áp lực với Coolmate</w:t>
             </w:r>
           </w:p>
         </w:tc>
@@ -4659,7 +5857,7 @@
               <w:rPr>
                 <w:sz w:val="23"/>
               </w:rPr>
-              <w:t>2019</w:t>
+              <w:t>YODY – thời trang gia đình, đồ cơ bản</w:t>
             </w:r>
           </w:p>
         </w:tc>
@@ -4672,7 +5870,7 @@
               <w:rPr>
                 <w:sz w:val="23"/>
               </w:rPr>
-              <w:t>Trang mạng riêng, bán trực tiếp</w:t>
+              <w:t>277 cửa hàng tại thời điểm tra cứu</w:t>
             </w:r>
           </w:p>
         </w:tc>
@@ -4685,7 +5883,7 @@
               <w:rPr>
                 <w:sz w:val="23"/>
               </w:rPr>
-              <w:t>Kiểm chứng sản phẩm, xây nhận diện</w:t>
+              <w:t>Độ phủ cửa hàng; Coolmate mới có 1 cửa hàng (3/2026)</w:t>
             </w:r>
           </w:p>
         </w:tc>
@@ -4700,7 +5898,7 @@
               <w:rPr>
                 <w:sz w:val="23"/>
               </w:rPr>
-              <w:t>Mở rộng</w:t>
+              <w:t>ONOFF – đồ lót, trang phục cơ bản</w:t>
             </w:r>
           </w:p>
         </w:tc>
@@ -4713,7 +5911,7 @@
               <w:rPr>
                 <w:sz w:val="23"/>
               </w:rPr>
-              <w:t>Sàn thương mại điện tử, bán qua video và phát trực tiếp</w:t>
+              <w:t>Tập trung chất liệu, nhận diện nhóm đồ lót</w:t>
             </w:r>
           </w:p>
         </w:tc>
@@ -4726,7 +5924,7 @@
               <w:rPr>
                 <w:sz w:val="23"/>
               </w:rPr>
-              <w:t>Tăng độ phủ</w:t>
+              <w:t>Cạnh tranh trực tiếp sản phẩm cốt lõi</w:t>
             </w:r>
           </w:p>
         </w:tc>
@@ -4741,7 +5939,7 @@
               <w:rPr>
                 <w:sz w:val="23"/>
               </w:rPr>
-              <w:t>Từ 2026</w:t>
+              <w:t>Calem.Club và các thương hiệu trực tuyến nội địa</w:t>
             </w:r>
           </w:p>
         </w:tc>
@@ -4754,7 +5952,7 @@
               <w:rPr>
                 <w:sz w:val="23"/>
               </w:rPr>
-              <w:t>Thêm cửa hàng vật lý, bán tại Hoa Kỳ</w:t>
+              <w:t>Không cần cửa hàng; Calem.Club lọt top 10 thời trang chính hãng doanh thu cao nhất trên sàn</w:t>
             </w:r>
           </w:p>
         </w:tc>
@@ -4767,7 +5965,89 @@
               <w:rPr>
                 <w:sz w:val="23"/>
               </w:rPr>
-              <w:t>Tăng niềm tin, mở thị trường mới</w:t>
+              <w:t>Cạnh tranh cùng mô hình</w:t>
+            </w:r>
+          </w:p>
+        </w:tc>
+      </w:tr>
+      <w:tr>
+        <w:tc>
+          <w:tcPr>
+            <w:tcW w:type="dxa" w:w="2880"/>
+          </w:tcPr>
+          <w:p>
+            <w:r>
+              <w:rPr>
+                <w:sz w:val="23"/>
+              </w:rPr>
+              <w:t>Thương hiệu quốc tế</w:t>
+            </w:r>
+          </w:p>
+        </w:tc>
+        <w:tc>
+          <w:tcPr>
+            <w:tcW w:type="dxa" w:w="2880"/>
+          </w:tcPr>
+          <w:p>
+            <w:r>
+              <w:rPr>
+                <w:sz w:val="23"/>
+              </w:rPr>
+              <w:t>Vốn lớn, mẫu mã đa dạng</w:t>
+            </w:r>
+          </w:p>
+        </w:tc>
+        <w:tc>
+          <w:tcPr>
+            <w:tcW w:type="dxa" w:w="2880"/>
+          </w:tcPr>
+          <w:p>
+            <w:r>
+              <w:rPr>
+                <w:sz w:val="23"/>
+              </w:rPr>
+              <w:t>Giá, mẫu mã</w:t>
+            </w:r>
+          </w:p>
+        </w:tc>
+      </w:tr>
+      <w:tr>
+        <w:tc>
+          <w:tcPr>
+            <w:tcW w:type="dxa" w:w="2880"/>
+          </w:tcPr>
+          <w:p>
+            <w:r>
+              <w:rPr>
+                <w:sz w:val="23"/>
+              </w:rPr>
+              <w:t>Nhà bán không thương hiệu trên sàn</w:t>
+            </w:r>
+          </w:p>
+        </w:tc>
+        <w:tc>
+          <w:tcPr>
+            <w:tcW w:type="dxa" w:w="2880"/>
+          </w:tcPr>
+          <w:p>
+            <w:r>
+              <w:rPr>
+                <w:sz w:val="23"/>
+              </w:rPr>
+              <w:t>Giá thấp</w:t>
+            </w:r>
+          </w:p>
+        </w:tc>
+        <w:tc>
+          <w:tcPr>
+            <w:tcW w:type="dxa" w:w="2880"/>
+          </w:tcPr>
+          <w:p>
+            <w:r>
+              <w:rPr>
+                <w:sz w:val="23"/>
+              </w:rPr>
+              <w:t>Ép giá</w:t>
             </w:r>
           </w:p>
         </w:tc>
@@ -4781,7 +6061,7 @@
           <w:color w:val="555555"/>
           <w:sz w:val="21"/>
         </w:rPr>
-        <w:t>Nguồn: Coolmate. (không ghi ngày-b). Câu chuyện về Coolmate. Truy cập ngày 10 tháng 10 năm 2026, tại https://www.coolmate.me/cau-chuyen-ve-coolmate</w:t>
+        <w:t>Nguồn: YODY. (không ghi ngày). Hệ thống cửa hàng YODY. Truy cập ngày 10 tháng 10 năm 2026, tại https://yody.vn/he-thong-cua-hang/</w:t>
       </w:r>
     </w:p>
     <w:p>
@@ -4791,29 +6071,7 @@
           <w:color w:val="555555"/>
           <w:sz w:val="21"/>
         </w:rPr>
-        <w:t>Nguồn: Coolmate. (không ghi ngày-a). Coolmate 101: Hành trình và các cột mốc phát triển. Truy cập ngày 10 tháng 10 năm 2026, tại https://www.coolmate.me/lp/coolmate-101</w:t>
-      </w:r>
-    </w:p>
-    <w:p>
-      <w:pPr>
-        <w:jc w:val="both"/>
-      </w:pPr>
-      <w:r>
-        <w:rPr>
-          <w:i w:val="0"/>
-        </w:rPr>
-        <w:t>b) Kết quả bán hàng</w:t>
-      </w:r>
-    </w:p>
-    <w:p>
-      <w:pPr>
-        <w:jc w:val="both"/>
-      </w:pPr>
-      <w:r>
-        <w:rPr>
-          <w:i w:val="0"/>
-        </w:rPr>
-        <w:t>Năm 2025, Coolmate bán hơn 5,7 triệu sản phẩm cho khoảng 1,2 triệu khách, bình quân khoảng 4,75 sản phẩm mỗi khách (người viết tính từ Bùi, 2026). Trên các sàn Metric theo dõi, doanh số bình quân khoảng 221.000 đồng mỗi sản phẩm (người viết tính từ Metric, không ghi ngày). Coolmate từng đạt mức xử lý hơn 10.000 đơn mỗi ngày (Brands Vietnam, 2023).</w:t>
+        <w:t>Nguồn: ONOFF. (2025, ngày 24 tháng 10). Các thương hiệu đồ lót nam trên thị trường Việt Nam và thế giới. https://onoff.vn/blog/thuong-hieu-do-lot-nam/</w:t>
       </w:r>
     </w:p>
     <w:p>
@@ -4823,7 +6081,58 @@
           <w:color w:val="555555"/>
           <w:sz w:val="21"/>
         </w:rPr>
-        <w:t>Nguồn: Bùi, N. (2026, ngày 25 tháng 2). Phạm Chí Nhu, nhà sáng lập Coolmate: Thế giới đã chọn Việt Nam, không lẽ doanh nghiệp lại thiếu tự tin. Liên đoàn Thương mại và Công nghiệp Việt Nam. https://vcci.com.vn/news/pham-chi-nhu-ceo-nha-sang-lap-coolmate-the-gioi-da-chon-viet-nam-khong-le-doanh-nghiep-lai-thieu-tu-tin</w:t>
+        <w:t>Nguồn: Tạp chí Kinh tế Tài chính. (2025). Thời trang chính hãng làm chủ cuộc chơi trên sàn thương mại điện tử. https://thuehaiquan.tapchikinhtetaichinh.vn/thoi-trang-chinh-hang-lam-chu-cuoc-choi-tren-san-thuong-mai-dien-tu-126247.html</w:t>
+      </w:r>
+    </w:p>
+    <w:p>
+      <w:pPr>
+        <w:jc w:val="both"/>
+      </w:pPr>
+      <w:r>
+        <w:rPr>
+          <w:i w:val="0"/>
+        </w:rPr>
+        <w:t>d) Lợi thế và hạn chế của Coolmate</w:t>
+      </w:r>
+    </w:p>
+    <w:p>
+      <w:pPr>
+        <w:pStyle w:val="ListBullet"/>
+        <w:jc w:val="both"/>
+      </w:pPr>
+      <w:r>
+        <w:rPr>
+          <w:b/>
+        </w:rPr>
+        <w:t xml:space="preserve">Lợi thế: </w:t>
+      </w:r>
+      <w:r>
+        <w:t>tăng trưởng nhanh hơn thị trường; nhận diện rõ ở đồ cơ bản cho nam; chính sách đổi trả 60 ngày; hệ thống công nghệ tự phát triển (Ng, 2026).</w:t>
+      </w:r>
+    </w:p>
+    <w:p>
+      <w:pPr>
+        <w:pStyle w:val="ListBullet"/>
+        <w:jc w:val="both"/>
+      </w:pPr>
+      <w:r>
+        <w:rPr>
+          <w:b/>
+        </w:rPr>
+        <w:t xml:space="preserve">Hạn chế: </w:t>
+      </w:r>
+      <w:r>
+        <w:t>thị phần còn nhỏ (dưới 1%); phụ thuộc Shopee; độ phủ cửa hàng kém xa YODY; khi sang thời trang nữ phải đối đầu đối thủ đã mạnh sẵn.</w:t>
+      </w:r>
+    </w:p>
+    <w:p>
+      <w:r>
+        <w:rPr>
+          <w:i/>
+          <w:color w:val="555555"/>
+          <w:sz w:val="21"/>
+        </w:rPr>
+        <w:t>Nguồn: Ng, V. (2026, ngày 15 tháng 5). How a Vietnamese D2C retailer built its own secure digital infrastructure. DigiconAsia. https://digiconasia.net/features/how-a-vietnamese-d2c-retailer-built-its-own-secure-digital-infrastructure</w:t>
       </w:r>
     </w:p>
     <w:p>
@@ -4843,120 +6152,7 @@
           <w:color w:val="555555"/>
           <w:sz w:val="21"/>
         </w:rPr>
-        <w:t>Nguồn: Brands Vietnam. (2023). Case study startup thành công – Cách Coolmate tăng trưởng 4 lần/năm. https://www.brandsvietnam.com/congdong/topic/332810-case-study-startup-thanh-cong-cach-coolmate-tang-truong-4-lan-nam</w:t>
-      </w:r>
-    </w:p>
-    <w:p>
-      <w:pPr>
-        <w:jc w:val="both"/>
-      </w:pPr>
-      <w:r>
-        <w:rPr>
-          <w:i w:val="0"/>
-        </w:rPr>
-        <w:t>c) Đòn bẩy chuyển đổi và tái mua</w:t>
-      </w:r>
-    </w:p>
-    <w:p>
-      <w:pPr>
-        <w:pStyle w:val="ListBullet"/>
-        <w:jc w:val="both"/>
-      </w:pPr>
-      <w:r>
-        <w:rPr>
-          <w:b/>
-        </w:rPr>
-        <w:t xml:space="preserve">Thông tin minh bạch: </w:t>
-      </w:r>
-      <w:r>
-        <w:t>hình ảnh và bảng kích cỡ rõ ràng.</w:t>
-      </w:r>
-    </w:p>
-    <w:p>
-      <w:pPr>
-        <w:pStyle w:val="ListBullet"/>
-        <w:jc w:val="both"/>
-      </w:pPr>
-      <w:r>
-        <w:rPr>
-          <w:b/>
-        </w:rPr>
-        <w:t xml:space="preserve">Gói sản phẩm: </w:t>
-      </w:r>
-      <w:r>
-        <w:t>bán theo bộ để tăng số sản phẩm mỗi đơn.</w:t>
-      </w:r>
-    </w:p>
-    <w:p>
-      <w:pPr>
-        <w:pStyle w:val="ListBullet"/>
-        <w:jc w:val="both"/>
-      </w:pPr>
-      <w:r>
-        <w:rPr>
-          <w:b/>
-        </w:rPr>
-        <w:t xml:space="preserve">Cam kết hậu mãi: </w:t>
-      </w:r>
-      <w:r>
-        <w:t>đổi trả 60 ngày có điều kiện.</w:t>
-      </w:r>
-    </w:p>
-    <w:p>
-      <w:pPr>
-        <w:pStyle w:val="ListBullet"/>
-        <w:jc w:val="both"/>
-      </w:pPr>
-      <w:r>
-        <w:rPr>
-          <w:b/>
-        </w:rPr>
-        <w:t xml:space="preserve">Thành viên: </w:t>
-      </w:r>
-      <w:r>
-        <w:t>dữ liệu khách hàng trực tiếp để gợi ý mua tiếp.</w:t>
-      </w:r>
-    </w:p>
-    <w:p>
-      <w:r>
-        <w:rPr>
-          <w:i/>
-          <w:color w:val="555555"/>
-          <w:sz w:val="21"/>
-        </w:rPr>
-        <w:t>Nguồn: Coolmate. (không ghi ngày-d). Dịch vụ 60 ngày đổi trả. Truy cập ngày 10 tháng 10 năm 2026, tại https://www.coolmate.me/page/dich-vu-60-ngay-doi-tra</w:t>
-      </w:r>
-    </w:p>
-    <w:p>
-      <w:r>
-        <w:rPr>
-          <w:i/>
-          <w:color w:val="555555"/>
-          <w:sz w:val="21"/>
-        </w:rPr>
-        <w:t>Nguồn: Ng, V. (2026, ngày 15 tháng 5). How a Vietnamese D2C retailer built its own secure digital infrastructure. DigiconAsia. https://digiconasia.net/features/how-a-vietnamese-d2c-retailer-built-its-own-secure-digital-infrastructure</w:t>
-      </w:r>
-    </w:p>
-    <w:p>
-      <w:pPr>
-        <w:jc w:val="both"/>
-      </w:pPr>
-      <w:r>
-        <w:rPr>
-          <w:i w:val="0"/>
-        </w:rPr>
-        <w:t>d) Mô hình doanh thu</w:t>
-      </w:r>
-    </w:p>
-    <w:p>
-      <w:pPr>
-        <w:jc w:val="both"/>
-      </w:pPr>
-      <w:r>
-        <w:rPr>
-          <w:i w:val="0"/>
-        </w:rPr>
-        <w:t>Nguồn thu chính là bán sản phẩm qua trang mạng riêng, sàn thương mại điện tử, cửa hàng và Amazon. Mỗi kênh có cấu trúc chi phí khác nhau (phí sàn, quảng cáo, thuê mặt bằng, vận chuyển quốc tế), nên cần báo cáo lãi lỗ theo từng kênh để đánh giá hiệu quả.</w:t>
+        <w:t>Nguồn: YODY. (không ghi ngày). Hệ thống cửa hàng YODY. Truy cập ngày 10 tháng 10 năm 2026, tại https://yody.vn/he-thong-cua-hang/</w:t>
       </w:r>
     </w:p>
     <w:p>
@@ -4973,7 +6169,7 @@
         <w:rPr>
           <w:i w:val="0"/>
         </w:rPr>
-        <w:t>Nhiều kênh tạo đơn với quy mô lớn. Chấm 4/5, nhưng còn thiếu số liệu lợi nhuận sau chi phí tiếp thị, tỷ lệ tái mua và chi phí từng kênh.</w:t>
+        <w:t>Coolmate đang tăng trưởng nhanh hơn thị trường và giành thêm thị phần, nhưng thị phần ước tính vẫn dưới 1%, rào cản cạnh tranh thấp và phụ thuộc lớn vào một sàn. Chấm 3/5.</w:t>
       </w:r>
     </w:p>
     <w:p>
@@ -4985,7 +6181,7 @@
           <w:rFonts w:ascii="Times New Roman" w:hAnsi="Times New Roman"/>
           <w:color w:val="1F3A60"/>
         </w:rPr>
-        <w:t>8. Sản xuất và vận hành – 3/5</w:t>
+        <w:t>6. Mạng lưới quan hệ – 4/5</w:t>
       </w:r>
     </w:p>
     <w:p>
@@ -5002,7 +6198,7 @@
         <w:rPr>
           <w:i/>
         </w:rPr>
-        <w:t>Sản phẩm được sản xuất thế nào? Coolmate kiểm soát chất lượng, tồn kho và giao hàng ra sao?</w:t>
+        <w:t>Coolmate kết nối được những nhà đầu tư, đối tác sản xuất và kênh phân phối nào?</w:t>
       </w:r>
     </w:p>
     <w:p>
@@ -5013,28 +6209,7 @@
         <w:rPr>
           <w:i w:val="0"/>
         </w:rPr>
-        <w:t>a) Cách tổ chức sản xuất</w:t>
-      </w:r>
-    </w:p>
-    <w:p>
-      <w:pPr>
-        <w:jc w:val="both"/>
-      </w:pPr>
-      <w:r>
-        <w:rPr>
-          <w:i w:val="0"/>
-        </w:rPr>
-        <w:t>Coolmate tự thiết kế và đặt hàng với các đối tác dệt, may, phụ liệu. Quy trình bộ sưu tập may sẵn gồm thiết kế, dệt và nhuộm vải, cắt may, hoàn thiện và kiểm tra chất lượng tại nhà máy đối tác Tessellation (Coolmate, 2023b).</w:t>
-      </w:r>
-    </w:p>
-    <w:p>
-      <w:r>
-        <w:rPr>
-          <w:i/>
-          <w:color w:val="555555"/>
-          <w:sz w:val="21"/>
-        </w:rPr>
-        <w:t>Nguồn: Coolmate. (2023b, ngày 22 tháng 8). Quy trình sản xuất bộ sưu tập trang phục may sẵn tại Coolmate. https://www.coolmate.me/blog/quy-trinh-san-xuat-ready-to-wear-tai-coolmate-2496</w:t>
+        <w:t>a) Mạng lưới nhà đầu tư</w:t>
       </w:r>
     </w:p>
     <w:p>
@@ -5046,7 +6221,7 @@
           <w:b/>
           <w:i/>
         </w:rPr>
-        <w:t>Bảng 14. Chuỗi sản xuất của Coolmate</w:t>
+        <w:t>Bảng 18. Các vòng gọi vốn của Coolmate</w:t>
       </w:r>
     </w:p>
     <w:tbl>
@@ -5073,7 +6248,7 @@
                 <w:color w:val="FFFFFF"/>
                 <w:sz w:val="23"/>
               </w:rPr>
-              <w:t>Công đoạn</w:t>
+              <w:t>Năm</w:t>
             </w:r>
           </w:p>
         </w:tc>
@@ -5089,7 +6264,7 @@
                 <w:color w:val="FFFFFF"/>
                 <w:sz w:val="23"/>
               </w:rPr>
-              <w:t>Đơn vị thực hiện</w:t>
+              <w:t>Nhà đầu tư</w:t>
             </w:r>
           </w:p>
         </w:tc>
@@ -5105,7 +6280,7 @@
                 <w:color w:val="FFFFFF"/>
                 <w:sz w:val="23"/>
               </w:rPr>
-              <w:t>Vai trò của Coolmate</w:t>
+              <w:t>Giá trị</w:t>
             </w:r>
           </w:p>
         </w:tc>
@@ -5120,7 +6295,7 @@
               <w:rPr>
                 <w:sz w:val="23"/>
               </w:rPr>
-              <w:t>Thiết kế, phát triển sản phẩm</w:t>
+              <w:t>2022</w:t>
             </w:r>
           </w:p>
         </w:tc>
@@ -5133,7 +6308,7 @@
               <w:rPr>
                 <w:sz w:val="23"/>
               </w:rPr>
-              <w:t>Coolmate</w:t>
+              <w:t>GSR Ventures (vòng Series A)</w:t>
             </w:r>
           </w:p>
         </w:tc>
@@ -5146,7 +6321,7 @@
               <w:rPr>
                 <w:sz w:val="23"/>
               </w:rPr>
-              <w:t>Chủ động</w:t>
+              <w:t>2,3 triệu đô la Mỹ</w:t>
             </w:r>
           </w:p>
         </w:tc>
@@ -5161,7 +6336,7 @@
               <w:rPr>
                 <w:sz w:val="23"/>
               </w:rPr>
-              <w:t>Dệt, nhuộm vải</w:t>
+              <w:t>2024</w:t>
             </w:r>
           </w:p>
         </w:tc>
@@ -5174,7 +6349,7 @@
               <w:rPr>
                 <w:sz w:val="23"/>
               </w:rPr>
-              <w:t>8 đối tác dệt; một phần nhập khẩu</w:t>
+              <w:t>Vertex Ventures, Kairous Capital</w:t>
             </w:r>
           </w:p>
         </w:tc>
@@ -5187,7 +6362,7 @@
               <w:rPr>
                 <w:sz w:val="23"/>
               </w:rPr>
-              <w:t>Chọn chất liệu, đặt hàng</w:t>
+              <w:t>6 triệu đô la Mỹ</w:t>
             </w:r>
           </w:p>
         </w:tc>
@@ -5202,7 +6377,7 @@
               <w:rPr>
                 <w:sz w:val="23"/>
               </w:rPr>
-              <w:t>Cắt may, hoàn thiện</w:t>
+              <w:t>11/2025</w:t>
             </w:r>
           </w:p>
         </w:tc>
@@ -5215,7 +6390,7 @@
               <w:rPr>
                 <w:sz w:val="23"/>
               </w:rPr>
-              <w:t>18 đối tác may</w:t>
+              <w:t>Vertex Growth, Cool Japan Fund, YoungOne CVC và các quỹ hiện hữu</w:t>
             </w:r>
           </w:p>
         </w:tc>
@@ -5228,89 +6403,7 @@
               <w:rPr>
                 <w:sz w:val="23"/>
               </w:rPr>
-              <w:t>Đặt hàng, giám sát</w:t>
-            </w:r>
-          </w:p>
-        </w:tc>
-      </w:tr>
-      <w:tr>
-        <w:tc>
-          <w:tcPr>
-            <w:tcW w:type="dxa" w:w="2880"/>
-          </w:tcPr>
-          <w:p>
-            <w:r>
-              <w:rPr>
-                <w:sz w:val="23"/>
-              </w:rPr>
-              <w:t>Phụ liệu</w:t>
-            </w:r>
-          </w:p>
-        </w:tc>
-        <w:tc>
-          <w:tcPr>
-            <w:tcW w:type="dxa" w:w="2880"/>
-          </w:tcPr>
-          <w:p>
-            <w:r>
-              <w:rPr>
-                <w:sz w:val="23"/>
-              </w:rPr>
-              <w:t>26 đối tác</w:t>
-            </w:r>
-          </w:p>
-        </w:tc>
-        <w:tc>
-          <w:tcPr>
-            <w:tcW w:type="dxa" w:w="2880"/>
-          </w:tcPr>
-          <w:p>
-            <w:r>
-              <w:rPr>
-                <w:sz w:val="23"/>
-              </w:rPr>
-              <w:t>Chọn, đặt hàng</w:t>
-            </w:r>
-          </w:p>
-        </w:tc>
-      </w:tr>
-      <w:tr>
-        <w:tc>
-          <w:tcPr>
-            <w:tcW w:type="dxa" w:w="2880"/>
-          </w:tcPr>
-          <w:p>
-            <w:r>
-              <w:rPr>
-                <w:sz w:val="23"/>
-              </w:rPr>
-              <w:t>Lưu kho, xử lý đơn</w:t>
-            </w:r>
-          </w:p>
-        </w:tc>
-        <w:tc>
-          <w:tcPr>
-            <w:tcW w:type="dxa" w:w="2880"/>
-          </w:tcPr>
-          <w:p>
-            <w:r>
-              <w:rPr>
-                <w:sz w:val="23"/>
-              </w:rPr>
-              <w:t>Trung tâm vận hành của Coolmate</w:t>
-            </w:r>
-          </w:p>
-        </w:tc>
-        <w:tc>
-          <w:tcPr>
-            <w:tcW w:type="dxa" w:w="2880"/>
-          </w:tcPr>
-          <w:p>
-            <w:r>
-              <w:rPr>
-                <w:sz w:val="23"/>
-              </w:rPr>
-              <w:t>Chủ động</w:t>
+              <w:t>Hơn 20 triệu đô la Mỹ (doanh nghiệp tự công bố)</w:t>
             </w:r>
           </w:p>
         </w:tc>
@@ -5324,7 +6417,80 @@
           <w:color w:val="555555"/>
           <w:sz w:val="21"/>
         </w:rPr>
-        <w:t>Nguồn: Coolmate. (2023b, ngày 22 tháng 8). Quy trình sản xuất bộ sưu tập trang phục may sẵn tại Coolmate. https://www.coolmate.me/blog/quy-trinh-san-xuat-ready-to-wear-tai-coolmate-2496</w:t>
+        <w:t>Nguồn: Brands Vietnam. (2022). Coolmate vừa nhận thêm 2,3 triệu USD cho vòng Series A từ GSR Ventures. https://www.brandsvietnam.com/23086-Coolmate-vua-nhan-them-2-3-trieu-USD-cho-vong-Series-A-tu-GSR-Ventures</w:t>
+      </w:r>
+    </w:p>
+    <w:p>
+      <w:r>
+        <w:rPr>
+          <w:i/>
+          <w:color w:val="555555"/>
+          <w:sz w:val="21"/>
+        </w:rPr>
+        <w:t>Nguồn: The Leader. (2024). Coolmate gọi vốn 6 triệu USD, tham vọng xuất hàng sang Mỹ. https://theleader.vn/coolmate-goi-von-6-trieu-usd-tham-vong-xuat-hang-sang-my-d37758.html</w:t>
+      </w:r>
+    </w:p>
+    <w:p>
+      <w:r>
+        <w:rPr>
+          <w:i/>
+          <w:color w:val="555555"/>
+          <w:sz w:val="21"/>
+        </w:rPr>
+        <w:t>Nguồn: Coolmate. (2025, ngày 3 tháng 11). Coolmate gọi vốn thành công vòng đầu tư tăng trưởng, mở ra chương mới cho thương hiệu Việt. https://www.coolmate.me/blog/coolmate-goi-von-thanh-cong-series-c-mo-ra-chuong-moi-cho-thuong-hieu-viet</w:t>
+      </w:r>
+    </w:p>
+    <w:p>
+      <w:r>
+        <w:rPr>
+          <w:i/>
+          <w:color w:val="555555"/>
+          <w:sz w:val="21"/>
+        </w:rPr>
+        <w:t>Nguồn: VnExpress. (2025, ngày 4 tháng 11). Coolmate mở ba chiến lược tăng tốc sau vòng gọi vốn mới. https://vnexpress.net/coolmate-mo-ba-chien-luoc-tang-toc-sau-vong-goi-von-series-c-4959664.html</w:t>
+      </w:r>
+    </w:p>
+    <w:p>
+      <w:pPr>
+        <w:jc w:val="both"/>
+      </w:pPr>
+      <w:r>
+        <w:rPr>
+          <w:i w:val="0"/>
+        </w:rPr>
+        <w:t>Một số báo không nêu giá trị vòng năm 2025 (VnExpress, 2025), nên con số hơn 20 triệu đô la Mỹ là thông tin doanh nghiệp tự công bố. Ngoài vốn, nhà đầu tư có thể hỗ trợ quản trị, kết nối đối tác và mở rộng quốc tế.</w:t>
+      </w:r>
+    </w:p>
+    <w:p>
+      <w:r>
+        <w:rPr>
+          <w:i/>
+          <w:color w:val="555555"/>
+          <w:sz w:val="21"/>
+        </w:rPr>
+        <w:t>Nguồn: VnExpress. (2025, ngày 4 tháng 11). Coolmate mở ba chiến lược tăng tốc sau vòng gọi vốn mới. https://vnexpress.net/coolmate-mo-ba-chien-luoc-tang-toc-sau-vong-goi-von-series-c-4959664.html</w:t>
+      </w:r>
+    </w:p>
+    <w:p>
+      <w:pPr>
+        <w:jc w:val="both"/>
+      </w:pPr>
+      <w:r>
+        <w:rPr>
+          <w:i w:val="0"/>
+        </w:rPr>
+        <w:t>b) Mạng lưới chuỗi cung ứng</w:t>
+      </w:r>
+    </w:p>
+    <w:p>
+      <w:pPr>
+        <w:jc w:val="both"/>
+      </w:pPr>
+      <w:r>
+        <w:rPr>
+          <w:i w:val="0"/>
+        </w:rPr>
+        <w:t>Coolmate làm việc với 8 đối tác dệt vải, 18 đối tác may và 26 đối tác phụ liệu; một số loại vải vẫn phải nhập khẩu khi nguồn trong nước chưa đáp ứng (Bùi, 2026).</w:t>
       </w:r>
     </w:p>
     <w:p>
@@ -5345,7 +6511,7 @@
         <w:rPr>
           <w:i w:val="0"/>
         </w:rPr>
-        <w:t>b) Hệ thống vận hành</w:t>
+        <w:t>c) Mạng lưới kênh bán và thương hiệu</w:t>
       </w:r>
     </w:p>
     <w:p>
@@ -5356,7 +6522,7 @@
         <w:rPr>
           <w:i w:val="0"/>
         </w:rPr>
-        <w:t>Coolmate nâng cấp xử lý đơn năm 2023, mở trung tâm vận hành phía Nam năm 2024 và mở rộng cơ sở phía Bắc (Coolmate, không ghi ngày-a); doanh nghiệp tự xây dựng hệ thống quản trị bán hàng và kho để đồng bộ dữ liệu trên nhiều kênh (Ng, 2026).</w:t>
+        <w:t>Coolmate có trang mạng riêng, gian hàng trên nhiều sàn, bán tại Hoa Kỳ qua Amazon, cửa hàng tại Hà Nội và hợp tác sử dụng hình ảnh nhân vật Disney, Marvel từ năm 2022 (Coolmate, không ghi ngày-a).</w:t>
       </w:r>
     </w:p>
     <w:p>
@@ -5370,24 +6536,72 @@
       </w:r>
     </w:p>
     <w:p>
+      <w:pPr>
+        <w:jc w:val="both"/>
+      </w:pPr>
       <w:r>
         <w:rPr>
-          <w:i/>
-          <w:color w:val="555555"/>
-          <w:sz w:val="21"/>
+          <w:b/>
         </w:rPr>
-        <w:t>Nguồn: Ng, V. (2026, ngày 15 tháng 5). How a Vietnamese D2C retailer built its own secure digital infrastructure. DigiconAsia. https://digiconasia.net/features/how-a-vietnamese-d2c-retailer-built-its-own-secure-digital-infrastructure</w:t>
-      </w:r>
-    </w:p>
-    <w:p>
-      <w:pPr>
-        <w:jc w:val="both"/>
-      </w:pPr>
+        <w:t xml:space="preserve">Đánh giá: </w:t>
+      </w:r>
       <w:r>
         <w:rPr>
           <w:i w:val="0"/>
         </w:rPr>
-        <w:t>c) Rủi ro vận hành</w:t>
+        <w:t>Mạng lưới vốn, sản xuất và phân phối đã hình thành rộng. Chấm 4/5 vì mức độ phụ thuộc vào sàn lớn và nhà cung cấp chủ chốt chưa được công bố.</w:t>
+      </w:r>
+    </w:p>
+    <w:p>
+      <w:pPr>
+        <w:pStyle w:val="Heading1"/>
+      </w:pPr>
+      <w:r>
+        <w:rPr>
+          <w:rFonts w:ascii="Times New Roman" w:hAnsi="Times New Roman"/>
+          <w:color w:val="1F3A60"/>
+        </w:rPr>
+        <w:t>V. PHÂN TÍCH HÀNG THỨ BA – CHIẾN LƯỢC</w:t>
+      </w:r>
+    </w:p>
+    <w:p>
+      <w:pPr>
+        <w:pStyle w:val="Heading2"/>
+      </w:pPr>
+      <w:r>
+        <w:rPr>
+          <w:rFonts w:ascii="Times New Roman" w:hAnsi="Times New Roman"/>
+          <w:color w:val="1F3A60"/>
+        </w:rPr>
+        <w:t>7. Bán hàng – 4/5</w:t>
+      </w:r>
+    </w:p>
+    <w:p>
+      <w:pPr>
+        <w:jc w:val="both"/>
+      </w:pPr>
+      <w:r>
+        <w:rPr>
+          <w:b/>
+        </w:rPr>
+        <w:t xml:space="preserve">Câu hỏi đặt ra: </w:t>
+      </w:r>
+      <w:r>
+        <w:rPr>
+          <w:i/>
+        </w:rPr>
+        <w:t>Coolmate tiếp cận khách hàng bằng kênh nào? Hiệu quả bán hàng ra sao?</w:t>
+      </w:r>
+    </w:p>
+    <w:p>
+      <w:pPr>
+        <w:jc w:val="both"/>
+      </w:pPr>
+      <w:r>
+        <w:rPr>
+          <w:i w:val="0"/>
+        </w:rPr>
+        <w:t>a) Chiến lược tiếp cận khách hàng</w:t>
       </w:r>
     </w:p>
     <w:p>
@@ -5399,7 +6613,7 @@
           <w:b/>
           <w:i/>
         </w:rPr>
-        <w:t>Bảng 15. Rủi ro vận hành</w:t>
+        <w:t>Bảng 19. Sự chuyển dịch kênh bán hàng</w:t>
       </w:r>
     </w:p>
     <w:tbl>
@@ -5426,7 +6640,7 @@
                 <w:color w:val="FFFFFF"/>
                 <w:sz w:val="23"/>
               </w:rPr>
-              <w:t>Rủi ro</w:t>
+              <w:t>Giai đoạn</w:t>
             </w:r>
           </w:p>
         </w:tc>
@@ -5442,7 +6656,7 @@
                 <w:color w:val="FFFFFF"/>
                 <w:sz w:val="23"/>
               </w:rPr>
-              <w:t>Tác động</w:t>
+              <w:t>Kênh chủ lực</w:t>
             </w:r>
           </w:p>
         </w:tc>
@@ -5458,7 +6672,7 @@
                 <w:color w:val="FFFFFF"/>
                 <w:sz w:val="23"/>
               </w:rPr>
-              <w:t>Chỉ số cần theo dõi</w:t>
+              <w:t>Mục tiêu</w:t>
             </w:r>
           </w:p>
         </w:tc>
@@ -5473,7 +6687,7 @@
               <w:rPr>
                 <w:sz w:val="23"/>
               </w:rPr>
-              <w:t>Dự báo sai kích cỡ, màu</w:t>
+              <w:t>2019</w:t>
             </w:r>
           </w:p>
         </w:tc>
@@ -5486,7 +6700,7 @@
               <w:rPr>
                 <w:sz w:val="23"/>
               </w:rPr>
-              <w:t>Tồn kho tăng, phải giảm giá</w:t>
+              <w:t>Trang mạng riêng, bán trực tiếp</w:t>
             </w:r>
           </w:p>
         </w:tc>
@@ -5499,7 +6713,7 @@
               <w:rPr>
                 <w:sz w:val="23"/>
               </w:rPr>
-              <w:t>Số ngày tồn kho theo mã hàng</w:t>
+              <w:t>Kiểm chứng sản phẩm, xây nhận diện</w:t>
             </w:r>
           </w:p>
         </w:tc>
@@ -5514,7 +6728,7 @@
               <w:rPr>
                 <w:sz w:val="23"/>
               </w:rPr>
-              <w:t>Lỗi vải, đường may</w:t>
+              <w:t>Mở rộng</w:t>
             </w:r>
           </w:p>
         </w:tc>
@@ -5527,7 +6741,7 @@
               <w:rPr>
                 <w:sz w:val="23"/>
               </w:rPr>
-              <w:t>Đổi trả tăng, mất uy tín</w:t>
+              <w:t>Sàn thương mại điện tử, bán qua video và phát trực tiếp</w:t>
             </w:r>
           </w:p>
         </w:tc>
@@ -5540,7 +6754,7 @@
               <w:rPr>
                 <w:sz w:val="23"/>
               </w:rPr>
-              <w:t>Tỷ lệ lỗi theo nhà máy</w:t>
+              <w:t>Tăng độ phủ</w:t>
             </w:r>
           </w:p>
         </w:tc>
@@ -5555,7 +6769,7 @@
               <w:rPr>
                 <w:sz w:val="23"/>
               </w:rPr>
-              <w:t>Phụ thuộc vật liệu đặc thù</w:t>
+              <w:t>Từ 2026</w:t>
             </w:r>
           </w:p>
         </w:tc>
@@ -5568,7 +6782,7 @@
               <w:rPr>
                 <w:sz w:val="23"/>
               </w:rPr>
-              <w:t>Gián đoạn, tăng giá vốn</w:t>
+              <w:t>Thêm cửa hàng vật lý, bán tại Hoa Kỳ</w:t>
             </w:r>
           </w:p>
         </w:tc>
@@ -5581,89 +6795,7 @@
               <w:rPr>
                 <w:sz w:val="23"/>
               </w:rPr>
-              <w:t>Mức tập trung nhà cung cấp</w:t>
-            </w:r>
-          </w:p>
-        </w:tc>
-      </w:tr>
-      <w:tr>
-        <w:tc>
-          <w:tcPr>
-            <w:tcW w:type="dxa" w:w="2880"/>
-          </w:tcPr>
-          <w:p>
-            <w:r>
-              <w:rPr>
-                <w:sz w:val="23"/>
-              </w:rPr>
-              <w:t>Mở rộng danh mục quá nhanh</w:t>
-            </w:r>
-          </w:p>
-        </w:tc>
-        <w:tc>
-          <w:tcPr>
-            <w:tcW w:type="dxa" w:w="2880"/>
-          </w:tcPr>
-          <w:p>
-            <w:r>
-              <w:rPr>
-                <w:sz w:val="23"/>
-              </w:rPr>
-              <w:t>Vốn lưu động bị phân tán</w:t>
-            </w:r>
-          </w:p>
-        </w:tc>
-        <w:tc>
-          <w:tcPr>
-            <w:tcW w:type="dxa" w:w="2880"/>
-          </w:tcPr>
-          <w:p>
-            <w:r>
-              <w:rPr>
-                <w:sz w:val="23"/>
-              </w:rPr>
-              <w:t>Lợi nhuận từng nhóm hàng</w:t>
-            </w:r>
-          </w:p>
-        </w:tc>
-      </w:tr>
-      <w:tr>
-        <w:tc>
-          <w:tcPr>
-            <w:tcW w:type="dxa" w:w="2880"/>
-          </w:tcPr>
-          <w:p>
-            <w:r>
-              <w:rPr>
-                <w:sz w:val="23"/>
-              </w:rPr>
-              <w:t>Đơn đa kênh thiếu đồng bộ</w:t>
-            </w:r>
-          </w:p>
-        </w:tc>
-        <w:tc>
-          <w:tcPr>
-            <w:tcW w:type="dxa" w:w="2880"/>
-          </w:tcPr>
-          <w:p>
-            <w:r>
-              <w:rPr>
-                <w:sz w:val="23"/>
-              </w:rPr>
-              <w:t>Giao chậm, bán vượt tồn</w:t>
-            </w:r>
-          </w:p>
-        </w:tc>
-        <w:tc>
-          <w:tcPr>
-            <w:tcW w:type="dxa" w:w="2880"/>
-          </w:tcPr>
-          <w:p>
-            <w:r>
-              <w:rPr>
-                <w:sz w:val="23"/>
-              </w:rPr>
-              <w:t>Tỷ lệ giao đúng hẹn</w:t>
+              <w:t>Tăng niềm tin, mở thị trường mới</w:t>
             </w:r>
           </w:p>
         </w:tc>
@@ -5671,93 +6803,13 @@
     </w:tbl>
     <w:p/>
     <w:p>
-      <w:pPr>
-        <w:jc w:val="both"/>
-      </w:pPr>
-      <w:r>
-        <w:rPr>
-          <w:b/>
-        </w:rPr>
-        <w:t xml:space="preserve">Đánh giá: </w:t>
-      </w:r>
-      <w:r>
-        <w:rPr>
-          <w:i w:val="0"/>
-        </w:rPr>
-        <w:t>Đã có mạng lưới sản xuất và hệ thống vận hành thực tế. Chấm 3/5 vì chưa có số liệu công khai về tỷ lệ lỗi, vòng quay tồn kho và chi phí đơn vị, trong khi rủi ro tăng mạnh khi mở rộng danh mục.</w:t>
-      </w:r>
-    </w:p>
-    <w:p>
-      <w:pPr>
-        <w:pStyle w:val="Heading2"/>
-      </w:pPr>
-      <w:r>
-        <w:rPr>
-          <w:rFonts w:ascii="Times New Roman" w:hAnsi="Times New Roman"/>
-          <w:color w:val="1F3A60"/>
-        </w:rPr>
-        <w:t>9. Tổ chức và quản trị – 3/5</w:t>
-      </w:r>
-    </w:p>
-    <w:p>
-      <w:pPr>
-        <w:jc w:val="both"/>
-      </w:pPr>
-      <w:r>
-        <w:rPr>
-          <w:b/>
-        </w:rPr>
-        <w:t xml:space="preserve">Câu hỏi đặt ra: </w:t>
-      </w:r>
       <w:r>
         <w:rPr>
           <w:i/>
+          <w:color w:val="555555"/>
+          <w:sz w:val="21"/>
         </w:rPr>
-        <w:t>Bộ máy có đủ năng lực theo kịp tốc độ mở rộng không?</w:t>
-      </w:r>
-    </w:p>
-    <w:p>
-      <w:pPr>
-        <w:jc w:val="both"/>
-      </w:pPr>
-      <w:r>
-        <w:rPr>
-          <w:i w:val="0"/>
-        </w:rPr>
-        <w:t>a) Từ nhóm sáng lập đến tổ chức nhiều chức năng</w:t>
-      </w:r>
-    </w:p>
-    <w:p>
-      <w:pPr>
-        <w:jc w:val="both"/>
-      </w:pPr>
-      <w:r>
-        <w:rPr>
-          <w:i w:val="0"/>
-        </w:rPr>
-        <w:t>Coolmate đã chuyển từ nhóm ba người bán đồ cơ bản qua mạng sang doanh nghiệp quản lý thương hiệu, chất liệu, nhiều kênh bán, thị trường nước ngoài và cửa hàng. Mô hình này cần các bộ phận chuyên trách về sản phẩm, mua hàng, tài chính, tiếp thị, kho vận, công nghệ, chăm sóc khách hàng và pháp lý.</w:t>
-      </w:r>
-    </w:p>
-    <w:p>
-      <w:pPr>
-        <w:jc w:val="both"/>
-      </w:pPr>
-      <w:r>
-        <w:rPr>
-          <w:i w:val="0"/>
-        </w:rPr>
-        <w:t>b) Con người và văn hóa</w:t>
-      </w:r>
-    </w:p>
-    <w:p>
-      <w:pPr>
-        <w:jc w:val="both"/>
-      </w:pPr>
-      <w:r>
-        <w:rPr>
-          <w:i w:val="0"/>
-        </w:rPr>
-        <w:t>Coolmate có nhiều đợt chia cổ phần cho người lao động giai đoạn 2021–2024, riêng năm 2024 có 30 thành viên trở thành cổ đông; doanh nghiệp công bố bộ quy tắc ứng xử năm 2024 (Coolmate, không ghi ngày-a).</w:t>
+        <w:t>Nguồn: Coolmate. (không ghi ngày-b). Câu chuyện về Coolmate. Truy cập ngày 10 tháng 10 năm 2026, tại https://www.coolmate.me/cau-chuyen-ve-coolmate</w:t>
       </w:r>
     </w:p>
     <w:p>
@@ -5778,7 +6830,7 @@
         <w:rPr>
           <w:i w:val="0"/>
         </w:rPr>
-        <w:t>c) Công nghệ quản trị</w:t>
+        <w:t>b) Kết quả bán hàng</w:t>
       </w:r>
     </w:p>
     <w:p>
@@ -5789,7 +6841,118 @@
         <w:rPr>
           <w:i w:val="0"/>
         </w:rPr>
-        <w:t>Coolmate tự phát triển hệ thống quản trị bán hàng và kho, phân quyền dữ liệu khách hàng và đánh giá an ninh mạng định kỳ (Ng, 2026). Đổi lại, hệ thống tự phát triển cần chi phí duy trì và nhân sự chuyên môn.</w:t>
+        <w:t>Năm 2025, Coolmate bán hơn 5,7 triệu sản phẩm cho khoảng 1,2 triệu khách, bình quân khoảng 4,75 sản phẩm mỗi khách (người viết tính từ Bùi, 2026). Trên các sàn Metric theo dõi, doanh số bình quân khoảng 221.000 đồng mỗi sản phẩm (người viết tính từ Metric, không ghi ngày). Coolmate từng đạt mức xử lý hơn 10.000 đơn mỗi ngày (Brands Vietnam, 2023).</w:t>
+      </w:r>
+    </w:p>
+    <w:p>
+      <w:r>
+        <w:rPr>
+          <w:i/>
+          <w:color w:val="555555"/>
+          <w:sz w:val="21"/>
+        </w:rPr>
+        <w:t>Nguồn: Bùi, N. (2026, ngày 25 tháng 2). Phạm Chí Nhu, nhà sáng lập Coolmate: Thế giới đã chọn Việt Nam, không lẽ doanh nghiệp lại thiếu tự tin. Liên đoàn Thương mại và Công nghiệp Việt Nam. https://vcci.com.vn/news/pham-chi-nhu-ceo-nha-sang-lap-coolmate-the-gioi-da-chon-viet-nam-khong-le-doanh-nghiep-lai-thieu-tu-tin</w:t>
+      </w:r>
+    </w:p>
+    <w:p>
+      <w:r>
+        <w:rPr>
+          <w:i/>
+          <w:color w:val="555555"/>
+          <w:sz w:val="21"/>
+        </w:rPr>
+        <w:t>Nguồn: Metric. (không ghi ngày). Báo cáo thị trường nhóm hàng mang thương hiệu Coolmate trên các sàn thương mại điện tử: Năm 2025. Truy cập ngày 10 tháng 10 năm 2026, tại https://metric.vn/ereport/thuong-hieu-coolmate</w:t>
+      </w:r>
+    </w:p>
+    <w:p>
+      <w:r>
+        <w:rPr>
+          <w:i/>
+          <w:color w:val="555555"/>
+          <w:sz w:val="21"/>
+        </w:rPr>
+        <w:t>Nguồn: Brands Vietnam. (2023). Case study startup thành công – Cách Coolmate tăng trưởng 4 lần/năm. https://www.brandsvietnam.com/congdong/topic/332810-case-study-startup-thanh-cong-cach-coolmate-tang-truong-4-lan-nam</w:t>
+      </w:r>
+    </w:p>
+    <w:p>
+      <w:pPr>
+        <w:jc w:val="both"/>
+      </w:pPr>
+      <w:r>
+        <w:rPr>
+          <w:i w:val="0"/>
+        </w:rPr>
+        <w:t>c) Đòn bẩy chuyển đổi và tái mua</w:t>
+      </w:r>
+    </w:p>
+    <w:p>
+      <w:pPr>
+        <w:pStyle w:val="ListBullet"/>
+        <w:jc w:val="both"/>
+      </w:pPr>
+      <w:r>
+        <w:rPr>
+          <w:b/>
+        </w:rPr>
+        <w:t xml:space="preserve">Thông tin minh bạch: </w:t>
+      </w:r>
+      <w:r>
+        <w:t>hình ảnh và bảng kích cỡ rõ ràng.</w:t>
+      </w:r>
+    </w:p>
+    <w:p>
+      <w:pPr>
+        <w:pStyle w:val="ListBullet"/>
+        <w:jc w:val="both"/>
+      </w:pPr>
+      <w:r>
+        <w:rPr>
+          <w:b/>
+        </w:rPr>
+        <w:t xml:space="preserve">Gói sản phẩm: </w:t>
+      </w:r>
+      <w:r>
+        <w:t>bán theo bộ để tăng số sản phẩm mỗi đơn.</w:t>
+      </w:r>
+    </w:p>
+    <w:p>
+      <w:pPr>
+        <w:pStyle w:val="ListBullet"/>
+        <w:jc w:val="both"/>
+      </w:pPr>
+      <w:r>
+        <w:rPr>
+          <w:b/>
+        </w:rPr>
+        <w:t xml:space="preserve">Cam kết hậu mãi: </w:t>
+      </w:r>
+      <w:r>
+        <w:t>đổi trả 60 ngày có điều kiện.</w:t>
+      </w:r>
+    </w:p>
+    <w:p>
+      <w:pPr>
+        <w:pStyle w:val="ListBullet"/>
+        <w:jc w:val="both"/>
+      </w:pPr>
+      <w:r>
+        <w:rPr>
+          <w:b/>
+        </w:rPr>
+        <w:t xml:space="preserve">Thành viên: </w:t>
+      </w:r>
+      <w:r>
+        <w:t>dữ liệu khách hàng trực tiếp để gợi ý mua tiếp.</w:t>
+      </w:r>
+    </w:p>
+    <w:p>
+      <w:r>
+        <w:rPr>
+          <w:i/>
+          <w:color w:val="555555"/>
+          <w:sz w:val="21"/>
+        </w:rPr>
+        <w:t>Nguồn: Coolmate. (không ghi ngày-d). Dịch vụ 60 ngày đổi trả. Truy cập ngày 10 tháng 10 năm 2026, tại https://www.coolmate.me/page/dich-vu-60-ngay-doi-tra</w:t>
       </w:r>
     </w:p>
     <w:p>
@@ -5804,6 +6967,106 @@
     </w:p>
     <w:p>
       <w:pPr>
+        <w:jc w:val="both"/>
+      </w:pPr>
+      <w:r>
+        <w:rPr>
+          <w:i w:val="0"/>
+        </w:rPr>
+        <w:t>d) Mô hình doanh thu</w:t>
+      </w:r>
+    </w:p>
+    <w:p>
+      <w:pPr>
+        <w:jc w:val="both"/>
+      </w:pPr>
+      <w:r>
+        <w:rPr>
+          <w:i w:val="0"/>
+        </w:rPr>
+        <w:t>Nguồn thu chính là bán sản phẩm qua trang mạng riêng, sàn thương mại điện tử, cửa hàng và Amazon. Mỗi kênh có cấu trúc chi phí khác nhau (phí sàn, quảng cáo, thuê mặt bằng, vận chuyển quốc tế), nên cần báo cáo lãi lỗ theo từng kênh để đánh giá hiệu quả.</w:t>
+      </w:r>
+    </w:p>
+    <w:p>
+      <w:pPr>
+        <w:jc w:val="both"/>
+      </w:pPr>
+      <w:r>
+        <w:rPr>
+          <w:b/>
+        </w:rPr>
+        <w:t xml:space="preserve">Đánh giá: </w:t>
+      </w:r>
+      <w:r>
+        <w:rPr>
+          <w:i w:val="0"/>
+        </w:rPr>
+        <w:t>Nhiều kênh tạo đơn với quy mô lớn. Chấm 4/5, nhưng còn thiếu số liệu lợi nhuận sau chi phí tiếp thị, tỷ lệ tái mua và chi phí từng kênh.</w:t>
+      </w:r>
+    </w:p>
+    <w:p>
+      <w:pPr>
+        <w:pStyle w:val="Heading2"/>
+      </w:pPr>
+      <w:r>
+        <w:rPr>
+          <w:rFonts w:ascii="Times New Roman" w:hAnsi="Times New Roman"/>
+          <w:color w:val="1F3A60"/>
+        </w:rPr>
+        <w:t>8. Sản xuất và vận hành – 3/5</w:t>
+      </w:r>
+    </w:p>
+    <w:p>
+      <w:pPr>
+        <w:jc w:val="both"/>
+      </w:pPr>
+      <w:r>
+        <w:rPr>
+          <w:b/>
+        </w:rPr>
+        <w:t xml:space="preserve">Câu hỏi đặt ra: </w:t>
+      </w:r>
+      <w:r>
+        <w:rPr>
+          <w:i/>
+        </w:rPr>
+        <w:t>Sản phẩm được sản xuất thế nào? Coolmate kiểm soát chất lượng, tồn kho và giao hàng ra sao?</w:t>
+      </w:r>
+    </w:p>
+    <w:p>
+      <w:pPr>
+        <w:jc w:val="both"/>
+      </w:pPr>
+      <w:r>
+        <w:rPr>
+          <w:i w:val="0"/>
+        </w:rPr>
+        <w:t>a) Cách tổ chức sản xuất</w:t>
+      </w:r>
+    </w:p>
+    <w:p>
+      <w:pPr>
+        <w:jc w:val="both"/>
+      </w:pPr>
+      <w:r>
+        <w:rPr>
+          <w:i w:val="0"/>
+        </w:rPr>
+        <w:t>Coolmate tự thiết kế và đặt hàng với các đối tác dệt, may, phụ liệu. Quy trình bộ sưu tập may sẵn gồm thiết kế, dệt và nhuộm vải, cắt may, hoàn thiện và kiểm tra chất lượng tại nhà máy đối tác Tessellation (Coolmate, 2023b).</w:t>
+      </w:r>
+    </w:p>
+    <w:p>
+      <w:r>
+        <w:rPr>
+          <w:i/>
+          <w:color w:val="555555"/>
+          <w:sz w:val="21"/>
+        </w:rPr>
+        <w:t>Nguồn: Coolmate. (2023b, ngày 22 tháng 8). Quy trình sản xuất bộ sưu tập trang phục may sẵn tại Coolmate. https://www.coolmate.me/blog/quy-trinh-san-xuat-ready-to-wear-tai-coolmate-2496</w:t>
+      </w:r>
+    </w:p>
+    <w:p>
+      <w:pPr>
         <w:jc w:val="center"/>
       </w:pPr>
       <w:r>
@@ -5811,7 +7074,7 @@
           <w:b/>
           <w:i/>
         </w:rPr>
-        <w:t>Bảng 16. Đánh giá năng lực quản trị</w:t>
+        <w:t>Bảng 20. Chuỗi sản xuất của Coolmate</w:t>
       </w:r>
     </w:p>
     <w:tbl>
@@ -5838,7 +7101,7 @@
                 <w:color w:val="FFFFFF"/>
                 <w:sz w:val="23"/>
               </w:rPr>
-              <w:t>Năng lực quản trị</w:t>
+              <w:t>Công đoạn</w:t>
             </w:r>
           </w:p>
         </w:tc>
@@ -5854,7 +7117,7 @@
                 <w:color w:val="FFFFFF"/>
                 <w:sz w:val="23"/>
               </w:rPr>
-              <w:t>Hiện trạng</w:t>
+              <w:t>Đơn vị thực hiện</w:t>
             </w:r>
           </w:p>
         </w:tc>
@@ -5870,7 +7133,7 @@
                 <w:color w:val="FFFFFF"/>
                 <w:sz w:val="23"/>
               </w:rPr>
-              <w:t>Cần cải thiện</w:t>
+              <w:t>Vai trò của Coolmate</w:t>
             </w:r>
           </w:p>
         </w:tc>
@@ -5885,7 +7148,7 @@
               <w:rPr>
                 <w:sz w:val="23"/>
               </w:rPr>
-              <w:t>Tài chính</w:t>
+              <w:t>Thiết kế, phát triển sản phẩm</w:t>
             </w:r>
           </w:p>
         </w:tc>
@@ -5898,7 +7161,7 @@
               <w:rPr>
                 <w:sz w:val="23"/>
               </w:rPr>
-              <w:t>Doanh thu công bố tăng đều</w:t>
+              <w:t>Coolmate</w:t>
             </w:r>
           </w:p>
         </w:tc>
@@ -5911,7 +7174,7 @@
               <w:rPr>
                 <w:sz w:val="23"/>
               </w:rPr>
-              <w:t>Công bố báo cáo kiểm toán, lãi lỗ theo kênh</w:t>
+              <w:t>Chủ động</w:t>
             </w:r>
           </w:p>
         </w:tc>
@@ -5926,7 +7189,7 @@
               <w:rPr>
                 <w:sz w:val="23"/>
               </w:rPr>
-              <w:t>Nhân sự</w:t>
+              <w:t>Dệt, nhuộm vải</w:t>
             </w:r>
           </w:p>
         </w:tc>
@@ -5939,7 +7202,7 @@
               <w:rPr>
                 <w:sz w:val="23"/>
               </w:rPr>
-              <w:t>Chia cổ phần cho người lao động</w:t>
+              <w:t>8 đối tác dệt; một phần nhập khẩu</w:t>
             </w:r>
           </w:p>
         </w:tc>
@@ -5952,7 +7215,7 @@
               <w:rPr>
                 <w:sz w:val="23"/>
               </w:rPr>
-              <w:t>Giữ chân nhân sự chủ chốt</w:t>
+              <w:t>Chọn chất liệu, đặt hàng</w:t>
             </w:r>
           </w:p>
         </w:tc>
@@ -5967,7 +7230,7 @@
               <w:rPr>
                 <w:sz w:val="23"/>
               </w:rPr>
-              <w:t>Vận hành</w:t>
+              <w:t>Cắt may, hoàn thiện</w:t>
             </w:r>
           </w:p>
         </w:tc>
@@ -5980,7 +7243,7 @@
               <w:rPr>
                 <w:sz w:val="23"/>
               </w:rPr>
-              <w:t>Hệ thống công nghệ tự phát triển</w:t>
+              <w:t>18 đối tác may</w:t>
             </w:r>
           </w:p>
         </w:tc>
@@ -5993,7 +7256,7 @@
               <w:rPr>
                 <w:sz w:val="23"/>
               </w:rPr>
-              <w:t>Kiểm soát tồn kho, nhà cung cấp</w:t>
+              <w:t>Đặt hàng, giám sát</w:t>
             </w:r>
           </w:p>
         </w:tc>
@@ -6008,7 +7271,7 @@
               <w:rPr>
                 <w:sz w:val="23"/>
               </w:rPr>
-              <w:t>Mở rộng</w:t>
+              <w:t>Phụ liệu</w:t>
             </w:r>
           </w:p>
         </w:tc>
@@ -6021,7 +7284,7 @@
               <w:rPr>
                 <w:sz w:val="23"/>
               </w:rPr>
-              <w:t>Đã có kế hoạch quốc tế</w:t>
+              <w:t>26 đối tác</w:t>
             </w:r>
           </w:p>
         </w:tc>
@@ -6034,7 +7297,48 @@
               <w:rPr>
                 <w:sz w:val="23"/>
               </w:rPr>
-              <w:t>Quy trình duyệt cửa hàng, danh mục mới</w:t>
+              <w:t>Chọn, đặt hàng</w:t>
+            </w:r>
+          </w:p>
+        </w:tc>
+      </w:tr>
+      <w:tr>
+        <w:tc>
+          <w:tcPr>
+            <w:tcW w:type="dxa" w:w="2880"/>
+          </w:tcPr>
+          <w:p>
+            <w:r>
+              <w:rPr>
+                <w:sz w:val="23"/>
+              </w:rPr>
+              <w:t>Lưu kho, xử lý đơn</w:t>
+            </w:r>
+          </w:p>
+        </w:tc>
+        <w:tc>
+          <w:tcPr>
+            <w:tcW w:type="dxa" w:w="2880"/>
+          </w:tcPr>
+          <w:p>
+            <w:r>
+              <w:rPr>
+                <w:sz w:val="23"/>
+              </w:rPr>
+              <w:t>Trung tâm vận hành của Coolmate</w:t>
+            </w:r>
+          </w:p>
+        </w:tc>
+        <w:tc>
+          <w:tcPr>
+            <w:tcW w:type="dxa" w:w="2880"/>
+          </w:tcPr>
+          <w:p>
+            <w:r>
+              <w:rPr>
+                <w:sz w:val="23"/>
+              </w:rPr>
+              <w:t>Chủ động</w:t>
             </w:r>
           </w:p>
         </w:tc>
@@ -6042,25 +7346,13 @@
     </w:tbl>
     <w:p/>
     <w:p>
-      <w:pPr>
-        <w:jc w:val="both"/>
-      </w:pPr>
       <w:r>
         <w:rPr>
-          <w:i w:val="0"/>
+          <w:i/>
+          <w:color w:val="555555"/>
+          <w:sz w:val="21"/>
         </w:rPr>
-        <w:t>d) Mục tiêu 2030</w:t>
-      </w:r>
-    </w:p>
-    <w:p>
-      <w:pPr>
-        <w:jc w:val="both"/>
-      </w:pPr>
-      <w:r>
-        <w:rPr>
-          <w:i w:val="0"/>
-        </w:rPr>
-        <w:t>Mục tiêu 500 triệu đô la Mỹ doanh thu vào năm 2030 (Bùi, 2026) là bước nhảy rất lớn so với 363 tỷ đồng năm 2023. Đây là khát vọng chiến lược, cần kế hoạch nhiều kịch bản về số khách, biên lợi nhuận và nguồn vốn.</w:t>
+        <w:t>Nguồn: Coolmate. (2023b, ngày 22 tháng 8). Quy trình sản xuất bộ sưu tập trang phục may sẵn tại Coolmate. https://www.coolmate.me/blog/quy-trinh-san-xuat-ready-to-wear-tai-coolmate-2496</w:t>
       </w:r>
     </w:p>
     <w:p>
@@ -6079,27 +7371,51 @@
       </w:pPr>
       <w:r>
         <w:rPr>
-          <w:b/>
+          <w:i w:val="0"/>
         </w:rPr>
-        <w:t xml:space="preserve">Đánh giá: </w:t>
-      </w:r>
+        <w:t>b) Hệ thống vận hành</w:t>
+      </w:r>
+    </w:p>
+    <w:p>
+      <w:pPr>
+        <w:jc w:val="both"/>
+      </w:pPr>
       <w:r>
         <w:rPr>
           <w:i w:val="0"/>
         </w:rPr>
-        <w:t>Có dấu hiệu tích cực về văn hóa và hạ tầng công nghệ. Chấm 3/5 vì chưa có báo cáo tài chính kiểm toán công khai và năng lực quản trị ở quy mô nhiều thị trường chưa được chứng minh.</w:t>
+        <w:t>Coolmate nâng cấp xử lý đơn năm 2023, mở trung tâm vận hành phía Nam năm 2024 và mở rộng cơ sở phía Bắc (Coolmate, không ghi ngày-a); doanh nghiệp tự xây dựng hệ thống quản trị bán hàng và kho để đồng bộ dữ liệu trên nhiều kênh (Ng, 2026).</w:t>
       </w:r>
     </w:p>
     <w:p>
-      <w:pPr>
-        <w:pStyle w:val="Heading1"/>
-      </w:pPr>
       <w:r>
         <w:rPr>
-          <w:rFonts w:ascii="Times New Roman" w:hAnsi="Times New Roman"/>
-          <w:color w:val="1F3A60"/>
+          <w:i/>
+          <w:color w:val="555555"/>
+          <w:sz w:val="21"/>
         </w:rPr>
-        <w:t>VI. TỔNG HỢP ĐÁNH GIÁ</w:t>
+        <w:t>Nguồn: Coolmate. (không ghi ngày-a). Coolmate 101: Hành trình và các cột mốc phát triển. Truy cập ngày 10 tháng 10 năm 2026, tại https://www.coolmate.me/lp/coolmate-101</w:t>
+      </w:r>
+    </w:p>
+    <w:p>
+      <w:r>
+        <w:rPr>
+          <w:i/>
+          <w:color w:val="555555"/>
+          <w:sz w:val="21"/>
+        </w:rPr>
+        <w:t>Nguồn: Ng, V. (2026, ngày 15 tháng 5). How a Vietnamese D2C retailer built its own secure digital infrastructure. DigiconAsia. https://digiconasia.net/features/how-a-vietnamese-d2c-retailer-built-its-own-secure-digital-infrastructure</w:t>
+      </w:r>
+    </w:p>
+    <w:p>
+      <w:pPr>
+        <w:jc w:val="both"/>
+      </w:pPr>
+      <w:r>
+        <w:rPr>
+          <w:i w:val="0"/>
+        </w:rPr>
+        <w:t>c) Rủi ro vận hành</w:t>
       </w:r>
     </w:p>
     <w:p>
@@ -6111,7 +7427,7 @@
           <w:b/>
           <w:i/>
         </w:rPr>
-        <w:t>Bảng 17. Tổng hợp điểm theo chín yếu tố</w:t>
+        <w:t>Bảng 21. Rủi ro vận hành</w:t>
       </w:r>
     </w:p>
     <w:tbl>
@@ -6138,7 +7454,7 @@
                 <w:color w:val="FFFFFF"/>
                 <w:sz w:val="23"/>
               </w:rPr>
-              <w:t>Yếu tố</w:t>
+              <w:t>Rủi ro</w:t>
             </w:r>
           </w:p>
         </w:tc>
@@ -6154,7 +7470,7 @@
                 <w:color w:val="FFFFFF"/>
                 <w:sz w:val="23"/>
               </w:rPr>
-              <w:t>Điểm</w:t>
+              <w:t>Tác động</w:t>
             </w:r>
           </w:p>
         </w:tc>
@@ -6170,7 +7486,7 @@
                 <w:color w:val="FFFFFF"/>
                 <w:sz w:val="23"/>
               </w:rPr>
-              <w:t>Nhận xét chính</w:t>
+              <w:t>Chỉ số cần theo dõi</w:t>
             </w:r>
           </w:p>
         </w:tc>
@@ -6185,7 +7501,7 @@
               <w:rPr>
                 <w:sz w:val="23"/>
               </w:rPr>
-              <w:t>Nhu cầu</w:t>
+              <w:t>Dự báo sai kích cỡ, màu</w:t>
             </w:r>
           </w:p>
         </w:tc>
@@ -6198,7 +7514,7 @@
               <w:rPr>
                 <w:sz w:val="23"/>
               </w:rPr>
-              <w:t>4/5</w:t>
+              <w:t>Tồn kho tăng, phải giảm giá</w:t>
             </w:r>
           </w:p>
         </w:tc>
@@ -6211,7 +7527,7 @@
               <w:rPr>
                 <w:sz w:val="23"/>
               </w:rPr>
-              <w:t>Có thật, lặp lại, đúng lúc thương mại điện tử bùng nổ</w:t>
+              <w:t>Số ngày tồn kho theo mã hàng</w:t>
             </w:r>
           </w:p>
         </w:tc>
@@ -6226,7 +7542,7 @@
               <w:rPr>
                 <w:sz w:val="23"/>
               </w:rPr>
-              <w:t>Giải pháp</w:t>
+              <w:t>Lỗi vải, đường may</w:t>
             </w:r>
           </w:p>
         </w:tc>
@@ -6239,7 +7555,7 @@
               <w:rPr>
                 <w:sz w:val="23"/>
               </w:rPr>
-              <w:t>4/5</w:t>
+              <w:t>Đổi trả tăng, mất uy tín</w:t>
             </w:r>
           </w:p>
         </w:tc>
@@ -6252,7 +7568,7 @@
               <w:rPr>
                 <w:sz w:val="23"/>
               </w:rPr>
-              <w:t>Khớp điểm đau; dễ bị sao chép</w:t>
+              <w:t>Tỷ lệ lỗi theo nhà máy</w:t>
             </w:r>
           </w:p>
         </w:tc>
@@ -6267,7 +7583,7 @@
               <w:rPr>
                 <w:sz w:val="23"/>
               </w:rPr>
-              <w:t>Đội ngũ</w:t>
+              <w:t>Phụ thuộc vật liệu đặc thù</w:t>
             </w:r>
           </w:p>
         </w:tc>
@@ -6280,7 +7596,7 @@
               <w:rPr>
                 <w:sz w:val="23"/>
               </w:rPr>
-              <w:t>4/5</w:t>
+              <w:t>Gián đoạn, tăng giá vốn</w:t>
             </w:r>
           </w:p>
         </w:tc>
@@ -6293,7 +7609,7 @@
               <w:rPr>
                 <w:sz w:val="23"/>
               </w:rPr>
-              <w:t>Bổ trợ tốt, thương mại hóa nhanh</w:t>
+              <w:t>Mức tập trung nhà cung cấp</w:t>
             </w:r>
           </w:p>
         </w:tc>
@@ -6308,7 +7624,7 @@
               <w:rPr>
                 <w:sz w:val="23"/>
               </w:rPr>
-              <w:t>Thị trường</w:t>
+              <w:t>Mở rộng danh mục quá nhanh</w:t>
             </w:r>
           </w:p>
         </w:tc>
@@ -6321,7 +7637,7 @@
               <w:rPr>
                 <w:sz w:val="23"/>
               </w:rPr>
-              <w:t>4/5</w:t>
+              <w:t>Vốn lưu động bị phân tán</w:t>
             </w:r>
           </w:p>
         </w:tc>
@@ -6334,7 +7650,7 @@
               <w:rPr>
                 <w:sz w:val="23"/>
               </w:rPr>
-              <w:t>Kênh phân phối lớn, tăng nhanh</w:t>
+              <w:t>Lợi nhuận từng nhóm hàng</w:t>
             </w:r>
           </w:p>
         </w:tc>
@@ -6349,6 +7665,718 @@
               <w:rPr>
                 <w:sz w:val="23"/>
               </w:rPr>
+              <w:t>Đơn đa kênh thiếu đồng bộ</w:t>
+            </w:r>
+          </w:p>
+        </w:tc>
+        <w:tc>
+          <w:tcPr>
+            <w:tcW w:type="dxa" w:w="2880"/>
+          </w:tcPr>
+          <w:p>
+            <w:r>
+              <w:rPr>
+                <w:sz w:val="23"/>
+              </w:rPr>
+              <w:t>Giao chậm, bán vượt tồn</w:t>
+            </w:r>
+          </w:p>
+        </w:tc>
+        <w:tc>
+          <w:tcPr>
+            <w:tcW w:type="dxa" w:w="2880"/>
+          </w:tcPr>
+          <w:p>
+            <w:r>
+              <w:rPr>
+                <w:sz w:val="23"/>
+              </w:rPr>
+              <w:t>Tỷ lệ giao đúng hẹn</w:t>
+            </w:r>
+          </w:p>
+        </w:tc>
+      </w:tr>
+    </w:tbl>
+    <w:p/>
+    <w:p>
+      <w:pPr>
+        <w:jc w:val="both"/>
+      </w:pPr>
+      <w:r>
+        <w:rPr>
+          <w:b/>
+        </w:rPr>
+        <w:t xml:space="preserve">Đánh giá: </w:t>
+      </w:r>
+      <w:r>
+        <w:rPr>
+          <w:i w:val="0"/>
+        </w:rPr>
+        <w:t>Đã có mạng lưới sản xuất và hệ thống vận hành thực tế. Chấm 3/5 vì chưa có số liệu công khai về tỷ lệ lỗi, vòng quay tồn kho và chi phí đơn vị, trong khi rủi ro tăng mạnh khi mở rộng danh mục.</w:t>
+      </w:r>
+    </w:p>
+    <w:p>
+      <w:pPr>
+        <w:pStyle w:val="Heading2"/>
+      </w:pPr>
+      <w:r>
+        <w:rPr>
+          <w:rFonts w:ascii="Times New Roman" w:hAnsi="Times New Roman"/>
+          <w:color w:val="1F3A60"/>
+        </w:rPr>
+        <w:t>9. Tổ chức và quản trị – 3/5</w:t>
+      </w:r>
+    </w:p>
+    <w:p>
+      <w:pPr>
+        <w:jc w:val="both"/>
+      </w:pPr>
+      <w:r>
+        <w:rPr>
+          <w:b/>
+        </w:rPr>
+        <w:t xml:space="preserve">Câu hỏi đặt ra: </w:t>
+      </w:r>
+      <w:r>
+        <w:rPr>
+          <w:i/>
+        </w:rPr>
+        <w:t>Bộ máy có đủ năng lực theo kịp tốc độ mở rộng không?</w:t>
+      </w:r>
+    </w:p>
+    <w:p>
+      <w:pPr>
+        <w:jc w:val="both"/>
+      </w:pPr>
+      <w:r>
+        <w:rPr>
+          <w:i w:val="0"/>
+        </w:rPr>
+        <w:t>a) Từ nhóm sáng lập đến tổ chức nhiều chức năng</w:t>
+      </w:r>
+    </w:p>
+    <w:p>
+      <w:pPr>
+        <w:jc w:val="both"/>
+      </w:pPr>
+      <w:r>
+        <w:rPr>
+          <w:i w:val="0"/>
+        </w:rPr>
+        <w:t>Coolmate đã chuyển từ nhóm ba người bán đồ cơ bản qua mạng sang doanh nghiệp quản lý thương hiệu, chất liệu, nhiều kênh bán, thị trường nước ngoài và cửa hàng. Mô hình này cần các bộ phận chuyên trách về sản phẩm, mua hàng, tài chính, tiếp thị, kho vận, công nghệ, chăm sóc khách hàng và pháp lý.</w:t>
+      </w:r>
+    </w:p>
+    <w:p>
+      <w:pPr>
+        <w:jc w:val="both"/>
+      </w:pPr>
+      <w:r>
+        <w:rPr>
+          <w:i w:val="0"/>
+        </w:rPr>
+        <w:t>b) Con người và văn hóa</w:t>
+      </w:r>
+    </w:p>
+    <w:p>
+      <w:pPr>
+        <w:jc w:val="both"/>
+      </w:pPr>
+      <w:r>
+        <w:rPr>
+          <w:i w:val="0"/>
+        </w:rPr>
+        <w:t>Coolmate có nhiều đợt chia cổ phần cho người lao động giai đoạn 2021–2024, riêng năm 2024 có 30 thành viên trở thành cổ đông; doanh nghiệp công bố bộ quy tắc ứng xử năm 2024 (Coolmate, không ghi ngày-a).</w:t>
+      </w:r>
+    </w:p>
+    <w:p>
+      <w:r>
+        <w:rPr>
+          <w:i/>
+          <w:color w:val="555555"/>
+          <w:sz w:val="21"/>
+        </w:rPr>
+        <w:t>Nguồn: Coolmate. (không ghi ngày-a). Coolmate 101: Hành trình và các cột mốc phát triển. Truy cập ngày 10 tháng 10 năm 2026, tại https://www.coolmate.me/lp/coolmate-101</w:t>
+      </w:r>
+    </w:p>
+    <w:p>
+      <w:pPr>
+        <w:jc w:val="both"/>
+      </w:pPr>
+      <w:r>
+        <w:rPr>
+          <w:i w:val="0"/>
+        </w:rPr>
+        <w:t>c) Công nghệ quản trị</w:t>
+      </w:r>
+    </w:p>
+    <w:p>
+      <w:pPr>
+        <w:jc w:val="both"/>
+      </w:pPr>
+      <w:r>
+        <w:rPr>
+          <w:i w:val="0"/>
+        </w:rPr>
+        <w:t>Coolmate tự phát triển hệ thống quản trị bán hàng và kho, phân quyền dữ liệu khách hàng và đánh giá an ninh mạng định kỳ (Ng, 2026). Đổi lại, hệ thống tự phát triển cần chi phí duy trì và nhân sự chuyên môn.</w:t>
+      </w:r>
+    </w:p>
+    <w:p>
+      <w:r>
+        <w:rPr>
+          <w:i/>
+          <w:color w:val="555555"/>
+          <w:sz w:val="21"/>
+        </w:rPr>
+        <w:t>Nguồn: Ng, V. (2026, ngày 15 tháng 5). How a Vietnamese D2C retailer built its own secure digital infrastructure. DigiconAsia. https://digiconasia.net/features/how-a-vietnamese-d2c-retailer-built-its-own-secure-digital-infrastructure</w:t>
+      </w:r>
+    </w:p>
+    <w:p>
+      <w:pPr>
+        <w:jc w:val="center"/>
+      </w:pPr>
+      <w:r>
+        <w:rPr>
+          <w:b/>
+          <w:i/>
+        </w:rPr>
+        <w:t>Bảng 22. Đánh giá năng lực quản trị</w:t>
+      </w:r>
+    </w:p>
+    <w:tbl>
+      <w:tblPr>
+        <w:tblStyle w:val="TableGrid"/>
+        <w:tblW w:type="auto" w:w="0"/>
+        <w:tblLook w:firstColumn="1" w:firstRow="1" w:lastColumn="0" w:lastRow="0" w:noHBand="0" w:noVBand="1" w:val="04A0"/>
+      </w:tblPr>
+      <w:tblGrid>
+        <w:gridCol w:w="2880"/>
+        <w:gridCol w:w="2880"/>
+        <w:gridCol w:w="2880"/>
+      </w:tblGrid>
+      <w:tr>
+        <w:tc>
+          <w:tcPr>
+            <w:tcW w:type="dxa" w:w="2880"/>
+            <w:shd w:val="clear" w:fill="1F3A60"/>
+          </w:tcPr>
+          <w:p>
+            <w:r>
+              <w:rPr>
+                <w:b/>
+                <w:color w:val="FFFFFF"/>
+                <w:sz w:val="23"/>
+              </w:rPr>
+              <w:t>Năng lực quản trị</w:t>
+            </w:r>
+          </w:p>
+        </w:tc>
+        <w:tc>
+          <w:tcPr>
+            <w:tcW w:type="dxa" w:w="2880"/>
+            <w:shd w:val="clear" w:fill="1F3A60"/>
+          </w:tcPr>
+          <w:p>
+            <w:r>
+              <w:rPr>
+                <w:b/>
+                <w:color w:val="FFFFFF"/>
+                <w:sz w:val="23"/>
+              </w:rPr>
+              <w:t>Hiện trạng</w:t>
+            </w:r>
+          </w:p>
+        </w:tc>
+        <w:tc>
+          <w:tcPr>
+            <w:tcW w:type="dxa" w:w="2880"/>
+            <w:shd w:val="clear" w:fill="1F3A60"/>
+          </w:tcPr>
+          <w:p>
+            <w:r>
+              <w:rPr>
+                <w:b/>
+                <w:color w:val="FFFFFF"/>
+                <w:sz w:val="23"/>
+              </w:rPr>
+              <w:t>Cần cải thiện</w:t>
+            </w:r>
+          </w:p>
+        </w:tc>
+      </w:tr>
+      <w:tr>
+        <w:tc>
+          <w:tcPr>
+            <w:tcW w:type="dxa" w:w="2880"/>
+          </w:tcPr>
+          <w:p>
+            <w:r>
+              <w:rPr>
+                <w:sz w:val="23"/>
+              </w:rPr>
+              <w:t>Tài chính</w:t>
+            </w:r>
+          </w:p>
+        </w:tc>
+        <w:tc>
+          <w:tcPr>
+            <w:tcW w:type="dxa" w:w="2880"/>
+          </w:tcPr>
+          <w:p>
+            <w:r>
+              <w:rPr>
+                <w:sz w:val="23"/>
+              </w:rPr>
+              <w:t>Doanh thu công bố tăng đều</w:t>
+            </w:r>
+          </w:p>
+        </w:tc>
+        <w:tc>
+          <w:tcPr>
+            <w:tcW w:type="dxa" w:w="2880"/>
+          </w:tcPr>
+          <w:p>
+            <w:r>
+              <w:rPr>
+                <w:sz w:val="23"/>
+              </w:rPr>
+              <w:t>Công bố báo cáo kiểm toán, lãi lỗ theo kênh</w:t>
+            </w:r>
+          </w:p>
+        </w:tc>
+      </w:tr>
+      <w:tr>
+        <w:tc>
+          <w:tcPr>
+            <w:tcW w:type="dxa" w:w="2880"/>
+          </w:tcPr>
+          <w:p>
+            <w:r>
+              <w:rPr>
+                <w:sz w:val="23"/>
+              </w:rPr>
+              <w:t>Nhân sự</w:t>
+            </w:r>
+          </w:p>
+        </w:tc>
+        <w:tc>
+          <w:tcPr>
+            <w:tcW w:type="dxa" w:w="2880"/>
+          </w:tcPr>
+          <w:p>
+            <w:r>
+              <w:rPr>
+                <w:sz w:val="23"/>
+              </w:rPr>
+              <w:t>Chia cổ phần cho người lao động</w:t>
+            </w:r>
+          </w:p>
+        </w:tc>
+        <w:tc>
+          <w:tcPr>
+            <w:tcW w:type="dxa" w:w="2880"/>
+          </w:tcPr>
+          <w:p>
+            <w:r>
+              <w:rPr>
+                <w:sz w:val="23"/>
+              </w:rPr>
+              <w:t>Giữ chân nhân sự chủ chốt</w:t>
+            </w:r>
+          </w:p>
+        </w:tc>
+      </w:tr>
+      <w:tr>
+        <w:tc>
+          <w:tcPr>
+            <w:tcW w:type="dxa" w:w="2880"/>
+          </w:tcPr>
+          <w:p>
+            <w:r>
+              <w:rPr>
+                <w:sz w:val="23"/>
+              </w:rPr>
+              <w:t>Vận hành</w:t>
+            </w:r>
+          </w:p>
+        </w:tc>
+        <w:tc>
+          <w:tcPr>
+            <w:tcW w:type="dxa" w:w="2880"/>
+          </w:tcPr>
+          <w:p>
+            <w:r>
+              <w:rPr>
+                <w:sz w:val="23"/>
+              </w:rPr>
+              <w:t>Hệ thống công nghệ tự phát triển</w:t>
+            </w:r>
+          </w:p>
+        </w:tc>
+        <w:tc>
+          <w:tcPr>
+            <w:tcW w:type="dxa" w:w="2880"/>
+          </w:tcPr>
+          <w:p>
+            <w:r>
+              <w:rPr>
+                <w:sz w:val="23"/>
+              </w:rPr>
+              <w:t>Kiểm soát tồn kho, nhà cung cấp</w:t>
+            </w:r>
+          </w:p>
+        </w:tc>
+      </w:tr>
+      <w:tr>
+        <w:tc>
+          <w:tcPr>
+            <w:tcW w:type="dxa" w:w="2880"/>
+          </w:tcPr>
+          <w:p>
+            <w:r>
+              <w:rPr>
+                <w:sz w:val="23"/>
+              </w:rPr>
+              <w:t>Mở rộng</w:t>
+            </w:r>
+          </w:p>
+        </w:tc>
+        <w:tc>
+          <w:tcPr>
+            <w:tcW w:type="dxa" w:w="2880"/>
+          </w:tcPr>
+          <w:p>
+            <w:r>
+              <w:rPr>
+                <w:sz w:val="23"/>
+              </w:rPr>
+              <w:t>Đã có kế hoạch quốc tế</w:t>
+            </w:r>
+          </w:p>
+        </w:tc>
+        <w:tc>
+          <w:tcPr>
+            <w:tcW w:type="dxa" w:w="2880"/>
+          </w:tcPr>
+          <w:p>
+            <w:r>
+              <w:rPr>
+                <w:sz w:val="23"/>
+              </w:rPr>
+              <w:t>Quy trình duyệt cửa hàng, danh mục mới</w:t>
+            </w:r>
+          </w:p>
+        </w:tc>
+      </w:tr>
+    </w:tbl>
+    <w:p/>
+    <w:p>
+      <w:pPr>
+        <w:jc w:val="both"/>
+      </w:pPr>
+      <w:r>
+        <w:rPr>
+          <w:i w:val="0"/>
+        </w:rPr>
+        <w:t>d) Mục tiêu 2030</w:t>
+      </w:r>
+    </w:p>
+    <w:p>
+      <w:pPr>
+        <w:jc w:val="both"/>
+      </w:pPr>
+      <w:r>
+        <w:rPr>
+          <w:i w:val="0"/>
+        </w:rPr>
+        <w:t>Mục tiêu 500 triệu đô la Mỹ doanh thu vào năm 2030 (Bùi, 2026) là bước nhảy rất lớn so với 363 tỷ đồng năm 2023. Đây là khát vọng chiến lược, cần kế hoạch nhiều kịch bản về số khách, biên lợi nhuận và nguồn vốn.</w:t>
+      </w:r>
+    </w:p>
+    <w:p>
+      <w:r>
+        <w:rPr>
+          <w:i/>
+          <w:color w:val="555555"/>
+          <w:sz w:val="21"/>
+        </w:rPr>
+        <w:t>Nguồn: Bùi, N. (2026, ngày 25 tháng 2). Phạm Chí Nhu, nhà sáng lập Coolmate: Thế giới đã chọn Việt Nam, không lẽ doanh nghiệp lại thiếu tự tin. Liên đoàn Thương mại và Công nghiệp Việt Nam. https://vcci.com.vn/news/pham-chi-nhu-ceo-nha-sang-lap-coolmate-the-gioi-da-chon-viet-nam-khong-le-doanh-nghiep-lai-thieu-tu-tin</w:t>
+      </w:r>
+    </w:p>
+    <w:p>
+      <w:pPr>
+        <w:jc w:val="both"/>
+      </w:pPr>
+      <w:r>
+        <w:rPr>
+          <w:b/>
+        </w:rPr>
+        <w:t xml:space="preserve">Đánh giá: </w:t>
+      </w:r>
+      <w:r>
+        <w:rPr>
+          <w:i w:val="0"/>
+        </w:rPr>
+        <w:t>Có dấu hiệu tích cực về văn hóa và hạ tầng công nghệ. Chấm 3/5 vì chưa có báo cáo tài chính kiểm toán công khai và năng lực quản trị ở quy mô nhiều thị trường chưa được chứng minh.</w:t>
+      </w:r>
+    </w:p>
+    <w:p>
+      <w:pPr>
+        <w:pStyle w:val="Heading1"/>
+      </w:pPr>
+      <w:r>
+        <w:rPr>
+          <w:rFonts w:ascii="Times New Roman" w:hAnsi="Times New Roman"/>
+          <w:color w:val="1F3A60"/>
+        </w:rPr>
+        <w:t>VI. TỔNG HỢP ĐÁNH GIÁ</w:t>
+      </w:r>
+    </w:p>
+    <w:p>
+      <w:pPr>
+        <w:jc w:val="center"/>
+      </w:pPr>
+      <w:r>
+        <w:rPr>
+          <w:b/>
+          <w:i/>
+        </w:rPr>
+        <w:t>Bảng 23. Tổng hợp điểm theo chín yếu tố</w:t>
+      </w:r>
+    </w:p>
+    <w:tbl>
+      <w:tblPr>
+        <w:tblStyle w:val="TableGrid"/>
+        <w:tblW w:type="auto" w:w="0"/>
+        <w:tblLook w:firstColumn="1" w:firstRow="1" w:lastColumn="0" w:lastRow="0" w:noHBand="0" w:noVBand="1" w:val="04A0"/>
+      </w:tblPr>
+      <w:tblGrid>
+        <w:gridCol w:w="2880"/>
+        <w:gridCol w:w="2880"/>
+        <w:gridCol w:w="2880"/>
+      </w:tblGrid>
+      <w:tr>
+        <w:tc>
+          <w:tcPr>
+            <w:tcW w:type="dxa" w:w="2880"/>
+            <w:shd w:val="clear" w:fill="1F3A60"/>
+          </w:tcPr>
+          <w:p>
+            <w:r>
+              <w:rPr>
+                <w:b/>
+                <w:color w:val="FFFFFF"/>
+                <w:sz w:val="23"/>
+              </w:rPr>
+              <w:t>Yếu tố</w:t>
+            </w:r>
+          </w:p>
+        </w:tc>
+        <w:tc>
+          <w:tcPr>
+            <w:tcW w:type="dxa" w:w="2880"/>
+            <w:shd w:val="clear" w:fill="1F3A60"/>
+          </w:tcPr>
+          <w:p>
+            <w:r>
+              <w:rPr>
+                <w:b/>
+                <w:color w:val="FFFFFF"/>
+                <w:sz w:val="23"/>
+              </w:rPr>
+              <w:t>Điểm</w:t>
+            </w:r>
+          </w:p>
+        </w:tc>
+        <w:tc>
+          <w:tcPr>
+            <w:tcW w:type="dxa" w:w="2880"/>
+            <w:shd w:val="clear" w:fill="1F3A60"/>
+          </w:tcPr>
+          <w:p>
+            <w:r>
+              <w:rPr>
+                <w:b/>
+                <w:color w:val="FFFFFF"/>
+                <w:sz w:val="23"/>
+              </w:rPr>
+              <w:t>Nhận xét chính</w:t>
+            </w:r>
+          </w:p>
+        </w:tc>
+      </w:tr>
+      <w:tr>
+        <w:tc>
+          <w:tcPr>
+            <w:tcW w:type="dxa" w:w="2880"/>
+          </w:tcPr>
+          <w:p>
+            <w:r>
+              <w:rPr>
+                <w:sz w:val="23"/>
+              </w:rPr>
+              <w:t>Nhu cầu</w:t>
+            </w:r>
+          </w:p>
+        </w:tc>
+        <w:tc>
+          <w:tcPr>
+            <w:tcW w:type="dxa" w:w="2880"/>
+          </w:tcPr>
+          <w:p>
+            <w:r>
+              <w:rPr>
+                <w:sz w:val="23"/>
+              </w:rPr>
+              <w:t>4/5</w:t>
+            </w:r>
+          </w:p>
+        </w:tc>
+        <w:tc>
+          <w:tcPr>
+            <w:tcW w:type="dxa" w:w="2880"/>
+          </w:tcPr>
+          <w:p>
+            <w:r>
+              <w:rPr>
+                <w:sz w:val="23"/>
+              </w:rPr>
+              <w:t>Có dữ liệu khảo sát, thị trường chứng minh; khách nhạy cảm giá</w:t>
+            </w:r>
+          </w:p>
+        </w:tc>
+      </w:tr>
+      <w:tr>
+        <w:tc>
+          <w:tcPr>
+            <w:tcW w:type="dxa" w:w="2880"/>
+          </w:tcPr>
+          <w:p>
+            <w:r>
+              <w:rPr>
+                <w:sz w:val="23"/>
+              </w:rPr>
+              <w:t>Giải pháp</w:t>
+            </w:r>
+          </w:p>
+        </w:tc>
+        <w:tc>
+          <w:tcPr>
+            <w:tcW w:type="dxa" w:w="2880"/>
+          </w:tcPr>
+          <w:p>
+            <w:r>
+              <w:rPr>
+                <w:sz w:val="23"/>
+              </w:rPr>
+              <w:t>4/5</w:t>
+            </w:r>
+          </w:p>
+        </w:tc>
+        <w:tc>
+          <w:tcPr>
+            <w:tcW w:type="dxa" w:w="2880"/>
+          </w:tcPr>
+          <w:p>
+            <w:r>
+              <w:rPr>
+                <w:sz w:val="23"/>
+              </w:rPr>
+              <w:t>Khớp điểm đau; dễ bị sao chép</w:t>
+            </w:r>
+          </w:p>
+        </w:tc>
+      </w:tr>
+      <w:tr>
+        <w:tc>
+          <w:tcPr>
+            <w:tcW w:type="dxa" w:w="2880"/>
+          </w:tcPr>
+          <w:p>
+            <w:r>
+              <w:rPr>
+                <w:sz w:val="23"/>
+              </w:rPr>
+              <w:t>Đội ngũ</w:t>
+            </w:r>
+          </w:p>
+        </w:tc>
+        <w:tc>
+          <w:tcPr>
+            <w:tcW w:type="dxa" w:w="2880"/>
+          </w:tcPr>
+          <w:p>
+            <w:r>
+              <w:rPr>
+                <w:sz w:val="23"/>
+              </w:rPr>
+              <w:t>4/5</w:t>
+            </w:r>
+          </w:p>
+        </w:tc>
+        <w:tc>
+          <w:tcPr>
+            <w:tcW w:type="dxa" w:w="2880"/>
+          </w:tcPr>
+          <w:p>
+            <w:r>
+              <w:rPr>
+                <w:sz w:val="23"/>
+              </w:rPr>
+              <w:t>Kiểm toán – tiếp thị – công nghệ bổ trợ; thương mại hóa nhanh</w:t>
+            </w:r>
+          </w:p>
+        </w:tc>
+      </w:tr>
+      <w:tr>
+        <w:tc>
+          <w:tcPr>
+            <w:tcW w:type="dxa" w:w="2880"/>
+          </w:tcPr>
+          <w:p>
+            <w:r>
+              <w:rPr>
+                <w:sz w:val="23"/>
+              </w:rPr>
+              <w:t>Thị trường</w:t>
+            </w:r>
+          </w:p>
+        </w:tc>
+        <w:tc>
+          <w:tcPr>
+            <w:tcW w:type="dxa" w:w="2880"/>
+          </w:tcPr>
+          <w:p>
+            <w:r>
+              <w:rPr>
+                <w:sz w:val="23"/>
+              </w:rPr>
+              <w:t>4/5</w:t>
+            </w:r>
+          </w:p>
+        </w:tc>
+        <w:tc>
+          <w:tcPr>
+            <w:tcW w:type="dxa" w:w="2880"/>
+          </w:tcPr>
+          <w:p>
+            <w:r>
+              <w:rPr>
+                <w:sz w:val="23"/>
+              </w:rPr>
+              <w:t>Thời trang nam tăng khoảng 4%/năm, kênh trực tuyến trên 20%/năm</w:t>
+            </w:r>
+          </w:p>
+        </w:tc>
+      </w:tr>
+      <w:tr>
+        <w:tc>
+          <w:tcPr>
+            <w:tcW w:type="dxa" w:w="2880"/>
+          </w:tcPr>
+          <w:p>
+            <w:r>
+              <w:rPr>
+                <w:sz w:val="23"/>
+              </w:rPr>
               <w:t>Cạnh tranh</w:t>
             </w:r>
           </w:p>
@@ -6375,7 +8403,7 @@
               <w:rPr>
                 <w:sz w:val="23"/>
               </w:rPr>
-              <w:t>Rào cản thấp, đối thủ mạnh về cửa hàng và giá</w:t>
+              <w:t>Thị phần ước tính dưới 1%, tăng nhanh hơn thị trường</w:t>
             </w:r>
           </w:p>
         </w:tc>
@@ -6654,7 +8682,7 @@
         <w:ind w:left="560" w:hanging="560"/>
       </w:pPr>
       <w:r>
-        <w:t>Brands Vietnam. (2022). Coolmate vừa nhận thêm 2,3 triệu USD cho vòng Series A từ GSR Ventures. https://www.brandsvietnam.com/23086-Coolmate-vua-nhan-them-2-3-trieu-USD-cho-vong-Series-A-tu-GSR-Ventures</w:t>
+        <w:t>Brands Vietnam. (2021). Sau Shark Tank, Coolmate đạt kỷ lục 1 triệu traffic/tháng. https://www.brandsvietnam.com/22165-Sau-Shark-Tank-Coolmate-dat-ky-luc-1-trieu-traffic-thang</w:t>
       </w:r>
     </w:p>
     <w:p>
@@ -6662,7 +8690,7 @@
         <w:ind w:left="560" w:hanging="560"/>
       </w:pPr>
       <w:r>
-        <w:t>Brands Vietnam. (2023). Case study startup thành công – Cách Coolmate tăng trưởng 4 lần/năm. https://www.brandsvietnam.com/congdong/topic/332810-case-study-startup-thanh-cong-cach-coolmate-tang-truong-4-lan-nam</w:t>
+        <w:t>Brands Vietnam. (2022). Coolmate vừa nhận thêm 2,3 triệu USD cho vòng Series A từ GSR Ventures. https://www.brandsvietnam.com/23086-Coolmate-vua-nhan-them-2-3-trieu-USD-cho-vong-Series-A-tu-GSR-Ventures</w:t>
       </w:r>
     </w:p>
     <w:p>
@@ -6670,7 +8698,7 @@
         <w:ind w:left="560" w:hanging="560"/>
       </w:pPr>
       <w:r>
-        <w:t>Báo Điện tử Chính phủ. (2025, ngày 30 tháng 12). Quy mô thị trường bán lẻ Việt Nam đạt khoảng 269 tỷ USD. https://baochinhphu.vn/quy-mo-thi-truong-ban-le-viet-nam-dat-khoang-269-ty-usd-102251230111145424.htm</w:t>
+        <w:t>Brands Vietnam. (2023). Case study startup thành công – Cách Coolmate tăng trưởng 4 lần/năm. https://www.brandsvietnam.com/congdong/topic/332810-case-study-startup-thanh-cong-cach-coolmate-tang-truong-4-lan-nam</w:t>
       </w:r>
     </w:p>
     <w:p>
@@ -6678,7 +8706,7 @@
         <w:ind w:left="560" w:hanging="560"/>
       </w:pPr>
       <w:r>
-        <w:t>Bùi, N. (2026, ngày 25 tháng 2). Phạm Chí Nhu, nhà sáng lập Coolmate: Thế giới đã chọn Việt Nam, không lẽ doanh nghiệp lại thiếu tự tin. Liên đoàn Thương mại và Công nghiệp Việt Nam. https://vcci.com.vn/news/pham-chi-nhu-ceo-nha-sang-lap-coolmate-the-gioi-da-chon-viet-nam-khong-le-doanh-nghiep-lai-thieu-tu-tin</w:t>
+        <w:t>Brands Vietnam. (2024). Chuyện mua sắm thời trang của người Việt. https://www.brandsvietnam.com/congdong/topic/chuyen-mua-sam-thoi-trang-cua-nguoi-viet</w:t>
       </w:r>
     </w:p>
     <w:p>
@@ -6686,7 +8714,7 @@
         <w:ind w:left="560" w:hanging="560"/>
       </w:pPr>
       <w:r>
-        <w:t>Bộ Công Thương. (2025a, ngày 9 tháng 6). Phê duyệt kế hoạch tổng thể phát triển thương mại điện tử quốc gia giai đoạn 2026–2030. https://moit.gov.vn/tin-tuc/phe-duyet-ke-hoach-tong-the-phat-trien-thuong-mai-dien-tu-quoc-gia-giai-doan-2026-2030.html</w:t>
+        <w:t>Báo Điện tử Chính phủ. (2025, ngày 30 tháng 12). Quy mô thị trường bán lẻ Việt Nam đạt khoảng 269 tỷ USD. https://baochinhphu.vn/quy-mo-thi-truong-ban-le-viet-nam-dat-khoang-269-ty-usd-102251230111145424.htm</w:t>
       </w:r>
     </w:p>
     <w:p>
@@ -6694,7 +8722,7 @@
         <w:ind w:left="560" w:hanging="560"/>
       </w:pPr>
       <w:r>
-        <w:t>Bộ Công Thương. (2025b, ngày 4 tháng 12). Thương mại điện tử trong kỷ nguyên số: Định hướng phát triển bền vững giai đoạn 2025–2030. https://moit.gov.vn/tin-tuc/thuong-mai-dien-tu-trong-ky-nguyen-so-dinh-huong-phat-trien-ben-vung-giai-doan-2025-2030.html</w:t>
+        <w:t>Bùi, N. (2026, ngày 25 tháng 2). Phạm Chí Nhu, nhà sáng lập Coolmate: Thế giới đã chọn Việt Nam, không lẽ doanh nghiệp lại thiếu tự tin. Liên đoàn Thương mại và Công nghiệp Việt Nam. https://vcci.com.vn/news/pham-chi-nhu-ceo-nha-sang-lap-coolmate-the-gioi-da-chon-viet-nam-khong-le-doanh-nghiep-lai-thieu-tu-tin</w:t>
       </w:r>
     </w:p>
     <w:p>
@@ -6702,7 +8730,7 @@
         <w:ind w:left="560" w:hanging="560"/>
       </w:pPr>
       <w:r>
-        <w:t>Coolmate. (2023a, ngày 19 tháng 6). Khám phá dòng sản phẩm mang công nghệ vải Excool. https://www.coolmate.me/blog/dong-san-pham-cong-nghe-excool-tai-coolmate-2044</w:t>
+        <w:t>Bộ Công Thương. (2025a, ngày 9 tháng 6). Phê duyệt kế hoạch tổng thể phát triển thương mại điện tử quốc gia giai đoạn 2026–2030. https://moit.gov.vn/tin-tuc/phe-duyet-ke-hoach-tong-the-phat-trien-thuong-mai-dien-tu-quoc-gia-giai-doan-2026-2030.html</w:t>
       </w:r>
     </w:p>
     <w:p>
@@ -6710,7 +8738,7 @@
         <w:ind w:left="560" w:hanging="560"/>
       </w:pPr>
       <w:r>
-        <w:t>Coolmate. (2023b, ngày 22 tháng 8). Quy trình sản xuất bộ sưu tập trang phục may sẵn tại Coolmate. https://www.coolmate.me/blog/quy-trinh-san-xuat-ready-to-wear-tai-coolmate-2496</w:t>
+        <w:t>Bộ Công Thương. (2025b, ngày 4 tháng 12). Thương mại điện tử trong kỷ nguyên số: Định hướng phát triển bền vững giai đoạn 2025–2030. https://moit.gov.vn/tin-tuc/thuong-mai-dien-tu-trong-ky-nguyen-so-dinh-huong-phat-trien-ben-vung-giai-doan-2025-2030.html</w:t>
       </w:r>
     </w:p>
     <w:p>
@@ -6718,7 +8746,7 @@
         <w:ind w:left="560" w:hanging="560"/>
       </w:pPr>
       <w:r>
-        <w:t>Coolmate. (2025, ngày 3 tháng 11). Coolmate gọi vốn thành công vòng đầu tư tăng trưởng, mở ra chương mới cho thương hiệu Việt. https://www.coolmate.me/blog/coolmate-goi-von-thanh-cong-series-c-mo-ra-chuong-moi-cho-thuong-hieu-viet</w:t>
+        <w:t>CafeBiz. (2021, 4 tháng 5). Chân dung startup Coolmate vừa gọi vốn thành công 500.000 USD trên Shark Tank. https://cafebiz.vn/chan-dung-startup-coolmate-vua-goi-von-thanh-cong-500000-usd-tren-shark-tank-tung-di-thi-khoi-nghiep-chi-lot-top-10-nay-da-la-ong-trum-ban-chuc-nghin-don-tren-shopee-20210504091320202.chn</w:t>
       </w:r>
     </w:p>
     <w:p>
@@ -6726,7 +8754,7 @@
         <w:ind w:left="560" w:hanging="560"/>
       </w:pPr>
       <w:r>
-        <w:t>Coolmate. (không ghi ngày-a). Coolmate 101: Hành trình và các cột mốc phát triển. Truy cập ngày 10 tháng 10 năm 2026, tại https://www.coolmate.me/lp/coolmate-101</w:t>
+        <w:t>CASK Vietnam. (2025). Người Việt đang đổ tiền mua gì nhiều nhất trên online? https://www.cask.vn/ecommerce/nguoi-viet-mua-gi-nhieu-nhat-online-2025/</w:t>
       </w:r>
     </w:p>
     <w:p>
@@ -6734,7 +8762,7 @@
         <w:ind w:left="560" w:hanging="560"/>
       </w:pPr>
       <w:r>
-        <w:t>Coolmate. (không ghi ngày-b). Câu chuyện về Coolmate. Truy cập ngày 10 tháng 10 năm 2026, tại https://www.coolmate.me/cau-chuyen-ve-coolmate</w:t>
+        <w:t>CB Insights. (không ghi ngày). CoolMate – CEO, founder, key executive team. Truy cập ngày 10 tháng 10 năm 2026, tại https://www.cbinsights.com/company/coolmate/people</w:t>
       </w:r>
     </w:p>
     <w:p>
@@ -6742,7 +8770,7 @@
         <w:ind w:left="560" w:hanging="560"/>
       </w:pPr>
       <w:r>
-        <w:t>Coolmate. (không ghi ngày-c). Danh mục áo thun thể thao nữ (trang sản phẩm). Truy cập ngày 10 tháng 10 năm 2026, tại https://www.coolmate.me/collection/ao-thun-nu</w:t>
+        <w:t>Coolmate. (2023a, ngày 19 tháng 6). Khám phá dòng sản phẩm mang công nghệ vải Excool. https://www.coolmate.me/blog/dong-san-pham-cong-nghe-excool-tai-coolmate-2044</w:t>
       </w:r>
     </w:p>
     <w:p>
@@ -6750,7 +8778,7 @@
         <w:ind w:left="560" w:hanging="560"/>
       </w:pPr>
       <w:r>
-        <w:t>Coolmate. (không ghi ngày-d). Dịch vụ 60 ngày đổi trả. Truy cập ngày 10 tháng 10 năm 2026, tại https://www.coolmate.me/page/dich-vu-60-ngay-doi-tra</w:t>
+        <w:t>Coolmate. (2023b, ngày 22 tháng 8). Quy trình sản xuất bộ sưu tập trang phục may sẵn tại Coolmate. https://www.coolmate.me/blog/quy-trinh-san-xuat-ready-to-wear-tai-coolmate-2496</w:t>
       </w:r>
     </w:p>
     <w:p>
@@ -6758,7 +8786,7 @@
         <w:ind w:left="560" w:hanging="560"/>
       </w:pPr>
       <w:r>
-        <w:t>Coolmate. (không ghi ngày-e). Quần lót nam chạy bộ Fast &amp; Free (trang sản phẩm). Truy cập ngày 10 tháng 10 năm 2026, tại https://www.coolmate.me/product/quan-lot-nam-chay-bo-fast-free-run?color=den</w:t>
+        <w:t>Coolmate. (2025, ngày 3 tháng 11). Coolmate gọi vốn thành công vòng đầu tư tăng trưởng, mở ra chương mới cho thương hiệu Việt. https://www.coolmate.me/blog/coolmate-goi-von-thanh-cong-series-c-mo-ra-chuong-moi-cho-thuong-hieu-viet</w:t>
       </w:r>
     </w:p>
     <w:p>
@@ -6766,7 +8794,7 @@
         <w:ind w:left="560" w:hanging="560"/>
       </w:pPr>
       <w:r>
-        <w:t>Coolmate. (không ghi ngày-f). Áo thun nam thể thao Active (trang sản phẩm). Truy cập ngày 10 tháng 10 năm 2026, tại https://www.coolmate.me/product/ao-thun-the-thao-active-phoi-mau-thoang-khi2?color=den</w:t>
+        <w:t>Coolmate. (không ghi ngày-a). Coolmate 101: Hành trình và các cột mốc phát triển. Truy cập ngày 10 tháng 10 năm 2026, tại https://www.coolmate.me/lp/coolmate-101</w:t>
       </w:r>
     </w:p>
     <w:p>
@@ -6774,7 +8802,7 @@
         <w:ind w:left="560" w:hanging="560"/>
       </w:pPr>
       <w:r>
-        <w:t>Cục Quản lý và Phát triển thị trường trong nước. (2025). Báo cáo thị trường nội địa Việt Nam năm 2025. https://dms.gov.vn/documents/d/guest/bc-ttnd-2025-pdf</w:t>
+        <w:t>Coolmate. (không ghi ngày-b). Câu chuyện về Coolmate. Truy cập ngày 10 tháng 10 năm 2026, tại https://www.coolmate.me/cau-chuyen-ve-coolmate</w:t>
       </w:r>
     </w:p>
     <w:p>
@@ -6782,7 +8810,7 @@
         <w:ind w:left="560" w:hanging="560"/>
       </w:pPr>
       <w:r>
-        <w:t>Metric. (không ghi ngày). Báo cáo thị trường nhóm hàng mang thương hiệu Coolmate trên các sàn thương mại điện tử: Năm 2025. Truy cập ngày 10 tháng 10 năm 2026, tại https://metric.vn/ereport/thuong-hieu-coolmate</w:t>
+        <w:t>Coolmate. (không ghi ngày-c). Danh mục áo thun thể thao nữ (trang sản phẩm). Truy cập ngày 10 tháng 10 năm 2026, tại https://www.coolmate.me/collection/ao-thun-nu</w:t>
       </w:r>
     </w:p>
     <w:p>
@@ -6790,7 +8818,7 @@
         <w:ind w:left="560" w:hanging="560"/>
       </w:pPr>
       <w:r>
-        <w:t>Ng, V. (2026, ngày 15 tháng 5). How a Vietnamese D2C retailer built its own secure digital infrastructure. DigiconAsia. https://digiconasia.net/features/how-a-vietnamese-d2c-retailer-built-its-own-secure-digital-infrastructure</w:t>
+        <w:t>Coolmate. (không ghi ngày-d). Dịch vụ 60 ngày đổi trả. Truy cập ngày 10 tháng 10 năm 2026, tại https://www.coolmate.me/page/dich-vu-60-ngay-doi-tra</w:t>
       </w:r>
     </w:p>
     <w:p>
@@ -6798,7 +8826,7 @@
         <w:ind w:left="560" w:hanging="560"/>
       </w:pPr>
       <w:r>
-        <w:t>ONOFF. (2025, ngày 24 tháng 10). Các thương hiệu đồ lót nam trên thị trường Việt Nam và thế giới. https://onoff.vn/blog/thuong-hieu-do-lot-nam/</w:t>
+        <w:t>Coolmate. (không ghi ngày-e). Quần lót nam chạy bộ Fast &amp; Free (trang sản phẩm). Truy cập ngày 10 tháng 10 năm 2026, tại https://www.coolmate.me/product/quan-lot-nam-chay-bo-fast-free-run?color=den</w:t>
       </w:r>
     </w:p>
     <w:p>
@@ -6806,7 +8834,7 @@
         <w:ind w:left="560" w:hanging="560"/>
       </w:pPr>
       <w:r>
-        <w:t>The Leader. (2024). Coolmate gọi vốn 6 triệu USD, tham vọng xuất hàng sang Mỹ. https://theleader.vn/coolmate-goi-von-6-trieu-usd-tham-vong-xuat-hang-sang-my-d37758.html</w:t>
+        <w:t>Coolmate. (không ghi ngày-f). Áo thun nam thể thao Active (trang sản phẩm). Truy cập ngày 10 tháng 10 năm 2026, tại https://www.coolmate.me/product/ao-thun-the-thao-active-phoi-mau-thoang-khi2?color=den</w:t>
       </w:r>
     </w:p>
     <w:p>
@@ -6814,7 +8842,7 @@
         <w:ind w:left="560" w:hanging="560"/>
       </w:pPr>
       <w:r>
-        <w:t>Tuổi Trẻ News. (2019, 4 tháng 10). Vietnam, Indonesia lead ASEAN in internet economy growth: Google report. https://tuoitrenews.vn/news/business/20191004/vietnam-indonesia-lead-asean-in-internet-economy-growth-google-report/51454.html</w:t>
+        <w:t>Crunchbase. (không ghi ngày). Nhu Pham – CEO &amp; Founder @ COOLMATE. Truy cập ngày 10 tháng 10 năm 2026, tại https://www.crunchbase.com/person/nhu-pham-b90c</w:t>
       </w:r>
     </w:p>
     <w:p>
@@ -6822,7 +8850,7 @@
         <w:ind w:left="560" w:hanging="560"/>
       </w:pPr>
       <w:r>
-        <w:t>Tuổi Trẻ. (2020, 18 tháng 8). 77% người xài Internet ở Việt Nam từng mua hàng online. https://tuoitre.vn/77-nguoi-xai-internet-o-viet-nam-tung-mua-hang-online-2020081817282187.htm</w:t>
+        <w:t>Cục Quản lý và Phát triển thị trường trong nước. (2025). Báo cáo thị trường nội địa Việt Nam năm 2025. https://dms.gov.vn/documents/d/guest/bc-ttnd-2025-pdf</w:t>
       </w:r>
     </w:p>
     <w:p>
@@ -6830,7 +8858,7 @@
         <w:ind w:left="560" w:hanging="560"/>
       </w:pPr>
       <w:r>
-        <w:t>Tạp chí Công Thương. (2020). Năm 2019, doanh số bán lẻ thương mại điện tử B2C đạt trên 10 tỷ USD. https://tapchicongthuong.vn/nam-2019--doanh-so-ban-le-thuong-mai-dien-tu-b2c-dat-tren-10-ty-usd-74423.htm</w:t>
+        <w:t>Forbes Việt Nam. (2022). Startup thời trang không có cửa hàng, không có nhà máy, chỉ bán online. https://forbes.vn/startup-thoi-trang-noi-khong-voi-mo-cua-hang/</w:t>
       </w:r>
     </w:p>
     <w:p>
@@ -6838,7 +8866,151 @@
         <w:ind w:left="560" w:hanging="560"/>
       </w:pPr>
       <w:r>
+        <w:t>IMARC Group. (2025a). Vietnam menswear market report. https://www.imarcgroup.com/report/vi/vietnam-menswear-market</w:t>
+      </w:r>
+    </w:p>
+    <w:p>
+      <w:pPr>
+        <w:ind w:left="560" w:hanging="560"/>
+      </w:pPr>
+      <w:r>
+        <w:t>IMARC Group. (2025b). Vietnam athleisure market report. https://www.imarcgroup.com/report/vi/vietnam-athleisure-market</w:t>
+      </w:r>
+    </w:p>
+    <w:p>
+      <w:pPr>
+        <w:ind w:left="560" w:hanging="560"/>
+      </w:pPr>
+      <w:r>
+        <w:t>Metric. (không ghi ngày). Báo cáo thị trường nhóm hàng mang thương hiệu Coolmate trên các sàn thương mại điện tử: Năm 2025. Truy cập ngày 10 tháng 10 năm 2026, tại https://metric.vn/ereport/thuong-hieu-coolmate</w:t>
+      </w:r>
+    </w:p>
+    <w:p>
+      <w:pPr>
+        <w:ind w:left="560" w:hanging="560"/>
+      </w:pPr>
+      <w:r>
+        <w:t>Ng, V. (2026, ngày 15 tháng 5). How a Vietnamese D2C retailer built its own secure digital infrastructure. DigiconAsia. https://digiconasia.net/features/how-a-vietnamese-d2c-retailer-built-its-own-secure-digital-infrastructure</w:t>
+      </w:r>
+    </w:p>
+    <w:p>
+      <w:pPr>
+        <w:ind w:left="560" w:hanging="560"/>
+      </w:pPr>
+      <w:r>
+        <w:t>ONOFF. (2025, ngày 24 tháng 10). Các thương hiệu đồ lót nam trên thị trường Việt Nam và thế giới. https://onoff.vn/blog/thuong-hieu-do-lot-nam/</w:t>
+      </w:r>
+    </w:p>
+    <w:p>
+      <w:pPr>
+        <w:ind w:left="560" w:hanging="560"/>
+      </w:pPr>
+      <w:r>
+        <w:t>Q&amp;Me. (2017a). Thói quen mua sắm thời trang của người Việt [Báo cáo nghiên cứu thị trường]. https://qandme.net/vi/baibaocao/thoi-quen-mua-sam-thoi-trang-cua-nguoi-viet.html</w:t>
+      </w:r>
+    </w:p>
+    <w:p>
+      <w:pPr>
+        <w:ind w:left="560" w:hanging="560"/>
+      </w:pPr>
+      <w:r>
+        <w:t>Q&amp;Me. (2017b). Các thương hiệu thời trang Việt phổ biến [Báo cáo nghiên cứu thị trường]. https://qandme.net/vi/baibaocao/cac-thuong-hieu-thoi-trang-viet-pho-bien.html</w:t>
+      </w:r>
+    </w:p>
+    <w:p>
+      <w:pPr>
+        <w:ind w:left="560" w:hanging="560"/>
+      </w:pPr>
+      <w:r>
+        <w:t>The Leader. (2024). Coolmate gọi vốn 6 triệu USD, tham vọng xuất hàng sang Mỹ. https://theleader.vn/coolmate-goi-von-6-trieu-usd-tham-vong-xuat-hang-sang-my-d37758.html</w:t>
+      </w:r>
+    </w:p>
+    <w:p>
+      <w:pPr>
+        <w:ind w:left="560" w:hanging="560"/>
+      </w:pPr>
+      <w:r>
+        <w:t>The Org. (không ghi ngày). Xuan Lan Nguyen Hoai – Co-Founder and Marketing Director at Coolmate. Truy cập ngày 10 tháng 10 năm 2026, tại https://theorg.com/org/coolmate/org-chart/xuan-lan-nguyen-hoai</w:t>
+      </w:r>
+    </w:p>
+    <w:p>
+      <w:pPr>
+        <w:ind w:left="560" w:hanging="560"/>
+      </w:pPr>
+      <w:r>
+        <w:t>Tuổi Trẻ News. (2019, 4 tháng 10). Vietnam, Indonesia lead ASEAN in internet economy growth: Google report. https://tuoitrenews.vn/news/business/20191004/vietnam-indonesia-lead-asean-in-internet-economy-growth-google-report/51454.html</w:t>
+      </w:r>
+    </w:p>
+    <w:p>
+      <w:pPr>
+        <w:ind w:left="560" w:hanging="560"/>
+      </w:pPr>
+      <w:r>
+        <w:t>Tuổi Trẻ. (2020, 18 tháng 8). 77% người xài Internet ở Việt Nam từng mua hàng online. https://tuoitre.vn/77-nguoi-xai-internet-o-viet-nam-tung-mua-hang-online-2020081817282187.htm</w:t>
+      </w:r>
+    </w:p>
+    <w:p>
+      <w:pPr>
+        <w:ind w:left="560" w:hanging="560"/>
+      </w:pPr>
+      <w:r>
+        <w:t>Tuổi Trẻ. (2025, 7 tháng 1). Start-up bán gần 2 triệu chiếc quần lót năm 2024 tham vọng thành “kỳ lân”. https://tuoitre.vn/startup-ban-gan-2-trieu-chiec-quan-lot-nam-2024-tham-vong-thanh-ky-lan-20250107183310267.htm</w:t>
+      </w:r>
+    </w:p>
+    <w:p>
+      <w:pPr>
+        <w:ind w:left="560" w:hanging="560"/>
+      </w:pPr>
+      <w:r>
+        <w:t>Tạp chí Công Thương. (2020). Năm 2019, doanh số bán lẻ thương mại điện tử B2C đạt trên 10 tỷ USD. https://tapchicongthuong.vn/nam-2019--doanh-so-ban-le-thuong-mai-dien-tu-b2c-dat-tren-10-ty-usd-74423.htm</w:t>
+      </w:r>
+    </w:p>
+    <w:p>
+      <w:pPr>
+        <w:ind w:left="560" w:hanging="560"/>
+      </w:pPr>
+      <w:r>
+        <w:t>Tạp chí Kinh tế Tài chính. (2025). Thời trang chính hãng làm chủ cuộc chơi trên sàn thương mại điện tử. https://thuehaiquan.tapchikinhtetaichinh.vn/thoi-trang-chinh-hang-lam-chu-cuoc-choi-tren-san-thuong-mai-dien-tu-126247.html</w:t>
+      </w:r>
+    </w:p>
+    <w:p>
+      <w:pPr>
+        <w:ind w:left="560" w:hanging="560"/>
+      </w:pPr>
+      <w:r>
+        <w:t>Vertex Ventures. (2024). Coolmate wants to be Vietnam’s next unicorn. https://www.vertexventures.sg/news/coolmate-wants-to-be-vietnams-next-unicorn/</w:t>
+      </w:r>
+    </w:p>
+    <w:p>
+      <w:pPr>
+        <w:ind w:left="560" w:hanging="560"/>
+      </w:pPr>
+      <w:r>
+        <w:t>Vietcetera. (2020). A brand’s story: Coolmate – A smart solution for the male wardrobe. https://vietcetera.com/en/a-brands-story-coolmate--a-smart-solution-for-the-male-wardrobe</w:t>
+      </w:r>
+    </w:p>
+    <w:p>
+      <w:pPr>
+        <w:ind w:left="560" w:hanging="560"/>
+      </w:pPr>
+      <w:r>
         <w:t>VnBusiness. (2020). Hơn 44 triệu người dân Việt Nam tham gia mua sắm trực tuyến. https://vnbusiness.vn/hon-44-trieu-nguoi-dan-viet-nam-tham-gia-mua-sam-truc-tuyen.html</w:t>
+      </w:r>
+    </w:p>
+    <w:p>
+      <w:pPr>
+        <w:ind w:left="560" w:hanging="560"/>
+      </w:pPr>
+      <w:r>
+        <w:t>VnEconomy. (2025a). Doanh thu thương mại điện tử Việt Nam đạt hơn 318 nghìn tỷ trong năm 2024. https://vneconomy.vn/doanh-thu-thuong-mai-dien-tu-viet-nam-dat-hon-318-nghin-ty-trong-nam-2024</w:t>
+      </w:r>
+    </w:p>
+    <w:p>
+      <w:pPr>
+        <w:ind w:left="560" w:hanging="560"/>
+      </w:pPr>
+      <w:r>
+        <w:t>VnEconomy. (2025b). Thương mại điện tử tăng trưởng hơn 23%, GMV của 4 nền tảng lớn nhất đạt 222,1 nghìn tỷ đồng. https://vneconomy.vn/thuong-mai-dien-tu-tang-truong-hon-23-gmv-cua-4-nen-tang-lon-nhat-dat-222-1-nghin-ty-dong.htm</w:t>
       </w:r>
     </w:p>
     <w:p>

--- a/VEM/Phan_tich_VEM_Coolmate_theo_mau_MoMo3.docx
+++ b/VEM/Phan_tich_VEM_Coolmate_theo_mau_MoMo3.docx
@@ -1113,7 +1113,7 @@
         <w:rPr>
           <w:i/>
         </w:rPr>
-        <w:t>Vào thời điểm Coolmate ra đời (2019), người tiêu dùng – đặc biệt là nam giới – có nhu cầu gì khi mua trang phục? Có dữ liệu khảo sát và thị trường nào chứng minh nhu cầu đó lớn và cấp thiết?</w:t>
+        <w:t>Năm 2019, khi Coolmate ra đời, khách hàng thực sự cần gì? Ai có nhu cầu, nhu cầu lớn đến đâu, có cấp thiết không và họ sẵn sàng trả bao nhiêu?</w:t>
       </w:r>
     </w:p>
     <w:p>
@@ -1124,7 +1124,7 @@
         <w:rPr>
           <w:i/>
         </w:rPr>
-        <w:t>Lưu ý về phạm vi: phần này phân tích nhu cầu ở giai đoạn khởi nghiệp của Coolmate (khoảng 2017–2019), dựa trên các khảo sát người tiêu dùng và số liệu thị trường được công bố. Dữ liệu các năm sau chỉ dùng để kiểm chứng.</w:t>
+        <w:t>Lưu ý về phạm vi: phần này phân tích nhu cầu ở giai đoạn khởi nghiệp của Coolmate (khoảng 2017–2019). Dữ liệu các năm sau chỉ dùng để kiểm chứng.</w:t>
       </w:r>
     </w:p>
     <w:p>
@@ -1135,7 +1135,7 @@
         <w:rPr>
           <w:i w:val="0"/>
         </w:rPr>
-        <w:t>a) Dữ liệu khảo sát: thời trang là nhu cầu mua sắm trực tuyến hàng đầu</w:t>
+        <w:t>a) Nhu cầu cụ thể là gì?</w:t>
       </w:r>
     </w:p>
     <w:p>
@@ -1146,9 +1146,248 @@
         <w:rPr>
           <w:i w:val="0"/>
         </w:rPr>
-        <w:t>Khảo sát của Q&amp;Me năm 2017 với 512 người từ 18–39 tuổi cho thấy gần một nửa người được hỏi chi dưới 300.000 đồng mỗi tháng cho thời trang (Q&amp;Me, 2017a). Một khảo sát khác của Q&amp;Me cùng năm với 323 người ghi nhận 58% chi dưới 500.000 đồng mỗi tháng cho thời trang (Q&amp;Me, 2017b). Hai kết quả cho thấy người tiêu dùng Việt có nhu cầu mua thời trang thường xuyên nhưng ngân sách hạn chế – tức là cần sản phẩm giá phổ thông.</w:t>
+        <w:t>Có thể phát biểu ngắn gọn nhu cầu mà Coolmate nhắm tới như sau: nam giới trẻ ở đô thị cần mua những món đồ mặc hằng ngày (áo thun, quần lót, tất, quần short) có chất lượng ổn định, giá vừa túi tiền, mua nhanh qua điện thoại và không sợ mua sai. Nhu cầu này gồm bốn ý cụ thể:</w:t>
       </w:r>
     </w:p>
+    <w:p>
+      <w:pPr>
+        <w:jc w:val="center"/>
+      </w:pPr>
+      <w:r>
+        <w:rPr>
+          <w:b/>
+          <w:i/>
+        </w:rPr>
+        <w:t>Bảng 4. Bốn nhu cầu cụ thể của khách hàng</w:t>
+      </w:r>
+    </w:p>
+    <w:tbl>
+      <w:tblPr>
+        <w:tblStyle w:val="TableGrid"/>
+        <w:tblW w:type="auto" w:w="0"/>
+        <w:tblLook w:firstColumn="1" w:firstRow="1" w:lastColumn="0" w:lastRow="0" w:noHBand="0" w:noVBand="1" w:val="04A0"/>
+      </w:tblPr>
+      <w:tblGrid>
+        <w:gridCol w:w="2880"/>
+        <w:gridCol w:w="2880"/>
+        <w:gridCol w:w="2880"/>
+      </w:tblGrid>
+      <w:tr>
+        <w:tc>
+          <w:tcPr>
+            <w:tcW w:type="dxa" w:w="2880"/>
+            <w:shd w:val="clear" w:fill="1F3A60"/>
+          </w:tcPr>
+          <w:p>
+            <w:r>
+              <w:rPr>
+                <w:b/>
+                <w:color w:val="FFFFFF"/>
+                <w:sz w:val="23"/>
+              </w:rPr>
+              <w:t>Nhu cầu cụ thể</w:t>
+            </w:r>
+          </w:p>
+        </w:tc>
+        <w:tc>
+          <w:tcPr>
+            <w:tcW w:type="dxa" w:w="2880"/>
+            <w:shd w:val="clear" w:fill="1F3A60"/>
+          </w:tcPr>
+          <w:p>
+            <w:r>
+              <w:rPr>
+                <w:b/>
+                <w:color w:val="FFFFFF"/>
+                <w:sz w:val="23"/>
+              </w:rPr>
+              <w:t>Khách hàng muốn</w:t>
+            </w:r>
+          </w:p>
+        </w:tc>
+        <w:tc>
+          <w:tcPr>
+            <w:tcW w:type="dxa" w:w="2880"/>
+            <w:shd w:val="clear" w:fill="1F3A60"/>
+          </w:tcPr>
+          <w:p>
+            <w:r>
+              <w:rPr>
+                <w:b/>
+                <w:color w:val="FFFFFF"/>
+                <w:sz w:val="23"/>
+              </w:rPr>
+              <w:t>Bằng chứng từ khảo sát, thị trường</w:t>
+            </w:r>
+          </w:p>
+        </w:tc>
+      </w:tr>
+      <w:tr>
+        <w:tc>
+          <w:tcPr>
+            <w:tcW w:type="dxa" w:w="2880"/>
+          </w:tcPr>
+          <w:p>
+            <w:r>
+              <w:rPr>
+                <w:sz w:val="23"/>
+              </w:rPr>
+              <w:t>1. Giá vừa túi tiền</w:t>
+            </w:r>
+          </w:p>
+        </w:tc>
+        <w:tc>
+          <w:tcPr>
+            <w:tcW w:type="dxa" w:w="2880"/>
+          </w:tcPr>
+          <w:p>
+            <w:r>
+              <w:rPr>
+                <w:sz w:val="23"/>
+              </w:rPr>
+              <w:t>Đồ cơ bản giá phổ thông, không phải trả giá cao cho thương hiệu ngoại</w:t>
+            </w:r>
+          </w:p>
+        </w:tc>
+        <w:tc>
+          <w:tcPr>
+            <w:tcW w:type="dxa" w:w="2880"/>
+          </w:tcPr>
+          <w:p>
+            <w:r>
+              <w:rPr>
+                <w:sz w:val="23"/>
+              </w:rPr>
+              <w:t>Gần 50% người 18–39 tuổi chi dưới 300.000 đồng/tháng cho thời trang (Q&amp;Me, 2017a); 58% chi dưới 500.000 đồng/tháng (Q&amp;Me, 2017b)</w:t>
+            </w:r>
+          </w:p>
+        </w:tc>
+      </w:tr>
+      <w:tr>
+        <w:tc>
+          <w:tcPr>
+            <w:tcW w:type="dxa" w:w="2880"/>
+          </w:tcPr>
+          <w:p>
+            <w:r>
+              <w:rPr>
+                <w:sz w:val="23"/>
+              </w:rPr>
+              <w:t>2. Chất lượng đáng tin</w:t>
+            </w:r>
+          </w:p>
+        </w:tc>
+        <w:tc>
+          <w:tcPr>
+            <w:tcW w:type="dxa" w:w="2880"/>
+          </w:tcPr>
+          <w:p>
+            <w:r>
+              <w:rPr>
+                <w:sz w:val="23"/>
+              </w:rPr>
+              <w:t>Mua đúng hàng thật, đúng mô tả, mặc bền</w:t>
+            </w:r>
+          </w:p>
+        </w:tc>
+        <w:tc>
+          <w:tcPr>
+            <w:tcW w:type="dxa" w:w="2880"/>
+          </w:tcPr>
+          <w:p>
+            <w:r>
+              <w:rPr>
+                <w:sz w:val="23"/>
+              </w:rPr>
+              <w:t>Lo ngại hàng giả, hàng không giống mô tả là rào cản lớn nhất khi mua trực tuyến (Brands Vietnam, 2018)</w:t>
+            </w:r>
+          </w:p>
+        </w:tc>
+      </w:tr>
+      <w:tr>
+        <w:tc>
+          <w:tcPr>
+            <w:tcW w:type="dxa" w:w="2880"/>
+          </w:tcPr>
+          <w:p>
+            <w:r>
+              <w:rPr>
+                <w:sz w:val="23"/>
+              </w:rPr>
+              <w:t>3. Không sợ mua sai</w:t>
+            </w:r>
+          </w:p>
+        </w:tc>
+        <w:tc>
+          <w:tcPr>
+            <w:tcW w:type="dxa" w:w="2880"/>
+          </w:tcPr>
+          <w:p>
+            <w:r>
+              <w:rPr>
+                <w:sz w:val="23"/>
+              </w:rPr>
+              <w:t>Được đổi trả dễ dàng khi không vừa</w:t>
+            </w:r>
+          </w:p>
+        </w:tc>
+        <w:tc>
+          <w:tcPr>
+            <w:tcW w:type="dxa" w:w="2880"/>
+          </w:tcPr>
+          <w:p>
+            <w:r>
+              <w:rPr>
+                <w:sz w:val="23"/>
+              </w:rPr>
+              <w:t>Người mua muốn chạm, thử sản phẩm trước khi mua (Brands Vietnam, 2018)</w:t>
+            </w:r>
+          </w:p>
+        </w:tc>
+      </w:tr>
+      <w:tr>
+        <w:tc>
+          <w:tcPr>
+            <w:tcW w:type="dxa" w:w="2880"/>
+          </w:tcPr>
+          <w:p>
+            <w:r>
+              <w:rPr>
+                <w:sz w:val="23"/>
+              </w:rPr>
+              <w:t>4. Mua nhanh, tiện</w:t>
+            </w:r>
+          </w:p>
+        </w:tc>
+        <w:tc>
+          <w:tcPr>
+            <w:tcW w:type="dxa" w:w="2880"/>
+          </w:tcPr>
+          <w:p>
+            <w:r>
+              <w:rPr>
+                <w:sz w:val="23"/>
+              </w:rPr>
+              <w:t>Đặt hàng qua mạng, giao tận nơi, không mất thời gian đi chợ, đi cửa hàng</w:t>
+            </w:r>
+          </w:p>
+        </w:tc>
+        <w:tc>
+          <w:tcPr>
+            <w:tcW w:type="dxa" w:w="2880"/>
+          </w:tcPr>
+          <w:p>
+            <w:r>
+              <w:rPr>
+                <w:sz w:val="23"/>
+              </w:rPr>
+              <w:t>77% người dùng Internet đã từng mua hàng trực tuyến năm 2019 (Tuổi Trẻ, 2020)</w:t>
+            </w:r>
+          </w:p>
+        </w:tc>
+      </w:tr>
+    </w:tbl>
+    <w:p/>
     <w:p>
       <w:r>
         <w:rPr>
@@ -1170,14 +1409,13 @@
       </w:r>
     </w:p>
     <w:p>
-      <w:pPr>
-        <w:jc w:val="both"/>
-      </w:pPr>
       <w:r>
         <w:rPr>
-          <w:i w:val="0"/>
+          <w:i/>
+          <w:color w:val="555555"/>
+          <w:sz w:val="21"/>
         </w:rPr>
-        <w:t>Về hành vi mua sắm trực tuyến, khảo sát của Bộ Công Thương năm 2019 cho thấy 77% người dùng Internet tại Việt Nam đã từng mua hàng trực tuyến, đa số ở độ tuổi 18–25 (Tuổi Trẻ, 2020). Nghiên cứu của Nielsen cho biết khoảng 60% người mua sắm trực tuyến là nữ và 40% là nam; rào cản lớn nhất là lo ngại hàng giả, sản phẩm không giống mô tả và muốn được chạm, thử trước khi mua (Brands Vietnam, 2018).</w:t>
+        <w:t>Nguồn: Brands Vietnam. (2018). Nielsen: Thương mại điện tử Việt Nam có thể đạt 10 tỷ USD. https://www.brandsvietnam.com/17321-Nielsen-Thuong-mai-dien-tu-Viet-Nam-co-the-dat-10-ty-USD</w:t>
       </w:r>
     </w:p>
     <w:p>
@@ -1191,6 +1429,83 @@
       </w:r>
     </w:p>
     <w:p>
+      <w:pPr>
+        <w:jc w:val="both"/>
+      </w:pPr>
+      <w:r>
+        <w:rPr>
+          <w:i w:val="0"/>
+        </w:rPr>
+        <w:t>b) Ai có nhu cầu?</w:t>
+      </w:r>
+    </w:p>
+    <w:p>
+      <w:pPr>
+        <w:jc w:val="both"/>
+      </w:pPr>
+      <w:r>
+        <w:rPr>
+          <w:i w:val="0"/>
+        </w:rPr>
+        <w:t>Khách hàng mục tiêu là nam giới khoảng 18–35 tuổi, sống ở đô thị, đã quen mua sắm trực tuyến. Lý do chọn nhóm này:</w:t>
+      </w:r>
+    </w:p>
+    <w:p>
+      <w:pPr>
+        <w:pStyle w:val="ListBullet"/>
+        <w:jc w:val="both"/>
+      </w:pPr>
+      <w:r>
+        <w:rPr>
+          <w:b/>
+        </w:rPr>
+        <w:t xml:space="preserve">Trẻ và quen mua qua mạng: </w:t>
+      </w:r>
+      <w:r>
+        <w:t>đa số người mua sắm trực tuyến năm 2019 ở độ tuổi 18–25 (Tuổi Trẻ, 2020).</w:t>
+      </w:r>
+    </w:p>
+    <w:p>
+      <w:pPr>
+        <w:pStyle w:val="ListBullet"/>
+        <w:jc w:val="both"/>
+      </w:pPr>
+      <w:r>
+        <w:rPr>
+          <w:b/>
+        </w:rPr>
+        <w:t xml:space="preserve">Bị các thương hiệu “bỏ quên”: </w:t>
+      </w:r>
+      <w:r>
+        <w:t>nam giới chiếm khoảng 40% người mua sắm trực tuyến (Brands Vietnam, 2018), nhưng các thương hiệu thời trang chủ yếu chăm chút cho khách nữ, nên nhu cầu của khách nam ít được đáp ứng tốt.</w:t>
+      </w:r>
+    </w:p>
+    <w:p>
+      <w:pPr>
+        <w:pStyle w:val="ListBullet"/>
+        <w:jc w:val="both"/>
+      </w:pPr>
+      <w:r>
+        <w:rPr>
+          <w:b/>
+        </w:rPr>
+        <w:t xml:space="preserve">Mua theo nhu cầu thiết yếu: </w:t>
+      </w:r>
+      <w:r>
+        <w:t>nam giới chủ yếu mua đồ thiết yếu như quần áo, giày dép chứ ít chạy theo mốt (Brands Vietnam, 2024) – đúng với nhóm hàng Coolmate bán.</w:t>
+      </w:r>
+    </w:p>
+    <w:p>
+      <w:r>
+        <w:rPr>
+          <w:i/>
+          <w:color w:val="555555"/>
+          <w:sz w:val="21"/>
+        </w:rPr>
+        <w:t>Nguồn: Tuổi Trẻ. (2020, 18 tháng 8). 77% người xài Internet ở Việt Nam từng mua hàng online. https://tuoitre.vn/77-nguoi-xai-internet-o-viet-nam-tung-mua-hang-online-2020081817282187.htm</w:t>
+      </w:r>
+    </w:p>
+    <w:p>
       <w:r>
         <w:rPr>
           <w:i/>
@@ -1201,6 +1516,68 @@
       </w:r>
     </w:p>
     <w:p>
+      <w:r>
+        <w:rPr>
+          <w:i/>
+          <w:color w:val="555555"/>
+          <w:sz w:val="21"/>
+        </w:rPr>
+        <w:t>Nguồn: Brands Vietnam. (2024). Chuyện mua sắm thời trang của người Việt. https://www.brandsvietnam.com/congdong/topic/chuyen-mua-sam-thoi-trang-cua-nguoi-viet</w:t>
+      </w:r>
+    </w:p>
+    <w:p>
+      <w:pPr>
+        <w:jc w:val="both"/>
+      </w:pPr>
+      <w:r>
+        <w:rPr>
+          <w:i w:val="0"/>
+        </w:rPr>
+        <w:t>c) Nhu cầu lớn đến đâu?</w:t>
+      </w:r>
+    </w:p>
+    <w:p>
+      <w:pPr>
+        <w:jc w:val="both"/>
+      </w:pPr>
+      <w:r>
+        <w:rPr>
+          <w:i w:val="0"/>
+        </w:rPr>
+        <w:t>Năm 2019, Việt Nam có khoảng 44,8 triệu người mua sắm trực tuyến (VnBusiness, 2020). Nếu nam giới chiếm khoảng 40% (Brands Vietnam, 2018), có thể ước tính khoảng 18 triệu nam giới mua sắm trực tuyến – đây là phép tính của người viết, chỉ mang tính tham khảo. Mỗi người mua trực tuyến chi bình quân khoảng 225 đô la Mỹ mỗi năm (VnBusiness, 2020), và tổng doanh số bán lẻ trực tuyến đạt khoảng 10,08 tỷ đô la Mỹ (Tạp chí Công Thương, 2020).</w:t>
+      </w:r>
+    </w:p>
+    <w:p>
+      <w:r>
+        <w:rPr>
+          <w:i/>
+          <w:color w:val="555555"/>
+          <w:sz w:val="21"/>
+        </w:rPr>
+        <w:t>Nguồn: VnBusiness. (2020). Hơn 44 triệu người dân Việt Nam tham gia mua sắm trực tuyến. https://vnbusiness.vn/hon-44-trieu-nguoi-dan-viet-nam-tham-gia-mua-sam-truc-tuyen.html</w:t>
+      </w:r>
+    </w:p>
+    <w:p>
+      <w:r>
+        <w:rPr>
+          <w:i/>
+          <w:color w:val="555555"/>
+          <w:sz w:val="21"/>
+        </w:rPr>
+        <w:t>Nguồn: Brands Vietnam. (2018). Nielsen: Thương mại điện tử Việt Nam có thể đạt 10 tỷ USD. https://www.brandsvietnam.com/17321-Nielsen-Thuong-mai-dien-tu-Viet-Nam-co-the-dat-10-ty-USD</w:t>
+      </w:r>
+    </w:p>
+    <w:p>
+      <w:r>
+        <w:rPr>
+          <w:i/>
+          <w:color w:val="555555"/>
+          <w:sz w:val="21"/>
+        </w:rPr>
+        <w:t>Nguồn: Tạp chí Công Thương. (2020). Năm 2019, doanh số bán lẻ thương mại điện tử B2C đạt trên 10 tỷ USD. https://tapchicongthuong.vn/nam-2019--doanh-so-ban-le-thuong-mai-dien-tu-b2c-dat-tren-10-ty-usd-74423.htm</w:t>
+      </w:r>
+    </w:p>
+    <w:p>
       <w:pPr>
         <w:jc w:val="center"/>
       </w:pPr>
@@ -1209,7 +1586,1002 @@
           <w:b/>
           <w:i/>
         </w:rPr>
-        <w:t>Bảng 4. Dữ liệu khảo sát người tiêu dùng giai đoạn Coolmate khởi nghiệp</w:t>
+        <w:t>Bảng 5. Quy mô nhu cầu năm 2019</w:t>
+      </w:r>
+    </w:p>
+    <w:tbl>
+      <w:tblPr>
+        <w:tblStyle w:val="TableGrid"/>
+        <w:tblW w:type="auto" w:w="0"/>
+        <w:tblLook w:firstColumn="1" w:firstRow="1" w:lastColumn="0" w:lastRow="0" w:noHBand="0" w:noVBand="1" w:val="04A0"/>
+      </w:tblPr>
+      <w:tblGrid>
+        <w:gridCol w:w="2880"/>
+        <w:gridCol w:w="2880"/>
+        <w:gridCol w:w="2880"/>
+      </w:tblGrid>
+      <w:tr>
+        <w:tc>
+          <w:tcPr>
+            <w:tcW w:type="dxa" w:w="2880"/>
+            <w:shd w:val="clear" w:fill="1F3A60"/>
+          </w:tcPr>
+          <w:p>
+            <w:r>
+              <w:rPr>
+                <w:b/>
+                <w:color w:val="FFFFFF"/>
+                <w:sz w:val="23"/>
+              </w:rPr>
+              <w:t>Chỉ báo (2019)</w:t>
+            </w:r>
+          </w:p>
+        </w:tc>
+        <w:tc>
+          <w:tcPr>
+            <w:tcW w:type="dxa" w:w="2880"/>
+            <w:shd w:val="clear" w:fill="1F3A60"/>
+          </w:tcPr>
+          <w:p>
+            <w:r>
+              <w:rPr>
+                <w:b/>
+                <w:color w:val="FFFFFF"/>
+                <w:sz w:val="23"/>
+              </w:rPr>
+              <w:t>Giá trị</w:t>
+            </w:r>
+          </w:p>
+        </w:tc>
+        <w:tc>
+          <w:tcPr>
+            <w:tcW w:type="dxa" w:w="2880"/>
+            <w:shd w:val="clear" w:fill="1F3A60"/>
+          </w:tcPr>
+          <w:p>
+            <w:r>
+              <w:rPr>
+                <w:b/>
+                <w:color w:val="FFFFFF"/>
+                <w:sz w:val="23"/>
+              </w:rPr>
+              <w:t>Nguồn</w:t>
+            </w:r>
+          </w:p>
+        </w:tc>
+      </w:tr>
+      <w:tr>
+        <w:tc>
+          <w:tcPr>
+            <w:tcW w:type="dxa" w:w="2880"/>
+          </w:tcPr>
+          <w:p>
+            <w:r>
+              <w:rPr>
+                <w:sz w:val="23"/>
+              </w:rPr>
+              <w:t>Người mua sắm trực tuyến</w:t>
+            </w:r>
+          </w:p>
+        </w:tc>
+        <w:tc>
+          <w:tcPr>
+            <w:tcW w:type="dxa" w:w="2880"/>
+          </w:tcPr>
+          <w:p>
+            <w:r>
+              <w:rPr>
+                <w:sz w:val="23"/>
+              </w:rPr>
+              <w:t>Khoảng 44,8 triệu người</w:t>
+            </w:r>
+          </w:p>
+        </w:tc>
+        <w:tc>
+          <w:tcPr>
+            <w:tcW w:type="dxa" w:w="2880"/>
+          </w:tcPr>
+          <w:p>
+            <w:r>
+              <w:rPr>
+                <w:sz w:val="23"/>
+              </w:rPr>
+              <w:t>VnBusiness (2020)</w:t>
+            </w:r>
+          </w:p>
+        </w:tc>
+      </w:tr>
+      <w:tr>
+        <w:tc>
+          <w:tcPr>
+            <w:tcW w:type="dxa" w:w="2880"/>
+          </w:tcPr>
+          <w:p>
+            <w:r>
+              <w:rPr>
+                <w:sz w:val="23"/>
+              </w:rPr>
+              <w:t>Tỷ lệ nam trong người mua trực tuyến</w:t>
+            </w:r>
+          </w:p>
+        </w:tc>
+        <w:tc>
+          <w:tcPr>
+            <w:tcW w:type="dxa" w:w="2880"/>
+          </w:tcPr>
+          <w:p>
+            <w:r>
+              <w:rPr>
+                <w:sz w:val="23"/>
+              </w:rPr>
+              <w:t>Khoảng 40%</w:t>
+            </w:r>
+          </w:p>
+        </w:tc>
+        <w:tc>
+          <w:tcPr>
+            <w:tcW w:type="dxa" w:w="2880"/>
+          </w:tcPr>
+          <w:p>
+            <w:r>
+              <w:rPr>
+                <w:sz w:val="23"/>
+              </w:rPr>
+              <w:t>Brands Vietnam (2018)</w:t>
+            </w:r>
+          </w:p>
+        </w:tc>
+      </w:tr>
+      <w:tr>
+        <w:tc>
+          <w:tcPr>
+            <w:tcW w:type="dxa" w:w="2880"/>
+          </w:tcPr>
+          <w:p>
+            <w:r>
+              <w:rPr>
+                <w:sz w:val="23"/>
+              </w:rPr>
+              <w:t>Số nam giới mua sắm trực tuyến (ước tính)</w:t>
+            </w:r>
+          </w:p>
+        </w:tc>
+        <w:tc>
+          <w:tcPr>
+            <w:tcW w:type="dxa" w:w="2880"/>
+          </w:tcPr>
+          <w:p>
+            <w:r>
+              <w:rPr>
+                <w:sz w:val="23"/>
+              </w:rPr>
+              <w:t>Khoảng 18 triệu người</w:t>
+            </w:r>
+          </w:p>
+        </w:tc>
+        <w:tc>
+          <w:tcPr>
+            <w:tcW w:type="dxa" w:w="2880"/>
+          </w:tcPr>
+          <w:p>
+            <w:r>
+              <w:rPr>
+                <w:sz w:val="23"/>
+              </w:rPr>
+              <w:t>Người viết tính: 44,8 triệu × 40%</w:t>
+            </w:r>
+          </w:p>
+        </w:tc>
+      </w:tr>
+      <w:tr>
+        <w:tc>
+          <w:tcPr>
+            <w:tcW w:type="dxa" w:w="2880"/>
+          </w:tcPr>
+          <w:p>
+            <w:r>
+              <w:rPr>
+                <w:sz w:val="23"/>
+              </w:rPr>
+              <w:t>Chi tiêu trực tuyến bình quân</w:t>
+            </w:r>
+          </w:p>
+        </w:tc>
+        <w:tc>
+          <w:tcPr>
+            <w:tcW w:type="dxa" w:w="2880"/>
+          </w:tcPr>
+          <w:p>
+            <w:r>
+              <w:rPr>
+                <w:sz w:val="23"/>
+              </w:rPr>
+              <w:t>Khoảng 225 đô la Mỹ/người/năm</w:t>
+            </w:r>
+          </w:p>
+        </w:tc>
+        <w:tc>
+          <w:tcPr>
+            <w:tcW w:type="dxa" w:w="2880"/>
+          </w:tcPr>
+          <w:p>
+            <w:r>
+              <w:rPr>
+                <w:sz w:val="23"/>
+              </w:rPr>
+              <w:t>VnBusiness (2020)</w:t>
+            </w:r>
+          </w:p>
+        </w:tc>
+      </w:tr>
+      <w:tr>
+        <w:tc>
+          <w:tcPr>
+            <w:tcW w:type="dxa" w:w="2880"/>
+          </w:tcPr>
+          <w:p>
+            <w:r>
+              <w:rPr>
+                <w:sz w:val="23"/>
+              </w:rPr>
+              <w:t>Doanh số bán lẻ trực tuyến B2C</w:t>
+            </w:r>
+          </w:p>
+        </w:tc>
+        <w:tc>
+          <w:tcPr>
+            <w:tcW w:type="dxa" w:w="2880"/>
+          </w:tcPr>
+          <w:p>
+            <w:r>
+              <w:rPr>
+                <w:sz w:val="23"/>
+              </w:rPr>
+              <w:t>Khoảng 10,08 tỷ đô la Mỹ</w:t>
+            </w:r>
+          </w:p>
+        </w:tc>
+        <w:tc>
+          <w:tcPr>
+            <w:tcW w:type="dxa" w:w="2880"/>
+          </w:tcPr>
+          <w:p>
+            <w:r>
+              <w:rPr>
+                <w:sz w:val="23"/>
+              </w:rPr>
+              <w:t>Tạp chí Công Thương (2020)</w:t>
+            </w:r>
+          </w:p>
+        </w:tc>
+      </w:tr>
+    </w:tbl>
+    <w:p/>
+    <w:p>
+      <w:pPr>
+        <w:jc w:val="both"/>
+      </w:pPr>
+      <w:r>
+        <w:rPr>
+          <w:i w:val="0"/>
+        </w:rPr>
+        <w:t>d) Nhu cầu có cấp thiết và lặp lại không?</w:t>
+      </w:r>
+    </w:p>
+    <w:p>
+      <w:pPr>
+        <w:jc w:val="both"/>
+      </w:pPr>
+      <w:r>
+        <w:rPr>
+          <w:i w:val="0"/>
+        </w:rPr>
+        <w:t>Đồ mặc hằng ngày như áo thun, quần lót, tất là hàng tiêu hao – mặc, giặt thường xuyên nên phải thay mới nhiều lần trong năm. Khác với áo vest hay đồ dự tiệc, người mua không thể “nhịn” mua những món này. Điều đó khiến nhu cầu mang tính lặp lại, tạo cơ hội cho một thương hiệu có khách quay lại thường xuyên. Bằng chứng sau này: Coolmate bán gần 2 triệu chiếc quần lót chỉ trong năm 2024 (Tuổi Trẻ, 2025), và bình quân mỗi khách mua khoảng 4,75 sản phẩm trong năm 2025 (người viết tính từ Bùi, 2026: 5,7 triệu sản phẩm / 1,2 triệu khách).</w:t>
+      </w:r>
+    </w:p>
+    <w:p>
+      <w:r>
+        <w:rPr>
+          <w:i/>
+          <w:color w:val="555555"/>
+          <w:sz w:val="21"/>
+        </w:rPr>
+        <w:t>Nguồn: Tuổi Trẻ. (2025, 7 tháng 1). Start-up bán gần 2 triệu chiếc quần lót năm 2024 tham vọng thành “kỳ lân”. https://tuoitre.vn/startup-ban-gan-2-trieu-chiec-quan-lot-nam-2024-tham-vong-thanh-ky-lan-20250107183310267.htm</w:t>
+      </w:r>
+    </w:p>
+    <w:p>
+      <w:r>
+        <w:rPr>
+          <w:i/>
+          <w:color w:val="555555"/>
+          <w:sz w:val="21"/>
+        </w:rPr>
+        <w:t>Nguồn: Bùi, N. (2026, ngày 25 tháng 2). Phạm Chí Nhu, nhà sáng lập Coolmate: Thế giới đã chọn Việt Nam, không lẽ doanh nghiệp lại thiếu tự tin. Liên đoàn Thương mại và Công nghiệp Việt Nam. https://vcci.com.vn/news/pham-chi-nhu-ceo-nha-sang-lap-coolmate-the-gioi-da-chon-viet-nam-khong-le-doanh-nghiep-lai-thieu-tu-tin</w:t>
+      </w:r>
+    </w:p>
+    <w:p>
+      <w:pPr>
+        <w:jc w:val="both"/>
+      </w:pPr>
+      <w:r>
+        <w:rPr>
+          <w:i w:val="0"/>
+        </w:rPr>
+        <w:t>e) Khách hàng sẵn sàng trả bao nhiêu?</w:t>
+      </w:r>
+    </w:p>
+    <w:p>
+      <w:pPr>
+        <w:jc w:val="both"/>
+      </w:pPr>
+      <w:r>
+        <w:rPr>
+          <w:i w:val="0"/>
+        </w:rPr>
+        <w:t>Với ngân sách thời trang phần lớn dưới 300.000–500.000 đồng mỗi tháng (Q&amp;Me, 2017a, 2017b), khách hàng chỉ sẵn sàng trả mức giá phổ thông cho từng món đồ cơ bản. Các mức giá Coolmate đưa ra – quần lót khoảng 129.000 đồng, áo thun thể thao khoảng 199.000 đồng (Coolmate, không ghi ngày-e, không ghi ngày-f) – nằm trong ngân sách đó: một khách có thể mua 2–3 món mỗi tháng.</w:t>
+      </w:r>
+    </w:p>
+    <w:p>
+      <w:r>
+        <w:rPr>
+          <w:i/>
+          <w:color w:val="555555"/>
+          <w:sz w:val="21"/>
+        </w:rPr>
+        <w:t>Nguồn: Q&amp;Me. (2017a). Thói quen mua sắm thời trang của người Việt [Báo cáo nghiên cứu thị trường]. https://qandme.net/vi/baibaocao/thoi-quen-mua-sam-thoi-trang-cua-nguoi-viet.html</w:t>
+      </w:r>
+    </w:p>
+    <w:p>
+      <w:r>
+        <w:rPr>
+          <w:i/>
+          <w:color w:val="555555"/>
+          <w:sz w:val="21"/>
+        </w:rPr>
+        <w:t>Nguồn: Q&amp;Me. (2017b). Các thương hiệu thời trang Việt phổ biến [Báo cáo nghiên cứu thị trường]. https://qandme.net/vi/baibaocao/cac-thuong-hieu-thoi-trang-viet-pho-bien.html</w:t>
+      </w:r>
+    </w:p>
+    <w:p>
+      <w:r>
+        <w:rPr>
+          <w:i/>
+          <w:color w:val="555555"/>
+          <w:sz w:val="21"/>
+        </w:rPr>
+        <w:t>Nguồn: Coolmate. (không ghi ngày-e). Quần lót nam chạy bộ Fast &amp; Free (trang sản phẩm). Truy cập ngày 10 tháng 10 năm 2026, tại https://www.coolmate.me/product/quan-lot-nam-chay-bo-fast-free-run?color=den</w:t>
+      </w:r>
+    </w:p>
+    <w:p>
+      <w:r>
+        <w:rPr>
+          <w:i/>
+          <w:color w:val="555555"/>
+          <w:sz w:val="21"/>
+        </w:rPr>
+        <w:t>Nguồn: Coolmate. (không ghi ngày-f). Áo thun nam thể thao Active (trang sản phẩm). Truy cập ngày 10 tháng 10 năm 2026, tại https://www.coolmate.me/product/ao-thun-the-thao-active-phoi-mau-thoang-khi2?color=den</w:t>
+      </w:r>
+    </w:p>
+    <w:p>
+      <w:pPr>
+        <w:jc w:val="both"/>
+      </w:pPr>
+      <w:r>
+        <w:rPr>
+          <w:i w:val="0"/>
+        </w:rPr>
+        <w:t>f) Nhu cầu được nhà sáng lập phát hiện như thế nào?</w:t>
+      </w:r>
+    </w:p>
+    <w:p>
+      <w:pPr>
+        <w:jc w:val="both"/>
+      </w:pPr>
+      <w:r>
+        <w:rPr>
+          <w:i w:val="0"/>
+        </w:rPr>
+        <w:t>Ông Phạm Chí Nhu từng quản lý trang bán hàng trực tuyến của một thương hiệu thời trang và nhận thấy quần áo cùng chất lượng ở Việt Nam có giá chênh lệch lớn so với Singapore (Vietcetera, 2020). Khi tự bán quần áo trên Shopee, ông nhận ra phí sàn làm tăng giá bán (Vertex Ventures, 2024). Từ đó ông kết luận: khách hàng cần đồ tốt với giá hợp lý, và cách để giảm giá là bán thẳng tới người tiêu dùng.</w:t>
+      </w:r>
+    </w:p>
+    <w:p>
+      <w:r>
+        <w:rPr>
+          <w:i/>
+          <w:color w:val="555555"/>
+          <w:sz w:val="21"/>
+        </w:rPr>
+        <w:t>Nguồn: Vietcetera. (2020). A brand’s story: Coolmate – A smart solution for the male wardrobe. https://vietcetera.com/en/a-brands-story-coolmate--a-smart-solution-for-the-male-wardrobe</w:t>
+      </w:r>
+    </w:p>
+    <w:p>
+      <w:r>
+        <w:rPr>
+          <w:i/>
+          <w:color w:val="555555"/>
+          <w:sz w:val="21"/>
+        </w:rPr>
+        <w:t>Nguồn: Vertex Ventures. (2024). Coolmate wants to be Vietnam’s next unicorn. https://www.vertexventures.sg/news/coolmate-wants-to-be-vietnams-next-unicorn/</w:t>
+      </w:r>
+    </w:p>
+    <w:p>
+      <w:pPr>
+        <w:jc w:val="both"/>
+      </w:pPr>
+      <w:r>
+        <w:rPr>
+          <w:i w:val="0"/>
+        </w:rPr>
+        <w:t>g) Hạn chế của nhu cầu</w:t>
+      </w:r>
+    </w:p>
+    <w:p>
+      <w:pPr>
+        <w:pStyle w:val="ListBullet"/>
+        <w:jc w:val="both"/>
+      </w:pPr>
+      <w:r>
+        <w:t>Khách hàng rất nhạy cảm về giá, dễ chuyển sang nhà bán rẻ hơn trên sàn.</w:t>
+      </w:r>
+    </w:p>
+    <w:p>
+      <w:pPr>
+        <w:pStyle w:val="ListBullet"/>
+        <w:jc w:val="both"/>
+      </w:pPr>
+      <w:r>
+        <w:t>Các khảo sát năm 2017–2019 không tách riêng số liệu nam giới mua đồ cơ bản; con số 18 triệu khách nam chỉ là ước tính.</w:t>
+      </w:r>
+    </w:p>
+    <w:p>
+      <w:pPr>
+        <w:pStyle w:val="ListBullet"/>
+        <w:jc w:val="both"/>
+      </w:pPr>
+      <w:r>
+        <w:t>Chưa có dữ liệu công khai về tỷ lệ khách quay lại mua.</w:t>
+      </w:r>
+    </w:p>
+    <w:p>
+      <w:pPr>
+        <w:jc w:val="both"/>
+      </w:pPr>
+      <w:r>
+        <w:rPr>
+          <w:b/>
+        </w:rPr>
+        <w:t xml:space="preserve">Đánh giá: </w:t>
+      </w:r>
+      <w:r>
+        <w:rPr>
+          <w:i w:val="0"/>
+        </w:rPr>
+        <w:t>Nhu cầu rõ ràng: nam giới trẻ cần đồ mặc hằng ngày giá vừa túi tiền, chất lượng đáng tin, đổi trả dễ và mua tiện qua mạng. Nhu cầu này lớn (ước tính khoảng 18 triệu nam giới mua sắm trực tuyến năm 2019), lặp lại thường xuyên và phù hợp với khả năng chi trả. Chấm 4/5 vì khách hàng rất nhạy cảm giá và chưa có khảo sát riêng về nhóm nam giới mua đồ cơ bản.</w:t>
+      </w:r>
+    </w:p>
+    <w:p>
+      <w:pPr>
+        <w:pStyle w:val="Heading2"/>
+      </w:pPr>
+      <w:r>
+        <w:rPr>
+          <w:rFonts w:ascii="Times New Roman" w:hAnsi="Times New Roman"/>
+          <w:color w:val="1F3A60"/>
+        </w:rPr>
+        <w:t>2. Giải pháp – 4/5</w:t>
+      </w:r>
+    </w:p>
+    <w:p>
+      <w:pPr>
+        <w:jc w:val="both"/>
+      </w:pPr>
+      <w:r>
+        <w:rPr>
+          <w:b/>
+        </w:rPr>
+        <w:t xml:space="preserve">Câu hỏi đặt ra: </w:t>
+      </w:r>
+      <w:r>
+        <w:rPr>
+          <w:i/>
+        </w:rPr>
+        <w:t>Sản phẩm và cách phục vụ của Coolmate có giải quyết đúng các điểm đau không? Khác biệt ở đâu? Lợi thế giữ được đến mức nào?</w:t>
+      </w:r>
+    </w:p>
+    <w:p>
+      <w:pPr>
+        <w:jc w:val="both"/>
+      </w:pPr>
+      <w:r>
+        <w:rPr>
+          <w:i w:val="0"/>
+        </w:rPr>
+        <w:t>a) Gói giải pháp ba thành phần</w:t>
+      </w:r>
+    </w:p>
+    <w:p>
+      <w:pPr>
+        <w:jc w:val="center"/>
+      </w:pPr>
+      <w:r>
+        <w:rPr>
+          <w:b/>
+          <w:i/>
+        </w:rPr>
+        <w:t>Bảng 6. Giải pháp của Coolmate</w:t>
+      </w:r>
+    </w:p>
+    <w:tbl>
+      <w:tblPr>
+        <w:tblStyle w:val="TableGrid"/>
+        <w:tblW w:type="auto" w:w="0"/>
+        <w:tblLook w:firstColumn="1" w:firstRow="1" w:lastColumn="0" w:lastRow="0" w:noHBand="0" w:noVBand="1" w:val="04A0"/>
+      </w:tblPr>
+      <w:tblGrid>
+        <w:gridCol w:w="2880"/>
+        <w:gridCol w:w="2880"/>
+        <w:gridCol w:w="2880"/>
+      </w:tblGrid>
+      <w:tr>
+        <w:tc>
+          <w:tcPr>
+            <w:tcW w:type="dxa" w:w="2880"/>
+            <w:shd w:val="clear" w:fill="1F3A60"/>
+          </w:tcPr>
+          <w:p>
+            <w:r>
+              <w:rPr>
+                <w:b/>
+                <w:color w:val="FFFFFF"/>
+                <w:sz w:val="23"/>
+              </w:rPr>
+              <w:t>Thành phần</w:t>
+            </w:r>
+          </w:p>
+        </w:tc>
+        <w:tc>
+          <w:tcPr>
+            <w:tcW w:type="dxa" w:w="2880"/>
+            <w:shd w:val="clear" w:fill="1F3A60"/>
+          </w:tcPr>
+          <w:p>
+            <w:r>
+              <w:rPr>
+                <w:b/>
+                <w:color w:val="FFFFFF"/>
+                <w:sz w:val="23"/>
+              </w:rPr>
+              <w:t>Nội dung</w:t>
+            </w:r>
+          </w:p>
+        </w:tc>
+        <w:tc>
+          <w:tcPr>
+            <w:tcW w:type="dxa" w:w="2880"/>
+            <w:shd w:val="clear" w:fill="1F3A60"/>
+          </w:tcPr>
+          <w:p>
+            <w:r>
+              <w:rPr>
+                <w:b/>
+                <w:color w:val="FFFFFF"/>
+                <w:sz w:val="23"/>
+              </w:rPr>
+              <w:t>Điểm đau được giải quyết</w:t>
+            </w:r>
+          </w:p>
+        </w:tc>
+      </w:tr>
+      <w:tr>
+        <w:tc>
+          <w:tcPr>
+            <w:tcW w:type="dxa" w:w="2880"/>
+          </w:tcPr>
+          <w:p>
+            <w:r>
+              <w:rPr>
+                <w:sz w:val="23"/>
+              </w:rPr>
+              <w:t>Sản phẩm</w:t>
+            </w:r>
+          </w:p>
+        </w:tc>
+        <w:tc>
+          <w:tcPr>
+            <w:tcW w:type="dxa" w:w="2880"/>
+          </w:tcPr>
+          <w:p>
+            <w:r>
+              <w:rPr>
+                <w:sz w:val="23"/>
+              </w:rPr>
+              <w:t>Đồ cơ bản ít phụ thuộc trào lưu; chất liệu Excool thấm hút, nhanh khô, co giãn</w:t>
+            </w:r>
+          </w:p>
+        </w:tc>
+        <w:tc>
+          <w:tcPr>
+            <w:tcW w:type="dxa" w:w="2880"/>
+          </w:tcPr>
+          <w:p>
+            <w:r>
+              <w:rPr>
+                <w:sz w:val="23"/>
+              </w:rPr>
+              <w:t>Chất lượng không đồng đều</w:t>
+            </w:r>
+          </w:p>
+        </w:tc>
+      </w:tr>
+      <w:tr>
+        <w:tc>
+          <w:tcPr>
+            <w:tcW w:type="dxa" w:w="2880"/>
+          </w:tcPr>
+          <w:p>
+            <w:r>
+              <w:rPr>
+                <w:sz w:val="23"/>
+              </w:rPr>
+              <w:t>Kênh bán</w:t>
+            </w:r>
+          </w:p>
+        </w:tc>
+        <w:tc>
+          <w:tcPr>
+            <w:tcW w:type="dxa" w:w="2880"/>
+          </w:tcPr>
+          <w:p>
+            <w:r>
+              <w:rPr>
+                <w:sz w:val="23"/>
+              </w:rPr>
+              <w:t>Bán trực tiếp qua trang mạng riêng, sau mở rộng ra sàn và cửa hàng</w:t>
+            </w:r>
+          </w:p>
+        </w:tc>
+        <w:tc>
+          <w:tcPr>
+            <w:tcW w:type="dxa" w:w="2880"/>
+          </w:tcPr>
+          <w:p>
+            <w:r>
+              <w:rPr>
+                <w:sz w:val="23"/>
+              </w:rPr>
+              <w:t>Tốn thời gian đi mua</w:t>
+            </w:r>
+          </w:p>
+        </w:tc>
+      </w:tr>
+      <w:tr>
+        <w:tc>
+          <w:tcPr>
+            <w:tcW w:type="dxa" w:w="2880"/>
+          </w:tcPr>
+          <w:p>
+            <w:r>
+              <w:rPr>
+                <w:sz w:val="23"/>
+              </w:rPr>
+              <w:t>Hậu mãi</w:t>
+            </w:r>
+          </w:p>
+        </w:tc>
+        <w:tc>
+          <w:tcPr>
+            <w:tcW w:type="dxa" w:w="2880"/>
+          </w:tcPr>
+          <w:p>
+            <w:r>
+              <w:rPr>
+                <w:sz w:val="23"/>
+              </w:rPr>
+              <w:t>Đổi trả 60 ngày với sản phẩm đủ điều kiện, kể cả một số sản phẩm đã sử dụng</w:t>
+            </w:r>
+          </w:p>
+        </w:tc>
+        <w:tc>
+          <w:tcPr>
+            <w:tcW w:type="dxa" w:w="2880"/>
+          </w:tcPr>
+          <w:p>
+            <w:r>
+              <w:rPr>
+                <w:sz w:val="23"/>
+              </w:rPr>
+              <w:t>Sợ mua sai</w:t>
+            </w:r>
+          </w:p>
+        </w:tc>
+      </w:tr>
+      <w:tr>
+        <w:tc>
+          <w:tcPr>
+            <w:tcW w:type="dxa" w:w="2880"/>
+          </w:tcPr>
+          <w:p>
+            <w:r>
+              <w:rPr>
+                <w:sz w:val="23"/>
+              </w:rPr>
+              <w:t>Giá</w:t>
+            </w:r>
+          </w:p>
+        </w:tc>
+        <w:tc>
+          <w:tcPr>
+            <w:tcW w:type="dxa" w:w="2880"/>
+          </w:tcPr>
+          <w:p>
+            <w:r>
+              <w:rPr>
+                <w:sz w:val="23"/>
+              </w:rPr>
+              <w:t>Phổ thông: quần lót khoảng 129.000 đồng, áo thun thể thao khoảng 199.000 đồng</w:t>
+            </w:r>
+          </w:p>
+        </w:tc>
+        <w:tc>
+          <w:tcPr>
+            <w:tcW w:type="dxa" w:w="2880"/>
+          </w:tcPr>
+          <w:p>
+            <w:r>
+              <w:rPr>
+                <w:sz w:val="23"/>
+              </w:rPr>
+              <w:t>Hàng tốt thì đắt</w:t>
+            </w:r>
+          </w:p>
+        </w:tc>
+      </w:tr>
+    </w:tbl>
+    <w:p/>
+    <w:p>
+      <w:r>
+        <w:rPr>
+          <w:i/>
+          <w:color w:val="555555"/>
+          <w:sz w:val="21"/>
+        </w:rPr>
+        <w:t>Nguồn: Coolmate. (2023a, ngày 19 tháng 6). Khám phá dòng sản phẩm mang công nghệ vải Excool. https://www.coolmate.me/blog/dong-san-pham-cong-nghe-excool-tai-coolmate-2044</w:t>
+      </w:r>
+    </w:p>
+    <w:p>
+      <w:r>
+        <w:rPr>
+          <w:i/>
+          <w:color w:val="555555"/>
+          <w:sz w:val="21"/>
+        </w:rPr>
+        <w:t>Nguồn: Coolmate. (không ghi ngày-d). Dịch vụ 60 ngày đổi trả. Truy cập ngày 10 tháng 10 năm 2026, tại https://www.coolmate.me/page/dich-vu-60-ngay-doi-tra</w:t>
+      </w:r>
+    </w:p>
+    <w:p>
+      <w:r>
+        <w:rPr>
+          <w:i/>
+          <w:color w:val="555555"/>
+          <w:sz w:val="21"/>
+        </w:rPr>
+        <w:t>Nguồn: Coolmate. (không ghi ngày-e). Quần lót nam chạy bộ Fast &amp; Free (trang sản phẩm). Truy cập ngày 10 tháng 10 năm 2026, tại https://www.coolmate.me/product/quan-lot-nam-chay-bo-fast-free-run?color=den</w:t>
+      </w:r>
+    </w:p>
+    <w:p>
+      <w:r>
+        <w:rPr>
+          <w:i/>
+          <w:color w:val="555555"/>
+          <w:sz w:val="21"/>
+        </w:rPr>
+        <w:t>Nguồn: Coolmate. (không ghi ngày-f). Áo thun nam thể thao Active (trang sản phẩm). Truy cập ngày 10 tháng 10 năm 2026, tại https://www.coolmate.me/product/ao-thun-the-thao-active-phoi-mau-thoang-khi2?color=den</w:t>
+      </w:r>
+    </w:p>
+    <w:p>
+      <w:pPr>
+        <w:jc w:val="both"/>
+      </w:pPr>
+      <w:r>
+        <w:rPr>
+          <w:i w:val="0"/>
+        </w:rPr>
+        <w:t>b) Mô hình bán trực tiếp – nguồn gốc của giá hợp lý</w:t>
+      </w:r>
+    </w:p>
+    <w:p>
+      <w:pPr>
+        <w:jc w:val="both"/>
+      </w:pPr>
+      <w:r>
+        <w:rPr>
+          <w:i w:val="0"/>
+        </w:rPr>
+        <w:t>Bằng cách bán thẳng tới người tiêu dùng qua kênh trực tuyến, Coolmate cắt giảm chi phí trung gian và chi phí cửa hàng của bán lẻ truyền thống (Đại biểu Nhân dân, 2022), từ đó dồn chi phí vào chất lượng sản phẩm và trải nghiệm mua hàng thay vì quảng cáo rầm rộ (Brands Vietnam, 2023).</w:t>
+      </w:r>
+    </w:p>
+    <w:p>
+      <w:r>
+        <w:rPr>
+          <w:i/>
+          <w:color w:val="555555"/>
+          <w:sz w:val="21"/>
+        </w:rPr>
+        <w:t>Nguồn: Đại biểu Nhân dân. (2022). Coolmate – Hành trình từ con số 0 đến doanh thu trăm tỷ. https://daibieunhandan.vn/coolmate-hanh-trinh-tu-con-so-0-den-doanh-thu-tram-ty-10308212.html</w:t>
+      </w:r>
+    </w:p>
+    <w:p>
+      <w:r>
+        <w:rPr>
+          <w:i/>
+          <w:color w:val="555555"/>
+          <w:sz w:val="21"/>
+        </w:rPr>
+        <w:t>Nguồn: Brands Vietnam. (2023). Case study startup thành công – Cách Coolmate tăng trưởng 4 lần/năm. https://www.brandsvietnam.com/congdong/topic/332810-case-study-startup-thanh-cong-cach-coolmate-tang-truong-4-lan-nam</w:t>
+      </w:r>
+    </w:p>
+    <w:p>
+      <w:pPr>
+        <w:jc w:val="both"/>
+      </w:pPr>
+      <w:r>
+        <w:rPr>
+          <w:i w:val="0"/>
+        </w:rPr>
+        <w:t>c) Chính sách đổi trả – xóa nỗi sợ mua sai</w:t>
+      </w:r>
+    </w:p>
+    <w:p>
+      <w:pPr>
+        <w:jc w:val="both"/>
+      </w:pPr>
+      <w:r>
+        <w:rPr>
+          <w:i w:val="0"/>
+        </w:rPr>
+        <w:t>Chính sách đổi trả 60 ngày là “vũ khí” giúp khách mạnh dạn mua lần đầu. Tuy nhiên, chính sách có ngoại lệ với hàng thanh lý, hàng theo yêu cầu và một số nhóm khuyến mại (Coolmate, không ghi ngày-d), nên không phải mọi sản phẩm đều được đổi trả vô điều kiện.</w:t>
+      </w:r>
+    </w:p>
+    <w:p>
+      <w:r>
+        <w:rPr>
+          <w:i/>
+          <w:color w:val="555555"/>
+          <w:sz w:val="21"/>
+        </w:rPr>
+        <w:t>Nguồn: Coolmate. (không ghi ngày-d). Dịch vụ 60 ngày đổi trả. Truy cập ngày 10 tháng 10 năm 2026, tại https://www.coolmate.me/page/dich-vu-60-ngay-doi-tra</w:t>
+      </w:r>
+    </w:p>
+    <w:p>
+      <w:pPr>
+        <w:jc w:val="both"/>
+      </w:pPr>
+      <w:r>
+        <w:rPr>
+          <w:i w:val="0"/>
+        </w:rPr>
+        <w:t>d) Từ một kênh sang nhiều kênh</w:t>
+      </w:r>
+    </w:p>
+    <w:p>
+      <w:pPr>
+        <w:jc w:val="both"/>
+      </w:pPr>
+      <w:r>
+        <w:rPr>
+          <w:i w:val="0"/>
+        </w:rPr>
+        <w:t>Từ tháng 3/2026, cửa hàng tại Hà Nội cho khách trực tiếp thử chất vải và kích cỡ. Hệ thống công nghệ do doanh nghiệp tự xây dựng đồng bộ dữ liệu đơn hàng, tồn kho và khách hàng trên các kênh (Ng, 2026). Đến tháng 11/2025, Coolmate đã giao hơn 5 triệu đơn hàng trong hơn sáu năm (Coolmate, 2025).</w:t>
+      </w:r>
+    </w:p>
+    <w:p>
+      <w:r>
+        <w:rPr>
+          <w:i/>
+          <w:color w:val="555555"/>
+          <w:sz w:val="21"/>
+        </w:rPr>
+        <w:t>Nguồn: Ng, V. (2026, ngày 15 tháng 5). How a Vietnamese D2C retailer built its own secure digital infrastructure. DigiconAsia. https://digiconasia.net/features/how-a-vietnamese-d2c-retailer-built-its-own-secure-digital-infrastructure</w:t>
+      </w:r>
+    </w:p>
+    <w:p>
+      <w:r>
+        <w:rPr>
+          <w:i/>
+          <w:color w:val="555555"/>
+          <w:sz w:val="21"/>
+        </w:rPr>
+        <w:t>Nguồn: Coolmate. (2025, ngày 3 tháng 11). Coolmate gọi vốn thành công vòng đầu tư tăng trưởng, mở ra chương mới cho thương hiệu Việt. https://www.coolmate.me/blog/coolmate-goi-von-thanh-cong-series-c-mo-ra-chuong-moi-cho-thuong-hieu-viet</w:t>
+      </w:r>
+    </w:p>
+    <w:p>
+      <w:pPr>
+        <w:jc w:val="both"/>
+      </w:pPr>
+      <w:r>
+        <w:rPr>
+          <w:i w:val="0"/>
+        </w:rPr>
+        <w:t>e) Tính bền vững của lợi thế</w:t>
+      </w:r>
+    </w:p>
+    <w:p>
+      <w:pPr>
+        <w:jc w:val="both"/>
+      </w:pPr>
+      <w:r>
+        <w:rPr>
+          <w:i w:val="0"/>
+        </w:rPr>
+        <w:t>Đối thủ có thể sao chép sản phẩm đơn giản hoặc chính sách đổi trả. Rào cản bền vững hơn nằm ở năng lực phối hợp thiết kế, dữ liệu bán hàng, chất lượng nhà cung cấp và niềm tin tích lũy qua hàng triệu đơn hàng. Thông tin về chất liệu do doanh nghiệp tự công bố, cần đối chiếu với kiểm nghiệm độc lập.</w:t>
+      </w:r>
+    </w:p>
+    <w:p>
+      <w:pPr>
+        <w:jc w:val="both"/>
+      </w:pPr>
+      <w:r>
+        <w:rPr>
+          <w:b/>
+        </w:rPr>
+        <w:t xml:space="preserve">Đánh giá: </w:t>
+      </w:r>
+      <w:r>
+        <w:rPr>
+          <w:i w:val="0"/>
+        </w:rPr>
+        <w:t>Giải pháp khớp trực tiếp với từng điểm đau năm 2019 và đã được thị trường chấp nhận. Chấm 4/5 vì sản phẩm và chính sách dễ bị sao chép, đồng thời chưa có dữ liệu về lợi nhuận ròng trên mỗi đơn hàng.</w:t>
+      </w:r>
+    </w:p>
+    <w:p>
+      <w:pPr>
+        <w:pStyle w:val="Heading2"/>
+      </w:pPr>
+      <w:r>
+        <w:rPr>
+          <w:rFonts w:ascii="Times New Roman" w:hAnsi="Times New Roman"/>
+          <w:color w:val="1F3A60"/>
+        </w:rPr>
+        <w:t>3. Đội ngũ sáng lập – 4/5</w:t>
+      </w:r>
+    </w:p>
+    <w:p>
+      <w:pPr>
+        <w:jc w:val="both"/>
+      </w:pPr>
+      <w:r>
+        <w:rPr>
+          <w:b/>
+        </w:rPr>
+        <w:t xml:space="preserve">Câu hỏi đặt ra: </w:t>
+      </w:r>
+      <w:r>
+        <w:rPr>
+          <w:i/>
+        </w:rPr>
+        <w:t>Nhóm sáng lập là ai, có học vấn và kinh nghiệm gì, có bổ trợ nhau và đủ năng lực biến ý tưởng thành kinh doanh thực tế không?</w:t>
+      </w:r>
+    </w:p>
+    <w:p>
+      <w:pPr>
+        <w:jc w:val="both"/>
+      </w:pPr>
+      <w:r>
+        <w:rPr>
+          <w:i w:val="0"/>
+        </w:rPr>
+        <w:t>a) Chân dung từng nhà sáng lập</w:t>
+      </w:r>
+    </w:p>
+    <w:p>
+      <w:pPr>
+        <w:jc w:val="center"/>
+      </w:pPr>
+      <w:r>
+        <w:rPr>
+          <w:b/>
+          <w:i/>
+        </w:rPr>
+        <w:t>Bảng 7. Hồ sơ đội ngũ sáng lập Coolmate</w:t>
       </w:r>
     </w:p>
     <w:tbl>
@@ -1237,7 +2609,7 @@
                 <w:color w:val="FFFFFF"/>
                 <w:sz w:val="23"/>
               </w:rPr>
-              <w:t>Khảo sát / nguồn</w:t>
+              <w:t>Nhà sáng lập</w:t>
             </w:r>
           </w:p>
         </w:tc>
@@ -1253,7 +2625,7 @@
                 <w:color w:val="FFFFFF"/>
                 <w:sz w:val="23"/>
               </w:rPr>
-              <w:t>Mẫu</w:t>
+              <w:t>Vai trò tại Coolmate</w:t>
             </w:r>
           </w:p>
         </w:tc>
@@ -1269,7 +2641,7 @@
                 <w:color w:val="FFFFFF"/>
                 <w:sz w:val="23"/>
               </w:rPr>
-              <w:t>Kết quả chính</w:t>
+              <w:t>Học vấn</w:t>
             </w:r>
           </w:p>
         </w:tc>
@@ -1285,7 +2657,7 @@
                 <w:color w:val="FFFFFF"/>
                 <w:sz w:val="23"/>
               </w:rPr>
-              <w:t>Hàm ý với Coolmate</w:t>
+              <w:t>Kinh nghiệm trước Coolmate</w:t>
             </w:r>
           </w:p>
         </w:tc>
@@ -1300,7 +2672,7 @@
               <w:rPr>
                 <w:sz w:val="23"/>
               </w:rPr>
-              <w:t>Q&amp;Me (2017a)</w:t>
+              <w:t>Phạm Chí Nhu</w:t>
             </w:r>
           </w:p>
         </w:tc>
@@ -1313,7 +2685,7 @@
               <w:rPr>
                 <w:sz w:val="23"/>
               </w:rPr>
-              <w:t>512 người, 18–39 tuổi</w:t>
+              <w:t>Đồng sáng lập, Tổng Giám đốc (từ 2019)</w:t>
             </w:r>
           </w:p>
         </w:tc>
@@ -1326,7 +2698,7 @@
               <w:rPr>
                 <w:sz w:val="23"/>
               </w:rPr>
-              <w:t>Gần 50% chi dưới 300.000 đồng/tháng cho thời trang</w:t>
+              <w:t>Đại học Ngoại thương</w:t>
             </w:r>
           </w:p>
         </w:tc>
@@ -1339,7 +2711,7 @@
               <w:rPr>
                 <w:sz w:val="23"/>
               </w:rPr>
-              <w:t>Cần sản phẩm giá phổ thông</w:t>
+              <w:t>Làm trong ngành kiểm toán; quản lý trang thương mại điện tử của một thương hiệu thời trang; từng làm việc tại Deloitte và adidas (theo hồ sơ CB Insights); tự bán quần áo trên Shopee</w:t>
             </w:r>
           </w:p>
         </w:tc>
@@ -1354,7 +2726,7 @@
               <w:rPr>
                 <w:sz w:val="23"/>
               </w:rPr>
-              <w:t>Q&amp;Me (2017b)</w:t>
+              <w:t>Nguyễn Hoài Xuân Lan</w:t>
             </w:r>
           </w:p>
         </w:tc>
@@ -1367,7 +2739,7 @@
               <w:rPr>
                 <w:sz w:val="23"/>
               </w:rPr>
-              <w:t>323 người</w:t>
+              <w:t>Đồng sáng lập, Giám đốc tiếp thị</w:t>
             </w:r>
           </w:p>
         </w:tc>
@@ -1380,7 +2752,7 @@
               <w:rPr>
                 <w:sz w:val="23"/>
               </w:rPr>
-              <w:t>58% chi dưới 500.000 đồng/tháng cho thời trang</w:t>
+              <w:t>Chưa có thông tin công khai</w:t>
             </w:r>
           </w:p>
         </w:tc>
@@ -1393,7 +2765,7 @@
               <w:rPr>
                 <w:sz w:val="23"/>
               </w:rPr>
-              <w:t>Ngân sách thời trang thấp, nhạy cảm giá</w:t>
+              <w:t>Từng làm Giám đốc điều hành một công ty dịch vụ tiếp thị trong 2 năm; kinh nghiệm tiếp thị trực tuyến</w:t>
             </w:r>
           </w:p>
         </w:tc>
@@ -1408,7 +2780,7 @@
               <w:rPr>
                 <w:sz w:val="23"/>
               </w:rPr>
-              <w:t>Bộ Công Thương (2019), qua Tuổi Trẻ (2020)</w:t>
+              <w:t>Nguyễn Văn Hiệp</w:t>
             </w:r>
           </w:p>
         </w:tc>
@@ -1421,7 +2793,7 @@
               <w:rPr>
                 <w:sz w:val="23"/>
               </w:rPr>
-              <w:t>Người dùng Internet</w:t>
+              <w:t>Đồng sáng lập, Giám đốc công nghệ</w:t>
             </w:r>
           </w:p>
         </w:tc>
@@ -1434,7 +2806,7 @@
               <w:rPr>
                 <w:sz w:val="23"/>
               </w:rPr>
-              <w:t>77% từng mua hàng trực tuyến; đa số 18–25 tuổi</w:t>
+              <w:t>Chưa có thông tin công khai</w:t>
             </w:r>
           </w:p>
         </w:tc>
@@ -1447,61 +2819,7 @@
               <w:rPr>
                 <w:sz w:val="23"/>
               </w:rPr>
-              <w:t>Kênh trực tuyến đã sẵn sàng</w:t>
-            </w:r>
-          </w:p>
-        </w:tc>
-      </w:tr>
-      <w:tr>
-        <w:tc>
-          <w:tcPr>
-            <w:tcW w:type="dxa" w:w="2160"/>
-          </w:tcPr>
-          <w:p>
-            <w:r>
-              <w:rPr>
-                <w:sz w:val="23"/>
-              </w:rPr>
-              <w:t>Nielsen, qua Brands Vietnam (2018)</w:t>
-            </w:r>
-          </w:p>
-        </w:tc>
-        <w:tc>
-          <w:tcPr>
-            <w:tcW w:type="dxa" w:w="2160"/>
-          </w:tcPr>
-          <w:p>
-            <w:r>
-              <w:rPr>
-                <w:sz w:val="23"/>
-              </w:rPr>
-              <w:t>Người mua sắm trực tuyến</w:t>
-            </w:r>
-          </w:p>
-        </w:tc>
-        <w:tc>
-          <w:tcPr>
-            <w:tcW w:type="dxa" w:w="2160"/>
-          </w:tcPr>
-          <w:p>
-            <w:r>
-              <w:rPr>
-                <w:sz w:val="23"/>
-              </w:rPr>
-              <w:t>60% nữ, 40% nam; lo ngại hàng giả, không được thử</w:t>
-            </w:r>
-          </w:p>
-        </w:tc>
-        <w:tc>
-          <w:tcPr>
-            <w:tcW w:type="dxa" w:w="2160"/>
-          </w:tcPr>
-          <w:p>
-            <w:r>
-              <w:rPr>
-                <w:sz w:val="23"/>
-              </w:rPr>
-              <w:t>Khách nam ít được chú ý; cần giải pháp xóa nỗi sợ mua sai</w:t>
+              <w:t>Từng là trưởng nhóm kỹ thuật (có nguồn ghi là Giám đốc công nghệ) tại Ecomobi; kinh nghiệm lập trình, xây dựng hệ thống</w:t>
             </w:r>
           </w:p>
         </w:tc>
@@ -1515,7 +2833,7 @@
           <w:color w:val="555555"/>
           <w:sz w:val="21"/>
         </w:rPr>
-        <w:t>Nguồn: Q&amp;Me. (2017a). Thói quen mua sắm thời trang của người Việt [Báo cáo nghiên cứu thị trường]. https://qandme.net/vi/baibaocao/thoi-quen-mua-sam-thoi-trang-cua-nguoi-viet.html</w:t>
+        <w:t>Nguồn: Crunchbase. (không ghi ngày). Nhu Pham – CEO &amp; Founder @ COOLMATE. Truy cập ngày 10 tháng 10 năm 2026, tại https://www.crunchbase.com/person/nhu-pham-b90c</w:t>
       </w:r>
     </w:p>
     <w:p>
@@ -1525,7 +2843,7 @@
           <w:color w:val="555555"/>
           <w:sz w:val="21"/>
         </w:rPr>
-        <w:t>Nguồn: Q&amp;Me. (2017b). Các thương hiệu thời trang Việt phổ biến [Báo cáo nghiên cứu thị trường]. https://qandme.net/vi/baibaocao/cac-thuong-hieu-thoi-trang-viet-pho-bien.html</w:t>
+        <w:t>Nguồn: CB Insights. (không ghi ngày). CoolMate – CEO, founder, key executive team. Truy cập ngày 10 tháng 10 năm 2026, tại https://www.cbinsights.com/company/coolmate/people</w:t>
       </w:r>
     </w:p>
     <w:p>
@@ -1535,7 +2853,7 @@
           <w:color w:val="555555"/>
           <w:sz w:val="21"/>
         </w:rPr>
-        <w:t>Nguồn: Tuổi Trẻ. (2020, 18 tháng 8). 77% người xài Internet ở Việt Nam từng mua hàng online. https://tuoitre.vn/77-nguoi-xai-internet-o-viet-nam-tung-mua-hang-online-2020081817282187.htm</w:t>
+        <w:t>Nguồn: Vietcetera. (2020). A brand’s story: Coolmate – A smart solution for the male wardrobe. https://vietcetera.com/en/a-brands-story-coolmate--a-smart-solution-for-the-male-wardrobe</w:t>
       </w:r>
     </w:p>
     <w:p>
@@ -1545,29 +2863,7 @@
           <w:color w:val="555555"/>
           <w:sz w:val="21"/>
         </w:rPr>
-        <w:t>Nguồn: Brands Vietnam. (2018). Nielsen: Thương mại điện tử Việt Nam có thể đạt 10 tỷ USD. https://www.brandsvietnam.com/17321-Nielsen-Thuong-mai-dien-tu-Viet-Nam-co-the-dat-10-ty-USD</w:t>
-      </w:r>
-    </w:p>
-    <w:p>
-      <w:pPr>
-        <w:jc w:val="both"/>
-      </w:pPr>
-      <w:r>
-        <w:rPr>
-          <w:i w:val="0"/>
-        </w:rPr>
-        <w:t>b) Dữ liệu thị trường: mua sắm trực tuyến bùng nổ năm 2019</w:t>
-      </w:r>
-    </w:p>
-    <w:p>
-      <w:pPr>
-        <w:jc w:val="both"/>
-      </w:pPr>
-      <w:r>
-        <w:rPr>
-          <w:i w:val="0"/>
-        </w:rPr>
-        <w:t>Theo Sách trắng thương mại điện tử của Bộ Công Thương, doanh số bán lẻ thương mại điện tử từ doanh nghiệp tới người tiêu dùng năm 2019 đạt khoảng 10,08 tỷ đô la Mỹ, chiếm 4,9% tổng mức bán lẻ hàng hóa và dịch vụ tiêu dùng (Tạp chí Công Thương, 2020). Có khoảng 44,8 triệu người mua sắm trực tuyến, chi trung bình khoảng 225 đô la Mỹ mỗi người trong năm (VnBusiness, 2020). Báo cáo e-Conomy SEA 2019 ước tính kinh tế Internet Việt Nam đạt khoảng 12 tỷ đô la Mỹ, tăng khoảng 38–39% mỗi năm giai đoạn 2015–2019 (Tuổi Trẻ News, 2019).</w:t>
+        <w:t>Nguồn: Vertex Ventures. (2024). Coolmate wants to be Vietnam’s next unicorn. https://www.vertexventures.sg/news/coolmate-wants-to-be-vietnams-next-unicorn/</w:t>
       </w:r>
     </w:p>
     <w:p>
@@ -1577,7 +2873,7 @@
           <w:color w:val="555555"/>
           <w:sz w:val="21"/>
         </w:rPr>
-        <w:t>Nguồn: Tạp chí Công Thương. (2020). Năm 2019, doanh số bán lẻ thương mại điện tử B2C đạt trên 10 tỷ USD. https://tapchicongthuong.vn/nam-2019--doanh-so-ban-le-thuong-mai-dien-tu-b2c-dat-tren-10-ty-usd-74423.htm</w:t>
+        <w:t>Nguồn: The Org. (không ghi ngày). Xuan Lan Nguyen Hoai – Co-Founder and Marketing Director at Coolmate. Truy cập ngày 10 tháng 10 năm 2026, tại https://theorg.com/org/coolmate/org-chart/xuan-lan-nguyen-hoai</w:t>
       </w:r>
     </w:p>
     <w:p>
@@ -1587,7 +2883,7 @@
           <w:color w:val="555555"/>
           <w:sz w:val="21"/>
         </w:rPr>
-        <w:t>Nguồn: VnBusiness. (2020). Hơn 44 triệu người dân Việt Nam tham gia mua sắm trực tuyến. https://vnbusiness.vn/hon-44-trieu-nguoi-dan-viet-nam-tham-gia-mua-sam-truc-tuyen.html</w:t>
+        <w:t>Nguồn: CafeBiz. (2021, 4 tháng 5). Chân dung startup Coolmate vừa gọi vốn thành công 500.000 USD trên Shark Tank. https://cafebiz.vn/chan-dung-startup-coolmate-vua-goi-von-thanh-cong-500000-usd-tren-shark-tank-tung-di-thi-khoi-nghiep-chi-lot-top-10-nay-da-la-ong-trum-ban-chuc-nghin-don-tren-shopee-20210504091320202.chn</w:t>
       </w:r>
     </w:p>
     <w:p>
@@ -1597,7 +2893,131 @@
           <w:color w:val="555555"/>
           <w:sz w:val="21"/>
         </w:rPr>
-        <w:t>Nguồn: Tuổi Trẻ News. (2019, 4 tháng 10). Vietnam, Indonesia lead ASEAN in internet economy growth: Google report. https://tuoitrenews.vn/news/business/20191004/vietnam-indonesia-lead-asean-in-internet-economy-growth-google-report/51454.html</w:t>
+        <w:t>Nguồn: Forbes Việt Nam. (2022). Startup thời trang không có cửa hàng, không có nhà máy, chỉ bán online. https://forbes.vn/startup-thoi-trang-noi-khong-voi-mo-cua-hang/</w:t>
+      </w:r>
+    </w:p>
+    <w:p>
+      <w:pPr>
+        <w:jc w:val="both"/>
+      </w:pPr>
+      <w:r>
+        <w:rPr>
+          <w:i w:val="0"/>
+        </w:rPr>
+        <w:t>Ông Phạm Chí Nhu: kinh nghiệm kiểm toán giúp ông có tư duy tài chính, còn thời gian quản lý trang thương mại điện tử thời trang và tự bán hàng trên Shopee giúp ông hiểu cả chuỗi giá trị lẫn hạn chế của mô hình bán qua sàn – từ đó hình thành ý tưởng bán trực tiếp (Vietcetera, 2020; Vertex Ventures, 2024). Ông theo học Đại học Ngoại thương (Crunchbase, không ghi ngày); hồ sơ CB Insights liệt kê Deloitte và adidas trong quá trình làm việc trước đây (CB Insights, không ghi ngày).</w:t>
+      </w:r>
+    </w:p>
+    <w:p>
+      <w:r>
+        <w:rPr>
+          <w:i/>
+          <w:color w:val="555555"/>
+          <w:sz w:val="21"/>
+        </w:rPr>
+        <w:t>Nguồn: Vietcetera. (2020). A brand’s story: Coolmate – A smart solution for the male wardrobe. https://vietcetera.com/en/a-brands-story-coolmate--a-smart-solution-for-the-male-wardrobe</w:t>
+      </w:r>
+    </w:p>
+    <w:p>
+      <w:r>
+        <w:rPr>
+          <w:i/>
+          <w:color w:val="555555"/>
+          <w:sz w:val="21"/>
+        </w:rPr>
+        <w:t>Nguồn: Vertex Ventures. (2024). Coolmate wants to be Vietnam’s next unicorn. https://www.vertexventures.sg/news/coolmate-wants-to-be-vietnams-next-unicorn/</w:t>
+      </w:r>
+    </w:p>
+    <w:p>
+      <w:r>
+        <w:rPr>
+          <w:i/>
+          <w:color w:val="555555"/>
+          <w:sz w:val="21"/>
+        </w:rPr>
+        <w:t>Nguồn: Crunchbase. (không ghi ngày). Nhu Pham – CEO &amp; Founder @ COOLMATE. Truy cập ngày 10 tháng 10 năm 2026, tại https://www.crunchbase.com/person/nhu-pham-b90c</w:t>
+      </w:r>
+    </w:p>
+    <w:p>
+      <w:r>
+        <w:rPr>
+          <w:i/>
+          <w:color w:val="555555"/>
+          <w:sz w:val="21"/>
+        </w:rPr>
+        <w:t>Nguồn: CB Insights. (không ghi ngày). CoolMate – CEO, founder, key executive team. Truy cập ngày 10 tháng 10 năm 2026, tại https://www.cbinsights.com/company/coolmate/people</w:t>
+      </w:r>
+    </w:p>
+    <w:p>
+      <w:pPr>
+        <w:jc w:val="both"/>
+      </w:pPr>
+      <w:r>
+        <w:rPr>
+          <w:i w:val="0"/>
+        </w:rPr>
+        <w:t>Bà Nguyễn Hoài Xuân Lan: từng làm Giám đốc điều hành một công ty dịch vụ tiếp thị trong khoảng 2 năm, có kinh nghiệm tiếp thị trực tuyến (CafeBiz, 2021). Đây là năng lực quan trọng với một thương hiệu chỉ bán qua mạng ở giai đoạn đầu.</w:t>
+      </w:r>
+    </w:p>
+    <w:p>
+      <w:r>
+        <w:rPr>
+          <w:i/>
+          <w:color w:val="555555"/>
+          <w:sz w:val="21"/>
+        </w:rPr>
+        <w:t>Nguồn: CafeBiz. (2021, 4 tháng 5). Chân dung startup Coolmate vừa gọi vốn thành công 500.000 USD trên Shark Tank. https://cafebiz.vn/chan-dung-startup-coolmate-vua-goi-von-thanh-cong-500000-usd-tren-shark-tank-tung-di-thi-khoi-nghiep-chi-lot-top-10-nay-da-la-ong-trum-ban-chuc-nghin-don-tren-shopee-20210504091320202.chn</w:t>
+      </w:r>
+    </w:p>
+    <w:p>
+      <w:r>
+        <w:rPr>
+          <w:i/>
+          <w:color w:val="555555"/>
+          <w:sz w:val="21"/>
+        </w:rPr>
+        <w:t>Nguồn: The Org. (không ghi ngày). Xuan Lan Nguyen Hoai – Co-Founder and Marketing Director at Coolmate. Truy cập ngày 10 tháng 10 năm 2026, tại https://theorg.com/org/coolmate/org-chart/xuan-lan-nguyen-hoai</w:t>
+      </w:r>
+    </w:p>
+    <w:p>
+      <w:pPr>
+        <w:jc w:val="both"/>
+      </w:pPr>
+      <w:r>
+        <w:rPr>
+          <w:i w:val="0"/>
+        </w:rPr>
+        <w:t>Ông Nguyễn Văn Hiệp: từng là trưởng nhóm kỹ thuật tại Ecomobi (CafeBiz, 2021; Forbes Việt Nam, 2022). Ông chủ trương tự xây dựng hệ thống quản trị doanh nghiệp nội bộ thay vì dùng phần mềm bên thứ ba, vì cho rằng như vậy Coolmate mới kiểm soát được hệ thống (Forbes Việt Nam, 2022).</w:t>
+      </w:r>
+    </w:p>
+    <w:p>
+      <w:r>
+        <w:rPr>
+          <w:i/>
+          <w:color w:val="555555"/>
+          <w:sz w:val="21"/>
+        </w:rPr>
+        <w:t>Nguồn: CafeBiz. (2021, 4 tháng 5). Chân dung startup Coolmate vừa gọi vốn thành công 500.000 USD trên Shark Tank. https://cafebiz.vn/chan-dung-startup-coolmate-vua-goi-von-thanh-cong-500000-usd-tren-shark-tank-tung-di-thi-khoi-nghiep-chi-lot-top-10-nay-da-la-ong-trum-ban-chuc-nghin-don-tren-shopee-20210504091320202.chn</w:t>
+      </w:r>
+    </w:p>
+    <w:p>
+      <w:r>
+        <w:rPr>
+          <w:i/>
+          <w:color w:val="555555"/>
+          <w:sz w:val="21"/>
+        </w:rPr>
+        <w:t>Nguồn: Forbes Việt Nam. (2022). Startup thời trang không có cửa hàng, không có nhà máy, chỉ bán online. https://forbes.vn/startup-thoi-trang-noi-khong-voi-mo-cua-hang/</w:t>
+      </w:r>
+    </w:p>
+    <w:p>
+      <w:pPr>
+        <w:jc w:val="both"/>
+      </w:pPr>
+      <w:r>
+        <w:rPr>
+          <w:i w:val="0"/>
+        </w:rPr>
+        <w:t>b) Sự bổ trợ của đội ngũ</w:t>
       </w:r>
     </w:p>
     <w:p>
@@ -1609,7 +3029,7 @@
           <w:b/>
           <w:i/>
         </w:rPr>
-        <w:t>Bảng 5. Dữ liệu thị trường trực tuyến năm 2019</w:t>
+        <w:t>Bảng 8. Mức độ bổ trợ của nhóm sáng lập</w:t>
       </w:r>
     </w:p>
     <w:tbl>
@@ -1636,7 +3056,7 @@
                 <w:color w:val="FFFFFF"/>
                 <w:sz w:val="23"/>
               </w:rPr>
-              <w:t>Chỉ báo thị trường (2019)</w:t>
+              <w:t>Năng lực cần có của thương hiệu bán trực tiếp</w:t>
             </w:r>
           </w:p>
         </w:tc>
@@ -1652,7 +3072,7 @@
                 <w:color w:val="FFFFFF"/>
                 <w:sz w:val="23"/>
               </w:rPr>
-              <w:t>Giá trị</w:t>
+              <w:t>Người đảm nhận</w:t>
             </w:r>
           </w:p>
         </w:tc>
@@ -1668,7 +3088,7 @@
                 <w:color w:val="FFFFFF"/>
                 <w:sz w:val="23"/>
               </w:rPr>
-              <w:t>Nguồn</w:t>
+              <w:t>Bằng chứng</w:t>
             </w:r>
           </w:p>
         </w:tc>
@@ -1683,7 +3103,7 @@
               <w:rPr>
                 <w:sz w:val="23"/>
               </w:rPr>
-              <w:t>Doanh số bán lẻ thương mại điện tử B2C</w:t>
+              <w:t>Sản phẩm, tài chính, chiến lược, gọi vốn</w:t>
             </w:r>
           </w:p>
         </w:tc>
@@ -1696,7 +3116,7 @@
               <w:rPr>
                 <w:sz w:val="23"/>
               </w:rPr>
-              <w:t>Khoảng 10,08 tỷ đô la Mỹ</w:t>
+              <w:t>Phạm Chí Nhu</w:t>
             </w:r>
           </w:p>
         </w:tc>
@@ -1709,7 +3129,7 @@
               <w:rPr>
                 <w:sz w:val="23"/>
               </w:rPr>
-              <w:t>Tạp chí Công Thương (2020)</w:t>
+              <w:t>Kinh nghiệm kiểm toán, thương mại điện tử thời trang; dẫn dắt nhiều vòng gọi vốn</w:t>
             </w:r>
           </w:p>
         </w:tc>
@@ -1724,7 +3144,7 @@
               <w:rPr>
                 <w:sz w:val="23"/>
               </w:rPr>
-              <w:t>Tỷ trọng trong tổng bán lẻ</w:t>
+              <w:t>Thu hút khách hàng</w:t>
             </w:r>
           </w:p>
         </w:tc>
@@ -1737,7 +3157,7 @@
               <w:rPr>
                 <w:sz w:val="23"/>
               </w:rPr>
-              <w:t>4,9%</w:t>
+              <w:t>Nguyễn Hoài Xuân Lan</w:t>
             </w:r>
           </w:p>
         </w:tc>
@@ -1750,7 +3170,7 @@
               <w:rPr>
                 <w:sz w:val="23"/>
               </w:rPr>
-              <w:t>Tạp chí Công Thương (2020)</w:t>
+              <w:t>Kinh nghiệm điều hành công ty tiếp thị</w:t>
             </w:r>
           </w:p>
         </w:tc>
@@ -1765,7 +3185,7 @@
               <w:rPr>
                 <w:sz w:val="23"/>
               </w:rPr>
-              <w:t>Số người mua sắm trực tuyến</w:t>
+              <w:t>Nền tảng công nghệ, dữ liệu</w:t>
             </w:r>
           </w:p>
         </w:tc>
@@ -1778,7 +3198,7 @@
               <w:rPr>
                 <w:sz w:val="23"/>
               </w:rPr>
-              <w:t>Khoảng 44,8 triệu</w:t>
+              <w:t>Nguyễn Văn Hiệp</w:t>
             </w:r>
           </w:p>
         </w:tc>
@@ -1791,89 +3211,7 @@
               <w:rPr>
                 <w:sz w:val="23"/>
               </w:rPr>
-              <w:t>VnBusiness (2020)</w:t>
-            </w:r>
-          </w:p>
-        </w:tc>
-      </w:tr>
-      <w:tr>
-        <w:tc>
-          <w:tcPr>
-            <w:tcW w:type="dxa" w:w="2880"/>
-          </w:tcPr>
-          <w:p>
-            <w:r>
-              <w:rPr>
-                <w:sz w:val="23"/>
-              </w:rPr>
-              <w:t>Chi tiêu bình quân mỗi người</w:t>
-            </w:r>
-          </w:p>
-        </w:tc>
-        <w:tc>
-          <w:tcPr>
-            <w:tcW w:type="dxa" w:w="2880"/>
-          </w:tcPr>
-          <w:p>
-            <w:r>
-              <w:rPr>
-                <w:sz w:val="23"/>
-              </w:rPr>
-              <w:t>Khoảng 225 đô la Mỹ/năm</w:t>
-            </w:r>
-          </w:p>
-        </w:tc>
-        <w:tc>
-          <w:tcPr>
-            <w:tcW w:type="dxa" w:w="2880"/>
-          </w:tcPr>
-          <w:p>
-            <w:r>
-              <w:rPr>
-                <w:sz w:val="23"/>
-              </w:rPr>
-              <w:t>VnBusiness (2020)</w:t>
-            </w:r>
-          </w:p>
-        </w:tc>
-      </w:tr>
-      <w:tr>
-        <w:tc>
-          <w:tcPr>
-            <w:tcW w:type="dxa" w:w="2880"/>
-          </w:tcPr>
-          <w:p>
-            <w:r>
-              <w:rPr>
-                <w:sz w:val="23"/>
-              </w:rPr>
-              <w:t>Tăng trưởng kinh tế Internet 2015–2019</w:t>
-            </w:r>
-          </w:p>
-        </w:tc>
-        <w:tc>
-          <w:tcPr>
-            <w:tcW w:type="dxa" w:w="2880"/>
-          </w:tcPr>
-          <w:p>
-            <w:r>
-              <w:rPr>
-                <w:sz w:val="23"/>
-              </w:rPr>
-              <w:t>Khoảng 38–39%/năm</w:t>
-            </w:r>
-          </w:p>
-        </w:tc>
-        <w:tc>
-          <w:tcPr>
-            <w:tcW w:type="dxa" w:w="2880"/>
-          </w:tcPr>
-          <w:p>
-            <w:r>
-              <w:rPr>
-                <w:sz w:val="23"/>
-              </w:rPr>
-              <w:t>Tuổi Trẻ News (2019)</w:t>
+              <w:t>Kinh nghiệm kỹ thuật tại Ecomobi; xây hệ thống nội bộ</w:t>
             </w:r>
           </w:p>
         </w:tc>
@@ -1888,7 +3226,7 @@
         <w:rPr>
           <w:i w:val="0"/>
         </w:rPr>
-        <w:t>c) Nhu cầu được nhà sáng lập phát hiện như thế nào</w:t>
+        <w:t>c) Bằng chứng về năng lực thực thi</w:t>
       </w:r>
     </w:p>
     <w:p>
@@ -1899,7 +3237,34 @@
         <w:rPr>
           <w:i w:val="0"/>
         </w:rPr>
-        <w:t>Ông Phạm Chí Nhu từng làm trong ngành kiểm toán và quản lý trang thương mại điện tử của một thương hiệu thời trang; trải nghiệm này khiến ông băn khoăn vì sao quần áo cùng chất lượng ở Việt Nam lại có giá chênh lệch nhiều so với Singapore (Vietcetera, 2020). Ông cũng từng bán quần áo trên Shopee và nhận ra phí sàn ăn mòn lợi nhuận, nên chuyển sang mô hình bán trực tiếp (Vertex Ventures, 2024).</w:t>
+        <w:t>Khởi đầu từ một nhà kho khoảng 20 mét vuông năm 2019, đội ngũ đã:</w:t>
+      </w:r>
+    </w:p>
+    <w:p>
+      <w:pPr>
+        <w:pStyle w:val="ListBullet"/>
+        <w:jc w:val="both"/>
+      </w:pPr>
+      <w:r>
+        <w:t>Gọi vốn thành công 500.000 đô la Mỹ trên chương trình Shark Tank Việt Nam năm 2021, đổi lấy 10% cổ phần cùng 2,5% cổ phần cố vấn; sau chương trình, trang mạng đạt kỷ lục khoảng 1 triệu lượt truy cập mỗi tháng (CafeBiz, 2021; Brands Vietnam, 2021).</w:t>
+      </w:r>
+    </w:p>
+    <w:p>
+      <w:pPr>
+        <w:pStyle w:val="ListBullet"/>
+        <w:jc w:val="both"/>
+      </w:pPr>
+      <w:r>
+        <w:t>Tăng doanh thu từ 39 tỷ đồng (2020) lên 363 tỷ đồng (2023) theo số liệu doanh nghiệp công bố (Coolmate, không ghi ngày-a).</w:t>
+      </w:r>
+    </w:p>
+    <w:p>
+      <w:pPr>
+        <w:pStyle w:val="ListBullet"/>
+        <w:jc w:val="both"/>
+      </w:pPr>
+      <w:r>
+        <w:t>Thuyết phục nhiều quỹ đầu tư qua các vòng: GSR Ventures (2022), Vertex Ventures và Kairous Capital (2024), Vertex Growth, Cool Japan Fund, YoungOne CVC (2025).</w:t>
       </w:r>
     </w:p>
     <w:p>
@@ -1909,7 +3274,7 @@
           <w:color w:val="555555"/>
           <w:sz w:val="21"/>
         </w:rPr>
-        <w:t>Nguồn: Vietcetera. (2020). A brand’s story: Coolmate – A smart solution for the male wardrobe. https://vietcetera.com/en/a-brands-story-coolmate--a-smart-solution-for-the-male-wardrobe</w:t>
+        <w:t>Nguồn: CafeBiz. (2021, 4 tháng 5). Chân dung startup Coolmate vừa gọi vốn thành công 500.000 USD trên Shark Tank. https://cafebiz.vn/chan-dung-startup-coolmate-vua-goi-von-thanh-cong-500000-usd-tren-shark-tank-tung-di-thi-khoi-nghiep-chi-lot-top-10-nay-da-la-ong-trum-ban-chuc-nghin-don-tren-shopee-20210504091320202.chn</w:t>
       </w:r>
     </w:p>
     <w:p>
@@ -1919,18 +3284,47 @@
           <w:color w:val="555555"/>
           <w:sz w:val="21"/>
         </w:rPr>
-        <w:t>Nguồn: Vertex Ventures. (2024). Coolmate wants to be Vietnam’s next unicorn. https://www.vertexventures.sg/news/coolmate-wants-to-be-vietnams-next-unicorn/</w:t>
+        <w:t>Nguồn: Brands Vietnam. (2021). Sau Shark Tank, Coolmate đạt kỷ lục 1 triệu traffic/tháng. https://www.brandsvietnam.com/22165-Sau-Shark-Tank-Coolmate-dat-ky-luc-1-trieu-traffic-thang</w:t>
       </w:r>
     </w:p>
     <w:p>
-      <w:pPr>
-        <w:jc w:val="both"/>
-      </w:pPr>
       <w:r>
         <w:rPr>
-          <w:i w:val="0"/>
+          <w:i/>
+          <w:color w:val="555555"/>
+          <w:sz w:val="21"/>
         </w:rPr>
-        <w:t>d) Các điểm đau của khách hàng nam năm 2019</w:t>
+        <w:t>Nguồn: Coolmate. (không ghi ngày-a). Coolmate 101: Hành trình và các cột mốc phát triển. Truy cập ngày 10 tháng 10 năm 2026, tại https://www.coolmate.me/lp/coolmate-101</w:t>
+      </w:r>
+    </w:p>
+    <w:p>
+      <w:r>
+        <w:rPr>
+          <w:i/>
+          <w:color w:val="555555"/>
+          <w:sz w:val="21"/>
+        </w:rPr>
+        <w:t>Nguồn: Brands Vietnam. (2022). Coolmate vừa nhận thêm 2,3 triệu USD cho vòng Series A từ GSR Ventures. https://www.brandsvietnam.com/23086-Coolmate-vua-nhan-them-2-3-trieu-USD-cho-vong-Series-A-tu-GSR-Ventures</w:t>
+      </w:r>
+    </w:p>
+    <w:p>
+      <w:r>
+        <w:rPr>
+          <w:i/>
+          <w:color w:val="555555"/>
+          <w:sz w:val="21"/>
+        </w:rPr>
+        <w:t>Nguồn: The Leader. (2024). Coolmate gọi vốn 6 triệu USD, tham vọng xuất hàng sang Mỹ. https://theleader.vn/coolmate-goi-von-6-trieu-usd-tham-vong-xuat-hang-sang-my-d37758.html</w:t>
+      </w:r>
+    </w:p>
+    <w:p>
+      <w:r>
+        <w:rPr>
+          <w:i/>
+          <w:color w:val="555555"/>
+          <w:sz w:val="21"/>
+        </w:rPr>
+        <w:t>Nguồn: Coolmate. (2025, ngày 3 tháng 11). Coolmate gọi vốn thành công vòng đầu tư tăng trưởng, mở ra chương mới cho thương hiệu Việt. https://www.coolmate.me/blog/coolmate-goi-von-thanh-cong-series-c-mo-ra-chuong-moi-cho-thuong-hieu-viet</w:t>
       </w:r>
     </w:p>
     <w:p>
@@ -1942,7 +3336,7 @@
           <w:b/>
           <w:i/>
         </w:rPr>
-        <w:t>Bảng 6. Điểm đau của khách hàng khi Coolmate khởi nghiệp</w:t>
+        <w:t>Bảng 9. Doanh thu Coolmate giai đoạn 2020–2023</w:t>
       </w:r>
     </w:p>
     <w:tbl>
@@ -1969,7 +3363,7 @@
                 <w:color w:val="FFFFFF"/>
                 <w:sz w:val="23"/>
               </w:rPr>
-              <w:t>Điểm đau</w:t>
+              <w:t>Năm</w:t>
             </w:r>
           </w:p>
         </w:tc>
@@ -1985,7 +3379,7 @@
                 <w:color w:val="FFFFFF"/>
                 <w:sz w:val="23"/>
               </w:rPr>
-              <w:t>Bằng chứng</w:t>
+              <w:t>Doanh thu công bố</w:t>
             </w:r>
           </w:p>
         </w:tc>
@@ -2001,7 +3395,7 @@
                 <w:color w:val="FFFFFF"/>
                 <w:sz w:val="23"/>
               </w:rPr>
-              <w:t>Mức độ</w:t>
+              <w:t>Tăng so với năm trước (người viết tính)</w:t>
             </w:r>
           </w:p>
         </w:tc>
@@ -2016,7 +3410,7 @@
               <w:rPr>
                 <w:sz w:val="23"/>
               </w:rPr>
-              <w:t>Ngân sách thời trang thấp, cần giá phổ thông</w:t>
+              <w:t>2020</w:t>
             </w:r>
           </w:p>
         </w:tc>
@@ -2029,7 +3423,7 @@
               <w:rPr>
                 <w:sz w:val="23"/>
               </w:rPr>
-              <w:t>Khoảng 50–58% chi dưới 300.000–500.000 đồng/tháng (Q&amp;Me, 2017a, 2017b)</w:t>
+              <w:t>39 tỷ đồng</w:t>
             </w:r>
           </w:p>
         </w:tc>
@@ -2042,7 +3436,7 @@
               <w:rPr>
                 <w:sz w:val="23"/>
               </w:rPr>
-              <w:t>Cao</w:t>
+              <w:t>–</w:t>
             </w:r>
           </w:p>
         </w:tc>
@@ -2057,7 +3451,7 @@
               <w:rPr>
                 <w:sz w:val="23"/>
               </w:rPr>
-              <w:t>Sợ hàng giả, hàng không giống mô tả</w:t>
+              <w:t>2021</w:t>
             </w:r>
           </w:p>
         </w:tc>
@@ -2070,7 +3464,7 @@
               <w:rPr>
                 <w:sz w:val="23"/>
               </w:rPr>
-              <w:t>Rào cản lớn nhất khi mua trực tuyến (Brands Vietnam, 2018)</w:t>
+              <w:t>137 tỷ đồng</w:t>
             </w:r>
           </w:p>
         </w:tc>
@@ -2083,7 +3477,7 @@
               <w:rPr>
                 <w:sz w:val="23"/>
               </w:rPr>
-              <w:t>Cao</w:t>
+              <w:t>Khoảng 251,3%</w:t>
             </w:r>
           </w:p>
         </w:tc>
@@ -2098,7 +3492,7 @@
               <w:rPr>
                 <w:sz w:val="23"/>
               </w:rPr>
-              <w:t>Không được thử, sợ mua sai kích cỡ</w:t>
+              <w:t>2022</w:t>
             </w:r>
           </w:p>
         </w:tc>
@@ -2111,7 +3505,7 @@
               <w:rPr>
                 <w:sz w:val="23"/>
               </w:rPr>
-              <w:t>Người mua muốn chạm, thử trước khi mua (Brands Vietnam, 2018)</w:t>
+              <w:t>292,8 tỷ đồng</w:t>
             </w:r>
           </w:p>
         </w:tc>
@@ -2124,7 +3518,7 @@
               <w:rPr>
                 <w:sz w:val="23"/>
               </w:rPr>
-              <w:t>Cao</w:t>
+              <w:t>Khoảng 113,7%</w:t>
             </w:r>
           </w:p>
         </w:tc>
@@ -2139,7 +3533,7 @@
               <w:rPr>
                 <w:sz w:val="23"/>
               </w:rPr>
-              <w:t>Khách nam ít được các thương hiệu chú ý</w:t>
+              <w:t>2023</w:t>
             </w:r>
           </w:p>
         </w:tc>
@@ -2152,7 +3546,7 @@
               <w:rPr>
                 <w:sz w:val="23"/>
               </w:rPr>
-              <w:t>Nam chỉ chiếm 40% người mua trực tuyến (Brands Vietnam, 2018)</w:t>
+              <w:t>363 tỷ đồng</w:t>
             </w:r>
           </w:p>
         </w:tc>
@@ -2165,1373 +3559,13 @@
               <w:rPr>
                 <w:sz w:val="23"/>
               </w:rPr>
-              <w:t>Trung bình</w:t>
+              <w:t>Khoảng 24,0%</w:t>
             </w:r>
           </w:p>
         </w:tc>
       </w:tr>
     </w:tbl>
     <w:p/>
-    <w:p>
-      <w:r>
-        <w:rPr>
-          <w:i/>
-          <w:color w:val="555555"/>
-          <w:sz w:val="21"/>
-        </w:rPr>
-        <w:t>Nguồn: Q&amp;Me. (2017a). Thói quen mua sắm thời trang của người Việt [Báo cáo nghiên cứu thị trường]. https://qandme.net/vi/baibaocao/thoi-quen-mua-sam-thoi-trang-cua-nguoi-viet.html</w:t>
-      </w:r>
-    </w:p>
-    <w:p>
-      <w:r>
-        <w:rPr>
-          <w:i/>
-          <w:color w:val="555555"/>
-          <w:sz w:val="21"/>
-        </w:rPr>
-        <w:t>Nguồn: Q&amp;Me. (2017b). Các thương hiệu thời trang Việt phổ biến [Báo cáo nghiên cứu thị trường]. https://qandme.net/vi/baibaocao/cac-thuong-hieu-thoi-trang-viet-pho-bien.html</w:t>
-      </w:r>
-    </w:p>
-    <w:p>
-      <w:r>
-        <w:rPr>
-          <w:i/>
-          <w:color w:val="555555"/>
-          <w:sz w:val="21"/>
-        </w:rPr>
-        <w:t>Nguồn: Brands Vietnam. (2018). Nielsen: Thương mại điện tử Việt Nam có thể đạt 10 tỷ USD. https://www.brandsvietnam.com/17321-Nielsen-Thuong-mai-dien-tu-Viet-Nam-co-the-dat-10-ty-USD</w:t>
-      </w:r>
-    </w:p>
-    <w:p>
-      <w:pPr>
-        <w:jc w:val="both"/>
-      </w:pPr>
-      <w:r>
-        <w:rPr>
-          <w:i w:val="0"/>
-        </w:rPr>
-        <w:t>e) Kiểm chứng bằng dữ liệu các năm sau</w:t>
-      </w:r>
-    </w:p>
-    <w:p>
-      <w:pPr>
-        <w:jc w:val="both"/>
-      </w:pPr>
-      <w:r>
-        <w:rPr>
-          <w:i w:val="0"/>
-        </w:rPr>
-        <w:t>Khảo sát của Q&amp;Me năm 2025 cho thấy 49% nam giới mua quần áo, phụ kiện trực tuyến (so với 62% ở nữ) (CASK Vietnam, 2025); khảo sát 1.305 người trên nền tảng Cốc Cốc ghi nhận nam giới tập trung vào đồ thiết yếu như quần áo, giày dép (Brands Vietnam, 2024). Riêng Coolmate bán gần 2 triệu chiếc quần lót trong năm 2024 (Tuổi Trẻ, 2025) và hơn 5,7 triệu sản phẩm cho khoảng 1,2 triệu khách năm 2025 (Bùi, 2026) – bằng chứng rằng nhu cầu đồ thiết yếu của nam giới là có thật và lặp lại thường xuyên.</w:t>
-      </w:r>
-    </w:p>
-    <w:p>
-      <w:r>
-        <w:rPr>
-          <w:i/>
-          <w:color w:val="555555"/>
-          <w:sz w:val="21"/>
-        </w:rPr>
-        <w:t>Nguồn: CASK Vietnam. (2025). Người Việt đang đổ tiền mua gì nhiều nhất trên online? https://www.cask.vn/ecommerce/nguoi-viet-mua-gi-nhieu-nhat-online-2025/</w:t>
-      </w:r>
-    </w:p>
-    <w:p>
-      <w:r>
-        <w:rPr>
-          <w:i/>
-          <w:color w:val="555555"/>
-          <w:sz w:val="21"/>
-        </w:rPr>
-        <w:t>Nguồn: Brands Vietnam. (2024). Chuyện mua sắm thời trang của người Việt. https://www.brandsvietnam.com/congdong/topic/chuyen-mua-sam-thoi-trang-cua-nguoi-viet</w:t>
-      </w:r>
-    </w:p>
-    <w:p>
-      <w:r>
-        <w:rPr>
-          <w:i/>
-          <w:color w:val="555555"/>
-          <w:sz w:val="21"/>
-        </w:rPr>
-        <w:t>Nguồn: Tuổi Trẻ. (2025, 7 tháng 1). Start-up bán gần 2 triệu chiếc quần lót năm 2024 tham vọng thành “kỳ lân”. https://tuoitre.vn/startup-ban-gan-2-trieu-chiec-quan-lot-nam-2024-tham-vong-thanh-ky-lan-20250107183310267.htm</w:t>
-      </w:r>
-    </w:p>
-    <w:p>
-      <w:r>
-        <w:rPr>
-          <w:i/>
-          <w:color w:val="555555"/>
-          <w:sz w:val="21"/>
-        </w:rPr>
-        <w:t>Nguồn: Bùi, N. (2026, ngày 25 tháng 2). Phạm Chí Nhu, nhà sáng lập Coolmate: Thế giới đã chọn Việt Nam, không lẽ doanh nghiệp lại thiếu tự tin. Liên đoàn Thương mại và Công nghiệp Việt Nam. https://vcci.com.vn/news/pham-chi-nhu-ceo-nha-sang-lap-coolmate-the-gioi-da-chon-viet-nam-khong-le-doanh-nghiep-lai-thieu-tu-tin</w:t>
-      </w:r>
-    </w:p>
-    <w:p>
-      <w:pPr>
-        <w:jc w:val="both"/>
-      </w:pPr>
-      <w:r>
-        <w:rPr>
-          <w:i w:val="0"/>
-        </w:rPr>
-        <w:t>f) Hạn chế</w:t>
-      </w:r>
-    </w:p>
-    <w:p>
-      <w:pPr>
-        <w:jc w:val="both"/>
-      </w:pPr>
-      <w:r>
-        <w:rPr>
-          <w:i w:val="0"/>
-        </w:rPr>
-        <w:t>Các khảo sát năm 2017–2019 không tách riêng số liệu nam giới mua đồ cơ bản; người viết phải suy luận từ dữ liệu thời trang chung và tỷ lệ nam trong người mua trực tuyến. Ngoài ra, ngân sách thời trang thấp cho thấy khách hàng rất nhạy cảm giá – dễ chuyển sang nhà bán rẻ hơn.</w:t>
-      </w:r>
-    </w:p>
-    <w:p>
-      <w:pPr>
-        <w:jc w:val="both"/>
-      </w:pPr>
-      <w:r>
-        <w:rPr>
-          <w:b/>
-        </w:rPr>
-        <w:t xml:space="preserve">Đánh giá: </w:t>
-      </w:r>
-      <w:r>
-        <w:rPr>
-          <w:i w:val="0"/>
-        </w:rPr>
-        <w:t>Dữ liệu khảo sát và thị trường đều cho thấy nhu cầu mua thời trang giá phổ thông, tiện lợi, đáng tin cậy là có thật và lớn tại thời điểm năm 2019, trong khi khách nam còn ít được chú ý. Chấm 4/5 vì chưa có khảo sát riêng về nam giới mua đồ cơ bản ở giai đoạn này và khách hàng rất nhạy cảm giá.</w:t>
-      </w:r>
-    </w:p>
-    <w:p>
-      <w:pPr>
-        <w:pStyle w:val="Heading2"/>
-      </w:pPr>
-      <w:r>
-        <w:rPr>
-          <w:rFonts w:ascii="Times New Roman" w:hAnsi="Times New Roman"/>
-          <w:color w:val="1F3A60"/>
-        </w:rPr>
-        <w:t>2. Giải pháp – 4/5</w:t>
-      </w:r>
-    </w:p>
-    <w:p>
-      <w:pPr>
-        <w:jc w:val="both"/>
-      </w:pPr>
-      <w:r>
-        <w:rPr>
-          <w:b/>
-        </w:rPr>
-        <w:t xml:space="preserve">Câu hỏi đặt ra: </w:t>
-      </w:r>
-      <w:r>
-        <w:rPr>
-          <w:i/>
-        </w:rPr>
-        <w:t>Sản phẩm và cách phục vụ của Coolmate có giải quyết đúng các điểm đau không? Khác biệt ở đâu? Lợi thế giữ được đến mức nào?</w:t>
-      </w:r>
-    </w:p>
-    <w:p>
-      <w:pPr>
-        <w:jc w:val="both"/>
-      </w:pPr>
-      <w:r>
-        <w:rPr>
-          <w:i w:val="0"/>
-        </w:rPr>
-        <w:t>a) Gói giải pháp ba thành phần</w:t>
-      </w:r>
-    </w:p>
-    <w:p>
-      <w:pPr>
-        <w:jc w:val="center"/>
-      </w:pPr>
-      <w:r>
-        <w:rPr>
-          <w:b/>
-          <w:i/>
-        </w:rPr>
-        <w:t>Bảng 7. Giải pháp của Coolmate</w:t>
-      </w:r>
-    </w:p>
-    <w:tbl>
-      <w:tblPr>
-        <w:tblStyle w:val="TableGrid"/>
-        <w:tblW w:type="auto" w:w="0"/>
-        <w:tblLook w:firstColumn="1" w:firstRow="1" w:lastColumn="0" w:lastRow="0" w:noHBand="0" w:noVBand="1" w:val="04A0"/>
-      </w:tblPr>
-      <w:tblGrid>
-        <w:gridCol w:w="2880"/>
-        <w:gridCol w:w="2880"/>
-        <w:gridCol w:w="2880"/>
-      </w:tblGrid>
-      <w:tr>
-        <w:tc>
-          <w:tcPr>
-            <w:tcW w:type="dxa" w:w="2880"/>
-            <w:shd w:val="clear" w:fill="1F3A60"/>
-          </w:tcPr>
-          <w:p>
-            <w:r>
-              <w:rPr>
-                <w:b/>
-                <w:color w:val="FFFFFF"/>
-                <w:sz w:val="23"/>
-              </w:rPr>
-              <w:t>Thành phần</w:t>
-            </w:r>
-          </w:p>
-        </w:tc>
-        <w:tc>
-          <w:tcPr>
-            <w:tcW w:type="dxa" w:w="2880"/>
-            <w:shd w:val="clear" w:fill="1F3A60"/>
-          </w:tcPr>
-          <w:p>
-            <w:r>
-              <w:rPr>
-                <w:b/>
-                <w:color w:val="FFFFFF"/>
-                <w:sz w:val="23"/>
-              </w:rPr>
-              <w:t>Nội dung</w:t>
-            </w:r>
-          </w:p>
-        </w:tc>
-        <w:tc>
-          <w:tcPr>
-            <w:tcW w:type="dxa" w:w="2880"/>
-            <w:shd w:val="clear" w:fill="1F3A60"/>
-          </w:tcPr>
-          <w:p>
-            <w:r>
-              <w:rPr>
-                <w:b/>
-                <w:color w:val="FFFFFF"/>
-                <w:sz w:val="23"/>
-              </w:rPr>
-              <w:t>Điểm đau được giải quyết</w:t>
-            </w:r>
-          </w:p>
-        </w:tc>
-      </w:tr>
-      <w:tr>
-        <w:tc>
-          <w:tcPr>
-            <w:tcW w:type="dxa" w:w="2880"/>
-          </w:tcPr>
-          <w:p>
-            <w:r>
-              <w:rPr>
-                <w:sz w:val="23"/>
-              </w:rPr>
-              <w:t>Sản phẩm</w:t>
-            </w:r>
-          </w:p>
-        </w:tc>
-        <w:tc>
-          <w:tcPr>
-            <w:tcW w:type="dxa" w:w="2880"/>
-          </w:tcPr>
-          <w:p>
-            <w:r>
-              <w:rPr>
-                <w:sz w:val="23"/>
-              </w:rPr>
-              <w:t>Đồ cơ bản ít phụ thuộc trào lưu; chất liệu Excool thấm hút, nhanh khô, co giãn</w:t>
-            </w:r>
-          </w:p>
-        </w:tc>
-        <w:tc>
-          <w:tcPr>
-            <w:tcW w:type="dxa" w:w="2880"/>
-          </w:tcPr>
-          <w:p>
-            <w:r>
-              <w:rPr>
-                <w:sz w:val="23"/>
-              </w:rPr>
-              <w:t>Chất lượng không đồng đều</w:t>
-            </w:r>
-          </w:p>
-        </w:tc>
-      </w:tr>
-      <w:tr>
-        <w:tc>
-          <w:tcPr>
-            <w:tcW w:type="dxa" w:w="2880"/>
-          </w:tcPr>
-          <w:p>
-            <w:r>
-              <w:rPr>
-                <w:sz w:val="23"/>
-              </w:rPr>
-              <w:t>Kênh bán</w:t>
-            </w:r>
-          </w:p>
-        </w:tc>
-        <w:tc>
-          <w:tcPr>
-            <w:tcW w:type="dxa" w:w="2880"/>
-          </w:tcPr>
-          <w:p>
-            <w:r>
-              <w:rPr>
-                <w:sz w:val="23"/>
-              </w:rPr>
-              <w:t>Bán trực tiếp qua trang mạng riêng, sau mở rộng ra sàn và cửa hàng</w:t>
-            </w:r>
-          </w:p>
-        </w:tc>
-        <w:tc>
-          <w:tcPr>
-            <w:tcW w:type="dxa" w:w="2880"/>
-          </w:tcPr>
-          <w:p>
-            <w:r>
-              <w:rPr>
-                <w:sz w:val="23"/>
-              </w:rPr>
-              <w:t>Tốn thời gian đi mua</w:t>
-            </w:r>
-          </w:p>
-        </w:tc>
-      </w:tr>
-      <w:tr>
-        <w:tc>
-          <w:tcPr>
-            <w:tcW w:type="dxa" w:w="2880"/>
-          </w:tcPr>
-          <w:p>
-            <w:r>
-              <w:rPr>
-                <w:sz w:val="23"/>
-              </w:rPr>
-              <w:t>Hậu mãi</w:t>
-            </w:r>
-          </w:p>
-        </w:tc>
-        <w:tc>
-          <w:tcPr>
-            <w:tcW w:type="dxa" w:w="2880"/>
-          </w:tcPr>
-          <w:p>
-            <w:r>
-              <w:rPr>
-                <w:sz w:val="23"/>
-              </w:rPr>
-              <w:t>Đổi trả 60 ngày với sản phẩm đủ điều kiện, kể cả một số sản phẩm đã sử dụng</w:t>
-            </w:r>
-          </w:p>
-        </w:tc>
-        <w:tc>
-          <w:tcPr>
-            <w:tcW w:type="dxa" w:w="2880"/>
-          </w:tcPr>
-          <w:p>
-            <w:r>
-              <w:rPr>
-                <w:sz w:val="23"/>
-              </w:rPr>
-              <w:t>Sợ mua sai</w:t>
-            </w:r>
-          </w:p>
-        </w:tc>
-      </w:tr>
-      <w:tr>
-        <w:tc>
-          <w:tcPr>
-            <w:tcW w:type="dxa" w:w="2880"/>
-          </w:tcPr>
-          <w:p>
-            <w:r>
-              <w:rPr>
-                <w:sz w:val="23"/>
-              </w:rPr>
-              <w:t>Giá</w:t>
-            </w:r>
-          </w:p>
-        </w:tc>
-        <w:tc>
-          <w:tcPr>
-            <w:tcW w:type="dxa" w:w="2880"/>
-          </w:tcPr>
-          <w:p>
-            <w:r>
-              <w:rPr>
-                <w:sz w:val="23"/>
-              </w:rPr>
-              <w:t>Phổ thông: quần lót khoảng 129.000 đồng, áo thun thể thao khoảng 199.000 đồng</w:t>
-            </w:r>
-          </w:p>
-        </w:tc>
-        <w:tc>
-          <w:tcPr>
-            <w:tcW w:type="dxa" w:w="2880"/>
-          </w:tcPr>
-          <w:p>
-            <w:r>
-              <w:rPr>
-                <w:sz w:val="23"/>
-              </w:rPr>
-              <w:t>Hàng tốt thì đắt</w:t>
-            </w:r>
-          </w:p>
-        </w:tc>
-      </w:tr>
-    </w:tbl>
-    <w:p/>
-    <w:p>
-      <w:r>
-        <w:rPr>
-          <w:i/>
-          <w:color w:val="555555"/>
-          <w:sz w:val="21"/>
-        </w:rPr>
-        <w:t>Nguồn: Coolmate. (2023a, ngày 19 tháng 6). Khám phá dòng sản phẩm mang công nghệ vải Excool. https://www.coolmate.me/blog/dong-san-pham-cong-nghe-excool-tai-coolmate-2044</w:t>
-      </w:r>
-    </w:p>
-    <w:p>
-      <w:r>
-        <w:rPr>
-          <w:i/>
-          <w:color w:val="555555"/>
-          <w:sz w:val="21"/>
-        </w:rPr>
-        <w:t>Nguồn: Coolmate. (không ghi ngày-d). Dịch vụ 60 ngày đổi trả. Truy cập ngày 10 tháng 10 năm 2026, tại https://www.coolmate.me/page/dich-vu-60-ngay-doi-tra</w:t>
-      </w:r>
-    </w:p>
-    <w:p>
-      <w:r>
-        <w:rPr>
-          <w:i/>
-          <w:color w:val="555555"/>
-          <w:sz w:val="21"/>
-        </w:rPr>
-        <w:t>Nguồn: Coolmate. (không ghi ngày-e). Quần lót nam chạy bộ Fast &amp; Free (trang sản phẩm). Truy cập ngày 10 tháng 10 năm 2026, tại https://www.coolmate.me/product/quan-lot-nam-chay-bo-fast-free-run?color=den</w:t>
-      </w:r>
-    </w:p>
-    <w:p>
-      <w:r>
-        <w:rPr>
-          <w:i/>
-          <w:color w:val="555555"/>
-          <w:sz w:val="21"/>
-        </w:rPr>
-        <w:t>Nguồn: Coolmate. (không ghi ngày-f). Áo thun nam thể thao Active (trang sản phẩm). Truy cập ngày 10 tháng 10 năm 2026, tại https://www.coolmate.me/product/ao-thun-the-thao-active-phoi-mau-thoang-khi2?color=den</w:t>
-      </w:r>
-    </w:p>
-    <w:p>
-      <w:pPr>
-        <w:jc w:val="both"/>
-      </w:pPr>
-      <w:r>
-        <w:rPr>
-          <w:i w:val="0"/>
-        </w:rPr>
-        <w:t>b) Mô hình bán trực tiếp – nguồn gốc của giá hợp lý</w:t>
-      </w:r>
-    </w:p>
-    <w:p>
-      <w:pPr>
-        <w:jc w:val="both"/>
-      </w:pPr>
-      <w:r>
-        <w:rPr>
-          <w:i w:val="0"/>
-        </w:rPr>
-        <w:t>Bằng cách bán thẳng tới người tiêu dùng qua kênh trực tuyến, Coolmate cắt giảm chi phí trung gian và chi phí cửa hàng của bán lẻ truyền thống (Đại biểu Nhân dân, 2022), từ đó dồn chi phí vào chất lượng sản phẩm và trải nghiệm mua hàng thay vì quảng cáo rầm rộ (Brands Vietnam, 2023).</w:t>
-      </w:r>
-    </w:p>
-    <w:p>
-      <w:r>
-        <w:rPr>
-          <w:i/>
-          <w:color w:val="555555"/>
-          <w:sz w:val="21"/>
-        </w:rPr>
-        <w:t>Nguồn: Đại biểu Nhân dân. (2022). Coolmate – Hành trình từ con số 0 đến doanh thu trăm tỷ. https://daibieunhandan.vn/coolmate-hanh-trinh-tu-con-so-0-den-doanh-thu-tram-ty-10308212.html</w:t>
-      </w:r>
-    </w:p>
-    <w:p>
-      <w:r>
-        <w:rPr>
-          <w:i/>
-          <w:color w:val="555555"/>
-          <w:sz w:val="21"/>
-        </w:rPr>
-        <w:t>Nguồn: Brands Vietnam. (2023). Case study startup thành công – Cách Coolmate tăng trưởng 4 lần/năm. https://www.brandsvietnam.com/congdong/topic/332810-case-study-startup-thanh-cong-cach-coolmate-tang-truong-4-lan-nam</w:t>
-      </w:r>
-    </w:p>
-    <w:p>
-      <w:pPr>
-        <w:jc w:val="both"/>
-      </w:pPr>
-      <w:r>
-        <w:rPr>
-          <w:i w:val="0"/>
-        </w:rPr>
-        <w:t>c) Chính sách đổi trả – xóa nỗi sợ mua sai</w:t>
-      </w:r>
-    </w:p>
-    <w:p>
-      <w:pPr>
-        <w:jc w:val="both"/>
-      </w:pPr>
-      <w:r>
-        <w:rPr>
-          <w:i w:val="0"/>
-        </w:rPr>
-        <w:t>Chính sách đổi trả 60 ngày là “vũ khí” giúp khách mạnh dạn mua lần đầu. Tuy nhiên, chính sách có ngoại lệ với hàng thanh lý, hàng theo yêu cầu và một số nhóm khuyến mại (Coolmate, không ghi ngày-d), nên không phải mọi sản phẩm đều được đổi trả vô điều kiện.</w:t>
-      </w:r>
-    </w:p>
-    <w:p>
-      <w:r>
-        <w:rPr>
-          <w:i/>
-          <w:color w:val="555555"/>
-          <w:sz w:val="21"/>
-        </w:rPr>
-        <w:t>Nguồn: Coolmate. (không ghi ngày-d). Dịch vụ 60 ngày đổi trả. Truy cập ngày 10 tháng 10 năm 2026, tại https://www.coolmate.me/page/dich-vu-60-ngay-doi-tra</w:t>
-      </w:r>
-    </w:p>
-    <w:p>
-      <w:pPr>
-        <w:jc w:val="both"/>
-      </w:pPr>
-      <w:r>
-        <w:rPr>
-          <w:i w:val="0"/>
-        </w:rPr>
-        <w:t>d) Từ một kênh sang nhiều kênh</w:t>
-      </w:r>
-    </w:p>
-    <w:p>
-      <w:pPr>
-        <w:jc w:val="both"/>
-      </w:pPr>
-      <w:r>
-        <w:rPr>
-          <w:i w:val="0"/>
-        </w:rPr>
-        <w:t>Từ tháng 3/2026, cửa hàng tại Hà Nội cho khách trực tiếp thử chất vải và kích cỡ. Hệ thống công nghệ do doanh nghiệp tự xây dựng đồng bộ dữ liệu đơn hàng, tồn kho và khách hàng trên các kênh (Ng, 2026). Đến tháng 11/2025, Coolmate đã giao hơn 5 triệu đơn hàng trong hơn sáu năm (Coolmate, 2025).</w:t>
-      </w:r>
-    </w:p>
-    <w:p>
-      <w:r>
-        <w:rPr>
-          <w:i/>
-          <w:color w:val="555555"/>
-          <w:sz w:val="21"/>
-        </w:rPr>
-        <w:t>Nguồn: Ng, V. (2026, ngày 15 tháng 5). How a Vietnamese D2C retailer built its own secure digital infrastructure. DigiconAsia. https://digiconasia.net/features/how-a-vietnamese-d2c-retailer-built-its-own-secure-digital-infrastructure</w:t>
-      </w:r>
-    </w:p>
-    <w:p>
-      <w:r>
-        <w:rPr>
-          <w:i/>
-          <w:color w:val="555555"/>
-          <w:sz w:val="21"/>
-        </w:rPr>
-        <w:t>Nguồn: Coolmate. (2025, ngày 3 tháng 11). Coolmate gọi vốn thành công vòng đầu tư tăng trưởng, mở ra chương mới cho thương hiệu Việt. https://www.coolmate.me/blog/coolmate-goi-von-thanh-cong-series-c-mo-ra-chuong-moi-cho-thuong-hieu-viet</w:t>
-      </w:r>
-    </w:p>
-    <w:p>
-      <w:pPr>
-        <w:jc w:val="both"/>
-      </w:pPr>
-      <w:r>
-        <w:rPr>
-          <w:i w:val="0"/>
-        </w:rPr>
-        <w:t>e) Tính bền vững của lợi thế</w:t>
-      </w:r>
-    </w:p>
-    <w:p>
-      <w:pPr>
-        <w:jc w:val="both"/>
-      </w:pPr>
-      <w:r>
-        <w:rPr>
-          <w:i w:val="0"/>
-        </w:rPr>
-        <w:t>Đối thủ có thể sao chép sản phẩm đơn giản hoặc chính sách đổi trả. Rào cản bền vững hơn nằm ở năng lực phối hợp thiết kế, dữ liệu bán hàng, chất lượng nhà cung cấp và niềm tin tích lũy qua hàng triệu đơn hàng. Thông tin về chất liệu do doanh nghiệp tự công bố, cần đối chiếu với kiểm nghiệm độc lập.</w:t>
-      </w:r>
-    </w:p>
-    <w:p>
-      <w:pPr>
-        <w:jc w:val="both"/>
-      </w:pPr>
-      <w:r>
-        <w:rPr>
-          <w:b/>
-        </w:rPr>
-        <w:t xml:space="preserve">Đánh giá: </w:t>
-      </w:r>
-      <w:r>
-        <w:rPr>
-          <w:i w:val="0"/>
-        </w:rPr>
-        <w:t>Giải pháp khớp trực tiếp với từng điểm đau năm 2019 và đã được thị trường chấp nhận. Chấm 4/5 vì sản phẩm và chính sách dễ bị sao chép, đồng thời chưa có dữ liệu về lợi nhuận ròng trên mỗi đơn hàng.</w:t>
-      </w:r>
-    </w:p>
-    <w:p>
-      <w:pPr>
-        <w:pStyle w:val="Heading2"/>
-      </w:pPr>
-      <w:r>
-        <w:rPr>
-          <w:rFonts w:ascii="Times New Roman" w:hAnsi="Times New Roman"/>
-          <w:color w:val="1F3A60"/>
-        </w:rPr>
-        <w:t>3. Đội ngũ sáng lập – 4/5</w:t>
-      </w:r>
-    </w:p>
-    <w:p>
-      <w:pPr>
-        <w:jc w:val="both"/>
-      </w:pPr>
-      <w:r>
-        <w:rPr>
-          <w:b/>
-        </w:rPr>
-        <w:t xml:space="preserve">Câu hỏi đặt ra: </w:t>
-      </w:r>
-      <w:r>
-        <w:rPr>
-          <w:i/>
-        </w:rPr>
-        <w:t>Nhóm sáng lập là ai, có học vấn và kinh nghiệm gì, có bổ trợ nhau và đủ năng lực biến ý tưởng thành kinh doanh thực tế không?</w:t>
-      </w:r>
-    </w:p>
-    <w:p>
-      <w:pPr>
-        <w:jc w:val="both"/>
-      </w:pPr>
-      <w:r>
-        <w:rPr>
-          <w:i w:val="0"/>
-        </w:rPr>
-        <w:t>a) Chân dung từng nhà sáng lập</w:t>
-      </w:r>
-    </w:p>
-    <w:p>
-      <w:pPr>
-        <w:jc w:val="center"/>
-      </w:pPr>
-      <w:r>
-        <w:rPr>
-          <w:b/>
-          <w:i/>
-        </w:rPr>
-        <w:t>Bảng 8. Hồ sơ đội ngũ sáng lập Coolmate</w:t>
-      </w:r>
-    </w:p>
-    <w:tbl>
-      <w:tblPr>
-        <w:tblStyle w:val="TableGrid"/>
-        <w:tblW w:type="auto" w:w="0"/>
-        <w:tblLook w:firstColumn="1" w:firstRow="1" w:lastColumn="0" w:lastRow="0" w:noHBand="0" w:noVBand="1" w:val="04A0"/>
-      </w:tblPr>
-      <w:tblGrid>
-        <w:gridCol w:w="2160"/>
-        <w:gridCol w:w="2160"/>
-        <w:gridCol w:w="2160"/>
-        <w:gridCol w:w="2160"/>
-      </w:tblGrid>
-      <w:tr>
-        <w:tc>
-          <w:tcPr>
-            <w:tcW w:type="dxa" w:w="2160"/>
-            <w:shd w:val="clear" w:fill="1F3A60"/>
-          </w:tcPr>
-          <w:p>
-            <w:r>
-              <w:rPr>
-                <w:b/>
-                <w:color w:val="FFFFFF"/>
-                <w:sz w:val="23"/>
-              </w:rPr>
-              <w:t>Nhà sáng lập</w:t>
-            </w:r>
-          </w:p>
-        </w:tc>
-        <w:tc>
-          <w:tcPr>
-            <w:tcW w:type="dxa" w:w="2160"/>
-            <w:shd w:val="clear" w:fill="1F3A60"/>
-          </w:tcPr>
-          <w:p>
-            <w:r>
-              <w:rPr>
-                <w:b/>
-                <w:color w:val="FFFFFF"/>
-                <w:sz w:val="23"/>
-              </w:rPr>
-              <w:t>Vai trò tại Coolmate</w:t>
-            </w:r>
-          </w:p>
-        </w:tc>
-        <w:tc>
-          <w:tcPr>
-            <w:tcW w:type="dxa" w:w="2160"/>
-            <w:shd w:val="clear" w:fill="1F3A60"/>
-          </w:tcPr>
-          <w:p>
-            <w:r>
-              <w:rPr>
-                <w:b/>
-                <w:color w:val="FFFFFF"/>
-                <w:sz w:val="23"/>
-              </w:rPr>
-              <w:t>Học vấn</w:t>
-            </w:r>
-          </w:p>
-        </w:tc>
-        <w:tc>
-          <w:tcPr>
-            <w:tcW w:type="dxa" w:w="2160"/>
-            <w:shd w:val="clear" w:fill="1F3A60"/>
-          </w:tcPr>
-          <w:p>
-            <w:r>
-              <w:rPr>
-                <w:b/>
-                <w:color w:val="FFFFFF"/>
-                <w:sz w:val="23"/>
-              </w:rPr>
-              <w:t>Kinh nghiệm trước Coolmate</w:t>
-            </w:r>
-          </w:p>
-        </w:tc>
-      </w:tr>
-      <w:tr>
-        <w:tc>
-          <w:tcPr>
-            <w:tcW w:type="dxa" w:w="2160"/>
-          </w:tcPr>
-          <w:p>
-            <w:r>
-              <w:rPr>
-                <w:sz w:val="23"/>
-              </w:rPr>
-              <w:t>Phạm Chí Nhu</w:t>
-            </w:r>
-          </w:p>
-        </w:tc>
-        <w:tc>
-          <w:tcPr>
-            <w:tcW w:type="dxa" w:w="2160"/>
-          </w:tcPr>
-          <w:p>
-            <w:r>
-              <w:rPr>
-                <w:sz w:val="23"/>
-              </w:rPr>
-              <w:t>Đồng sáng lập, Tổng Giám đốc (từ 2019)</w:t>
-            </w:r>
-          </w:p>
-        </w:tc>
-        <w:tc>
-          <w:tcPr>
-            <w:tcW w:type="dxa" w:w="2160"/>
-          </w:tcPr>
-          <w:p>
-            <w:r>
-              <w:rPr>
-                <w:sz w:val="23"/>
-              </w:rPr>
-              <w:t>Đại học Ngoại thương</w:t>
-            </w:r>
-          </w:p>
-        </w:tc>
-        <w:tc>
-          <w:tcPr>
-            <w:tcW w:type="dxa" w:w="2160"/>
-          </w:tcPr>
-          <w:p>
-            <w:r>
-              <w:rPr>
-                <w:sz w:val="23"/>
-              </w:rPr>
-              <w:t>Làm trong ngành kiểm toán; quản lý trang thương mại điện tử của một thương hiệu thời trang; từng làm việc tại Deloitte và adidas (theo hồ sơ CB Insights); tự bán quần áo trên Shopee</w:t>
-            </w:r>
-          </w:p>
-        </w:tc>
-      </w:tr>
-      <w:tr>
-        <w:tc>
-          <w:tcPr>
-            <w:tcW w:type="dxa" w:w="2160"/>
-          </w:tcPr>
-          <w:p>
-            <w:r>
-              <w:rPr>
-                <w:sz w:val="23"/>
-              </w:rPr>
-              <w:t>Nguyễn Hoài Xuân Lan</w:t>
-            </w:r>
-          </w:p>
-        </w:tc>
-        <w:tc>
-          <w:tcPr>
-            <w:tcW w:type="dxa" w:w="2160"/>
-          </w:tcPr>
-          <w:p>
-            <w:r>
-              <w:rPr>
-                <w:sz w:val="23"/>
-              </w:rPr>
-              <w:t>Đồng sáng lập, Giám đốc tiếp thị</w:t>
-            </w:r>
-          </w:p>
-        </w:tc>
-        <w:tc>
-          <w:tcPr>
-            <w:tcW w:type="dxa" w:w="2160"/>
-          </w:tcPr>
-          <w:p>
-            <w:r>
-              <w:rPr>
-                <w:sz w:val="23"/>
-              </w:rPr>
-              <w:t>Chưa có thông tin công khai</w:t>
-            </w:r>
-          </w:p>
-        </w:tc>
-        <w:tc>
-          <w:tcPr>
-            <w:tcW w:type="dxa" w:w="2160"/>
-          </w:tcPr>
-          <w:p>
-            <w:r>
-              <w:rPr>
-                <w:sz w:val="23"/>
-              </w:rPr>
-              <w:t>Từng làm Giám đốc điều hành một công ty dịch vụ tiếp thị trong 2 năm; kinh nghiệm tiếp thị trực tuyến</w:t>
-            </w:r>
-          </w:p>
-        </w:tc>
-      </w:tr>
-      <w:tr>
-        <w:tc>
-          <w:tcPr>
-            <w:tcW w:type="dxa" w:w="2160"/>
-          </w:tcPr>
-          <w:p>
-            <w:r>
-              <w:rPr>
-                <w:sz w:val="23"/>
-              </w:rPr>
-              <w:t>Nguyễn Văn Hiệp</w:t>
-            </w:r>
-          </w:p>
-        </w:tc>
-        <w:tc>
-          <w:tcPr>
-            <w:tcW w:type="dxa" w:w="2160"/>
-          </w:tcPr>
-          <w:p>
-            <w:r>
-              <w:rPr>
-                <w:sz w:val="23"/>
-              </w:rPr>
-              <w:t>Đồng sáng lập, Giám đốc công nghệ</w:t>
-            </w:r>
-          </w:p>
-        </w:tc>
-        <w:tc>
-          <w:tcPr>
-            <w:tcW w:type="dxa" w:w="2160"/>
-          </w:tcPr>
-          <w:p>
-            <w:r>
-              <w:rPr>
-                <w:sz w:val="23"/>
-              </w:rPr>
-              <w:t>Chưa có thông tin công khai</w:t>
-            </w:r>
-          </w:p>
-        </w:tc>
-        <w:tc>
-          <w:tcPr>
-            <w:tcW w:type="dxa" w:w="2160"/>
-          </w:tcPr>
-          <w:p>
-            <w:r>
-              <w:rPr>
-                <w:sz w:val="23"/>
-              </w:rPr>
-              <w:t>Từng là trưởng nhóm kỹ thuật (có nguồn ghi là Giám đốc công nghệ) tại Ecomobi; kinh nghiệm lập trình, xây dựng hệ thống</w:t>
-            </w:r>
-          </w:p>
-        </w:tc>
-      </w:tr>
-    </w:tbl>
-    <w:p/>
-    <w:p>
-      <w:r>
-        <w:rPr>
-          <w:i/>
-          <w:color w:val="555555"/>
-          <w:sz w:val="21"/>
-        </w:rPr>
-        <w:t>Nguồn: Crunchbase. (không ghi ngày). Nhu Pham – CEO &amp; Founder @ COOLMATE. Truy cập ngày 10 tháng 10 năm 2026, tại https://www.crunchbase.com/person/nhu-pham-b90c</w:t>
-      </w:r>
-    </w:p>
-    <w:p>
-      <w:r>
-        <w:rPr>
-          <w:i/>
-          <w:color w:val="555555"/>
-          <w:sz w:val="21"/>
-        </w:rPr>
-        <w:t>Nguồn: CB Insights. (không ghi ngày). CoolMate – CEO, founder, key executive team. Truy cập ngày 10 tháng 10 năm 2026, tại https://www.cbinsights.com/company/coolmate/people</w:t>
-      </w:r>
-    </w:p>
-    <w:p>
-      <w:r>
-        <w:rPr>
-          <w:i/>
-          <w:color w:val="555555"/>
-          <w:sz w:val="21"/>
-        </w:rPr>
-        <w:t>Nguồn: Vietcetera. (2020). A brand’s story: Coolmate – A smart solution for the male wardrobe. https://vietcetera.com/en/a-brands-story-coolmate--a-smart-solution-for-the-male-wardrobe</w:t>
-      </w:r>
-    </w:p>
-    <w:p>
-      <w:r>
-        <w:rPr>
-          <w:i/>
-          <w:color w:val="555555"/>
-          <w:sz w:val="21"/>
-        </w:rPr>
-        <w:t>Nguồn: Vertex Ventures. (2024). Coolmate wants to be Vietnam’s next unicorn. https://www.vertexventures.sg/news/coolmate-wants-to-be-vietnams-next-unicorn/</w:t>
-      </w:r>
-    </w:p>
-    <w:p>
-      <w:r>
-        <w:rPr>
-          <w:i/>
-          <w:color w:val="555555"/>
-          <w:sz w:val="21"/>
-        </w:rPr>
-        <w:t>Nguồn: The Org. (không ghi ngày). Xuan Lan Nguyen Hoai – Co-Founder and Marketing Director at Coolmate. Truy cập ngày 10 tháng 10 năm 2026, tại https://theorg.com/org/coolmate/org-chart/xuan-lan-nguyen-hoai</w:t>
-      </w:r>
-    </w:p>
-    <w:p>
-      <w:r>
-        <w:rPr>
-          <w:i/>
-          <w:color w:val="555555"/>
-          <w:sz w:val="21"/>
-        </w:rPr>
-        <w:t>Nguồn: CafeBiz. (2021, 4 tháng 5). Chân dung startup Coolmate vừa gọi vốn thành công 500.000 USD trên Shark Tank. https://cafebiz.vn/chan-dung-startup-coolmate-vua-goi-von-thanh-cong-500000-usd-tren-shark-tank-tung-di-thi-khoi-nghiep-chi-lot-top-10-nay-da-la-ong-trum-ban-chuc-nghin-don-tren-shopee-20210504091320202.chn</w:t>
-      </w:r>
-    </w:p>
-    <w:p>
-      <w:r>
-        <w:rPr>
-          <w:i/>
-          <w:color w:val="555555"/>
-          <w:sz w:val="21"/>
-        </w:rPr>
-        <w:t>Nguồn: Forbes Việt Nam. (2022). Startup thời trang không có cửa hàng, không có nhà máy, chỉ bán online. https://forbes.vn/startup-thoi-trang-noi-khong-voi-mo-cua-hang/</w:t>
-      </w:r>
-    </w:p>
-    <w:p>
-      <w:pPr>
-        <w:jc w:val="both"/>
-      </w:pPr>
-      <w:r>
-        <w:rPr>
-          <w:i w:val="0"/>
-        </w:rPr>
-        <w:t>Ông Phạm Chí Nhu: kinh nghiệm kiểm toán giúp ông có tư duy tài chính, còn thời gian quản lý trang thương mại điện tử thời trang và tự bán hàng trên Shopee giúp ông hiểu cả chuỗi giá trị lẫn hạn chế của mô hình bán qua sàn – từ đó hình thành ý tưởng bán trực tiếp (Vietcetera, 2020; Vertex Ventures, 2024). Ông theo học Đại học Ngoại thương (Crunchbase, không ghi ngày); hồ sơ CB Insights liệt kê Deloitte và adidas trong quá trình làm việc trước đây (CB Insights, không ghi ngày).</w:t>
-      </w:r>
-    </w:p>
-    <w:p>
-      <w:r>
-        <w:rPr>
-          <w:i/>
-          <w:color w:val="555555"/>
-          <w:sz w:val="21"/>
-        </w:rPr>
-        <w:t>Nguồn: Vietcetera. (2020). A brand’s story: Coolmate – A smart solution for the male wardrobe. https://vietcetera.com/en/a-brands-story-coolmate--a-smart-solution-for-the-male-wardrobe</w:t>
-      </w:r>
-    </w:p>
-    <w:p>
-      <w:r>
-        <w:rPr>
-          <w:i/>
-          <w:color w:val="555555"/>
-          <w:sz w:val="21"/>
-        </w:rPr>
-        <w:t>Nguồn: Vertex Ventures. (2024). Coolmate wants to be Vietnam’s next unicorn. https://www.vertexventures.sg/news/coolmate-wants-to-be-vietnams-next-unicorn/</w:t>
-      </w:r>
-    </w:p>
-    <w:p>
-      <w:r>
-        <w:rPr>
-          <w:i/>
-          <w:color w:val="555555"/>
-          <w:sz w:val="21"/>
-        </w:rPr>
-        <w:t>Nguồn: Crunchbase. (không ghi ngày). Nhu Pham – CEO &amp; Founder @ COOLMATE. Truy cập ngày 10 tháng 10 năm 2026, tại https://www.crunchbase.com/person/nhu-pham-b90c</w:t>
-      </w:r>
-    </w:p>
-    <w:p>
-      <w:r>
-        <w:rPr>
-          <w:i/>
-          <w:color w:val="555555"/>
-          <w:sz w:val="21"/>
-        </w:rPr>
-        <w:t>Nguồn: CB Insights. (không ghi ngày). CoolMate – CEO, founder, key executive team. Truy cập ngày 10 tháng 10 năm 2026, tại https://www.cbinsights.com/company/coolmate/people</w:t>
-      </w:r>
-    </w:p>
-    <w:p>
-      <w:pPr>
-        <w:jc w:val="both"/>
-      </w:pPr>
-      <w:r>
-        <w:rPr>
-          <w:i w:val="0"/>
-        </w:rPr>
-        <w:t>Bà Nguyễn Hoài Xuân Lan: từng làm Giám đốc điều hành một công ty dịch vụ tiếp thị trong khoảng 2 năm, có kinh nghiệm tiếp thị trực tuyến (CafeBiz, 2021). Đây là năng lực quan trọng với một thương hiệu chỉ bán qua mạng ở giai đoạn đầu.</w:t>
-      </w:r>
-    </w:p>
-    <w:p>
-      <w:r>
-        <w:rPr>
-          <w:i/>
-          <w:color w:val="555555"/>
-          <w:sz w:val="21"/>
-        </w:rPr>
-        <w:t>Nguồn: CafeBiz. (2021, 4 tháng 5). Chân dung startup Coolmate vừa gọi vốn thành công 500.000 USD trên Shark Tank. https://cafebiz.vn/chan-dung-startup-coolmate-vua-goi-von-thanh-cong-500000-usd-tren-shark-tank-tung-di-thi-khoi-nghiep-chi-lot-top-10-nay-da-la-ong-trum-ban-chuc-nghin-don-tren-shopee-20210504091320202.chn</w:t>
-      </w:r>
-    </w:p>
-    <w:p>
-      <w:r>
-        <w:rPr>
-          <w:i/>
-          <w:color w:val="555555"/>
-          <w:sz w:val="21"/>
-        </w:rPr>
-        <w:t>Nguồn: The Org. (không ghi ngày). Xuan Lan Nguyen Hoai – Co-Founder and Marketing Director at Coolmate. Truy cập ngày 10 tháng 10 năm 2026, tại https://theorg.com/org/coolmate/org-chart/xuan-lan-nguyen-hoai</w:t>
-      </w:r>
-    </w:p>
-    <w:p>
-      <w:pPr>
-        <w:jc w:val="both"/>
-      </w:pPr>
-      <w:r>
-        <w:rPr>
-          <w:i w:val="0"/>
-        </w:rPr>
-        <w:t>Ông Nguyễn Văn Hiệp: từng là trưởng nhóm kỹ thuật tại Ecomobi (CafeBiz, 2021; Forbes Việt Nam, 2022). Ông chủ trương tự xây dựng hệ thống quản trị doanh nghiệp nội bộ thay vì dùng phần mềm bên thứ ba, vì cho rằng như vậy Coolmate mới kiểm soát được hệ thống (Forbes Việt Nam, 2022).</w:t>
-      </w:r>
-    </w:p>
-    <w:p>
-      <w:r>
-        <w:rPr>
-          <w:i/>
-          <w:color w:val="555555"/>
-          <w:sz w:val="21"/>
-        </w:rPr>
-        <w:t>Nguồn: CafeBiz. (2021, 4 tháng 5). Chân dung startup Coolmate vừa gọi vốn thành công 500.000 USD trên Shark Tank. https://cafebiz.vn/chan-dung-startup-coolmate-vua-goi-von-thanh-cong-500000-usd-tren-shark-tank-tung-di-thi-khoi-nghiep-chi-lot-top-10-nay-da-la-ong-trum-ban-chuc-nghin-don-tren-shopee-20210504091320202.chn</w:t>
-      </w:r>
-    </w:p>
-    <w:p>
-      <w:r>
-        <w:rPr>
-          <w:i/>
-          <w:color w:val="555555"/>
-          <w:sz w:val="21"/>
-        </w:rPr>
-        <w:t>Nguồn: Forbes Việt Nam. (2022). Startup thời trang không có cửa hàng, không có nhà máy, chỉ bán online. https://forbes.vn/startup-thoi-trang-noi-khong-voi-mo-cua-hang/</w:t>
-      </w:r>
-    </w:p>
-    <w:p>
-      <w:pPr>
-        <w:jc w:val="both"/>
-      </w:pPr>
-      <w:r>
-        <w:rPr>
-          <w:i w:val="0"/>
-        </w:rPr>
-        <w:t>b) Sự bổ trợ của đội ngũ</w:t>
-      </w:r>
-    </w:p>
-    <w:p>
-      <w:pPr>
-        <w:jc w:val="center"/>
-      </w:pPr>
-      <w:r>
-        <w:rPr>
-          <w:b/>
-          <w:i/>
-        </w:rPr>
-        <w:t>Bảng 9. Mức độ bổ trợ của nhóm sáng lập</w:t>
-      </w:r>
-    </w:p>
-    <w:tbl>
-      <w:tblPr>
-        <w:tblStyle w:val="TableGrid"/>
-        <w:tblW w:type="auto" w:w="0"/>
-        <w:tblLook w:firstColumn="1" w:firstRow="1" w:lastColumn="0" w:lastRow="0" w:noHBand="0" w:noVBand="1" w:val="04A0"/>
-      </w:tblPr>
-      <w:tblGrid>
-        <w:gridCol w:w="2880"/>
-        <w:gridCol w:w="2880"/>
-        <w:gridCol w:w="2880"/>
-      </w:tblGrid>
-      <w:tr>
-        <w:tc>
-          <w:tcPr>
-            <w:tcW w:type="dxa" w:w="2880"/>
-            <w:shd w:val="clear" w:fill="1F3A60"/>
-          </w:tcPr>
-          <w:p>
-            <w:r>
-              <w:rPr>
-                <w:b/>
-                <w:color w:val="FFFFFF"/>
-                <w:sz w:val="23"/>
-              </w:rPr>
-              <w:t>Năng lực cần có của thương hiệu bán trực tiếp</w:t>
-            </w:r>
-          </w:p>
-        </w:tc>
-        <w:tc>
-          <w:tcPr>
-            <w:tcW w:type="dxa" w:w="2880"/>
-            <w:shd w:val="clear" w:fill="1F3A60"/>
-          </w:tcPr>
-          <w:p>
-            <w:r>
-              <w:rPr>
-                <w:b/>
-                <w:color w:val="FFFFFF"/>
-                <w:sz w:val="23"/>
-              </w:rPr>
-              <w:t>Người đảm nhận</w:t>
-            </w:r>
-          </w:p>
-        </w:tc>
-        <w:tc>
-          <w:tcPr>
-            <w:tcW w:type="dxa" w:w="2880"/>
-            <w:shd w:val="clear" w:fill="1F3A60"/>
-          </w:tcPr>
-          <w:p>
-            <w:r>
-              <w:rPr>
-                <w:b/>
-                <w:color w:val="FFFFFF"/>
-                <w:sz w:val="23"/>
-              </w:rPr>
-              <w:t>Bằng chứng</w:t>
-            </w:r>
-          </w:p>
-        </w:tc>
-      </w:tr>
-      <w:tr>
-        <w:tc>
-          <w:tcPr>
-            <w:tcW w:type="dxa" w:w="2880"/>
-          </w:tcPr>
-          <w:p>
-            <w:r>
-              <w:rPr>
-                <w:sz w:val="23"/>
-              </w:rPr>
-              <w:t>Sản phẩm, tài chính, chiến lược, gọi vốn</w:t>
-            </w:r>
-          </w:p>
-        </w:tc>
-        <w:tc>
-          <w:tcPr>
-            <w:tcW w:type="dxa" w:w="2880"/>
-          </w:tcPr>
-          <w:p>
-            <w:r>
-              <w:rPr>
-                <w:sz w:val="23"/>
-              </w:rPr>
-              <w:t>Phạm Chí Nhu</w:t>
-            </w:r>
-          </w:p>
-        </w:tc>
-        <w:tc>
-          <w:tcPr>
-            <w:tcW w:type="dxa" w:w="2880"/>
-          </w:tcPr>
-          <w:p>
-            <w:r>
-              <w:rPr>
-                <w:sz w:val="23"/>
-              </w:rPr>
-              <w:t>Kinh nghiệm kiểm toán, thương mại điện tử thời trang; dẫn dắt nhiều vòng gọi vốn</w:t>
-            </w:r>
-          </w:p>
-        </w:tc>
-      </w:tr>
-      <w:tr>
-        <w:tc>
-          <w:tcPr>
-            <w:tcW w:type="dxa" w:w="2880"/>
-          </w:tcPr>
-          <w:p>
-            <w:r>
-              <w:rPr>
-                <w:sz w:val="23"/>
-              </w:rPr>
-              <w:t>Thu hút khách hàng</w:t>
-            </w:r>
-          </w:p>
-        </w:tc>
-        <w:tc>
-          <w:tcPr>
-            <w:tcW w:type="dxa" w:w="2880"/>
-          </w:tcPr>
-          <w:p>
-            <w:r>
-              <w:rPr>
-                <w:sz w:val="23"/>
-              </w:rPr>
-              <w:t>Nguyễn Hoài Xuân Lan</w:t>
-            </w:r>
-          </w:p>
-        </w:tc>
-        <w:tc>
-          <w:tcPr>
-            <w:tcW w:type="dxa" w:w="2880"/>
-          </w:tcPr>
-          <w:p>
-            <w:r>
-              <w:rPr>
-                <w:sz w:val="23"/>
-              </w:rPr>
-              <w:t>Kinh nghiệm điều hành công ty tiếp thị</w:t>
-            </w:r>
-          </w:p>
-        </w:tc>
-      </w:tr>
-      <w:tr>
-        <w:tc>
-          <w:tcPr>
-            <w:tcW w:type="dxa" w:w="2880"/>
-          </w:tcPr>
-          <w:p>
-            <w:r>
-              <w:rPr>
-                <w:sz w:val="23"/>
-              </w:rPr>
-              <w:t>Nền tảng công nghệ, dữ liệu</w:t>
-            </w:r>
-          </w:p>
-        </w:tc>
-        <w:tc>
-          <w:tcPr>
-            <w:tcW w:type="dxa" w:w="2880"/>
-          </w:tcPr>
-          <w:p>
-            <w:r>
-              <w:rPr>
-                <w:sz w:val="23"/>
-              </w:rPr>
-              <w:t>Nguyễn Văn Hiệp</w:t>
-            </w:r>
-          </w:p>
-        </w:tc>
-        <w:tc>
-          <w:tcPr>
-            <w:tcW w:type="dxa" w:w="2880"/>
-          </w:tcPr>
-          <w:p>
-            <w:r>
-              <w:rPr>
-                <w:sz w:val="23"/>
-              </w:rPr>
-              <w:t>Kinh nghiệm kỹ thuật tại Ecomobi; xây hệ thống nội bộ</w:t>
-            </w:r>
-          </w:p>
-        </w:tc>
-      </w:tr>
-    </w:tbl>
-    <w:p/>
-    <w:p>
-      <w:pPr>
-        <w:jc w:val="both"/>
-      </w:pPr>
-      <w:r>
-        <w:rPr>
-          <w:i w:val="0"/>
-        </w:rPr>
-        <w:t>c) Bằng chứng về năng lực thực thi</w:t>
-      </w:r>
-    </w:p>
-    <w:p>
-      <w:pPr>
-        <w:jc w:val="both"/>
-      </w:pPr>
-      <w:r>
-        <w:rPr>
-          <w:i w:val="0"/>
-        </w:rPr>
-        <w:t>Khởi đầu từ một nhà kho khoảng 20 mét vuông năm 2019, đội ngũ đã:</w:t>
-      </w:r>
-    </w:p>
-    <w:p>
-      <w:pPr>
-        <w:pStyle w:val="ListBullet"/>
-        <w:jc w:val="both"/>
-      </w:pPr>
-      <w:r>
-        <w:t>Gọi vốn thành công 500.000 đô la Mỹ trên chương trình Shark Tank Việt Nam năm 2021, đổi lấy 10% cổ phần cùng 2,5% cổ phần cố vấn; sau chương trình, trang mạng đạt kỷ lục khoảng 1 triệu lượt truy cập mỗi tháng (CafeBiz, 2021; Brands Vietnam, 2021).</w:t>
-      </w:r>
-    </w:p>
-    <w:p>
-      <w:pPr>
-        <w:pStyle w:val="ListBullet"/>
-        <w:jc w:val="both"/>
-      </w:pPr>
-      <w:r>
-        <w:t>Tăng doanh thu từ 39 tỷ đồng (2020) lên 363 tỷ đồng (2023) theo số liệu doanh nghiệp công bố (Coolmate, không ghi ngày-a).</w:t>
-      </w:r>
-    </w:p>
-    <w:p>
-      <w:pPr>
-        <w:pStyle w:val="ListBullet"/>
-        <w:jc w:val="both"/>
-      </w:pPr>
-      <w:r>
-        <w:t>Thuyết phục nhiều quỹ đầu tư qua các vòng: GSR Ventures (2022), Vertex Ventures và Kairous Capital (2024), Vertex Growth, Cool Japan Fund, YoungOne CVC (2025).</w:t>
-      </w:r>
-    </w:p>
-    <w:p>
-      <w:r>
-        <w:rPr>
-          <w:i/>
-          <w:color w:val="555555"/>
-          <w:sz w:val="21"/>
-        </w:rPr>
-        <w:t>Nguồn: CafeBiz. (2021, 4 tháng 5). Chân dung startup Coolmate vừa gọi vốn thành công 500.000 USD trên Shark Tank. https://cafebiz.vn/chan-dung-startup-coolmate-vua-goi-von-thanh-cong-500000-usd-tren-shark-tank-tung-di-thi-khoi-nghiep-chi-lot-top-10-nay-da-la-ong-trum-ban-chuc-nghin-don-tren-shopee-20210504091320202.chn</w:t>
-      </w:r>
-    </w:p>
-    <w:p>
-      <w:r>
-        <w:rPr>
-          <w:i/>
-          <w:color w:val="555555"/>
-          <w:sz w:val="21"/>
-        </w:rPr>
-        <w:t>Nguồn: Brands Vietnam. (2021). Sau Shark Tank, Coolmate đạt kỷ lục 1 triệu traffic/tháng. https://www.brandsvietnam.com/22165-Sau-Shark-Tank-Coolmate-dat-ky-luc-1-trieu-traffic-thang</w:t>
-      </w:r>
-    </w:p>
     <w:p>
       <w:r>
         <w:rPr>
@@ -3543,285 +3577,6 @@
       </w:r>
     </w:p>
     <w:p>
-      <w:r>
-        <w:rPr>
-          <w:i/>
-          <w:color w:val="555555"/>
-          <w:sz w:val="21"/>
-        </w:rPr>
-        <w:t>Nguồn: Brands Vietnam. (2022). Coolmate vừa nhận thêm 2,3 triệu USD cho vòng Series A từ GSR Ventures. https://www.brandsvietnam.com/23086-Coolmate-vua-nhan-them-2-3-trieu-USD-cho-vong-Series-A-tu-GSR-Ventures</w:t>
-      </w:r>
-    </w:p>
-    <w:p>
-      <w:r>
-        <w:rPr>
-          <w:i/>
-          <w:color w:val="555555"/>
-          <w:sz w:val="21"/>
-        </w:rPr>
-        <w:t>Nguồn: The Leader. (2024). Coolmate gọi vốn 6 triệu USD, tham vọng xuất hàng sang Mỹ. https://theleader.vn/coolmate-goi-von-6-trieu-usd-tham-vong-xuat-hang-sang-my-d37758.html</w:t>
-      </w:r>
-    </w:p>
-    <w:p>
-      <w:r>
-        <w:rPr>
-          <w:i/>
-          <w:color w:val="555555"/>
-          <w:sz w:val="21"/>
-        </w:rPr>
-        <w:t>Nguồn: Coolmate. (2025, ngày 3 tháng 11). Coolmate gọi vốn thành công vòng đầu tư tăng trưởng, mở ra chương mới cho thương hiệu Việt. https://www.coolmate.me/blog/coolmate-goi-von-thanh-cong-series-c-mo-ra-chuong-moi-cho-thuong-hieu-viet</w:t>
-      </w:r>
-    </w:p>
-    <w:p>
-      <w:pPr>
-        <w:jc w:val="center"/>
-      </w:pPr>
-      <w:r>
-        <w:rPr>
-          <w:b/>
-          <w:i/>
-        </w:rPr>
-        <w:t>Bảng 10. Doanh thu Coolmate giai đoạn 2020–2023</w:t>
-      </w:r>
-    </w:p>
-    <w:tbl>
-      <w:tblPr>
-        <w:tblStyle w:val="TableGrid"/>
-        <w:tblW w:type="auto" w:w="0"/>
-        <w:tblLook w:firstColumn="1" w:firstRow="1" w:lastColumn="0" w:lastRow="0" w:noHBand="0" w:noVBand="1" w:val="04A0"/>
-      </w:tblPr>
-      <w:tblGrid>
-        <w:gridCol w:w="2880"/>
-        <w:gridCol w:w="2880"/>
-        <w:gridCol w:w="2880"/>
-      </w:tblGrid>
-      <w:tr>
-        <w:tc>
-          <w:tcPr>
-            <w:tcW w:type="dxa" w:w="2880"/>
-            <w:shd w:val="clear" w:fill="1F3A60"/>
-          </w:tcPr>
-          <w:p>
-            <w:r>
-              <w:rPr>
-                <w:b/>
-                <w:color w:val="FFFFFF"/>
-                <w:sz w:val="23"/>
-              </w:rPr>
-              <w:t>Năm</w:t>
-            </w:r>
-          </w:p>
-        </w:tc>
-        <w:tc>
-          <w:tcPr>
-            <w:tcW w:type="dxa" w:w="2880"/>
-            <w:shd w:val="clear" w:fill="1F3A60"/>
-          </w:tcPr>
-          <w:p>
-            <w:r>
-              <w:rPr>
-                <w:b/>
-                <w:color w:val="FFFFFF"/>
-                <w:sz w:val="23"/>
-              </w:rPr>
-              <w:t>Doanh thu công bố</w:t>
-            </w:r>
-          </w:p>
-        </w:tc>
-        <w:tc>
-          <w:tcPr>
-            <w:tcW w:type="dxa" w:w="2880"/>
-            <w:shd w:val="clear" w:fill="1F3A60"/>
-          </w:tcPr>
-          <w:p>
-            <w:r>
-              <w:rPr>
-                <w:b/>
-                <w:color w:val="FFFFFF"/>
-                <w:sz w:val="23"/>
-              </w:rPr>
-              <w:t>Tăng so với năm trước (người viết tính)</w:t>
-            </w:r>
-          </w:p>
-        </w:tc>
-      </w:tr>
-      <w:tr>
-        <w:tc>
-          <w:tcPr>
-            <w:tcW w:type="dxa" w:w="2880"/>
-          </w:tcPr>
-          <w:p>
-            <w:r>
-              <w:rPr>
-                <w:sz w:val="23"/>
-              </w:rPr>
-              <w:t>2020</w:t>
-            </w:r>
-          </w:p>
-        </w:tc>
-        <w:tc>
-          <w:tcPr>
-            <w:tcW w:type="dxa" w:w="2880"/>
-          </w:tcPr>
-          <w:p>
-            <w:r>
-              <w:rPr>
-                <w:sz w:val="23"/>
-              </w:rPr>
-              <w:t>39 tỷ đồng</w:t>
-            </w:r>
-          </w:p>
-        </w:tc>
-        <w:tc>
-          <w:tcPr>
-            <w:tcW w:type="dxa" w:w="2880"/>
-          </w:tcPr>
-          <w:p>
-            <w:r>
-              <w:rPr>
-                <w:sz w:val="23"/>
-              </w:rPr>
-              <w:t>–</w:t>
-            </w:r>
-          </w:p>
-        </w:tc>
-      </w:tr>
-      <w:tr>
-        <w:tc>
-          <w:tcPr>
-            <w:tcW w:type="dxa" w:w="2880"/>
-          </w:tcPr>
-          <w:p>
-            <w:r>
-              <w:rPr>
-                <w:sz w:val="23"/>
-              </w:rPr>
-              <w:t>2021</w:t>
-            </w:r>
-          </w:p>
-        </w:tc>
-        <w:tc>
-          <w:tcPr>
-            <w:tcW w:type="dxa" w:w="2880"/>
-          </w:tcPr>
-          <w:p>
-            <w:r>
-              <w:rPr>
-                <w:sz w:val="23"/>
-              </w:rPr>
-              <w:t>137 tỷ đồng</w:t>
-            </w:r>
-          </w:p>
-        </w:tc>
-        <w:tc>
-          <w:tcPr>
-            <w:tcW w:type="dxa" w:w="2880"/>
-          </w:tcPr>
-          <w:p>
-            <w:r>
-              <w:rPr>
-                <w:sz w:val="23"/>
-              </w:rPr>
-              <w:t>Khoảng 251,3%</w:t>
-            </w:r>
-          </w:p>
-        </w:tc>
-      </w:tr>
-      <w:tr>
-        <w:tc>
-          <w:tcPr>
-            <w:tcW w:type="dxa" w:w="2880"/>
-          </w:tcPr>
-          <w:p>
-            <w:r>
-              <w:rPr>
-                <w:sz w:val="23"/>
-              </w:rPr>
-              <w:t>2022</w:t>
-            </w:r>
-          </w:p>
-        </w:tc>
-        <w:tc>
-          <w:tcPr>
-            <w:tcW w:type="dxa" w:w="2880"/>
-          </w:tcPr>
-          <w:p>
-            <w:r>
-              <w:rPr>
-                <w:sz w:val="23"/>
-              </w:rPr>
-              <w:t>292,8 tỷ đồng</w:t>
-            </w:r>
-          </w:p>
-        </w:tc>
-        <w:tc>
-          <w:tcPr>
-            <w:tcW w:type="dxa" w:w="2880"/>
-          </w:tcPr>
-          <w:p>
-            <w:r>
-              <w:rPr>
-                <w:sz w:val="23"/>
-              </w:rPr>
-              <w:t>Khoảng 113,7%</w:t>
-            </w:r>
-          </w:p>
-        </w:tc>
-      </w:tr>
-      <w:tr>
-        <w:tc>
-          <w:tcPr>
-            <w:tcW w:type="dxa" w:w="2880"/>
-          </w:tcPr>
-          <w:p>
-            <w:r>
-              <w:rPr>
-                <w:sz w:val="23"/>
-              </w:rPr>
-              <w:t>2023</w:t>
-            </w:r>
-          </w:p>
-        </w:tc>
-        <w:tc>
-          <w:tcPr>
-            <w:tcW w:type="dxa" w:w="2880"/>
-          </w:tcPr>
-          <w:p>
-            <w:r>
-              <w:rPr>
-                <w:sz w:val="23"/>
-              </w:rPr>
-              <w:t>363 tỷ đồng</w:t>
-            </w:r>
-          </w:p>
-        </w:tc>
-        <w:tc>
-          <w:tcPr>
-            <w:tcW w:type="dxa" w:w="2880"/>
-          </w:tcPr>
-          <w:p>
-            <w:r>
-              <w:rPr>
-                <w:sz w:val="23"/>
-              </w:rPr>
-              <w:t>Khoảng 24,0%</w:t>
-            </w:r>
-          </w:p>
-        </w:tc>
-      </w:tr>
-    </w:tbl>
-    <w:p/>
-    <w:p>
-      <w:r>
-        <w:rPr>
-          <w:i/>
-          <w:color w:val="555555"/>
-          <w:sz w:val="21"/>
-        </w:rPr>
-        <w:t>Nguồn: Coolmate. (không ghi ngày-a). Coolmate 101: Hành trình và các cột mốc phát triển. Truy cập ngày 10 tháng 10 năm 2026, tại https://www.coolmate.me/lp/coolmate-101</w:t>
-      </w:r>
-    </w:p>
-    <w:p>
       <w:pPr>
         <w:jc w:val="both"/>
       </w:pPr>
@@ -3963,7 +3718,7 @@
           <w:b/>
           <w:i/>
         </w:rPr>
-        <w:t>Bảng 11. Tăng trưởng của kênh thương mại điện tử</w:t>
+        <w:t>Bảng 10. Tăng trưởng của kênh thương mại điện tử</w:t>
       </w:r>
     </w:p>
     <w:tbl>
@@ -4499,7 +4254,7 @@
           <w:b/>
           <w:i/>
         </w:rPr>
-        <w:t>Bảng 12. So sánh tốc độ tăng trưởng các thị trường liên quan</w:t>
+        <w:t>Bảng 11. So sánh tốc độ tăng trưởng các thị trường liên quan</w:t>
       </w:r>
     </w:p>
     <w:tbl>
@@ -4800,7 +4555,7 @@
           <w:b/>
           <w:i/>
         </w:rPr>
-        <w:t>Bảng 13. Phân khúc thị trường của Coolmate</w:t>
+        <w:t>Bảng 12. Phân khúc thị trường của Coolmate</w:t>
       </w:r>
     </w:p>
     <w:tbl>
@@ -5180,7 +4935,7 @@
           <w:b/>
           <w:i/>
         </w:rPr>
-        <w:t>Bảng 14. Ước tính thị phần của Coolmate</w:t>
+        <w:t>Bảng 13. Ước tính thị phần của Coolmate</w:t>
       </w:r>
     </w:p>
     <w:tbl>
@@ -5431,7 +5186,7 @@
           <w:b/>
           <w:i/>
         </w:rPr>
-        <w:t>Bảng 15. Coolmate so với thị trường thời trang chính hãng trên sàn</w:t>
+        <w:t>Bảng 14. Coolmate so với thị trường thời trang chính hãng trên sàn</w:t>
       </w:r>
     </w:p>
     <w:tbl>
@@ -5609,7 +5364,7 @@
           <w:b/>
           <w:i/>
         </w:rPr>
-        <w:t>Bảng 16. Cơ cấu doanh số thương hiệu Coolmate trên các sàn</w:t>
+        <w:t>Bảng 15. Cơ cấu doanh số thương hiệu Coolmate trên các sàn</w:t>
       </w:r>
     </w:p>
     <w:tbl>
@@ -5783,7 +5538,7 @@
           <w:b/>
           <w:i/>
         </w:rPr>
-        <w:t>Bảng 17. Các đối thủ cạnh tranh chính</w:t>
+        <w:t>Bảng 16. Các đối thủ cạnh tranh chính</w:t>
       </w:r>
     </w:p>
     <w:tbl>
@@ -6221,7 +5976,7 @@
           <w:b/>
           <w:i/>
         </w:rPr>
-        <w:t>Bảng 18. Các vòng gọi vốn của Coolmate</w:t>
+        <w:t>Bảng 17. Các vòng gọi vốn của Coolmate</w:t>
       </w:r>
     </w:p>
     <w:tbl>
@@ -6613,7 +6368,7 @@
           <w:b/>
           <w:i/>
         </w:rPr>
-        <w:t>Bảng 19. Sự chuyển dịch kênh bán hàng</w:t>
+        <w:t>Bảng 18. Sự chuyển dịch kênh bán hàng</w:t>
       </w:r>
     </w:p>
     <w:tbl>
@@ -7074,7 +6829,7 @@
           <w:b/>
           <w:i/>
         </w:rPr>
-        <w:t>Bảng 20. Chuỗi sản xuất của Coolmate</w:t>
+        <w:t>Bảng 19. Chuỗi sản xuất của Coolmate</w:t>
       </w:r>
     </w:p>
     <w:tbl>
@@ -7427,7 +7182,7 @@
           <w:b/>
           <w:i/>
         </w:rPr>
-        <w:t>Bảng 21. Rủi ro vận hành</w:t>
+        <w:t>Bảng 20. Rủi ro vận hành</w:t>
       </w:r>
     </w:p>
     <w:tbl>
@@ -7839,7 +7594,7 @@
           <w:b/>
           <w:i/>
         </w:rPr>
-        <w:t>Bảng 22. Đánh giá năng lực quản trị</w:t>
+        <w:t>Bảng 21. Đánh giá năng lực quản trị</w:t>
       </w:r>
     </w:p>
     <w:tbl>
@@ -8139,7 +7894,7 @@
           <w:b/>
           <w:i/>
         </w:rPr>
-        <w:t>Bảng 23. Tổng hợp điểm theo chín yếu tố</w:t>
+        <w:t>Bảng 22. Tổng hợp điểm theo chín yếu tố</w:t>
       </w:r>
     </w:p>
     <w:tbl>
@@ -8239,7 +7994,7 @@
               <w:rPr>
                 <w:sz w:val="23"/>
               </w:rPr>
-              <w:t>Có dữ liệu khảo sát, thị trường chứng minh; khách nhạy cảm giá</w:t>
+              <w:t>Đồ mặc hằng ngày giá vừa túi tiền, chất lượng tin cậy, đổi trả dễ; khoảng 18 triệu khách nam tiềm năng</w:t>
             </w:r>
           </w:p>
         </w:tc>
